--- a/downloads/teacher/04 Units/Unit 05 - Apparel and Textile Production and Design - Make It, Mend It, Wear It/Unit 05 - Apparel and Textile Production and Design - Make It, Mend It, Wear It.docx
+++ b/downloads/teacher/04 Units/Unit 05 - Apparel and Textile Production and Design - Make It, Mend It, Wear It/Unit 05 - Apparel and Textile Production and Design - Make It, Mend It, Wear It.docx
@@ -1574,46 +1574,82 @@
         </w:rPr>
         <w:t xml:space="preserve">Big ideas:</w:t>
       </w:r>
-      <w:r>
-        <w:t xml:space="preserve"> </w:t>
-      </w:r>
-      <w:r>
-        <w:t xml:space="preserve">- Clothing communicates whether or not you meant it to, and what it says depends on the setting, the audience, and who is looking.</w:t>
-      </w:r>
-      <w:r>
-        <w:t xml:space="preserve"> </w:t>
-      </w:r>
-      <w:r>
-        <w:t xml:space="preserve">- What a garment is made of decides how it behaves: how it feels, whether it stretches, whether it dries, how it must be washed, and how it fails.</w:t>
-      </w:r>
-      <w:r>
-        <w:t xml:space="preserve"> </w:t>
-      </w:r>
-      <w:r>
-        <w:t xml:space="preserve">- Most clothes are thrown away long before they stop working. Four skills, a hem, a seam, a patch, and a button, are the difference between a garment being finished and being fixable.</w:t>
-      </w:r>
-      <w:r>
-        <w:t xml:space="preserve"> </w:t>
-      </w:r>
-      <w:r>
-        <w:t xml:space="preserve">- The price on the tag is not the cost. The cost is the price divided by the number of times you actually wear it, plus what you cannot see: shipping, returns, water, labor, and where it goes when you are done.</w:t>
-      </w:r>
-      <w:r>
-        <w:t xml:space="preserve"> </w:t>
-      </w:r>
-      <w:r>
-        <w:t xml:space="preserve">- A tool that can hurt somebody gets a routine, not a warning. The count-out and count-in is how a room of twenty-one people uses needles safely every day.</w:t>
-      </w:r>
-      <w:r>
-        <w:t xml:space="preserve"> </w:t>
-      </w:r>
-      <w:r>
-        <w:t xml:space="preserve">- Making something takes a plan with measurements on it, and the plan gets better when somebody makes you defend it before you cut.</w:t>
-      </w:r>
-    </w:p>
-    <w:p>
-      <w:pPr>
-        <w:pStyle w:val="BodyText"/>
+    </w:p>
+    <w:p>
+      <w:pPr>
+        <w:numPr>
+          <w:ilvl w:val="0"/>
+          <w:numId w:val="1005"/>
+        </w:numPr>
+        <w:pStyle w:val="Compact"/>
+      </w:pPr>
+      <w:r>
+        <w:t xml:space="preserve">Clothing communicates whether or not you meant it to, and what it says depends on the setting, the audience, and who is looking.</w:t>
+      </w:r>
+    </w:p>
+    <w:p>
+      <w:pPr>
+        <w:numPr>
+          <w:ilvl w:val="0"/>
+          <w:numId w:val="1005"/>
+        </w:numPr>
+        <w:pStyle w:val="Compact"/>
+      </w:pPr>
+      <w:r>
+        <w:t xml:space="preserve">What a garment is made of decides how it behaves: how it feels, whether it stretches, whether it dries, how it must be washed, and how it fails.</w:t>
+      </w:r>
+    </w:p>
+    <w:p>
+      <w:pPr>
+        <w:numPr>
+          <w:ilvl w:val="0"/>
+          <w:numId w:val="1005"/>
+        </w:numPr>
+        <w:pStyle w:val="Compact"/>
+      </w:pPr>
+      <w:r>
+        <w:t xml:space="preserve">Most clothes are thrown away long before they stop working. Four skills, a hem, a seam, a patch, and a button, are the difference between a garment being finished and being fixable.</w:t>
+      </w:r>
+    </w:p>
+    <w:p>
+      <w:pPr>
+        <w:numPr>
+          <w:ilvl w:val="0"/>
+          <w:numId w:val="1005"/>
+        </w:numPr>
+        <w:pStyle w:val="Compact"/>
+      </w:pPr>
+      <w:r>
+        <w:t xml:space="preserve">The price on the tag is not the cost. The cost is the price divided by the number of times you actually wear it, plus what you cannot see: shipping, returns, water, labor, and where it goes when you are done.</w:t>
+      </w:r>
+    </w:p>
+    <w:p>
+      <w:pPr>
+        <w:numPr>
+          <w:ilvl w:val="0"/>
+          <w:numId w:val="1005"/>
+        </w:numPr>
+        <w:pStyle w:val="Compact"/>
+      </w:pPr>
+      <w:r>
+        <w:t xml:space="preserve">A tool that can hurt somebody gets a routine, not a warning. The count-out and count-in is how a room of twenty-one people uses needles safely every day.</w:t>
+      </w:r>
+    </w:p>
+    <w:p>
+      <w:pPr>
+        <w:numPr>
+          <w:ilvl w:val="0"/>
+          <w:numId w:val="1005"/>
+        </w:numPr>
+        <w:pStyle w:val="Compact"/>
+      </w:pPr>
+      <w:r>
+        <w:t xml:space="preserve">Making something takes a plan with measurements on it, and the plan gets better when somebody makes you defend it before you cut.</w:t>
+      </w:r>
+    </w:p>
+    <w:p>
+      <w:pPr>
+        <w:pStyle w:val="FirstParagraph"/>
       </w:pPr>
       <w:r>
         <w:rPr>
@@ -1621,41 +1657,77 @@
         </w:rPr>
         <w:t xml:space="preserve">Essential questions:</w:t>
       </w:r>
-      <w:r>
-        <w:t xml:space="preserve"> </w:t>
-      </w:r>
-      <w:r>
-        <w:t xml:space="preserve">1. What does what I am wearing say about me, and who gets to decide what it says?</w:t>
-      </w:r>
-      <w:r>
-        <w:t xml:space="preserve"> </w:t>
-      </w:r>
-      <w:r>
-        <w:t xml:space="preserve">2. How do I know what a piece of clothing is made of, and what does that tell me about how to keep it alive?</w:t>
-      </w:r>
-      <w:r>
-        <w:t xml:space="preserve"> </w:t>
-      </w:r>
-      <w:r>
-        <w:t xml:space="preserve">3. Is this worth fixing, and how do I know?</w:t>
-      </w:r>
-      <w:r>
-        <w:t xml:space="preserve"> </w:t>
-      </w:r>
-      <w:r>
-        <w:t xml:space="preserve">4. What does this shirt actually cost me, and what does it cost that is not on the receipt?</w:t>
-      </w:r>
-      <w:r>
-        <w:t xml:space="preserve"> </w:t>
-      </w:r>
-      <w:r>
-        <w:t xml:space="preserve">5. What can I make out of something somebody else threw away?</w:t>
-      </w:r>
-      <w:r>
-        <w:t xml:space="preserve"> </w:t>
-      </w:r>
-      <w:r>
-        <w:t xml:space="preserve">6. Who does this for a living, and what would it take for me to be one of them?</w:t>
+    </w:p>
+    <w:p>
+      <w:pPr>
+        <w:numPr>
+          <w:ilvl w:val="0"/>
+          <w:numId w:val="1006"/>
+        </w:numPr>
+        <w:pStyle w:val="Compact"/>
+      </w:pPr>
+      <w:r>
+        <w:t xml:space="preserve">What does what I am wearing say about me, and who gets to decide what it says?</w:t>
+      </w:r>
+    </w:p>
+    <w:p>
+      <w:pPr>
+        <w:numPr>
+          <w:ilvl w:val="0"/>
+          <w:numId w:val="1006"/>
+        </w:numPr>
+        <w:pStyle w:val="Compact"/>
+      </w:pPr>
+      <w:r>
+        <w:t xml:space="preserve">How do I know what a piece of clothing is made of, and what does that tell me about how to keep it alive?</w:t>
+      </w:r>
+    </w:p>
+    <w:p>
+      <w:pPr>
+        <w:numPr>
+          <w:ilvl w:val="0"/>
+          <w:numId w:val="1006"/>
+        </w:numPr>
+        <w:pStyle w:val="Compact"/>
+      </w:pPr>
+      <w:r>
+        <w:t xml:space="preserve">Is this worth fixing, and how do I know?</w:t>
+      </w:r>
+    </w:p>
+    <w:p>
+      <w:pPr>
+        <w:numPr>
+          <w:ilvl w:val="0"/>
+          <w:numId w:val="1006"/>
+        </w:numPr>
+        <w:pStyle w:val="Compact"/>
+      </w:pPr>
+      <w:r>
+        <w:t xml:space="preserve">What does this shirt actually cost me, and what does it cost that is not on the receipt?</w:t>
+      </w:r>
+    </w:p>
+    <w:p>
+      <w:pPr>
+        <w:numPr>
+          <w:ilvl w:val="0"/>
+          <w:numId w:val="1006"/>
+        </w:numPr>
+        <w:pStyle w:val="Compact"/>
+      </w:pPr>
+      <w:r>
+        <w:t xml:space="preserve">What can I make out of something somebody else threw away?</w:t>
+      </w:r>
+    </w:p>
+    <w:p>
+      <w:pPr>
+        <w:numPr>
+          <w:ilvl w:val="0"/>
+          <w:numId w:val="1006"/>
+        </w:numPr>
+        <w:pStyle w:val="Compact"/>
+      </w:pPr>
+      <w:r>
+        <w:t xml:space="preserve">Who does this for a living, and what would it take for me to be one of them?</w:t>
       </w:r>
     </w:p>
     <w:p>
@@ -1678,88 +1750,166 @@
         </w:rPr>
         <w:t xml:space="preserve">Knowledge (facts, vocabulary, ideas):</w:t>
       </w:r>
-      <w:r>
-        <w:t xml:space="preserve"> </w:t>
-      </w:r>
-      <w:r>
-        <w:t xml:space="preserve">- The four jobs clothing does: protect, fit the activity, fit the setting, say something. Personal protective equipment, dress code, uniform, closed-toe shoe, layer.</w:t>
-      </w:r>
-      <w:r>
-        <w:t xml:space="preserve"> </w:t>
-      </w:r>
-      <w:r>
-        <w:t xml:space="preserve">- Clothing as nonverbal communication: first impression, personal style, cultural dress, generation, intent against impact.</w:t>
-      </w:r>
-      <w:r>
-        <w:t xml:space="preserve"> </w:t>
-      </w:r>
-      <w:r>
-        <w:t xml:space="preserve">- Natural fibers (cotton, wool, silk, linen) and their sources; manufactured fibers (polyester, nylon, rayon, spandex); blend; what each one is good and bad at; wicking, absorbent, breathable, static.</w:t>
-      </w:r>
-      <w:r>
-        <w:t xml:space="preserve"> </w:t>
-      </w:r>
-      <w:r>
-        <w:t xml:space="preserve">- What a burn test shows: cotton burns to crushable ash, wool curls and self-extinguishes, polyester melts to a hard bead, and a fiber that melts is dangerous near heat.</w:t>
-      </w:r>
-      <w:r>
-        <w:t xml:space="preserve"> </w:t>
-      </w:r>
-      <w:r>
-        <w:t xml:space="preserve">- The five care symbol families (wash, bleach, dry, iron, professional care) and what dots, bars, and X marks mean. Care labels are required by law, which is why the tag is there.</w:t>
-      </w:r>
-      <w:r>
-        <w:t xml:space="preserve"> </w:t>
-      </w:r>
-      <w:r>
-        <w:t xml:space="preserve">- The laundry sequence from sort to fold, the three care groups, and what ruins clothes: hot water on wool, high heat on spandex, bleach on color, a stain that was never pretreated.</w:t>
-      </w:r>
-      <w:r>
-        <w:t xml:space="preserve"> </w:t>
-      </w:r>
-      <w:r>
-        <w:t xml:space="preserve">- Every tool in the station kit by name and job, and where each one lives when it is not in a hand. Six needle rules. The six steps of the count-out and count-in.</w:t>
-      </w:r>
-      <w:r>
-        <w:t xml:space="preserve"> </w:t>
-      </w:r>
-      <w:r>
-        <w:t xml:space="preserve">- Four stitches and what each is for: running stitch (basting, gathering, a channel), backstitch (a seam that carries weight), whipstitch (joining two edges, finishing a raw edge), the button stitch with a shank. Blanket stitch on the no-machine fallback path.</w:t>
-      </w:r>
-      <w:r>
-        <w:t xml:space="preserve"> </w:t>
-      </w:r>
-      <w:r>
-        <w:t xml:space="preserve">- Seam, seam line, seam allowance, right side and wrong side, hem, patch, visible mending, shank, pattern, mock-up.</w:t>
-      </w:r>
-      <w:r>
-        <w:t xml:space="preserve"> </w:t>
-      </w:r>
-      <w:r>
-        <w:t xml:space="preserve">- Seven parts of a sewing machine, the four machine safety rules, the machine close-down routine, the broken needle rule, and the machine doctor tag. The threading path, top and bobbin.</w:t>
-      </w:r>
-      <w:r>
-        <w:t xml:space="preserve"> </w:t>
-      </w:r>
-      <w:r>
-        <w:t xml:space="preserve">- Four vendor types and the cost advantage and risk of each. Five hidden costs of buying online. Four quality checks you can run in a store in under a minute, and the five-point inspection: fiber content, seam type, stitches per inch, reinforcement at stress points, buttons and closures.</w:t>
-      </w:r>
-      <w:r>
-        <w:t xml:space="preserve"> </w:t>
-      </w:r>
-      <w:r>
-        <w:t xml:space="preserve">- Cost per wear as a unit rate. Upcycle against recycle against repurpose. Fast fashion in four features. Where a donated garment actually goes: sorting center, resale floor, bale for export, wiping rags, shredded fiber, landfill.</w:t>
-      </w:r>
-      <w:r>
-        <w:t xml:space="preserve"> </w:t>
-      </w:r>
-      <w:r>
-        <w:t xml:space="preserve">- Thirteen textile and apparel careers, three education paths, the two that are commonly small businesses, and what a five-repair portfolio is.</w:t>
-      </w:r>
-    </w:p>
-    <w:p>
-      <w:pPr>
-        <w:pStyle w:val="BodyText"/>
+    </w:p>
+    <w:p>
+      <w:pPr>
+        <w:numPr>
+          <w:ilvl w:val="0"/>
+          <w:numId w:val="1007"/>
+        </w:numPr>
+        <w:pStyle w:val="Compact"/>
+      </w:pPr>
+      <w:r>
+        <w:t xml:space="preserve">The four jobs clothing does: protect, fit the activity, fit the setting, say something. Personal protective equipment, dress code, uniform, closed-toe shoe, layer.</w:t>
+      </w:r>
+    </w:p>
+    <w:p>
+      <w:pPr>
+        <w:numPr>
+          <w:ilvl w:val="0"/>
+          <w:numId w:val="1007"/>
+        </w:numPr>
+        <w:pStyle w:val="Compact"/>
+      </w:pPr>
+      <w:r>
+        <w:t xml:space="preserve">Clothing as nonverbal communication: first impression, personal style, cultural dress, generation, intent against impact.</w:t>
+      </w:r>
+    </w:p>
+    <w:p>
+      <w:pPr>
+        <w:numPr>
+          <w:ilvl w:val="0"/>
+          <w:numId w:val="1007"/>
+        </w:numPr>
+        <w:pStyle w:val="Compact"/>
+      </w:pPr>
+      <w:r>
+        <w:t xml:space="preserve">Natural fibers (cotton, wool, silk, linen) and their sources; manufactured fibers (polyester, nylon, rayon, spandex); blend; what each one is good and bad at; wicking, absorbent, breathable, static.</w:t>
+      </w:r>
+    </w:p>
+    <w:p>
+      <w:pPr>
+        <w:numPr>
+          <w:ilvl w:val="0"/>
+          <w:numId w:val="1007"/>
+        </w:numPr>
+        <w:pStyle w:val="Compact"/>
+      </w:pPr>
+      <w:r>
+        <w:t xml:space="preserve">What a burn test shows: cotton burns to crushable ash, wool curls and self-extinguishes, polyester melts to a hard bead, and a fiber that melts is dangerous near heat.</w:t>
+      </w:r>
+    </w:p>
+    <w:p>
+      <w:pPr>
+        <w:numPr>
+          <w:ilvl w:val="0"/>
+          <w:numId w:val="1007"/>
+        </w:numPr>
+        <w:pStyle w:val="Compact"/>
+      </w:pPr>
+      <w:r>
+        <w:t xml:space="preserve">The five care symbol families (wash, bleach, dry, iron, professional care) and what dots, bars, and X marks mean. Care labels are required by law, which is why the tag is there.</w:t>
+      </w:r>
+    </w:p>
+    <w:p>
+      <w:pPr>
+        <w:numPr>
+          <w:ilvl w:val="0"/>
+          <w:numId w:val="1007"/>
+        </w:numPr>
+        <w:pStyle w:val="Compact"/>
+      </w:pPr>
+      <w:r>
+        <w:t xml:space="preserve">The laundry sequence from sort to fold, the three care groups, and what ruins clothes: hot water on wool, high heat on spandex, bleach on color, a stain that was never pretreated.</w:t>
+      </w:r>
+    </w:p>
+    <w:p>
+      <w:pPr>
+        <w:numPr>
+          <w:ilvl w:val="0"/>
+          <w:numId w:val="1007"/>
+        </w:numPr>
+        <w:pStyle w:val="Compact"/>
+      </w:pPr>
+      <w:r>
+        <w:t xml:space="preserve">Every tool in the station kit by name and job, and where each one lives when it is not in a hand. Six needle rules. The six steps of the count-out and count-in.</w:t>
+      </w:r>
+    </w:p>
+    <w:p>
+      <w:pPr>
+        <w:numPr>
+          <w:ilvl w:val="0"/>
+          <w:numId w:val="1007"/>
+        </w:numPr>
+        <w:pStyle w:val="Compact"/>
+      </w:pPr>
+      <w:r>
+        <w:t xml:space="preserve">Four stitches and what each is for: running stitch (basting, gathering, a channel), backstitch (a seam that carries weight), whipstitch (joining two edges, finishing a raw edge), the button stitch with a shank. Blanket stitch on the no-machine fallback path.</w:t>
+      </w:r>
+    </w:p>
+    <w:p>
+      <w:pPr>
+        <w:numPr>
+          <w:ilvl w:val="0"/>
+          <w:numId w:val="1007"/>
+        </w:numPr>
+        <w:pStyle w:val="Compact"/>
+      </w:pPr>
+      <w:r>
+        <w:t xml:space="preserve">Seam, seam line, seam allowance, right side and wrong side, hem, patch, visible mending, shank, pattern, mock-up.</w:t>
+      </w:r>
+    </w:p>
+    <w:p>
+      <w:pPr>
+        <w:numPr>
+          <w:ilvl w:val="0"/>
+          <w:numId w:val="1007"/>
+        </w:numPr>
+        <w:pStyle w:val="Compact"/>
+      </w:pPr>
+      <w:r>
+        <w:t xml:space="preserve">Seven parts of a sewing machine, the four machine safety rules, the machine close-down routine, the broken needle rule, and the machine doctor tag. The threading path, top and bobbin.</w:t>
+      </w:r>
+    </w:p>
+    <w:p>
+      <w:pPr>
+        <w:numPr>
+          <w:ilvl w:val="0"/>
+          <w:numId w:val="1007"/>
+        </w:numPr>
+        <w:pStyle w:val="Compact"/>
+      </w:pPr>
+      <w:r>
+        <w:t xml:space="preserve">Four vendor types and the cost advantage and risk of each. Five hidden costs of buying online. Four quality checks you can run in a store in under a minute, and the five-point inspection: fiber content, seam type, stitches per inch, reinforcement at stress points, buttons and closures.</w:t>
+      </w:r>
+    </w:p>
+    <w:p>
+      <w:pPr>
+        <w:numPr>
+          <w:ilvl w:val="0"/>
+          <w:numId w:val="1007"/>
+        </w:numPr>
+        <w:pStyle w:val="Compact"/>
+      </w:pPr>
+      <w:r>
+        <w:t xml:space="preserve">Cost per wear as a unit rate. Upcycle against recycle against repurpose. Fast fashion in four features. Where a donated garment actually goes: sorting center, resale floor, bale for export, wiping rags, shredded fiber, landfill.</w:t>
+      </w:r>
+    </w:p>
+    <w:p>
+      <w:pPr>
+        <w:numPr>
+          <w:ilvl w:val="0"/>
+          <w:numId w:val="1007"/>
+        </w:numPr>
+        <w:pStyle w:val="Compact"/>
+      </w:pPr>
+      <w:r>
+        <w:t xml:space="preserve">Thirteen textile and apparel careers, three education paths, the two that are commonly small businesses, and what a five-repair portfolio is.</w:t>
+      </w:r>
+    </w:p>
+    <w:p>
+      <w:pPr>
+        <w:pStyle w:val="FirstParagraph"/>
       </w:pPr>
       <w:r>
         <w:rPr>
@@ -1767,119 +1917,233 @@
         </w:rPr>
         <w:t xml:space="preserve">Skills (what students will be able to do):</w:t>
       </w:r>
-      <w:r>
-        <w:t xml:space="preserve"> </w:t>
-      </w:r>
-      <w:r>
-        <w:t xml:space="preserve">- Select clothing and footwear for five situations and justify each by weather, activity, and setting, and evaluate one real workplace dress code rule for what it protects and what it costs.</w:t>
-      </w:r>
-      <w:r>
-        <w:t xml:space="preserve"> </w:t>
-      </w:r>
-      <w:r>
-        <w:t xml:space="preserve">- Analyze how the same shirt reads differently in three settings, and write and defend one line of a class agreement about commenting on what people wear.</w:t>
-      </w:r>
-      <w:r>
-        <w:t xml:space="preserve"> </w:t>
-      </w:r>
-      <w:r>
-        <w:t xml:space="preserve">- Test six unlabeled swatches by feel, stretch, and water drop, record what each does, and choose the best fiber for a stated use using two performance characteristics from their own data.</w:t>
-      </w:r>
-      <w:r>
-        <w:t xml:space="preserve"> </w:t>
-      </w:r>
-      <w:r>
-        <w:t xml:space="preserve">- Read a care label, sort a basket of real garments into three care groups, state the laundry sequence in order, and name the step where a ruined garment went wrong.</w:t>
-      </w:r>
-      <w:r>
-        <w:t xml:space="preserve"> </w:t>
-      </w:r>
-      <w:r>
-        <w:t xml:space="preserve">- Compare three treatments on one stain and compute the cost of the treatment against the cost of replacing the garment.</w:t>
-      </w:r>
-      <w:r>
-        <w:t xml:space="preserve"> </w:t>
-      </w:r>
-      <w:r>
-        <w:t xml:space="preserve">- Name ten hand sewing tools and their storage places, state the six needle rules, and run a count-out and count-in with a matching number as Station Manager.</w:t>
-      </w:r>
-      <w:r>
-        <w:t xml:space="preserve"> </w:t>
-      </w:r>
-      <w:r>
-        <w:t xml:space="preserve">- Thread a needle, tie a knot that holds, and sew a running stitch, a backstitch, a whipstitch, and a sewn-on button with a shank that holds a firm tug, then judge each against even length, straight line, and no puckering.</w:t>
-      </w:r>
-      <w:r>
-        <w:t xml:space="preserve"> </w:t>
-      </w:r>
-      <w:r>
-        <w:t xml:space="preserve">- Diagnose three kinds of garment damage and complete at least two of a hem, a seam repair, and a patch with the correct stitch for each.</w:t>
-      </w:r>
-      <w:r>
-        <w:t xml:space="preserve"> </w:t>
-      </w:r>
-      <w:r>
-        <w:t xml:space="preserve">- Decide repair or replace with the five-step decision model and defend it with the numbers.</w:t>
-      </w:r>
-      <w:r>
-        <w:t xml:space="preserve"> </w:t>
-      </w:r>
-      <w:r>
-        <w:t xml:space="preserve">- Measure, mark, and cut from a paper pattern to within a quarter inch, pin, construct a drawstring bag on the machine (or a felt pouch by hand), and evaluate it against a five-point checklist.</w:t>
-      </w:r>
-      <w:r>
-        <w:t xml:space="preserve"> </w:t>
-      </w:r>
-      <w:r>
-        <w:t xml:space="preserve">- Identify seven machine parts and four machine rules, thread the top and bobbin verified by a buddy, drive a straight line, a curve, and a pivoted square on paper, and sew a straight machine seam reverse-locked at both ends.</w:t>
-      </w:r>
-      <w:r>
-        <w:t xml:space="preserve"> </w:t>
-      </w:r>
-      <w:r>
-        <w:t xml:space="preserve">- Assemble a six-part stitch sampler, hand and machine, and self-score it before it is scored.</w:t>
-      </w:r>
-      <w:r>
-        <w:t xml:space="preserve"> </w:t>
-      </w:r>
-      <w:r>
-        <w:t xml:space="preserve">- Run four quality checks on a garment in hand, including counting stitches per inch, and recommend one item for a stated buyer against a second option using price, quality, and one hidden cost.</w:t>
-      </w:r>
-      <w:r>
-        <w:t xml:space="preserve"> </w:t>
-      </w:r>
-      <w:r>
-        <w:t xml:space="preserve">- Compute cost per wear, rank four garments from most to least likely to last with a reason for each rank, and build a three-option comparison for a real clothing decision of their own.</w:t>
-      </w:r>
-      <w:r>
-        <w:t xml:space="preserve"> </w:t>
-      </w:r>
-      <w:r>
-        <w:t xml:space="preserve">- Read a statistic for its source, its year, what it counts, and what it does not.</w:t>
-      </w:r>
-      <w:r>
-        <w:t xml:space="preserve"> </w:t>
-      </w:r>
-      <w:r>
-        <w:t xml:space="preserve">- Write a design brief with a used starting material, a named user, two stitches, an order of work, the one thing most likely to go wrong, and a reduced-scope version, then plan it with four or more measurements, prototype the hardest part, and revise from what the mock-up showed.</w:t>
-      </w:r>
-      <w:r>
-        <w:t xml:space="preserve"> </w:t>
-      </w:r>
-      <w:r>
-        <w:t xml:space="preserve">- Build the planned item by hand in two periods using the stuck protocol, self-check it against a seven-line finishing checklist, and fix one problem they found themselves.</w:t>
-      </w:r>
-      <w:r>
-        <w:t xml:space="preserve"> </w:t>
-      </w:r>
-      <w:r>
-        <w:t xml:space="preserve">- Write a four-field display card, deliver a four-part 45-second explanation pointing at the item, give two-stars-and-a-step feedback that names a specific feature, and evaluate their own use of the design process.</w:t>
-      </w:r>
-      <w:r>
-        <w:t xml:space="preserve"> </w:t>
-      </w:r>
-      <w:r>
-        <w:t xml:space="preserve">- Place thirteen careers on three education paths, complete the fit self-check honestly, and start a five-repair portfolio with this project as entry one.</w:t>
+    </w:p>
+    <w:p>
+      <w:pPr>
+        <w:numPr>
+          <w:ilvl w:val="0"/>
+          <w:numId w:val="1008"/>
+        </w:numPr>
+        <w:pStyle w:val="Compact"/>
+      </w:pPr>
+      <w:r>
+        <w:t xml:space="preserve">Select clothing and footwear for five situations and justify each by weather, activity, and setting, and evaluate one real workplace dress code rule for what it protects and what it costs.</w:t>
+      </w:r>
+    </w:p>
+    <w:p>
+      <w:pPr>
+        <w:numPr>
+          <w:ilvl w:val="0"/>
+          <w:numId w:val="1008"/>
+        </w:numPr>
+        <w:pStyle w:val="Compact"/>
+      </w:pPr>
+      <w:r>
+        <w:t xml:space="preserve">Analyze how the same shirt reads differently in three settings, and write and defend one line of a class agreement about commenting on what people wear.</w:t>
+      </w:r>
+    </w:p>
+    <w:p>
+      <w:pPr>
+        <w:numPr>
+          <w:ilvl w:val="0"/>
+          <w:numId w:val="1008"/>
+        </w:numPr>
+        <w:pStyle w:val="Compact"/>
+      </w:pPr>
+      <w:r>
+        <w:t xml:space="preserve">Test six unlabeled swatches by feel, stretch, and water drop, record what each does, and choose the best fiber for a stated use using two performance characteristics from their own data.</w:t>
+      </w:r>
+    </w:p>
+    <w:p>
+      <w:pPr>
+        <w:numPr>
+          <w:ilvl w:val="0"/>
+          <w:numId w:val="1008"/>
+        </w:numPr>
+        <w:pStyle w:val="Compact"/>
+      </w:pPr>
+      <w:r>
+        <w:t xml:space="preserve">Read a care label, sort a basket of real garments into three care groups, state the laundry sequence in order, and name the step where a ruined garment went wrong.</w:t>
+      </w:r>
+    </w:p>
+    <w:p>
+      <w:pPr>
+        <w:numPr>
+          <w:ilvl w:val="0"/>
+          <w:numId w:val="1008"/>
+        </w:numPr>
+        <w:pStyle w:val="Compact"/>
+      </w:pPr>
+      <w:r>
+        <w:t xml:space="preserve">Compare three treatments on one stain and compute the cost of the treatment against the cost of replacing the garment.</w:t>
+      </w:r>
+    </w:p>
+    <w:p>
+      <w:pPr>
+        <w:numPr>
+          <w:ilvl w:val="0"/>
+          <w:numId w:val="1008"/>
+        </w:numPr>
+        <w:pStyle w:val="Compact"/>
+      </w:pPr>
+      <w:r>
+        <w:t xml:space="preserve">Name ten hand sewing tools and their storage places, state the six needle rules, and run a count-out and count-in with a matching number as Station Manager.</w:t>
+      </w:r>
+    </w:p>
+    <w:p>
+      <w:pPr>
+        <w:numPr>
+          <w:ilvl w:val="0"/>
+          <w:numId w:val="1008"/>
+        </w:numPr>
+        <w:pStyle w:val="Compact"/>
+      </w:pPr>
+      <w:r>
+        <w:t xml:space="preserve">Thread a needle, tie a knot that holds, and sew a running stitch, a backstitch, a whipstitch, and a sewn-on button with a shank that holds a firm tug, then judge each against even length, straight line, and no puckering.</w:t>
+      </w:r>
+    </w:p>
+    <w:p>
+      <w:pPr>
+        <w:numPr>
+          <w:ilvl w:val="0"/>
+          <w:numId w:val="1008"/>
+        </w:numPr>
+        <w:pStyle w:val="Compact"/>
+      </w:pPr>
+      <w:r>
+        <w:t xml:space="preserve">Diagnose three kinds of garment damage and complete at least two of a hem, a seam repair, and a patch with the correct stitch for each.</w:t>
+      </w:r>
+    </w:p>
+    <w:p>
+      <w:pPr>
+        <w:numPr>
+          <w:ilvl w:val="0"/>
+          <w:numId w:val="1008"/>
+        </w:numPr>
+        <w:pStyle w:val="Compact"/>
+      </w:pPr>
+      <w:r>
+        <w:t xml:space="preserve">Decide repair or replace with the five-step decision model and defend it with the numbers.</w:t>
+      </w:r>
+    </w:p>
+    <w:p>
+      <w:pPr>
+        <w:numPr>
+          <w:ilvl w:val="0"/>
+          <w:numId w:val="1008"/>
+        </w:numPr>
+        <w:pStyle w:val="Compact"/>
+      </w:pPr>
+      <w:r>
+        <w:t xml:space="preserve">Measure, mark, and cut from a paper pattern to within a quarter inch, pin, construct a drawstring bag on the machine (or a felt pouch by hand), and evaluate it against a five-point checklist.</w:t>
+      </w:r>
+    </w:p>
+    <w:p>
+      <w:pPr>
+        <w:numPr>
+          <w:ilvl w:val="0"/>
+          <w:numId w:val="1008"/>
+        </w:numPr>
+        <w:pStyle w:val="Compact"/>
+      </w:pPr>
+      <w:r>
+        <w:t xml:space="preserve">Identify seven machine parts and four machine rules, thread the top and bobbin verified by a buddy, drive a straight line, a curve, and a pivoted square on paper, and sew a straight machine seam reverse-locked at both ends.</w:t>
+      </w:r>
+    </w:p>
+    <w:p>
+      <w:pPr>
+        <w:numPr>
+          <w:ilvl w:val="0"/>
+          <w:numId w:val="1008"/>
+        </w:numPr>
+        <w:pStyle w:val="Compact"/>
+      </w:pPr>
+      <w:r>
+        <w:t xml:space="preserve">Assemble a six-part stitch sampler, hand and machine, and self-score it before it is scored.</w:t>
+      </w:r>
+    </w:p>
+    <w:p>
+      <w:pPr>
+        <w:numPr>
+          <w:ilvl w:val="0"/>
+          <w:numId w:val="1008"/>
+        </w:numPr>
+        <w:pStyle w:val="Compact"/>
+      </w:pPr>
+      <w:r>
+        <w:t xml:space="preserve">Run four quality checks on a garment in hand, including counting stitches per inch, and recommend one item for a stated buyer against a second option using price, quality, and one hidden cost.</w:t>
+      </w:r>
+    </w:p>
+    <w:p>
+      <w:pPr>
+        <w:numPr>
+          <w:ilvl w:val="0"/>
+          <w:numId w:val="1008"/>
+        </w:numPr>
+        <w:pStyle w:val="Compact"/>
+      </w:pPr>
+      <w:r>
+        <w:t xml:space="preserve">Compute cost per wear, rank four garments from most to least likely to last with a reason for each rank, and build a three-option comparison for a real clothing decision of their own.</w:t>
+      </w:r>
+    </w:p>
+    <w:p>
+      <w:pPr>
+        <w:numPr>
+          <w:ilvl w:val="0"/>
+          <w:numId w:val="1008"/>
+        </w:numPr>
+        <w:pStyle w:val="Compact"/>
+      </w:pPr>
+      <w:r>
+        <w:t xml:space="preserve">Read a statistic for its source, its year, what it counts, and what it does not.</w:t>
+      </w:r>
+    </w:p>
+    <w:p>
+      <w:pPr>
+        <w:numPr>
+          <w:ilvl w:val="0"/>
+          <w:numId w:val="1008"/>
+        </w:numPr>
+        <w:pStyle w:val="Compact"/>
+      </w:pPr>
+      <w:r>
+        <w:t xml:space="preserve">Write a design brief with a used starting material, a named user, two stitches, an order of work, the one thing most likely to go wrong, and a reduced-scope version, then plan it with four or more measurements, prototype the hardest part, and revise from what the mock-up showed.</w:t>
+      </w:r>
+    </w:p>
+    <w:p>
+      <w:pPr>
+        <w:numPr>
+          <w:ilvl w:val="0"/>
+          <w:numId w:val="1008"/>
+        </w:numPr>
+        <w:pStyle w:val="Compact"/>
+      </w:pPr>
+      <w:r>
+        <w:t xml:space="preserve">Build the planned item by hand in two periods using the stuck protocol, self-check it against a seven-line finishing checklist, and fix one problem they found themselves.</w:t>
+      </w:r>
+    </w:p>
+    <w:p>
+      <w:pPr>
+        <w:numPr>
+          <w:ilvl w:val="0"/>
+          <w:numId w:val="1008"/>
+        </w:numPr>
+        <w:pStyle w:val="Compact"/>
+      </w:pPr>
+      <w:r>
+        <w:t xml:space="preserve">Write a four-field display card, deliver a four-part 45-second explanation pointing at the item, give two-stars-and-a-step feedback that names a specific feature, and evaluate their own use of the design process.</w:t>
+      </w:r>
+    </w:p>
+    <w:p>
+      <w:pPr>
+        <w:numPr>
+          <w:ilvl w:val="0"/>
+          <w:numId w:val="1008"/>
+        </w:numPr>
+        <w:pStyle w:val="Compact"/>
+      </w:pPr>
+      <w:r>
+        <w:t xml:space="preserve">Place thirteen careers on three education paths, complete the fit self-check honestly, and start a five-repair portfolio with this project as entry one.</w:t>
       </w:r>
     </w:p>
     <w:p>
@@ -1904,7 +2168,7 @@
       <w:pPr>
         <w:numPr>
           <w:ilvl w:val="0"/>
-          <w:numId w:val="1005"/>
+          <w:numId w:val="1009"/>
         </w:numPr>
         <w:pStyle w:val="Compact"/>
       </w:pPr>
@@ -1925,7 +2189,7 @@
       <w:pPr>
         <w:numPr>
           <w:ilvl w:val="0"/>
-          <w:numId w:val="1005"/>
+          <w:numId w:val="1009"/>
         </w:numPr>
         <w:pStyle w:val="Compact"/>
       </w:pPr>
@@ -1946,7 +2210,7 @@
       <w:pPr>
         <w:numPr>
           <w:ilvl w:val="0"/>
-          <w:numId w:val="1005"/>
+          <w:numId w:val="1009"/>
         </w:numPr>
         <w:pStyle w:val="Compact"/>
       </w:pPr>
@@ -1967,7 +2231,7 @@
       <w:pPr>
         <w:numPr>
           <w:ilvl w:val="0"/>
-          <w:numId w:val="1005"/>
+          <w:numId w:val="1009"/>
         </w:numPr>
         <w:pStyle w:val="Compact"/>
       </w:pPr>
@@ -1988,7 +2252,7 @@
       <w:pPr>
         <w:numPr>
           <w:ilvl w:val="0"/>
-          <w:numId w:val="1005"/>
+          <w:numId w:val="1009"/>
         </w:numPr>
         <w:pStyle w:val="Compact"/>
       </w:pPr>
@@ -2502,7 +2766,7 @@
       <w:pPr>
         <w:numPr>
           <w:ilvl w:val="0"/>
-          <w:numId w:val="1006"/>
+          <w:numId w:val="1010"/>
         </w:numPr>
         <w:pStyle w:val="Compact"/>
       </w:pPr>
@@ -2523,7 +2787,7 @@
       <w:pPr>
         <w:numPr>
           <w:ilvl w:val="0"/>
-          <w:numId w:val="1006"/>
+          <w:numId w:val="1010"/>
         </w:numPr>
         <w:pStyle w:val="Compact"/>
       </w:pPr>
@@ -2544,7 +2808,7 @@
       <w:pPr>
         <w:numPr>
           <w:ilvl w:val="0"/>
-          <w:numId w:val="1006"/>
+          <w:numId w:val="1010"/>
         </w:numPr>
         <w:pStyle w:val="Compact"/>
       </w:pPr>
@@ -2565,7 +2829,7 @@
       <w:pPr>
         <w:numPr>
           <w:ilvl w:val="0"/>
-          <w:numId w:val="1006"/>
+          <w:numId w:val="1010"/>
         </w:numPr>
         <w:pStyle w:val="Compact"/>
       </w:pPr>
@@ -3327,7 +3591,7 @@
       <w:pPr>
         <w:numPr>
           <w:ilvl w:val="0"/>
-          <w:numId w:val="1007"/>
+          <w:numId w:val="1011"/>
         </w:numPr>
         <w:pStyle w:val="Compact"/>
       </w:pPr>
@@ -3339,7 +3603,7 @@
       <w:pPr>
         <w:numPr>
           <w:ilvl w:val="0"/>
-          <w:numId w:val="1007"/>
+          <w:numId w:val="1011"/>
         </w:numPr>
         <w:pStyle w:val="Compact"/>
       </w:pPr>
@@ -3351,7 +3615,7 @@
       <w:pPr>
         <w:numPr>
           <w:ilvl w:val="0"/>
-          <w:numId w:val="1007"/>
+          <w:numId w:val="1011"/>
         </w:numPr>
         <w:pStyle w:val="Compact"/>
       </w:pPr>
@@ -3363,7 +3627,7 @@
       <w:pPr>
         <w:numPr>
           <w:ilvl w:val="0"/>
-          <w:numId w:val="1007"/>
+          <w:numId w:val="1011"/>
         </w:numPr>
         <w:pStyle w:val="Compact"/>
       </w:pPr>
@@ -3375,7 +3639,7 @@
       <w:pPr>
         <w:numPr>
           <w:ilvl w:val="0"/>
-          <w:numId w:val="1007"/>
+          <w:numId w:val="1011"/>
         </w:numPr>
         <w:pStyle w:val="Compact"/>
       </w:pPr>
@@ -3387,7 +3651,7 @@
       <w:pPr>
         <w:numPr>
           <w:ilvl w:val="0"/>
-          <w:numId w:val="1007"/>
+          <w:numId w:val="1011"/>
         </w:numPr>
         <w:pStyle w:val="Compact"/>
       </w:pPr>
@@ -3399,7 +3663,7 @@
       <w:pPr>
         <w:numPr>
           <w:ilvl w:val="0"/>
-          <w:numId w:val="1007"/>
+          <w:numId w:val="1011"/>
         </w:numPr>
         <w:pStyle w:val="Compact"/>
       </w:pPr>
@@ -3411,7 +3675,7 @@
       <w:pPr>
         <w:numPr>
           <w:ilvl w:val="0"/>
-          <w:numId w:val="1007"/>
+          <w:numId w:val="1011"/>
         </w:numPr>
         <w:pStyle w:val="Compact"/>
       </w:pPr>
@@ -3423,7 +3687,7 @@
       <w:pPr>
         <w:numPr>
           <w:ilvl w:val="0"/>
-          <w:numId w:val="1007"/>
+          <w:numId w:val="1011"/>
         </w:numPr>
         <w:pStyle w:val="Compact"/>
       </w:pPr>
@@ -3435,7 +3699,7 @@
       <w:pPr>
         <w:numPr>
           <w:ilvl w:val="0"/>
-          <w:numId w:val="1007"/>
+          <w:numId w:val="1011"/>
         </w:numPr>
         <w:pStyle w:val="Compact"/>
       </w:pPr>
@@ -3447,7 +3711,7 @@
       <w:pPr>
         <w:numPr>
           <w:ilvl w:val="0"/>
-          <w:numId w:val="1007"/>
+          <w:numId w:val="1011"/>
         </w:numPr>
         <w:pStyle w:val="Compact"/>
       </w:pPr>
@@ -3459,7 +3723,7 @@
       <w:pPr>
         <w:numPr>
           <w:ilvl w:val="0"/>
-          <w:numId w:val="1007"/>
+          <w:numId w:val="1011"/>
         </w:numPr>
         <w:pStyle w:val="Compact"/>
       </w:pPr>
@@ -3471,7 +3735,7 @@
       <w:pPr>
         <w:numPr>
           <w:ilvl w:val="0"/>
-          <w:numId w:val="1007"/>
+          <w:numId w:val="1011"/>
         </w:numPr>
         <w:pStyle w:val="Compact"/>
       </w:pPr>
@@ -3483,7 +3747,7 @@
       <w:pPr>
         <w:numPr>
           <w:ilvl w:val="0"/>
-          <w:numId w:val="1007"/>
+          <w:numId w:val="1011"/>
         </w:numPr>
         <w:pStyle w:val="Compact"/>
       </w:pPr>
@@ -3495,7 +3759,7 @@
       <w:pPr>
         <w:numPr>
           <w:ilvl w:val="0"/>
-          <w:numId w:val="1007"/>
+          <w:numId w:val="1011"/>
         </w:numPr>
         <w:pStyle w:val="Compact"/>
       </w:pPr>
@@ -3507,7 +3771,7 @@
       <w:pPr>
         <w:numPr>
           <w:ilvl w:val="0"/>
-          <w:numId w:val="1007"/>
+          <w:numId w:val="1011"/>
         </w:numPr>
         <w:pStyle w:val="Compact"/>
       </w:pPr>
@@ -3519,7 +3783,7 @@
       <w:pPr>
         <w:numPr>
           <w:ilvl w:val="0"/>
-          <w:numId w:val="1007"/>
+          <w:numId w:val="1011"/>
         </w:numPr>
         <w:pStyle w:val="Compact"/>
       </w:pPr>
@@ -3531,7 +3795,7 @@
       <w:pPr>
         <w:numPr>
           <w:ilvl w:val="0"/>
-          <w:numId w:val="1007"/>
+          <w:numId w:val="1011"/>
         </w:numPr>
         <w:pStyle w:val="Compact"/>
       </w:pPr>
@@ -3543,7 +3807,7 @@
       <w:pPr>
         <w:numPr>
           <w:ilvl w:val="0"/>
-          <w:numId w:val="1007"/>
+          <w:numId w:val="1011"/>
         </w:numPr>
         <w:pStyle w:val="Compact"/>
       </w:pPr>
@@ -3571,41 +3835,435 @@
         </w:rPr>
         <w:t xml:space="preserve">Sustainability (primary):</w:t>
       </w:r>
-      <w:r>
-        <w:t xml:space="preserve"> </w:t>
-      </w:r>
-      <w:r>
-        <w:t xml:space="preserve">- CTE SUS 1. Resources e) Investigate practices that promote stewardship of environmental resources : Lessons 5.4, 5.15</w:t>
-      </w:r>
-      <w:r>
-        <w:t xml:space="preserve"> </w:t>
-      </w:r>
-      <w:r>
-        <w:t xml:space="preserve">- CTE SUS 1. Resources f) Research the personal, environmental, and financial costs and benefits of sustainability-conscious decisions to individuals, families, schools, workplaces and communities : Lessons 5.13, 5.14</w:t>
-      </w:r>
-      <w:r>
-        <w:t xml:space="preserve"> </w:t>
-      </w:r>
-      <w:r>
-        <w:t xml:space="preserve">- CTE SUS 2. Environmental Management e) Explain factors to consider when assessing the environmental impact of purchasing decisions for everyday goods : Lessons 5.3, 5.14</w:t>
-      </w:r>
-      <w:r>
-        <w:t xml:space="preserve"> </w:t>
-      </w:r>
-      <w:r>
-        <w:t xml:space="preserve">- CTE SUS 2. Environmental Management j) Examine the impacts of landfills, including toxins, leachate, and greenhouse gases, on the global community : Lesson 5.14</w:t>
-      </w:r>
-      <w:r>
-        <w:t xml:space="preserve"> </w:t>
-      </w:r>
-      <w:r>
-        <w:t xml:space="preserve">- CTE SUS 3. Energy Conservation c) Understand and explain how individuals can limit the use of nonrenewable resources by reducing, reusing, and recycling : Lesson 5.8</w:t>
-      </w:r>
-      <w:r>
-        <w:t xml:space="preserve"> </w:t>
-      </w:r>
-      <w:r>
-        <w:t xml:space="preserve">- CTE SUS 4. Careers Related to Sustainability b) Analyze career paths within the natural resources, environmental management, and energy conservation fields : Lesson 5.19</w:t>
+    </w:p>
+    <w:p>
+      <w:pPr>
+        <w:numPr>
+          <w:ilvl w:val="0"/>
+          <w:numId w:val="1012"/>
+        </w:numPr>
+        <w:pStyle w:val="Compact"/>
+      </w:pPr>
+      <w:r>
+        <w:t xml:space="preserve">CTE SUS 1. Resources e) Investigate practices that promote stewardship of environmental resources : Lessons 5.4, 5.15</w:t>
+      </w:r>
+    </w:p>
+    <w:p>
+      <w:pPr>
+        <w:numPr>
+          <w:ilvl w:val="0"/>
+          <w:numId w:val="1012"/>
+        </w:numPr>
+        <w:pStyle w:val="Compact"/>
+      </w:pPr>
+      <w:r>
+        <w:t xml:space="preserve">CTE SUS 1. Resources f) Research the personal, environmental, and financial costs and benefits of sustainability-conscious decisions to individuals, families, schools, workplaces and communities : Lessons 5.13, 5.14</w:t>
+      </w:r>
+    </w:p>
+    <w:p>
+      <w:pPr>
+        <w:numPr>
+          <w:ilvl w:val="0"/>
+          <w:numId w:val="1012"/>
+        </w:numPr>
+        <w:pStyle w:val="Compact"/>
+      </w:pPr>
+      <w:r>
+        <w:t xml:space="preserve">CTE SUS 2. Environmental Management e) Explain factors to consider when assessing the environmental impact of purchasing decisions for everyday goods : Lessons 5.3, 5.14</w:t>
+      </w:r>
+    </w:p>
+    <w:p>
+      <w:pPr>
+        <w:numPr>
+          <w:ilvl w:val="0"/>
+          <w:numId w:val="1012"/>
+        </w:numPr>
+        <w:pStyle w:val="Compact"/>
+      </w:pPr>
+      <w:r>
+        <w:t xml:space="preserve">CTE SUS 2. Environmental Management j) Examine the impacts of landfills, including toxins, leachate, and greenhouse gases, on the global community : Lesson 5.14</w:t>
+      </w:r>
+    </w:p>
+    <w:p>
+      <w:pPr>
+        <w:numPr>
+          <w:ilvl w:val="0"/>
+          <w:numId w:val="1012"/>
+        </w:numPr>
+        <w:pStyle w:val="Compact"/>
+      </w:pPr>
+      <w:r>
+        <w:t xml:space="preserve">CTE SUS 3. Energy Conservation c) Understand and explain how individuals can limit the use of nonrenewable resources by reducing, reusing, and recycling : Lesson 5.8</w:t>
+      </w:r>
+    </w:p>
+    <w:p>
+      <w:pPr>
+        <w:numPr>
+          <w:ilvl w:val="0"/>
+          <w:numId w:val="1012"/>
+        </w:numPr>
+        <w:pStyle w:val="Compact"/>
+      </w:pPr>
+      <w:r>
+        <w:t xml:space="preserve">CTE SUS 4. Careers Related to Sustainability b) Analyze career paths within the natural resources, environmental management, and energy conservation fields : Lesson 5.19</w:t>
+      </w:r>
+    </w:p>
+    <w:p>
+      <w:pPr>
+        <w:pStyle w:val="FirstParagraph"/>
+      </w:pPr>
+      <w:r>
+        <w:rPr>
+          <w:b/>
+        </w:rPr>
+        <w:t xml:space="preserve">Health, Safety, and Wellness:</w:t>
+      </w:r>
+    </w:p>
+    <w:p>
+      <w:pPr>
+        <w:numPr>
+          <w:ilvl w:val="0"/>
+          <w:numId w:val="1013"/>
+        </w:numPr>
+        <w:pStyle w:val="Compact"/>
+      </w:pPr>
+      <w:r>
+        <w:t xml:space="preserve">CTE HSW 4. Classroom and Workplace Safety a) List and describe the purpose of safety rules specific to classroom and workplace settings : Lesson 5.3</w:t>
+      </w:r>
+    </w:p>
+    <w:p>
+      <w:pPr>
+        <w:numPr>
+          <w:ilvl w:val="0"/>
+          <w:numId w:val="1013"/>
+        </w:numPr>
+        <w:pStyle w:val="Compact"/>
+      </w:pPr>
+      <w:r>
+        <w:t xml:space="preserve">CTE HSW 4. Classroom and Workplace Safety c) Apply safety practices when using tools, machines, and equipment : Lessons 5.5, 5.6, 5.7, 5.8, 5.10, 5.11, 5.16, 5.17</w:t>
+      </w:r>
+    </w:p>
+    <w:p>
+      <w:pPr>
+        <w:numPr>
+          <w:ilvl w:val="0"/>
+          <w:numId w:val="1013"/>
+        </w:numPr>
+        <w:pStyle w:val="Compact"/>
+      </w:pPr>
+      <w:r>
+        <w:t xml:space="preserve">CTE HSW 4. Classroom and Workplace Safety d) Wear appropriate protective clothing and gear when using tools, machines, and equipment : Lesson 5.1</w:t>
+      </w:r>
+    </w:p>
+    <w:p>
+      <w:pPr>
+        <w:numPr>
+          <w:ilvl w:val="0"/>
+          <w:numId w:val="1013"/>
+        </w:numPr>
+        <w:pStyle w:val="Compact"/>
+      </w:pPr>
+      <w:r>
+        <w:t xml:space="preserve">CTE HSW 4. Classroom and Workplace Safety e) Participate in housekeeping procedures that help to establish and maintain safe working conditions in the classroom or workplace : Lessons 5.5, 5.17</w:t>
+      </w:r>
+    </w:p>
+    <w:p>
+      <w:pPr>
+        <w:numPr>
+          <w:ilvl w:val="0"/>
+          <w:numId w:val="1013"/>
+        </w:numPr>
+        <w:pStyle w:val="Compact"/>
+      </w:pPr>
+      <w:r>
+        <w:t xml:space="preserve">CTE HSW 4. Classroom and Workplace Safety i) Demonstrate development of workplace safety skills through practice of these skills in a variety of classroom applications : Lessons 5.10, 5.11</w:t>
+      </w:r>
+    </w:p>
+    <w:p>
+      <w:pPr>
+        <w:pStyle w:val="FirstParagraph"/>
+      </w:pPr>
+      <w:r>
+        <w:rPr>
+          <w:b/>
+        </w:rPr>
+        <w:t xml:space="preserve">Financial and Consumer Literacy:</w:t>
+      </w:r>
+    </w:p>
+    <w:p>
+      <w:pPr>
+        <w:numPr>
+          <w:ilvl w:val="0"/>
+          <w:numId w:val="1014"/>
+        </w:numPr>
+        <w:pStyle w:val="Compact"/>
+      </w:pPr>
+      <w:r>
+        <w:t xml:space="preserve">CTE FCL 4. Buying Goods and Services c) Develop a spending and savings plan (budget) based on income and expenses : Lesson 5.14 (the one-season budget box)</w:t>
+      </w:r>
+    </w:p>
+    <w:p>
+      <w:pPr>
+        <w:numPr>
+          <w:ilvl w:val="0"/>
+          <w:numId w:val="1014"/>
+        </w:numPr>
+        <w:pStyle w:val="Compact"/>
+      </w:pPr>
+      <w:r>
+        <w:t xml:space="preserve">CTE FCL 4. Buying Goods and Services f) Apply a decision-making model to maximize consumer satisfaction when purchasing goods and services : Lessons 5.9, 5.12, 5.13</w:t>
+      </w:r>
+    </w:p>
+    <w:p>
+      <w:pPr>
+        <w:numPr>
+          <w:ilvl w:val="0"/>
+          <w:numId w:val="1014"/>
+        </w:numPr>
+        <w:pStyle w:val="Compact"/>
+      </w:pPr>
+      <w:r>
+        <w:t xml:space="preserve">CTE FCL 4. Buying Goods and Services g) Compare local, national, and global resources for obtaining goods and services : Lesson 5.12</w:t>
+      </w:r>
+    </w:p>
+    <w:p>
+      <w:pPr>
+        <w:numPr>
+          <w:ilvl w:val="0"/>
+          <w:numId w:val="1014"/>
+        </w:numPr>
+        <w:pStyle w:val="Compact"/>
+      </w:pPr>
+      <w:r>
+        <w:t xml:space="preserve">CTE FCL 4. Buying Goods and Services h) Analyze consumer rights, responsibilities, and protections provided by local, state, federal, and global laws and policies : Lesson 5.4</w:t>
+      </w:r>
+    </w:p>
+    <w:p>
+      <w:pPr>
+        <w:pStyle w:val="FirstParagraph"/>
+      </w:pPr>
+      <w:r>
+        <w:rPr>
+          <w:b/>
+        </w:rPr>
+        <w:t xml:space="preserve">Problem Solving and Innovation:</w:t>
+      </w:r>
+    </w:p>
+    <w:p>
+      <w:pPr>
+        <w:numPr>
+          <w:ilvl w:val="0"/>
+          <w:numId w:val="1015"/>
+        </w:numPr>
+        <w:pStyle w:val="Compact"/>
+      </w:pPr>
+      <w:r>
+        <w:t xml:space="preserve">CTE PSI 2. Design Process (Proactive) a) Implement a formal design process to solve a given problem by a. Defining the problem being addressed; b. Defining criteria that must be met through the finished design; c. Defining constraints that must be adhered to; d. Brainstorming and examining possible solutions : Lesson 5.15</w:t>
+      </w:r>
+    </w:p>
+    <w:p>
+      <w:pPr>
+        <w:numPr>
+          <w:ilvl w:val="0"/>
+          <w:numId w:val="1015"/>
+        </w:numPr>
+        <w:pStyle w:val="Compact"/>
+      </w:pPr>
+      <w:r>
+        <w:t xml:space="preserve">CTE PSI 2. Design Process (Proactive) a) e. Selecting the best solution for evaluation; f. Developing and constructing a prototype or model of the selected design : Lesson 5.16</w:t>
+      </w:r>
+    </w:p>
+    <w:p>
+      <w:pPr>
+        <w:numPr>
+          <w:ilvl w:val="0"/>
+          <w:numId w:val="1015"/>
+        </w:numPr>
+        <w:pStyle w:val="Compact"/>
+      </w:pPr>
+      <w:r>
+        <w:t xml:space="preserve">CTE PSI 2. Design Process (Proactive) a) b. Defining criteria that must be met through the finished design; f. Developing and constructing a prototype or model of the selected design; g. Testing and evaluating the prototype and model against the design criteria and constraints : Lesson 5.10</w:t>
+      </w:r>
+    </w:p>
+    <w:p>
+      <w:pPr>
+        <w:numPr>
+          <w:ilvl w:val="0"/>
+          <w:numId w:val="1015"/>
+        </w:numPr>
+        <w:pStyle w:val="Compact"/>
+      </w:pPr>
+      <w:r>
+        <w:t xml:space="preserve">CTE PSI 2. Design Process (Proactive) a) g. Testing and evaluating the prototype and model against the design criteria and constraints; i. Evaluating their use of the design process and how it impacted their final solutions : Lesson 5.18</w:t>
+      </w:r>
+    </w:p>
+    <w:p>
+      <w:pPr>
+        <w:numPr>
+          <w:ilvl w:val="0"/>
+          <w:numId w:val="1015"/>
+        </w:numPr>
+        <w:pStyle w:val="Compact"/>
+      </w:pPr>
+      <w:r>
+        <w:t xml:space="preserve">CTE PSI 2. Design Process (Proactive) b) Demonstrate personal development of design skills through practice of these skills in a variety of classroom applications : Lessons 5.6, 5.7</w:t>
+      </w:r>
+    </w:p>
+    <w:p>
+      <w:pPr>
+        <w:numPr>
+          <w:ilvl w:val="0"/>
+          <w:numId w:val="1015"/>
+        </w:numPr>
+        <w:pStyle w:val="Compact"/>
+      </w:pPr>
+      <w:r>
+        <w:t xml:space="preserve">CTE PSI 3. Troubleshooting Process (Reactive) a) Implement a formal troubleshooting process to solve a given problem by c. Testing and evaluating to isolate the problem; d. Correcting the problem by implementing changes or repairs : Lesson 5.9</w:t>
+      </w:r>
+    </w:p>
+    <w:p>
+      <w:pPr>
+        <w:numPr>
+          <w:ilvl w:val="0"/>
+          <w:numId w:val="1015"/>
+        </w:numPr>
+        <w:pStyle w:val="Compact"/>
+      </w:pPr>
+      <w:r>
+        <w:t xml:space="preserve">CTE PSI 3. Troubleshooting Process (Reactive) a) Implement a formal troubleshooting process to solve a given problem by a. Defining the problem being addressed; c. Testing and evaluating to isolate the problem; d. Correcting the problem by implementing changes or repairs : Lesson 5.17</w:t>
+      </w:r>
+    </w:p>
+    <w:p>
+      <w:pPr>
+        <w:pStyle w:val="FirstParagraph"/>
+      </w:pPr>
+      <w:r>
+        <w:rPr>
+          <w:b/>
+        </w:rPr>
+        <w:t xml:space="preserve">Communication and Interpersonal Relationships:</w:t>
+      </w:r>
+    </w:p>
+    <w:p>
+      <w:pPr>
+        <w:numPr>
+          <w:ilvl w:val="0"/>
+          <w:numId w:val="1016"/>
+        </w:numPr>
+        <w:pStyle w:val="Compact"/>
+      </w:pPr>
+      <w:r>
+        <w:t xml:space="preserve">CTE CIR 1. Communication b) Describe types of communication (e.g., oral, verbal, nonverbal, digital) : Lesson 5.2</w:t>
+      </w:r>
+    </w:p>
+    <w:p>
+      <w:pPr>
+        <w:numPr>
+          <w:ilvl w:val="0"/>
+          <w:numId w:val="1016"/>
+        </w:numPr>
+        <w:pStyle w:val="Compact"/>
+      </w:pPr>
+      <w:r>
+        <w:t xml:space="preserve">CTE CIR 1. Communication c) Examine communication styles and their effects on relationships : Lesson 5.2</w:t>
+      </w:r>
+    </w:p>
+    <w:p>
+      <w:pPr>
+        <w:numPr>
+          <w:ilvl w:val="0"/>
+          <w:numId w:val="1016"/>
+        </w:numPr>
+        <w:pStyle w:val="Compact"/>
+      </w:pPr>
+      <w:r>
+        <w:t xml:space="preserve">CTE CIR 1. Communication f) Demonstrate personal development of communication skills through practice of these skills in a variety of classroom applications : Lesson 5.18</w:t>
+      </w:r>
+    </w:p>
+    <w:p>
+      <w:pPr>
+        <w:numPr>
+          <w:ilvl w:val="0"/>
+          <w:numId w:val="1016"/>
+        </w:numPr>
+        <w:pStyle w:val="Compact"/>
+      </w:pPr>
+      <w:r>
+        <w:t xml:space="preserve">CTE CIR 2. Listening c) Show understanding of active listening and feedback techniques : Lesson 5.18</w:t>
+      </w:r>
+    </w:p>
+    <w:p>
+      <w:pPr>
+        <w:pStyle w:val="FirstParagraph"/>
+      </w:pPr>
+      <w:r>
+        <w:rPr>
+          <w:b/>
+        </w:rPr>
+        <w:t xml:space="preserve">Career and Community Opportunities:</w:t>
+      </w:r>
+    </w:p>
+    <w:p>
+      <w:pPr>
+        <w:numPr>
+          <w:ilvl w:val="0"/>
+          <w:numId w:val="1017"/>
+        </w:numPr>
+        <w:pStyle w:val="Compact"/>
+      </w:pPr>
+      <w:r>
+        <w:t xml:space="preserve">CTE CCO 1. The Work World c) Compare the similarities and differences among home, school, community, and work environments : Lesson 5.1</w:t>
+      </w:r>
+    </w:p>
+    <w:p>
+      <w:pPr>
+        <w:numPr>
+          <w:ilvl w:val="0"/>
+          <w:numId w:val="1017"/>
+        </w:numPr>
+        <w:pStyle w:val="Compact"/>
+      </w:pPr>
+      <w:r>
+        <w:t xml:space="preserve">CTE CCO 2. Career Clusters a) Identify and use career resources to obtain information about careers and employment trends : Lesson 5.19</w:t>
+      </w:r>
+    </w:p>
+    <w:p>
+      <w:pPr>
+        <w:numPr>
+          <w:ilvl w:val="0"/>
+          <w:numId w:val="1017"/>
+        </w:numPr>
+        <w:pStyle w:val="Compact"/>
+      </w:pPr>
+      <w:r>
+        <w:t xml:space="preserve">CTE CCO 4. Career Plans a) Examine potential career choices to determine knowledge, skills, and abilities associated with each : Lesson 5.19</w:t>
+      </w:r>
+    </w:p>
+    <w:p>
+      <w:pPr>
+        <w:pStyle w:val="Heading3"/>
+      </w:pPr>
+      <w:bookmarkStart w:id="35" w:name="Xf147d9e673be173f61b54725a280cd8ced3c65f"/>
+      <w:r>
+        <w:t xml:space="preserve">NYS FACS Learning Standards (Intermediate), and the honest answer to the Standard 2 question</w:t>
+      </w:r>
+      <w:bookmarkEnd w:id="35"/>
+    </w:p>
+    <w:p>
+      <w:pPr>
+        <w:pStyle w:val="FirstParagraph"/>
+      </w:pPr>
+      <w:r>
+        <w:rPr>
+          <w:b/>
+        </w:rPr>
+        <w:t xml:space="preserve">The state’s own Standards Addressed block for the Apparel and Textile Production and Design module lists NYS FACS Learning Standard 2 only.</w:t>
+      </w:r>
+      <w:r>
+        <w:t xml:space="preserve"> </w:t>
+      </w:r>
+      <w:r>
+        <w:t xml:space="preserve">For sixteen of the nineteen ATPD lines that is fine, because Standard 2’s third performance indicator is written about clothing. For three lessons it is not fine, and this unit handles that the way the crosswalk recommends in Part E.3, option (b): cite Standard 3 first where Standard 3 is the honest fit, cite Standard 2 second, and say in one sentence on the lesson page that the state’s block lists only Standard 2.</w:t>
       </w:r>
     </w:p>
     <w:p>
@@ -3613,40 +4271,79 @@
         <w:pStyle w:val="BodyText"/>
       </w:pPr>
       <w:r>
-        <w:rPr>
-          <w:b/>
-        </w:rPr>
-        <w:t xml:space="preserve">Health, Safety, and Wellness:</w:t>
-      </w:r>
-      <w:r>
-        <w:t xml:space="preserve"> </w:t>
-      </w:r>
-      <w:r>
-        <w:t xml:space="preserve">- CTE HSW 4. Classroom and Workplace Safety a) List and describe the purpose of safety rules specific to classroom and workplace settings : Lesson 5.3</w:t>
-      </w:r>
-      <w:r>
-        <w:t xml:space="preserve"> </w:t>
-      </w:r>
-      <w:r>
-        <w:t xml:space="preserve">- CTE HSW 4. Classroom and Workplace Safety c) Apply safety practices when using tools, machines, and equipment : Lessons 5.5, 5.6, 5.7, 5.8, 5.10, 5.11, 5.16, 5.17</w:t>
-      </w:r>
-      <w:r>
-        <w:t xml:space="preserve"> </w:t>
-      </w:r>
-      <w:r>
-        <w:t xml:space="preserve">- CTE HSW 4. Classroom and Workplace Safety d) Wear appropriate protective clothing and gear when using tools, machines, and equipment : Lesson 5.1</w:t>
-      </w:r>
-      <w:r>
-        <w:t xml:space="preserve"> </w:t>
-      </w:r>
-      <w:r>
-        <w:t xml:space="preserve">- CTE HSW 4. Classroom and Workplace Safety e) Participate in housekeeping procedures that help to establish and maintain safe working conditions in the classroom or workplace : Lessons 5.5, 5.17</w:t>
-      </w:r>
-      <w:r>
-        <w:t xml:space="preserve"> </w:t>
-      </w:r>
-      <w:r>
-        <w:t xml:space="preserve">- CTE HSW 4. Classroom and Workplace Safety i) Demonstrate development of workplace safety skills through practice of these skills in a variety of classroom applications : Lessons 5.10, 5.11</w:t>
+        <w:t xml:space="preserve">The three lessons that cite Standard 3 first are</w:t>
+      </w:r>
+      <w:r>
+        <w:t xml:space="preserve"> </w:t>
+      </w:r>
+      <w:r>
+        <w:rPr>
+          <w:b/>
+        </w:rPr>
+        <w:t xml:space="preserve">Lesson 5.12</w:t>
+      </w:r>
+      <w:r>
+        <w:t xml:space="preserve">,</w:t>
+      </w:r>
+      <w:r>
+        <w:t xml:space="preserve"> </w:t>
+      </w:r>
+      <w:r>
+        <w:rPr>
+          <w:b/>
+        </w:rPr>
+        <w:t xml:space="preserve">Lesson 5.13</w:t>
+      </w:r>
+      <w:r>
+        <w:t xml:space="preserve">, and</w:t>
+      </w:r>
+      <w:r>
+        <w:t xml:space="preserve"> </w:t>
+      </w:r>
+      <w:r>
+        <w:rPr>
+          <w:b/>
+        </w:rPr>
+        <w:t xml:space="preserve">Lesson 5.19</w:t>
+      </w:r>
+      <w:r>
+        <w:t xml:space="preserve">. In 5.12 and 5.13 the content is consumer finance and division, which is ATPD 4. Consumer Resources and Finance; in 5.19 it is careers, which is ATPD 5. Career Pathways. No Standard 2 performance indicator fits either one. Crosswalk Part E.3 names exactly these cases:</w:t>
+      </w:r>
+      <w:r>
+        <w:t xml:space="preserve"> </w:t>
+      </w:r>
+      <w:r>
+        <w:t xml:space="preserve">“</w:t>
+      </w:r>
+      <w:r>
+        <w:t xml:space="preserve">ATPD 4. Consumer Resources and Finance (a to c) fits Standard 3 PI B and PI C (budgeting) better than Standard 2 PI C</w:t>
+      </w:r>
+      <w:r>
+        <w:t xml:space="preserve">”</w:t>
+      </w:r>
+      <w:r>
+        <w:t xml:space="preserve"> </w:t>
+      </w:r>
+      <w:r>
+        <w:t xml:space="preserve">and</w:t>
+      </w:r>
+      <w:r>
+        <w:t xml:space="preserve"> </w:t>
+      </w:r>
+      <w:r>
+        <w:t xml:space="preserve">“</w:t>
+      </w:r>
+      <w:r>
+        <w:t xml:space="preserve">HDR 7. and ATPD 5. Career Pathways fit Standard 3 PI E.</w:t>
+      </w:r>
+      <w:r>
+        <w:t xml:space="preserve">”</w:t>
+      </w:r>
+      <w:r>
+        <w:t xml:space="preserve"> </w:t>
+      </w:r>
+      <w:r>
+        <w:t xml:space="preserve">Lesson 5.14 cites Standard 2 first and notes that Standard 3 PI B also fits its Day 2 task, because the lesson’s own content is global responsibility rather than money.</w:t>
       </w:r>
     </w:p>
     <w:p>
@@ -3657,31 +4354,440 @@
         <w:rPr>
           <w:b/>
         </w:rPr>
-        <w:t xml:space="preserve">Financial and Consumer Literacy:</w:t>
-      </w:r>
-      <w:r>
-        <w:t xml:space="preserve"> </w:t>
-      </w:r>
-      <w:r>
-        <w:t xml:space="preserve">- CTE FCL 4. Buying Goods and Services c) Develop a spending and savings plan (budget) based on income and expenses : Lesson 5.14 (the one-season budget box)</w:t>
-      </w:r>
-      <w:r>
-        <w:t xml:space="preserve"> </w:t>
-      </w:r>
-      <w:r>
-        <w:t xml:space="preserve">- CTE FCL 4. Buying Goods and Services f) Apply a decision-making model to maximize consumer satisfaction when purchasing goods and services : Lessons 5.9, 5.12, 5.13</w:t>
-      </w:r>
-      <w:r>
-        <w:t xml:space="preserve"> </w:t>
-      </w:r>
-      <w:r>
-        <w:t xml:space="preserve">- CTE FCL 4. Buying Goods and Services g) Compare local, national, and global resources for obtaining goods and services : Lesson 5.12</w:t>
-      </w:r>
-      <w:r>
-        <w:t xml:space="preserve"> </w:t>
-      </w:r>
-      <w:r>
-        <w:t xml:space="preserve">- CTE FCL 4. Buying Goods and Services h) Analyze consumer rights, responsibilities, and protections provided by local, state, federal, and global laws and policies : Lesson 5.4</w:t>
+        <w:t xml:space="preserve">Standard 2: A Safe and Healthy Environment.</w:t>
+      </w:r>
+      <w:r>
+        <w:t xml:space="preserve"> </w:t>
+      </w:r>
+      <w:r>
+        <w:t xml:space="preserve">Students will acquire the knowledge and ability necessary to create and maintain a safe and healthy environment.</w:t>
+      </w:r>
+      <w:r>
+        <w:t xml:space="preserve"> </w:t>
+      </w:r>
+      <w:r>
+        <w:t xml:space="preserve">Key Idea: Students will know the basic principles of home and community safety. They can demonstrate the skills necessary to maintain their homes and workplaces in a safe and comfortable condition. They can provide a safe and nurturing environment for themselves and others.</w:t>
+      </w:r>
+    </w:p>
+    <w:p>
+      <w:pPr>
+        <w:numPr>
+          <w:ilvl w:val="0"/>
+          <w:numId w:val="1018"/>
+        </w:numPr>
+        <w:pStyle w:val="Compact"/>
+      </w:pPr>
+      <w:r>
+        <w:t xml:space="preserve">PI C: Students use age-appropriate techniques to select and maintain clothing. (Lessons 5.1, 5.2, 5.3, 5.4, 5.5, 5.6, 5.7, 5.8, 5.9, 5.10, 5.11, 5.14, 5.15, 5.16, 5.17, 5.18, and</w:t>
+      </w:r>
+      <w:r>
+        <w:t xml:space="preserve"> </w:t>
+      </w:r>
+      <w:r>
+        <w:rPr>
+          <w:rStyle w:val="VerbatimChar"/>
+        </w:rPr>
+        <w:t xml:space="preserve">Project 05</w:t>
+      </w:r>
+      <w:r>
+        <w:t xml:space="preserve">. This is the unit’s default citation and it is on seventeen of the nineteen lesson pages.)</w:t>
+      </w:r>
+    </w:p>
+    <w:p>
+      <w:pPr>
+        <w:numPr>
+          <w:ilvl w:val="0"/>
+          <w:numId w:val="1018"/>
+        </w:numPr>
+        <w:pStyle w:val="Compact"/>
+      </w:pPr>
+      <w:r>
+        <w:t xml:space="preserve">PI B: Students know the basics of managing a safe and healthy home. (Not cited on a lesson page in this unit. The laundry content in Lesson 5.4 is the closest fit and PI C covers it better, because PI C names maintaining clothing directly.)</w:t>
+      </w:r>
+    </w:p>
+    <w:p>
+      <w:pPr>
+        <w:pStyle w:val="FirstParagraph"/>
+      </w:pPr>
+      <w:r>
+        <w:rPr>
+          <w:b/>
+        </w:rPr>
+        <w:t xml:space="preserve">Standard 3: Resource Management.</w:t>
+      </w:r>
+      <w:r>
+        <w:t xml:space="preserve"> </w:t>
+      </w:r>
+      <w:r>
+        <w:t xml:space="preserve">Students will understand and be able to manage their personal and community resources.</w:t>
+      </w:r>
+      <w:r>
+        <w:t xml:space="preserve"> </w:t>
+      </w:r>
+      <w:r>
+        <w:t xml:space="preserve">Key Idea: Students will understand and be able to manage personal resources of talent, time, energy, and money and make effective decisions in order to balance their obligations to work, family, and self.</w:t>
+      </w:r>
+    </w:p>
+    <w:p>
+      <w:pPr>
+        <w:numPr>
+          <w:ilvl w:val="0"/>
+          <w:numId w:val="1019"/>
+        </w:numPr>
+        <w:pStyle w:val="Compact"/>
+      </w:pPr>
+      <w:r>
+        <w:t xml:space="preserve">PI B: Students understand the resources available to them, make informed decisions about the use of those resources, and know some ways to expand resources. (Lesson 5.12, cited first; also noted as a fit on Lesson 5.14 Day 2)</w:t>
+      </w:r>
+    </w:p>
+    <w:p>
+      <w:pPr>
+        <w:numPr>
+          <w:ilvl w:val="0"/>
+          <w:numId w:val="1019"/>
+        </w:numPr>
+        <w:pStyle w:val="Compact"/>
+      </w:pPr>
+      <w:r>
+        <w:t xml:space="preserve">PI C: Students are able to budget their time and money. (Lesson 5.13, cited first)</w:t>
+      </w:r>
+    </w:p>
+    <w:p>
+      <w:pPr>
+        <w:numPr>
+          <w:ilvl w:val="0"/>
+          <w:numId w:val="1019"/>
+        </w:numPr>
+        <w:pStyle w:val="Compact"/>
+      </w:pPr>
+      <w:r>
+        <w:t xml:space="preserve">PI E: Students identify their own abilities and interests as possible guides to career choice. (Lesson 5.19, cited first)</w:t>
+      </w:r>
+    </w:p>
+    <w:p>
+      <w:pPr>
+        <w:pStyle w:val="FirstParagraph"/>
+      </w:pPr>
+      <w:r>
+        <w:t xml:space="preserve">The PI letters are NYLearns codes; the NYSED print document lists the indicators as bullets, and the wording above comes from NYLearns because the 1996 NYSED PDF is blocked to automated fetch.</w:t>
+      </w:r>
+      <w:r>
+        <w:t xml:space="preserve"> </w:t>
+      </w:r>
+      <w:r>
+        <w:rPr>
+          <w:b/>
+        </w:rPr>
+        <w:t xml:space="preserve">[Sal: confirm the Standard 2 and Standard 3 wording and the bullet order against the NYSED PDF before the standards map page goes live; see crosswalk E.4. Twelve lesson pages in this unit carry the same [Sal: confirm against the NYSED PDF] note in their Sources block, and one check clears all of them.]</w:t>
+      </w:r>
+    </w:p>
+    <w:p>
+      <w:pPr>
+        <w:pStyle w:val="Heading3"/>
+      </w:pPr>
+      <w:bookmarkStart w:id="36" w:name="cdos-intermediate"/>
+      <w:r>
+        <w:t xml:space="preserve">CDOS (Intermediate)</w:t>
+      </w:r>
+      <w:bookmarkEnd w:id="36"/>
+    </w:p>
+    <w:p>
+      <w:pPr>
+        <w:numPr>
+          <w:ilvl w:val="0"/>
+          <w:numId w:val="1020"/>
+        </w:numPr>
+        <w:pStyle w:val="Compact"/>
+      </w:pPr>
+      <w:r>
+        <w:rPr>
+          <w:b/>
+        </w:rPr>
+        <w:t xml:space="preserve">CDOS 1 Career Development:</w:t>
+      </w:r>
+      <w:r>
+        <w:t xml:space="preserve"> </w:t>
+      </w:r>
+      <w:r>
+        <w:t xml:space="preserve">Students will be knowledgeable about the world of work, explore career options, and relate personal skills, aptitudes, and abilities to future career decisions. (Lesson 5.19)</w:t>
+      </w:r>
+    </w:p>
+    <w:p>
+      <w:pPr>
+        <w:numPr>
+          <w:ilvl w:val="0"/>
+          <w:numId w:val="1020"/>
+        </w:numPr>
+        <w:pStyle w:val="Compact"/>
+      </w:pPr>
+      <w:r>
+        <w:rPr>
+          <w:b/>
+        </w:rPr>
+        <w:t xml:space="preserve">CDOS 2 Integrated Learning:</w:t>
+      </w:r>
+      <w:r>
+        <w:t xml:space="preserve"> </w:t>
+      </w:r>
+      <w:r>
+        <w:t xml:space="preserve">Students will demonstrate how academic knowledge and skills are applied in the workplace and other settings. (Lessons 5.11, 5.17; measuring, marking, and building to a plan is math and procedure doing real work)</w:t>
+      </w:r>
+    </w:p>
+    <w:p>
+      <w:pPr>
+        <w:numPr>
+          <w:ilvl w:val="0"/>
+          <w:numId w:val="1020"/>
+        </w:numPr>
+        <w:pStyle w:val="Compact"/>
+      </w:pPr>
+      <w:r>
+        <w:rPr>
+          <w:b/>
+        </w:rPr>
+        <w:t xml:space="preserve">CDOS 3a Universal Foundation Skills:</w:t>
+      </w:r>
+      <w:r>
+        <w:t xml:space="preserve"> </w:t>
+      </w:r>
+      <w:r>
+        <w:t xml:space="preserve">Students will demonstrate mastery of the foundation skills and competencies essential for success in the workplace. Sub skills used in this unit:</w:t>
+      </w:r>
+    </w:p>
+    <w:p>
+      <w:pPr>
+        <w:numPr>
+          <w:ilvl w:val="1"/>
+          <w:numId w:val="1021"/>
+        </w:numPr>
+        <w:pStyle w:val="Compact"/>
+      </w:pPr>
+      <w:r>
+        <w:rPr>
+          <w:b/>
+        </w:rPr>
+        <w:t xml:space="preserve">Basic Skills:</w:t>
+      </w:r>
+      <w:r>
+        <w:t xml:space="preserve"> </w:t>
+      </w:r>
+      <w:r>
+        <w:t xml:space="preserve">Students listen to and read the ideas of others and analyze what they hear and read; acquire and use information from a variety of sources; and apply a combination of mathematical operations to solve problems in oral or written form. (Lessons 5.3, 5.4, 5.6, 5.7, 5.13)</w:t>
+      </w:r>
+    </w:p>
+    <w:p>
+      <w:pPr>
+        <w:numPr>
+          <w:ilvl w:val="1"/>
+          <w:numId w:val="1021"/>
+        </w:numPr>
+        <w:pStyle w:val="Compact"/>
+      </w:pPr>
+      <w:r>
+        <w:rPr>
+          <w:b/>
+        </w:rPr>
+        <w:t xml:space="preserve">Thinking Skills:</w:t>
+      </w:r>
+      <w:r>
+        <w:t xml:space="preserve"> </w:t>
+      </w:r>
+      <w:r>
+        <w:t xml:space="preserve">Students evaluate facts, solve advanced problems, and make decisions by applying logic and reasoning skills. (Lessons 5.9, 5.14, 5.15, 5.16)</w:t>
+      </w:r>
+    </w:p>
+    <w:p>
+      <w:pPr>
+        <w:numPr>
+          <w:ilvl w:val="1"/>
+          <w:numId w:val="1021"/>
+        </w:numPr>
+        <w:pStyle w:val="Compact"/>
+      </w:pPr>
+      <w:r>
+        <w:rPr>
+          <w:b/>
+        </w:rPr>
+        <w:t xml:space="preserve">Personal Qualities:</w:t>
+      </w:r>
+      <w:r>
+        <w:t xml:space="preserve"> </w:t>
+      </w:r>
+      <w:r>
+        <w:t xml:space="preserve">Students demonstrate an understanding of the relationship between individuals and society and interact with others in a positive manner. (Lessons 5.1, 5.5, 5.8, 5.11, 5.17)</w:t>
+      </w:r>
+    </w:p>
+    <w:p>
+      <w:pPr>
+        <w:numPr>
+          <w:ilvl w:val="1"/>
+          <w:numId w:val="1021"/>
+        </w:numPr>
+        <w:pStyle w:val="Compact"/>
+      </w:pPr>
+      <w:r>
+        <w:rPr>
+          <w:b/>
+        </w:rPr>
+        <w:t xml:space="preserve">Interpersonal Skills:</w:t>
+      </w:r>
+      <w:r>
+        <w:t xml:space="preserve"> </w:t>
+      </w:r>
+      <w:r>
+        <w:t xml:space="preserve">Students demonstrate the ability to work with others, present facts that support arguments, listen to dissenting points of view, and reach a shared decision. (Lessons 5.2, 5.18)</w:t>
+      </w:r>
+    </w:p>
+    <w:p>
+      <w:pPr>
+        <w:numPr>
+          <w:ilvl w:val="1"/>
+          <w:numId w:val="1021"/>
+        </w:numPr>
+        <w:pStyle w:val="Compact"/>
+      </w:pPr>
+      <w:r>
+        <w:rPr>
+          <w:b/>
+        </w:rPr>
+        <w:t xml:space="preserve">Technology:</w:t>
+      </w:r>
+      <w:r>
+        <w:t xml:space="preserve"> </w:t>
+      </w:r>
+      <w:r>
+        <w:t xml:space="preserve">Students select and use appropriate technology to complete a task. (Lessons 5.10, 5.11)</w:t>
+      </w:r>
+    </w:p>
+    <w:p>
+      <w:pPr>
+        <w:numPr>
+          <w:ilvl w:val="1"/>
+          <w:numId w:val="1021"/>
+        </w:numPr>
+        <w:pStyle w:val="Compact"/>
+      </w:pPr>
+      <w:r>
+        <w:rPr>
+          <w:b/>
+        </w:rPr>
+        <w:t xml:space="preserve">Managing Information:</w:t>
+      </w:r>
+      <w:r>
+        <w:t xml:space="preserve"> </w:t>
+      </w:r>
+      <w:r>
+        <w:t xml:space="preserve">Students select and communicate information in an appropriate format (e.g., oral, written, graphic, pictorial, multimedia). (Lesson 5.18)</w:t>
+      </w:r>
+    </w:p>
+    <w:p>
+      <w:pPr>
+        <w:numPr>
+          <w:ilvl w:val="1"/>
+          <w:numId w:val="1021"/>
+        </w:numPr>
+        <w:pStyle w:val="Compact"/>
+      </w:pPr>
+      <w:r>
+        <w:rPr>
+          <w:b/>
+        </w:rPr>
+        <w:t xml:space="preserve">Managing Resources:</w:t>
+      </w:r>
+      <w:r>
+        <w:t xml:space="preserve"> </w:t>
+      </w:r>
+      <w:r>
+        <w:t xml:space="preserve">Students understand the material, human, and financial resources needed to accomplish tasks and activities. (Lesson 5.12)</w:t>
+      </w:r>
+    </w:p>
+    <w:p>
+      <w:pPr>
+        <w:pStyle w:val="FirstParagraph"/>
+      </w:pPr>
+      <w:r>
+        <w:t xml:space="preserve">Standard 3b (Career Majors) exists only at Commencement. A grade 6 to 8 course cites 1, 2, and 3a only, which is what all twelve state modules do. The ATPD module PDF prints</w:t>
+      </w:r>
+      <w:r>
+        <w:t xml:space="preserve"> </w:t>
+      </w:r>
+      <w:r>
+        <w:t xml:space="preserve">“</w:t>
+      </w:r>
+      <w:r>
+        <w:t xml:space="preserve">Standards 3a</w:t>
+      </w:r>
+      <w:r>
+        <w:t xml:space="preserve">”</w:t>
+      </w:r>
+      <w:r>
+        <w:t xml:space="preserve"> </w:t>
+      </w:r>
+      <w:r>
+        <w:t xml:space="preserve">instead of</w:t>
+      </w:r>
+      <w:r>
+        <w:t xml:space="preserve"> </w:t>
+      </w:r>
+      <w:r>
+        <w:t xml:space="preserve">“</w:t>
+      </w:r>
+      <w:r>
+        <w:t xml:space="preserve">Standard 3a</w:t>
+      </w:r>
+      <w:r>
+        <w:t xml:space="preserve">”</w:t>
+      </w:r>
+      <w:r>
+        <w:t xml:space="preserve">; cite</w:t>
+      </w:r>
+      <w:r>
+        <w:t xml:space="preserve"> </w:t>
+      </w:r>
+      <w:r>
+        <w:t xml:space="preserve">“</w:t>
+      </w:r>
+      <w:r>
+        <w:t xml:space="preserve">CDOS 3a</w:t>
+      </w:r>
+      <w:r>
+        <w:t xml:space="preserve">”</w:t>
+      </w:r>
+      <w:r>
+        <w:t xml:space="preserve"> </w:t>
+      </w:r>
+      <w:r>
+        <w:t xml:space="preserve">(crosswalk D.4).</w:t>
+      </w:r>
+    </w:p>
+    <w:p>
+      <w:pPr>
+        <w:pStyle w:val="Heading3"/>
+      </w:pPr>
+      <w:bookmarkStart w:id="37" w:name="X39c2d9e7773f5810eb351e85d2c4d4984a20d62"/>
+      <w:r>
+        <w:t xml:space="preserve">National FCS 3.0 (LEAD FCS Education, 2018 to 2028; text verbatim from the 3.0 compilation as quoted in</w:t>
+      </w:r>
+      <w:r>
+        <w:t xml:space="preserve"> </w:t>
+      </w:r>
+      <w:r>
+        <w:rPr>
+          <w:rStyle w:val="VerbatimChar"/>
+        </w:rPr>
+        <w:t xml:space="preserve">02 Standards/STANDARDS SOURCES - web research.md</w:t>
+      </w:r>
+      <w:r>
+        <w:t xml:space="preserve">)</w:t>
+      </w:r>
+      <w:bookmarkEnd w:id="37"/>
+    </w:p>
+    <w:p>
+      <w:pPr>
+        <w:pStyle w:val="FirstParagraph"/>
+      </w:pPr>
+      <w:r>
+        <w:t xml:space="preserve">The ATPD module’s own Standards Addressed block names Area 16 at the content-standard level only (16.1, 16.2, 16.4) plus 2.1.4. Numbers marked (block) are printed in the ATPD block; numbers marked (ext) are confirmed verbatim in the 3.0 text but not printed in the module block. All twenty competencies below were checked against section 4.16 (and 4.1, 4.2) of the web research file.</w:t>
       </w:r>
     </w:p>
     <w:p>
@@ -3692,49 +4798,619 @@
         <w:rPr>
           <w:b/>
         </w:rPr>
-        <w:t xml:space="preserve">Problem Solving and Innovation:</w:t>
-      </w:r>
-      <w:r>
-        <w:t xml:space="preserve"> </w:t>
-      </w:r>
-      <w:r>
-        <w:t xml:space="preserve">- CTE PSI 2. Design Process (Proactive) a) Implement a formal design process to solve a given problem by a. Defining the problem being addressed; b. Defining criteria that must be met through the finished design; c. Defining constraints that must be adhered to; d. Brainstorming and examining possible solutions : Lesson 5.15</w:t>
-      </w:r>
-      <w:r>
-        <w:t xml:space="preserve"> </w:t>
-      </w:r>
-      <w:r>
-        <w:t xml:space="preserve">- CTE PSI 2. Design Process (Proactive) a) e. Selecting the best solution for evaluation; f. Developing and constructing a prototype or model of the selected design : Lesson 5.16</w:t>
-      </w:r>
-      <w:r>
-        <w:t xml:space="preserve"> </w:t>
-      </w:r>
-      <w:r>
-        <w:t xml:space="preserve">- CTE PSI 2. Design Process (Proactive) a) b. Defining criteria that must be met through the finished design; f. Developing and constructing a prototype or model of the selected design; g. Testing and evaluating the prototype and model against the design criteria and constraints : Lesson 5.10</w:t>
-      </w:r>
-      <w:r>
-        <w:t xml:space="preserve"> </w:t>
-      </w:r>
-      <w:r>
-        <w:t xml:space="preserve">- CTE PSI 2. Design Process (Proactive) a) g. Testing and evaluating the prototype and model against the design criteria and constraints; i. Evaluating their use of the design process and how it impacted their final solutions : Lesson 5.18</w:t>
-      </w:r>
-      <w:r>
-        <w:t xml:space="preserve"> </w:t>
-      </w:r>
-      <w:r>
-        <w:t xml:space="preserve">- CTE PSI 2. Design Process (Proactive) b) Demonstrate personal development of design skills through practice of these skills in a variety of classroom applications : Lessons 5.6, 5.7</w:t>
-      </w:r>
-      <w:r>
-        <w:t xml:space="preserve"> </w:t>
-      </w:r>
-      <w:r>
-        <w:t xml:space="preserve">- CTE PSI 3. Troubleshooting Process (Reactive) a) Implement a formal troubleshooting process to solve a given problem by c. Testing and evaluating to isolate the problem; d. Correcting the problem by implementing changes or repairs : Lesson 5.9</w:t>
-      </w:r>
-      <w:r>
-        <w:t xml:space="preserve"> </w:t>
-      </w:r>
-      <w:r>
-        <w:t xml:space="preserve">- CTE PSI 3. Troubleshooting Process (Reactive) a) Implement a formal troubleshooting process to solve a given problem by a. Defining the problem being addressed; c. Testing and evaluating to isolate the problem; d. Correcting the problem by implementing changes or repairs : Lesson 5.17</w:t>
+        <w:t xml:space="preserve">Area 16, Textiles, Fashion, and Apparel:</w:t>
+      </w:r>
+    </w:p>
+    <w:p>
+      <w:pPr>
+        <w:numPr>
+          <w:ilvl w:val="0"/>
+          <w:numId w:val="1022"/>
+        </w:numPr>
+        <w:pStyle w:val="Compact"/>
+      </w:pPr>
+      <w:r>
+        <w:t xml:space="preserve">16.2 Evaluate textiles, fashion, and apparel products and materials and their use in diverse settings. (block, content standard) (Lesson 5.1, cited at the standard level because no Area 16 competency covers clothing for roles and activities)</w:t>
+      </w:r>
+    </w:p>
+    <w:p>
+      <w:pPr>
+        <w:numPr>
+          <w:ilvl w:val="0"/>
+          <w:numId w:val="1022"/>
+        </w:numPr>
+        <w:pStyle w:val="Compact"/>
+      </w:pPr>
+      <w:r>
+        <w:t xml:space="preserve">16.1.1 Explain what people in textiles, fashion, and apparel careers do. (ext; 16.1 in block) (Lesson 5.19)</w:t>
+      </w:r>
+    </w:p>
+    <w:p>
+      <w:pPr>
+        <w:numPr>
+          <w:ilvl w:val="0"/>
+          <w:numId w:val="1022"/>
+        </w:numPr>
+        <w:pStyle w:val="Compact"/>
+      </w:pPr>
+      <w:r>
+        <w:t xml:space="preserve">16.1.2 Examine openings for jobs and for starting a business. (ext; 16.1 in block) (Lesson 5.19)</w:t>
+      </w:r>
+    </w:p>
+    <w:p>
+      <w:pPr>
+        <w:numPr>
+          <w:ilvl w:val="0"/>
+          <w:numId w:val="1022"/>
+        </w:numPr>
+        <w:pStyle w:val="Compact"/>
+      </w:pPr>
+      <w:r>
+        <w:t xml:space="preserve">16.1.3 Sum up the education and training that textile, fashion, and apparel career paths require. (ext; 16.1 in block) (Lesson 5.19)</w:t>
+      </w:r>
+    </w:p>
+    <w:p>
+      <w:pPr>
+        <w:numPr>
+          <w:ilvl w:val="0"/>
+          <w:numId w:val="1022"/>
+        </w:numPr>
+        <w:pStyle w:val="Compact"/>
+      </w:pPr>
+      <w:r>
+        <w:t xml:space="preserve">16.2.1 Use correct terms to identify, compare, and examine the common generic textile fibers and fabrics. (ext; 16.2 in block) (Lesson 5.3)</w:t>
+      </w:r>
+    </w:p>
+    <w:p>
+      <w:pPr>
+        <w:numPr>
+          <w:ilvl w:val="0"/>
+          <w:numId w:val="1022"/>
+        </w:numPr>
+        <w:pStyle w:val="Compact"/>
+      </w:pPr>
+      <w:r>
+        <w:t xml:space="preserve">16.2.2 Judge how textile fibers and fabrics perform. (ext; 16.2 in block) (Lesson 5.3)</w:t>
+      </w:r>
+    </w:p>
+    <w:p>
+      <w:pPr>
+        <w:numPr>
+          <w:ilvl w:val="0"/>
+          <w:numId w:val="1022"/>
+        </w:numPr>
+        <w:pStyle w:val="Compact"/>
+      </w:pPr>
+      <w:r>
+        <w:t xml:space="preserve">16.2.3 Examine textile laws, standards, and labeling in a global economy. (ext) (Lesson 5.4)</w:t>
+      </w:r>
+    </w:p>
+    <w:p>
+      <w:pPr>
+        <w:numPr>
+          <w:ilvl w:val="0"/>
+          <w:numId w:val="1022"/>
+        </w:numPr>
+        <w:pStyle w:val="Compact"/>
+      </w:pPr>
+      <w:r>
+        <w:t xml:space="preserve">16.2.4 Examine how a textile’s components affect its design, construction, care, use, upkeep, and disposal or recycling. (ext) (Lesson 5.3)</w:t>
+      </w:r>
+    </w:p>
+    <w:p>
+      <w:pPr>
+        <w:numPr>
+          <w:ilvl w:val="0"/>
+          <w:numId w:val="1022"/>
+        </w:numPr>
+        <w:pStyle w:val="Compact"/>
+      </w:pPr>
+      <w:r>
+        <w:t xml:space="preserve">16.2.5 Show the right way to care for textile products and to dispose of or recycle them, keeping local and global needs in mind. (ext) (Lessons 5.4, 5.15, 5.18, and the grade 8 stretch CARE field on the display card)</w:t>
+      </w:r>
+    </w:p>
+    <w:p>
+      <w:pPr>
+        <w:numPr>
+          <w:ilvl w:val="0"/>
+          <w:numId w:val="1022"/>
+        </w:numPr>
+        <w:pStyle w:val="Compact"/>
+      </w:pPr>
+      <w:r>
+        <w:t xml:space="preserve">16.2.6 Judge fibers and fabrics on sustainability. (ext) (Lesson 5.14)</w:t>
+      </w:r>
+    </w:p>
+    <w:p>
+      <w:pPr>
+        <w:numPr>
+          <w:ilvl w:val="0"/>
+          <w:numId w:val="1022"/>
+        </w:numPr>
+        <w:pStyle w:val="Compact"/>
+      </w:pPr>
+      <w:r>
+        <w:t xml:space="preserve">16.2.7 Judge the construction quality and fit of textiles, fashion, and apparel. (ext) (Lessons 5.7, 5.11, 5.13)</w:t>
+      </w:r>
+    </w:p>
+    <w:p>
+      <w:pPr>
+        <w:numPr>
+          <w:ilvl w:val="0"/>
+          <w:numId w:val="1022"/>
+        </w:numPr>
+        <w:pStyle w:val="Compact"/>
+      </w:pPr>
+      <w:r>
+        <w:t xml:space="preserve">16.3.1 Explain how fiber, fabric, texture, pattern, and finish change how a garment looks. (ext) (Lesson 5.2)</w:t>
+      </w:r>
+    </w:p>
+    <w:p>
+      <w:pPr>
+        <w:numPr>
+          <w:ilvl w:val="0"/>
+          <w:numId w:val="1022"/>
+        </w:numPr>
+        <w:pStyle w:val="Compact"/>
+      </w:pPr>
+      <w:r>
+        <w:t xml:space="preserve">16.3.3 Use the elements and principles of design when designing, making, or altering textiles and apparel. (ext) (Lesson 5.16)</w:t>
+      </w:r>
+    </w:p>
+    <w:p>
+      <w:pPr>
+        <w:numPr>
+          <w:ilvl w:val="0"/>
+          <w:numId w:val="1022"/>
+        </w:numPr>
+        <w:pStyle w:val="Compact"/>
+      </w:pPr>
+      <w:r>
+        <w:t xml:space="preserve">16.4.1 Work skillfully with traditional and newer equipment, tools, and supplies to construct, alter, repair, and recycle textiles and apparel. (ext; 16.4 in block) (Lessons 5.5, 5.6, 5.10, 5.11, 5.17)</w:t>
+      </w:r>
+    </w:p>
+    <w:p>
+      <w:pPr>
+        <w:numPr>
+          <w:ilvl w:val="0"/>
+          <w:numId w:val="1022"/>
+        </w:numPr>
+        <w:pStyle w:val="Compact"/>
+      </w:pPr>
+      <w:r>
+        <w:t xml:space="preserve">16.4.3 Use the right industry products and materials to clean, press, and finish textiles and apparel. (ext) (Lesson 5.4)</w:t>
+      </w:r>
+    </w:p>
+    <w:p>
+      <w:pPr>
+        <w:numPr>
+          <w:ilvl w:val="0"/>
+          <w:numId w:val="1022"/>
+        </w:numPr>
+        <w:pStyle w:val="Compact"/>
+      </w:pPr>
+      <w:r>
+        <w:t xml:space="preserve">16.4.5 Show the basic skills for making, altering, repairing, and recycling textiles and apparel. (ext; 16.4 in block) (Lessons 5.6, 5.7, 5.8, 5.9, 5.10, 5.11, 5.16, 5.17, 5.18)</w:t>
+      </w:r>
+    </w:p>
+    <w:p>
+      <w:pPr>
+        <w:numPr>
+          <w:ilvl w:val="0"/>
+          <w:numId w:val="1022"/>
+        </w:numPr>
+        <w:pStyle w:val="Compact"/>
+      </w:pPr>
+      <w:r>
+        <w:t xml:space="preserve">16.5.2 Examine what it costs to construct, manufacture, distribute, alter, repair, or recycle textiles, fashion, and apparel. (ext) (Lessons 5.9, 5.12, 5.13)</w:t>
+      </w:r>
+    </w:p>
+    <w:p>
+      <w:pPr>
+        <w:pStyle w:val="FirstParagraph"/>
+      </w:pPr>
+      <w:r>
+        <w:rPr>
+          <w:b/>
+        </w:rPr>
+        <w:t xml:space="preserve">Competencies from other areas the lessons cite:</w:t>
+      </w:r>
+    </w:p>
+    <w:p>
+      <w:pPr>
+        <w:numPr>
+          <w:ilvl w:val="0"/>
+          <w:numId w:val="1023"/>
+        </w:numPr>
+        <w:pStyle w:val="Compact"/>
+      </w:pPr>
+      <w:r>
+        <w:t xml:space="preserve">1.2.1 Examine possible careers to find what each one requires and offers in knowledge, skills, attitudes, and openings. (ext) (Lesson 5.19)</w:t>
+      </w:r>
+    </w:p>
+    <w:p>
+      <w:pPr>
+        <w:numPr>
+          <w:ilvl w:val="0"/>
+          <w:numId w:val="1023"/>
+        </w:numPr>
+        <w:pStyle w:val="Compact"/>
+      </w:pPr>
+      <w:r>
+        <w:t xml:space="preserve">1.2.7 Examine what keeps school, work, and community settings safe and healthy. (ext) (Lesson 5.5)</w:t>
+      </w:r>
+    </w:p>
+    <w:p>
+      <w:pPr>
+        <w:numPr>
+          <w:ilvl w:val="0"/>
+          <w:numId w:val="1023"/>
+        </w:numPr>
+        <w:pStyle w:val="Compact"/>
+      </w:pPr>
+      <w:r>
+        <w:t xml:space="preserve">2.1.4 Use consumer skills when buying and caring for clothing. (block) (Lessons 5.1, 5.8, 5.12)</w:t>
+      </w:r>
+    </w:p>
+    <w:p>
+      <w:pPr>
+        <w:numPr>
+          <w:ilvl w:val="0"/>
+          <w:numId w:val="1023"/>
+        </w:numPr>
+        <w:pStyle w:val="Compact"/>
+      </w:pPr>
+      <w:r>
+        <w:t xml:space="preserve">2.2.1 Examine the part individuals and families play in current environmental trends and issues. (ext) (Lesson 5.14)</w:t>
+      </w:r>
+    </w:p>
+    <w:p>
+      <w:pPr>
+        <w:numPr>
+          <w:ilvl w:val="0"/>
+          <w:numId w:val="1023"/>
+        </w:numPr>
+        <w:pStyle w:val="Compact"/>
+      </w:pPr>
+      <w:r>
+        <w:t xml:space="preserve">2.2.3 Practice habits that conserve, reuse, and recycle so resources and the environment last. (ext) (Lesson 5.15,</w:t>
+      </w:r>
+      <w:r>
+        <w:t xml:space="preserve"> </w:t>
+      </w:r>
+      <w:r>
+        <w:rPr>
+          <w:rStyle w:val="VerbatimChar"/>
+        </w:rPr>
+        <w:t xml:space="preserve">Project 05</w:t>
+      </w:r>
+      <w:r>
+        <w:t xml:space="preserve">,</w:t>
+      </w:r>
+      <w:r>
+        <w:t xml:space="preserve"> </w:t>
+      </w:r>
+      <w:r>
+        <w:rPr>
+          <w:rStyle w:val="VerbatimChar"/>
+        </w:rPr>
+        <w:t xml:space="preserve">Rubric 05</w:t>
+      </w:r>
+      <w:r>
+        <w:t xml:space="preserve"> </w:t>
+      </w:r>
+      <w:r>
+        <w:t xml:space="preserve">criterion 1)</w:t>
+      </w:r>
+    </w:p>
+    <w:p>
+      <w:pPr>
+        <w:numPr>
+          <w:ilvl w:val="0"/>
+          <w:numId w:val="1023"/>
+        </w:numPr>
+        <w:pStyle w:val="Compact"/>
+      </w:pPr>
+      <w:r>
+        <w:t xml:space="preserve">2.6.2 Use sound money management principles in personal and family finances. (ext) (Lesson 5.14, the one-season budget box)</w:t>
+      </w:r>
+    </w:p>
+    <w:p>
+      <w:pPr>
+        <w:pStyle w:val="FirstParagraph"/>
+      </w:pPr>
+      <w:r>
+        <w:rPr>
+          <w:b/>
+        </w:rPr>
+        <w:t xml:space="preserve">Not cited, and why:</w:t>
+      </w:r>
+      <w:r>
+        <w:t xml:space="preserve"> </w:t>
+      </w:r>
+      <w:r>
+        <w:t xml:space="preserve">no Area 16 competency covers clothing and identity, which is what ATPD 1. c) is about, so Lesson 5.2 cites 16.3.1 for the visual-appearance half and lets the state line carry the identity half. 16.2.6 would also fit ATPD 4. d) at unit level. Credit LEAD FCS Education visibly on the site; it is a condition of the non-commercial terms of use.</w:t>
+      </w:r>
+    </w:p>
+    <w:p>
+      <w:pPr>
+        <w:pStyle w:val="Heading3"/>
+      </w:pPr>
+      <w:bookmarkStart w:id="38" w:name="Xaeb2eee6fca18b3c2d434a3869c44604a338e1d"/>
+      <w:r>
+        <w:t xml:space="preserve">Career Ready Practices (as the ATPD module lists them; wording from the extract’s assembled list)</w:t>
+      </w:r>
+      <w:bookmarkEnd w:id="38"/>
+    </w:p>
+    <w:p>
+      <w:pPr>
+        <w:pStyle w:val="FirstParagraph"/>
+      </w:pPr>
+      <w:r>
+        <w:t xml:space="preserve">The ATPD module PDF cites seven of the twelve:</w:t>
+      </w:r>
+    </w:p>
+    <w:p>
+      <w:pPr>
+        <w:numPr>
+          <w:ilvl w:val="0"/>
+          <w:numId w:val="1024"/>
+        </w:numPr>
+        <w:pStyle w:val="Compact"/>
+      </w:pPr>
+      <w:r>
+        <w:t xml:space="preserve">CRP 1. Act as a responsible and contributing citizen and employee</w:t>
+      </w:r>
+    </w:p>
+    <w:p>
+      <w:pPr>
+        <w:numPr>
+          <w:ilvl w:val="0"/>
+          <w:numId w:val="1024"/>
+        </w:numPr>
+        <w:pStyle w:val="Compact"/>
+      </w:pPr>
+      <w:r>
+        <w:t xml:space="preserve">CRP 2. Apply appropriate and academic and technical skills</w:t>
+      </w:r>
+    </w:p>
+    <w:p>
+      <w:pPr>
+        <w:numPr>
+          <w:ilvl w:val="0"/>
+          <w:numId w:val="1024"/>
+        </w:numPr>
+        <w:pStyle w:val="Compact"/>
+      </w:pPr>
+      <w:r>
+        <w:t xml:space="preserve">CRP 3. Attend to personal health and financial well-being</w:t>
+      </w:r>
+    </w:p>
+    <w:p>
+      <w:pPr>
+        <w:numPr>
+          <w:ilvl w:val="0"/>
+          <w:numId w:val="1024"/>
+        </w:numPr>
+        <w:pStyle w:val="Compact"/>
+      </w:pPr>
+      <w:r>
+        <w:t xml:space="preserve">CRP 5. Consider environmental, social, and economic impacts of decisions</w:t>
+      </w:r>
+    </w:p>
+    <w:p>
+      <w:pPr>
+        <w:numPr>
+          <w:ilvl w:val="0"/>
+          <w:numId w:val="1024"/>
+        </w:numPr>
+        <w:pStyle w:val="Compact"/>
+      </w:pPr>
+      <w:r>
+        <w:t xml:space="preserve">CRP 6. Demonstrate creativity and innovation</w:t>
+      </w:r>
+    </w:p>
+    <w:p>
+      <w:pPr>
+        <w:numPr>
+          <w:ilvl w:val="0"/>
+          <w:numId w:val="1024"/>
+        </w:numPr>
+        <w:pStyle w:val="Compact"/>
+      </w:pPr>
+      <w:r>
+        <w:t xml:space="preserve">CRP 11. Use technology to enhance productivity</w:t>
+      </w:r>
+    </w:p>
+    <w:p>
+      <w:pPr>
+        <w:numPr>
+          <w:ilvl w:val="0"/>
+          <w:numId w:val="1024"/>
+        </w:numPr>
+        <w:pStyle w:val="Compact"/>
+      </w:pPr>
+      <w:r>
+        <w:t xml:space="preserve">CRP 12. Work productively in teams while using cultural global competence</w:t>
+      </w:r>
+    </w:p>
+    <w:p>
+      <w:pPr>
+        <w:pStyle w:val="FirstParagraph"/>
+      </w:pPr>
+      <w:r>
+        <w:t xml:space="preserve">CRP 2 is printed</w:t>
+      </w:r>
+      <w:r>
+        <w:t xml:space="preserve"> </w:t>
+      </w:r>
+      <w:r>
+        <w:t xml:space="preserve">“</w:t>
+      </w:r>
+      <w:r>
+        <w:t xml:space="preserve">Apply appropriate and academic and technical skills</w:t>
+      </w:r>
+      <w:r>
+        <w:t xml:space="preserve">”</w:t>
+      </w:r>
+      <w:r>
+        <w:t xml:space="preserve"> </w:t>
+      </w:r>
+      <w:r>
+        <w:t xml:space="preserve">in the ATPD PDF, which is the state’s own typo; the Nutrition and Wellness PDF prints the corrected</w:t>
+      </w:r>
+      <w:r>
+        <w:t xml:space="preserve"> </w:t>
+      </w:r>
+      <w:r>
+        <w:t xml:space="preserve">“</w:t>
+      </w:r>
+      <w:r>
+        <w:t xml:space="preserve">Apply appropriate academic and technical skills.</w:t>
+      </w:r>
+      <w:r>
+        <w:t xml:space="preserve">”</w:t>
+      </w:r>
+      <w:r>
+        <w:t xml:space="preserve"> </w:t>
+      </w:r>
+      <w:r>
+        <w:t xml:space="preserve">The line above is quoted as the ATPD module prints it. No single state PDF prints all twelve practices, so the extract assembles the list from all twelve modules, and Career Ready Practices are a secondary citation on this unit page only. The CCTC source text has not been fetched (crosswalk E.2).</w:t>
+      </w:r>
+      <w:r>
+        <w:t xml:space="preserve"> </w:t>
+      </w:r>
+      <w:r>
+        <w:rPr>
+          <w:b/>
+        </w:rPr>
+        <w:t xml:space="preserve">[Sal: verify the Career Ready Practices text against careertech.org before the full list goes on the site.]</w:t>
+      </w:r>
+    </w:p>
+    <w:p>
+      <w:pPr>
+        <w:pStyle w:val="Heading3"/>
+      </w:pPr>
+      <w:bookmarkStart w:id="39" w:name="X8a5b5a598951dedad8f7e00359d28e0a0d30fc7"/>
+      <w:r>
+        <w:t xml:space="preserve">The coverage note, updated for the machine revision (D19)</w:t>
+      </w:r>
+      <w:bookmarkEnd w:id="39"/>
+    </w:p>
+    <w:p>
+      <w:pPr>
+        <w:pStyle w:val="FirstParagraph"/>
+      </w:pPr>
+      <w:r>
+        <w:rPr>
+          <w:b/>
+        </w:rPr>
+        <w:t xml:space="preserve">Since the 2026-09-14 revision, ATPD 2. c) is met in full, hand and machine.</w:t>
+      </w:r>
+      <w:r>
+        <w:t xml:space="preserve"> </w:t>
+      </w:r>
+      <w:r>
+        <w:t xml:space="preserve">The room has machines for most of the class at once (D19), Lesson 5.10 teaches the machine as three days of parts, safety, threading, and paper drills, and Lesson 5.11 constructs a real machine-sewn bag. The hand half of 2. c) is met nine lessons deep, and the machine half is now demonstrated, not diagrammed.</w:t>
+      </w:r>
+      <w:r>
+        <w:t xml:space="preserve"> </w:t>
+      </w:r>
+      <w:r>
+        <w:rPr>
+          <w:b/>
+        </w:rPr>
+        <w:t xml:space="preserve">The honest note now runs the other way:</w:t>
+      </w:r>
+      <w:r>
+        <w:t xml:space="preserve"> </w:t>
+      </w:r>
+      <w:r>
+        <w:t xml:space="preserve">if this program lands in a room with no working machines, the archived hand-sewn build in</w:t>
+      </w:r>
+      <w:r>
+        <w:t xml:space="preserve"> </w:t>
+      </w:r>
+      <w:r>
+        <w:rPr>
+          <w:rStyle w:val="VerbatimChar"/>
+        </w:rPr>
+        <w:t xml:space="preserve">00 _admin/_archive/2026-09-14 Unit 5 pre-machine revision/</w:t>
+      </w:r>
+      <w:r>
+        <w:t xml:space="preserve"> </w:t>
+      </w:r>
+      <w:r>
+        <w:t xml:space="preserve">replaces Lessons 5.10 and 5.11, the machine half of 2. c) drops back to taught-from-the-diagram, and the website’s Unit 5 page must say so. The machine parts, rules, and threading path are still taught from</w:t>
+      </w:r>
+      <w:r>
+        <w:t xml:space="preserve"> </w:t>
+      </w:r>
+      <w:r>
+        <w:rPr>
+          <w:rStyle w:val="VerbatimChar"/>
+        </w:rPr>
+        <w:t xml:space="preserve">Handout 05.10 - Machine Parts and Threading Guide.md</w:t>
+      </w:r>
+      <w:r>
+        <w:t xml:space="preserve"> </w:t>
+      </w:r>
+      <w:r>
+        <w:t xml:space="preserve">in that fallback, so 2. a) and 2. b) hold either way.</w:t>
+      </w:r>
+    </w:p>
+    <w:p>
+      <w:pPr>
+        <w:pStyle w:val="Heading2"/>
+      </w:pPr>
+      <w:bookmarkStart w:id="40" w:name="project"/>
+      <w:r>
+        <w:t xml:space="preserve">8. Project</w:t>
+      </w:r>
+      <w:bookmarkEnd w:id="40"/>
+    </w:p>
+    <w:p>
+      <w:pPr>
+        <w:pStyle w:val="FirstParagraph"/>
+      </w:pPr>
+      <w:r>
+        <w:rPr>
+          <w:b/>
+        </w:rPr>
+        <w:t xml:space="preserve">Name:</w:t>
+      </w:r>
+      <w:r>
+        <w:t xml:space="preserve"> </w:t>
+      </w:r>
+      <w:r>
+        <w:t xml:space="preserve">Upcycle Challenge. Full sheet in</w:t>
+      </w:r>
+      <w:r>
+        <w:t xml:space="preserve"> </w:t>
+      </w:r>
+      <w:r>
+        <w:rPr>
+          <w:rStyle w:val="VerbatimChar"/>
+        </w:rPr>
+        <w:t xml:space="preserve">Project 05 - Upcycle Challenge.md</w:t>
+      </w:r>
+      <w:r>
+        <w:t xml:space="preserve"> </w:t>
+      </w:r>
+      <w:r>
+        <w:t xml:space="preserve">(handed out in Lesson 5.15 with the rubric); scored on</w:t>
+      </w:r>
+      <w:r>
+        <w:t xml:space="preserve"> </w:t>
+      </w:r>
+      <w:r>
+        <w:rPr>
+          <w:rStyle w:val="VerbatimChar"/>
+        </w:rPr>
+        <w:t xml:space="preserve">Rubric 05 - Upcycle Challenge.md</w:t>
+      </w:r>
+      <w:r>
+        <w:t xml:space="preserve">.</w:t>
       </w:r>
     </w:p>
     <w:p>
@@ -3745,31 +5421,13 @@
         <w:rPr>
           <w:b/>
         </w:rPr>
-        <w:t xml:space="preserve">Communication and Interpersonal Relationships:</w:t>
-      </w:r>
-      <w:r>
-        <w:t xml:space="preserve"> </w:t>
-      </w:r>
-      <w:r>
-        <w:t xml:space="preserve">- CTE CIR 1. Communication b) Describe types of communication (e.g., oral, verbal, nonverbal, digital) : Lesson 5.2</w:t>
-      </w:r>
-      <w:r>
-        <w:t xml:space="preserve"> </w:t>
-      </w:r>
-      <w:r>
-        <w:t xml:space="preserve">- CTE CIR 1. Communication c) Examine communication styles and their effects on relationships : Lesson 5.2</w:t>
-      </w:r>
-      <w:r>
-        <w:t xml:space="preserve"> </w:t>
-      </w:r>
-      <w:r>
-        <w:t xml:space="preserve">- CTE CIR 1. Communication f) Demonstrate personal development of communication skills through practice of these skills in a variety of classroom applications : Lesson 5.18</w:t>
-      </w:r>
-      <w:r>
-        <w:t xml:space="preserve"> </w:t>
-      </w:r>
-      <w:r>
-        <w:t xml:space="preserve">- CTE CIR 2. Listening c) Show understanding of active listening and feedback techniques : Lesson 5.18</w:t>
+        <w:t xml:space="preserve">The scenario:</w:t>
+      </w:r>
+      <w:r>
+        <w:t xml:space="preserve"> </w:t>
+      </w:r>
+      <w:r>
+        <w:t xml:space="preserve">find a used textile that was headed for the trash, turn it into something a real person will actually use, build it by hand in two class periods with at least two of the four stitches the class already knows, and explain it in 45 seconds to people who were not there while it was made. Individual work at a station of about seven, with a station partner for help and peer review. Six days, days 136 to 141.</w:t>
       </w:r>
     </w:p>
     <w:p>
@@ -3780,52 +5438,13 @@
         <w:rPr>
           <w:b/>
         </w:rPr>
-        <w:t xml:space="preserve">Career and Community Opportunities:</w:t>
-      </w:r>
-      <w:r>
-        <w:t xml:space="preserve"> </w:t>
-      </w:r>
-      <w:r>
-        <w:t xml:space="preserve">- CTE CCO 1. The Work World c) Compare the similarities and differences among home, school, community, and work environments : Lesson 5.1</w:t>
-      </w:r>
-      <w:r>
-        <w:t xml:space="preserve"> </w:t>
-      </w:r>
-      <w:r>
-        <w:t xml:space="preserve">- CTE CCO 2. Career Clusters a) Identify and use career resources to obtain information about careers and employment trends : Lesson 5.19</w:t>
-      </w:r>
-      <w:r>
-        <w:t xml:space="preserve"> </w:t>
-      </w:r>
-      <w:r>
-        <w:t xml:space="preserve">- CTE CCO 4. Career Plans a) Examine potential career choices to determine knowledge, skills, and abilities associated with each : Lesson 5.19</w:t>
-      </w:r>
-    </w:p>
-    <w:p>
-      <w:pPr>
-        <w:pStyle w:val="Heading3"/>
-      </w:pPr>
-      <w:bookmarkStart w:id="35" w:name="Xf147d9e673be173f61b54725a280cd8ced3c65f"/>
-      <w:r>
-        <w:t xml:space="preserve">NYS FACS Learning Standards (Intermediate), and the honest answer to the Standard 2 question</w:t>
-      </w:r>
-      <w:bookmarkEnd w:id="35"/>
-    </w:p>
-    <w:p>
-      <w:pPr>
-        <w:pStyle w:val="FirstParagraph"/>
-      </w:pPr>
-      <w:r>
-        <w:rPr>
-          <w:b/>
-        </w:rPr>
-        <w:t xml:space="preserve">The state’s own Standards Addressed block for the Apparel and Textile Production and Design module lists NYS FACS Learning Standard 2 only.</w:t>
-      </w:r>
-      <w:r>
-        <w:t xml:space="preserve"> </w:t>
-      </w:r>
-      <w:r>
-        <w:t xml:space="preserve">For sixteen of the nineteen ATPD lines that is fine, because Standard 2’s third performance indicator is written about clothing. For three lessons it is not fine, and this unit handles that the way the crosswalk recommends in Part E.3, option (b): cite Standard 3 first where Standard 3 is the honest fit, cite Standard 2 second, and say in one sentence on the lesson page that the state’s block lists only Standard 2.</w:t>
+        <w:t xml:space="preserve">The four constraints, every path, no exceptions:</w:t>
+      </w:r>
+      <w:r>
+        <w:t xml:space="preserve"> </w:t>
+      </w:r>
+      <w:r>
+        <w:t xml:space="preserve">it starts from a used textile, not new fabric off a roll; it is finished in two build days; it uses at least two of the taught joins, and since D19 a machine seam counts as one of them (fabric glue or hem tape can hold one join, two joins are stitched, by hand or machine); and it is something somebody would actually use, with that person named. The machines are available on both build days for any student whose plan calls for them, with the same rules as Topic 5.2; no plan is required to use one.</w:t>
       </w:r>
     </w:p>
     <w:p>
@@ -3833,79 +5452,35 @@
         <w:pStyle w:val="BodyText"/>
       </w:pPr>
       <w:r>
-        <w:t xml:space="preserve">The three lessons that cite Standard 3 first are</w:t>
-      </w:r>
-      <w:r>
-        <w:t xml:space="preserve"> </w:t>
-      </w:r>
-      <w:r>
-        <w:rPr>
-          <w:b/>
-        </w:rPr>
-        <w:t xml:space="preserve">Lesson 5.12</w:t>
-      </w:r>
-      <w:r>
-        <w:t xml:space="preserve">,</w:t>
-      </w:r>
-      <w:r>
-        <w:t xml:space="preserve"> </w:t>
-      </w:r>
-      <w:r>
-        <w:rPr>
-          <w:b/>
-        </w:rPr>
-        <w:t xml:space="preserve">Lesson 5.13</w:t>
-      </w:r>
-      <w:r>
-        <w:t xml:space="preserve">, and</w:t>
-      </w:r>
-      <w:r>
-        <w:t xml:space="preserve"> </w:t>
-      </w:r>
-      <w:r>
-        <w:rPr>
-          <w:b/>
-        </w:rPr>
-        <w:t xml:space="preserve">Lesson 5.19</w:t>
-      </w:r>
-      <w:r>
-        <w:t xml:space="preserve">. In 5.12 and 5.13 the content is consumer finance and division, which is ATPD 4. Consumer Resources and Finance; in 5.19 it is careers, which is ATPD 5. Career Pathways. No Standard 2 performance indicator fits either one. Crosswalk Part E.3 names exactly these cases:</w:t>
-      </w:r>
-      <w:r>
-        <w:t xml:space="preserve"> </w:t>
-      </w:r>
-      <w:r>
-        <w:t xml:space="preserve">“</w:t>
-      </w:r>
-      <w:r>
-        <w:t xml:space="preserve">ATPD 4. Consumer Resources and Finance (a to c) fits Standard 3 PI B and PI C (budgeting) better than Standard 2 PI C</w:t>
-      </w:r>
-      <w:r>
-        <w:t xml:space="preserve">”</w:t>
-      </w:r>
-      <w:r>
-        <w:t xml:space="preserve"> </w:t>
-      </w:r>
-      <w:r>
-        <w:t xml:space="preserve">and</w:t>
-      </w:r>
-      <w:r>
-        <w:t xml:space="preserve"> </w:t>
-      </w:r>
-      <w:r>
-        <w:t xml:space="preserve">“</w:t>
-      </w:r>
-      <w:r>
-        <w:t xml:space="preserve">HDR 7. and ATPD 5. Career Pathways fit Standard 3 PI E.</w:t>
-      </w:r>
-      <w:r>
-        <w:t xml:space="preserve">”</w:t>
-      </w:r>
-      <w:r>
-        <w:t xml:space="preserve"> </w:t>
-      </w:r>
-      <w:r>
-        <w:t xml:space="preserve">Lesson 5.14 cites Standard 2 first and notes that Standard 3 PI B also fits its Day 2 task, because the lesson’s own content is global responsibility rather than money.</w:t>
+        <w:rPr>
+          <w:b/>
+        </w:rPr>
+        <w:t xml:space="preserve">Deliverables (eight, all named in</w:t>
+      </w:r>
+      <w:r>
+        <w:rPr>
+          <w:b/>
+        </w:rPr>
+        <w:t xml:space="preserve"> </w:t>
+      </w:r>
+      <w:r>
+        <w:rPr>
+          <w:rStyle w:val="VerbatimChar"/>
+          <w:b/>
+        </w:rPr>
+        <w:t xml:space="preserve">Project 05</w:t>
+      </w:r>
+      <w:r>
+        <w:rPr>
+          <w:b/>
+        </w:rPr>
+        <w:t xml:space="preserve">):</w:t>
+      </w:r>
+      <w:r>
+        <w:t xml:space="preserve"> </w:t>
+      </w:r>
+      <w:r>
+        <w:t xml:space="preserve">(1) the design brief, with the starting material’s size and condition, the finished item, the named user, the two stitches, three steps in order, the likeliest failure, and the reduced-scope version; (2) the plan sheet with four or more measurements, finished size and cut size with the seam allowance, the three marks, the numbered order of work, the mock-up of the tricky part, what the mock-up changed, the peer review, and my initials; (3) the finished item; (4) tool safety and the station routine across all four days tools are out; (5) the four-field display card, name on the back only; (6) the four-part 45-second explanation; (7) the five-prompt reflection; (8) the self-assessment row of Rubric 05, filled before I score.</w:t>
       </w:r>
     </w:p>
     <w:p>
@@ -3916,25 +5491,79 @@
         <w:rPr>
           <w:b/>
         </w:rPr>
-        <w:t xml:space="preserve">Standard 2: A Safe and Healthy Environment.</w:t>
-      </w:r>
-      <w:r>
-        <w:t xml:space="preserve"> </w:t>
-      </w:r>
-      <w:r>
-        <w:t xml:space="preserve">Students will acquire the knowledge and ability necessary to create and maintain a safe and healthy environment.</w:t>
-      </w:r>
-      <w:r>
-        <w:t xml:space="preserve"> </w:t>
-      </w:r>
-      <w:r>
-        <w:t xml:space="preserve">Key Idea: Students will know the basic principles of home and community safety. They can demonstrate the skills necessary to maintain their homes and workplaces in a safe and comfortable condition. They can provide a safe and nurturing environment for themselves and others.</w:t>
-      </w:r>
-      <w:r>
-        <w:t xml:space="preserve"> </w:t>
-      </w:r>
-      <w:r>
-        <w:t xml:space="preserve">- PI C: Students use age-appropriate techniques to select and maintain clothing. (Lessons 5.1, 5.2, 5.3, 5.4, 5.5, 5.6, 5.7, 5.8, 5.9, 5.10, 5.11, 5.14, 5.15, 5.16, 5.17, 5.18, and</w:t>
+        <w:t xml:space="preserve">Steps by day:</w:t>
+      </w:r>
+      <w:r>
+        <w:t xml:space="preserve"> </w:t>
+      </w:r>
+      <w:r>
+        <w:t xml:space="preserve">Lesson 5.15 (day 136) upcycle against recycle, the ten paths, the four constraints, pick a material, write the brief, rubric goes out. Lesson 5.16 (day 137) plan sheet, mock-up, the approval conversation at my table (nothing is cut before I initial), peer review. Lesson 5.17 Day 1 (day 138) count-out, cut, mark, pin, first full seam, stuck protocol, milestone check, count-in. Lesson 5.17 Day 2 (day 139) finish, reduced-scope call at minute 10 if behind, the seven-line finishing checklist self-checked and initialed. Lesson 5.18 Day 1 (day 140) ten-minute finishing window, display card, the 45-second planner, gallery set up on three tables, two timed practice rounds. Lesson 5.18 Day 2 (day 141) gallery walk with two feedback slips minimum, explanations in rotation, the three-category vote, the reflection, the folder in.</w:t>
+      </w:r>
+    </w:p>
+    <w:p>
+      <w:pPr>
+        <w:pStyle w:val="BodyText"/>
+      </w:pPr>
+      <w:r>
+        <w:rPr>
+          <w:b/>
+        </w:rPr>
+        <w:t xml:space="preserve">Group or individual:</w:t>
+      </w:r>
+      <w:r>
+        <w:t xml:space="preserve"> </w:t>
+      </w:r>
+      <w:r>
+        <w:t xml:space="preserve">individual, at a station of about seven. The only role is Station Manager, and it rotates every sewing day so three different students run a count.</w:t>
+      </w:r>
+    </w:p>
+    <w:p>
+      <w:pPr>
+        <w:pStyle w:val="BodyText"/>
+      </w:pPr>
+      <w:r>
+        <w:rPr>
+          <w:b/>
+        </w:rPr>
+        <w:t xml:space="preserve">Choice built in:</w:t>
+      </w:r>
+      <w:r>
+        <w:t xml:space="preserve"> </w:t>
+      </w:r>
+      <w:r>
+        <w:t xml:space="preserve">the path (ten examples plus design your own), the material (scrap bin, donation drive, or home with a signed note), the user, which two of the four stitches and where, how much to add (a reinforcement, a second row of stitching, a detail, or a second small item), and how to present (a rotation, one partner, or one-on-one with me).</w:t>
+      </w:r>
+    </w:p>
+    <w:p>
+      <w:pPr>
+        <w:pStyle w:val="BodyText"/>
+      </w:pPr>
+      <w:r>
+        <w:rPr>
+          <w:b/>
+        </w:rPr>
+        <w:t xml:space="preserve">ELL and IEP supports:</w:t>
+      </w:r>
+      <w:r>
+        <w:t xml:space="preserve"> </w:t>
+      </w:r>
+      <w:r>
+        <w:t xml:space="preserve">the picture plan template, where the brief and plan are a labeled drawing with number blanks and are scored on the same criterion 1 descriptors; sentence starters in Turkish, Portuguese, and Spanish, all marked</w:t>
+      </w:r>
+      <w:r>
+        <w:t xml:space="preserve"> </w:t>
+      </w:r>
+      <w:r>
+        <w:rPr>
+          <w:rStyle w:val="TeacherNote"/>
+        </w:rPr>
+        <w:t xml:space="preserve">[check with a native speaker];</w:t>
+      </w:r>
+      <w:r>
+        <w:t xml:space="preserve"> </w:t>
+      </w:r>
+      <w:r>
+        <w:t xml:space="preserve">the reduced-scope version written on day 136 so no decision is made under pressure; the reduced-dexterity kit (self-threading needles, large-eye needles with heavier thread, threaders, pre-threaded needles at my table, binder clips instead of pins, a clamp or tape to hold the fabric, felt instead of fraying woven fabric, glue or hem tape on one of the two joins, a larger item with longer stitches), which never appears on a score; pre-measured and pre-marked material on request; the no-presentation option (the card plus a one-on-one 45 seconds, offered privately, scored identically); extended time into the next lesson’s first minutes and the day 140 finishing window; and a written alternative for an absence on a build day. Full list in</w:t>
       </w:r>
       <w:r>
         <w:t xml:space="preserve"> </w:t>
@@ -3946,13 +5575,7 @@
         <w:t xml:space="preserve">Project 05</w:t>
       </w:r>
       <w:r>
-        <w:t xml:space="preserve">. This is the unit’s default citation and it is on seventeen of the nineteen lesson pages.)</w:t>
-      </w:r>
-      <w:r>
-        <w:t xml:space="preserve"> </w:t>
-      </w:r>
-      <w:r>
-        <w:t xml:space="preserve">- PI B: Students know the basics of managing a safe and healthy home. (Not cited on a lesson page in this unit. The laundry content in Lesson 5.4 is the closest fit and PI C covers it better, because PI C names maintaining clothing directly.)</w:t>
+        <w:t xml:space="preserve">, Supports.</w:t>
       </w:r>
     </w:p>
     <w:p>
@@ -3963,37 +5586,13 @@
         <w:rPr>
           <w:b/>
         </w:rPr>
-        <w:t xml:space="preserve">Standard 3: Resource Management.</w:t>
-      </w:r>
-      <w:r>
-        <w:t xml:space="preserve"> </w:t>
-      </w:r>
-      <w:r>
-        <w:t xml:space="preserve">Students will understand and be able to manage their personal and community resources.</w:t>
-      </w:r>
-      <w:r>
-        <w:t xml:space="preserve"> </w:t>
-      </w:r>
-      <w:r>
-        <w:t xml:space="preserve">Key Idea: Students will understand and be able to manage personal resources of talent, time, energy, and money and make effective decisions in order to balance their obligations to work, family, and self.</w:t>
-      </w:r>
-      <w:r>
-        <w:t xml:space="preserve"> </w:t>
-      </w:r>
-      <w:r>
-        <w:t xml:space="preserve">- PI B: Students understand the resources available to them, make informed decisions about the use of those resources, and know some ways to expand resources. (Lesson 5.12, cited first; also noted as a fit on Lesson 5.14 Day 2)</w:t>
-      </w:r>
-      <w:r>
-        <w:t xml:space="preserve"> </w:t>
-      </w:r>
-      <w:r>
-        <w:t xml:space="preserve">- PI C: Students are able to budget their time and money. (Lesson 5.13, cited first)</w:t>
-      </w:r>
-      <w:r>
-        <w:t xml:space="preserve"> </w:t>
-      </w:r>
-      <w:r>
-        <w:t xml:space="preserve">- PI E: Students identify their own abilities and interests as possible guides to career choice. (Lesson 5.19, cited first)</w:t>
+        <w:t xml:space="preserve">How it is presented:</w:t>
+      </w:r>
+      <w:r>
+        <w:t xml:space="preserve"> </w:t>
+      </w:r>
+      <w:r>
+        <w:t xml:space="preserve">three tables, items and display cards only, no bodies and no modeling. Nobody wears anything in front of the room unless they ask to. Each maker gives the 45 seconds three or four times to whoever is standing at their item. Three named vote categories keep neatness from winning everything: Most Useful, Most Surprising Material, Best Construction. Every item is photographed with its display card, no faces and no names, and that photo set is the Unit 5 page on the website, the hallway display case, and next year’s Lesson 5.15 slides at once.</w:t>
       </w:r>
     </w:p>
     <w:p>
@@ -4001,304 +5600,330 @@
         <w:pStyle w:val="BodyText"/>
       </w:pPr>
       <w:r>
-        <w:t xml:space="preserve">The PI letters are NYLearns codes; the NYSED print document lists the indicators as bullets, and the wording above comes from NYLearns because the 1996 NYSED PDF is blocked to automated fetch.</w:t>
-      </w:r>
-      <w:r>
-        <w:t xml:space="preserve"> </w:t>
-      </w:r>
-      <w:r>
-        <w:rPr>
-          <w:b/>
-        </w:rPr>
-        <w:t xml:space="preserve">[Sal: confirm the Standard 2 and Standard 3 wording and the bullet order against the NYSED PDF before the standards map page goes live; see crosswalk E.4. Twelve lesson pages in this unit carry the same [Sal: confirm against the NYSED PDF] note in their Sources block, and one check clears all of them.]</w:t>
-      </w:r>
-    </w:p>
-    <w:p>
-      <w:pPr>
-        <w:pStyle w:val="Heading3"/>
-      </w:pPr>
-      <w:bookmarkStart w:id="36" w:name="cdos-intermediate"/>
-      <w:r>
-        <w:t xml:space="preserve">CDOS (Intermediate)</w:t>
-      </w:r>
-      <w:bookmarkEnd w:id="36"/>
-    </w:p>
-    <w:p>
-      <w:pPr>
-        <w:numPr>
-          <w:ilvl w:val="0"/>
-          <w:numId w:val="1008"/>
-        </w:numPr>
-        <w:pStyle w:val="Compact"/>
-      </w:pPr>
-      <w:r>
-        <w:rPr>
-          <w:b/>
-        </w:rPr>
-        <w:t xml:space="preserve">CDOS 1 Career Development:</w:t>
-      </w:r>
-      <w:r>
-        <w:t xml:space="preserve"> </w:t>
-      </w:r>
-      <w:r>
-        <w:t xml:space="preserve">Students will be knowledgeable about the world of work, explore career options, and relate personal skills, aptitudes, and abilities to future career decisions. (Lesson 5.19)</w:t>
-      </w:r>
-    </w:p>
-    <w:p>
-      <w:pPr>
-        <w:numPr>
-          <w:ilvl w:val="0"/>
-          <w:numId w:val="1008"/>
-        </w:numPr>
-        <w:pStyle w:val="Compact"/>
-      </w:pPr>
-      <w:r>
-        <w:rPr>
-          <w:b/>
-        </w:rPr>
-        <w:t xml:space="preserve">CDOS 2 Integrated Learning:</w:t>
-      </w:r>
-      <w:r>
-        <w:t xml:space="preserve"> </w:t>
-      </w:r>
-      <w:r>
-        <w:t xml:space="preserve">Students will demonstrate how academic knowledge and skills are applied in the workplace and other settings. (Lessons 5.11, 5.17; measuring, marking, and building to a plan is math and procedure doing real work)</w:t>
-      </w:r>
-    </w:p>
-    <w:p>
-      <w:pPr>
-        <w:numPr>
-          <w:ilvl w:val="0"/>
-          <w:numId w:val="1008"/>
-        </w:numPr>
-        <w:pStyle w:val="Compact"/>
-      </w:pPr>
-      <w:r>
-        <w:rPr>
-          <w:b/>
-        </w:rPr>
-        <w:t xml:space="preserve">CDOS 3a Universal Foundation Skills:</w:t>
-      </w:r>
-      <w:r>
-        <w:t xml:space="preserve"> </w:t>
-      </w:r>
-      <w:r>
-        <w:t xml:space="preserve">Students will demonstrate mastery of the foundation skills and competencies essential for success in the workplace. Sub skills used in this unit:</w:t>
+        <w:rPr>
+          <w:b/>
+        </w:rPr>
+        <w:t xml:space="preserve">Full no-machine version:</w:t>
+      </w:r>
+      <w:r>
+        <w:t xml:space="preserve"> </w:t>
+      </w:r>
+      <w:r>
+        <w:t xml:space="preserve">the project runs entirely by hand, exactly as it did before the D19 revision, because a machine is an option here, never a requirement. What does need a stated alternative is dexterity, not machinery, and the reduced-dexterity kit above is required equipment on both build days, not an accommodation to be found on the day.</w:t>
+      </w:r>
+    </w:p>
+    <w:p>
+      <w:pPr>
+        <w:pStyle w:val="Heading2"/>
+      </w:pPr>
+      <w:bookmarkStart w:id="41" w:name="assessment-plan"/>
+      <w:r>
+        <w:t xml:space="preserve">9. Assessment plan</w:t>
+      </w:r>
+      <w:bookmarkEnd w:id="41"/>
+    </w:p>
+    <w:p>
+      <w:pPr>
+        <w:numPr>
+          <w:ilvl w:val="0"/>
+          <w:numId w:val="1025"/>
+        </w:numPr>
+        <w:pStyle w:val="Compact"/>
+      </w:pPr>
+      <w:r>
+        <w:rPr>
+          <w:b/>
+        </w:rPr>
+        <w:t xml:space="preserve">Formative (daily):</w:t>
+      </w:r>
+      <w:r>
+        <w:t xml:space="preserve"> </w:t>
+      </w:r>
+      <w:r>
+        <w:t xml:space="preserve">the do now every day, a named check for understanding in every lesson (a three-box or four-box clipboard walk at the stations, a tug test on a button, a stitch count read aloud, thumbs on a sample row, a cold call for a statistic’s year), an exit card or a one-line share most days, and the station count sheet initialed every day tools are out. All daily work is scored complete, partial, or missing.</w:t>
+      </w:r>
+    </w:p>
+    <w:p>
+      <w:pPr>
+        <w:numPr>
+          <w:ilvl w:val="0"/>
+          <w:numId w:val="1025"/>
+        </w:numPr>
+        <w:pStyle w:val="Compact"/>
+      </w:pPr>
+      <w:r>
+        <w:rPr>
+          <w:b/>
+        </w:rPr>
+        <w:t xml:space="preserve">Formal at the end of each topic:</w:t>
       </w:r>
     </w:p>
     <w:p>
       <w:pPr>
         <w:numPr>
           <w:ilvl w:val="1"/>
-          <w:numId w:val="1009"/>
-        </w:numPr>
-        <w:pStyle w:val="Compact"/>
-      </w:pPr>
-      <w:r>
-        <w:rPr>
-          <w:b/>
-        </w:rPr>
-        <w:t xml:space="preserve">Basic Skills:</w:t>
-      </w:r>
-      <w:r>
-        <w:t xml:space="preserve"> </w:t>
-      </w:r>
-      <w:r>
-        <w:t xml:space="preserve">Students listen to and read the ideas of others and analyze what they hear and read; acquire and use information from a variety of sources; and apply a combination of mathematical operations to solve problems in oral or written form. (Lessons 5.3, 5.4, 5.6, 5.7, 5.13)</w:t>
+          <w:numId w:val="1026"/>
+        </w:numPr>
+        <w:pStyle w:val="Compact"/>
+      </w:pPr>
+      <w:r>
+        <w:rPr>
+          <w:b/>
+        </w:rPr>
+        <w:t xml:space="preserve">Topic 5.1:</w:t>
+      </w:r>
+      <w:r>
+        <w:t xml:space="preserve"> </w:t>
+      </w:r>
+      <w:r>
+        <w:rPr>
+          <w:rStyle w:val="VerbatimChar"/>
+        </w:rPr>
+        <w:t xml:space="preserve">Assessment 05.1 - Fibers and Care Quiz.md</w:t>
+      </w:r>
+      <w:r>
+        <w:t xml:space="preserve">, 12 items,</w:t>
+      </w:r>
+      <w:r>
+        <w:t xml:space="preserve"> </w:t>
+      </w:r>
+      <w:r>
+        <w:rPr>
+          <w:b/>
+        </w:rPr>
+        <w:t xml:space="preserve">24 points</w:t>
+      </w:r>
+      <w:r>
+        <w:t xml:space="preserve">, in the</w:t>
+      </w:r>
+      <w:r>
+        <w:t xml:space="preserve"> </w:t>
+      </w:r>
+      <w:r>
+        <w:rPr>
+          <w:b/>
+        </w:rPr>
+        <w:t xml:space="preserve">last 15 minutes of Lesson 5.4 Day 2 (day 120), starting at minute 25</w:t>
+      </w:r>
+      <w:r>
+        <w:t xml:space="preserve">. Matching on fibers, a four-part care symbol item, sorting, two ruined-garment scenarios, and one math item with a calculator allowed. Extended time finishes in the first five minutes of Lesson 5.5, where the do now is a tool sort and nothing is missed.</w:t>
       </w:r>
     </w:p>
     <w:p>
       <w:pPr>
         <w:numPr>
           <w:ilvl w:val="1"/>
-          <w:numId w:val="1009"/>
-        </w:numPr>
-        <w:pStyle w:val="Compact"/>
-      </w:pPr>
-      <w:r>
-        <w:rPr>
-          <w:b/>
-        </w:rPr>
-        <w:t xml:space="preserve">Thinking Skills:</w:t>
-      </w:r>
-      <w:r>
-        <w:t xml:space="preserve"> </w:t>
-      </w:r>
-      <w:r>
-        <w:t xml:space="preserve">Students evaluate facts, solve advanced problems, and make decisions by applying logic and reasoning skills. (Lessons 5.9, 5.14, 5.15, 5.16)</w:t>
+          <w:numId w:val="1026"/>
+        </w:numPr>
+        <w:pStyle w:val="Compact"/>
+      </w:pPr>
+      <w:r>
+        <w:rPr>
+          <w:b/>
+        </w:rPr>
+        <w:t xml:space="preserve">Topic 5.2:</w:t>
+      </w:r>
+      <w:r>
+        <w:t xml:space="preserve"> </w:t>
+      </w:r>
+      <w:r>
+        <w:t xml:space="preserve">two pieces, and they are scored in different categories.</w:t>
+      </w:r>
+      <w:r>
+        <w:t xml:space="preserve"> </w:t>
+      </w:r>
+      <w:r>
+        <w:rPr>
+          <w:rStyle w:val="VerbatimChar"/>
+        </w:rPr>
+        <w:t xml:space="preserve">Assessment 05.2 - Stitch Sampler Performance Check.md</w:t>
+      </w:r>
+      <w:r>
+        <w:t xml:space="preserve">, seven rows scored 1 to 4,</w:t>
+      </w:r>
+      <w:r>
+        <w:t xml:space="preserve"> </w:t>
+      </w:r>
+      <w:r>
+        <w:rPr>
+          <w:b/>
+        </w:rPr>
+        <w:t xml:space="preserve">28 points</w:t>
+      </w:r>
+      <w:r>
+        <w:t xml:space="preserve">, in the</w:t>
+      </w:r>
+      <w:r>
+        <w:t xml:space="preserve"> </w:t>
+      </w:r>
+      <w:r>
+        <w:rPr>
+          <w:b/>
+        </w:rPr>
+        <w:t xml:space="preserve">last 20 minutes of Lesson 5.11 Day 3 (day 131), starting at minute 20</w:t>
+      </w:r>
+      <w:r>
+        <w:t xml:space="preserve">, at the table, out loud, about 40 seconds a student, three tables at a time. That is the topic assessment. The</w:t>
+      </w:r>
+      <w:r>
+        <w:t xml:space="preserve"> </w:t>
+      </w:r>
+      <w:r>
+        <w:rPr>
+          <w:b/>
+        </w:rPr>
+        <w:t xml:space="preserve">Constructed Item rubric, 20 points, five rows, lives inside</w:t>
+      </w:r>
+      <w:r>
+        <w:rPr>
+          <w:b/>
+        </w:rPr>
+        <w:t xml:space="preserve"> </w:t>
+      </w:r>
+      <w:r>
+        <w:rPr>
+          <w:rStyle w:val="VerbatimChar"/>
+          <w:b/>
+        </w:rPr>
+        <w:t xml:space="preserve">Lesson 05.11</w:t>
+      </w:r>
+      <w:r>
+        <w:t xml:space="preserve"> </w:t>
+      </w:r>
+      <w:r>
+        <w:t xml:space="preserve">and is scored live on the clipboard across days 129 to 131 (rows 1 and 5 on Day 1, rows 2 and 5 on Day 2, rows 3, 4, and 5 on Day 3); it is the labs and projects score for the bag or pouch, and it is what the scope and sequence calls the item rubric.</w:t>
       </w:r>
     </w:p>
     <w:p>
       <w:pPr>
         <w:numPr>
           <w:ilvl w:val="1"/>
-          <w:numId w:val="1009"/>
-        </w:numPr>
-        <w:pStyle w:val="Compact"/>
-      </w:pPr>
-      <w:r>
-        <w:rPr>
-          <w:b/>
-        </w:rPr>
-        <w:t xml:space="preserve">Personal Qualities:</w:t>
-      </w:r>
-      <w:r>
-        <w:t xml:space="preserve"> </w:t>
-      </w:r>
-      <w:r>
-        <w:t xml:space="preserve">Students demonstrate an understanding of the relationship between individuals and society and interact with others in a positive manner. (Lessons 5.1, 5.5, 5.8, 5.11, 5.17)</w:t>
+          <w:numId w:val="1026"/>
+        </w:numPr>
+        <w:pStyle w:val="Compact"/>
+      </w:pPr>
+      <w:r>
+        <w:rPr>
+          <w:b/>
+        </w:rPr>
+        <w:t xml:space="preserve">Topic 5.3:</w:t>
+      </w:r>
+      <w:r>
+        <w:t xml:space="preserve"> </w:t>
+      </w:r>
+      <w:r>
+        <w:t xml:space="preserve">the</w:t>
+      </w:r>
+      <w:r>
+        <w:t xml:space="preserve"> </w:t>
+      </w:r>
+      <w:r>
+        <w:rPr>
+          <w:b/>
+        </w:rPr>
+        <w:t xml:space="preserve">Consumer Comparison Task, 10 points</w:t>
+      </w:r>
+      <w:r>
+        <w:t xml:space="preserve">, scored on the printed six-line checklist on</w:t>
+      </w:r>
+      <w:r>
+        <w:t xml:space="preserve"> </w:t>
+      </w:r>
+      <w:r>
+        <w:rPr>
+          <w:rStyle w:val="VerbatimChar"/>
+        </w:rPr>
+        <w:t xml:space="preserve">Handout 05.14 - Fast Fashion Facts and Consumer Comparison Task.md</w:t>
+      </w:r>
+      <w:r>
+        <w:t xml:space="preserve">, in the</w:t>
+      </w:r>
+      <w:r>
+        <w:t xml:space="preserve"> </w:t>
+      </w:r>
+      <w:r>
+        <w:rPr>
+          <w:b/>
+        </w:rPr>
+        <w:t xml:space="preserve">last 20 minutes of Lesson 5.14 Day 2 (day 135)</w:t>
+      </w:r>
+      <w:r>
+        <w:t xml:space="preserve">. Three options with price, cost per wear shown as division, one quality check each, one sustainability consideration, and a recommendation with a reason tied to the buyer and the use.</w:t>
       </w:r>
     </w:p>
     <w:p>
       <w:pPr>
         <w:numPr>
           <w:ilvl w:val="1"/>
-          <w:numId w:val="1009"/>
-        </w:numPr>
-        <w:pStyle w:val="Compact"/>
-      </w:pPr>
-      <w:r>
-        <w:rPr>
-          <w:b/>
-        </w:rPr>
-        <w:t xml:space="preserve">Interpersonal Skills:</w:t>
-      </w:r>
-      <w:r>
-        <w:t xml:space="preserve"> </w:t>
-      </w:r>
-      <w:r>
-        <w:t xml:space="preserve">Students demonstrate the ability to work with others, present facts that support arguments, listen to dissenting points of view, and reach a shared decision. (Lessons 5.2, 5.18)</w:t>
+          <w:numId w:val="1026"/>
+        </w:numPr>
+        <w:pStyle w:val="Compact"/>
+      </w:pPr>
+      <w:r>
+        <w:rPr>
+          <w:b/>
+        </w:rPr>
+        <w:t xml:space="preserve">Topic 5.4:</w:t>
+      </w:r>
+      <w:r>
+        <w:t xml:space="preserve"> </w:t>
+      </w:r>
+      <w:r>
+        <w:rPr>
+          <w:rStyle w:val="VerbatimChar"/>
+        </w:rPr>
+        <w:t xml:space="preserve">Rubric 05 - Upcycle Challenge.md</w:t>
+      </w:r>
+      <w:r>
+        <w:t xml:space="preserve">, five criteria at four levels,</w:t>
+      </w:r>
+      <w:r>
+        <w:t xml:space="preserve"> </w:t>
+      </w:r>
+      <w:r>
+        <w:rPr>
+          <w:b/>
+        </w:rPr>
+        <w:t xml:space="preserve">20 points</w:t>
+      </w:r>
+      <w:r>
+        <w:t xml:space="preserve">, scored from the folder collected at the end of Lesson 5.18 Day 2 (day 141) and returned with the item at the end of day 143. Criterion 4 is scored across all four days tools are out, from the daily clipboard, not from one observation.</w:t>
       </w:r>
     </w:p>
     <w:p>
       <w:pPr>
         <w:numPr>
           <w:ilvl w:val="1"/>
-          <w:numId w:val="1009"/>
-        </w:numPr>
-        <w:pStyle w:val="Compact"/>
-      </w:pPr>
-      <w:r>
-        <w:rPr>
-          <w:b/>
-        </w:rPr>
-        <w:t xml:space="preserve">Technology:</w:t>
-      </w:r>
-      <w:r>
-        <w:t xml:space="preserve"> </w:t>
-      </w:r>
-      <w:r>
-        <w:t xml:space="preserve">Students select and use appropriate technology to complete a task. (Lessons 5.10, 5.11)</w:t>
-      </w:r>
-    </w:p>
-    <w:p>
-      <w:pPr>
-        <w:numPr>
-          <w:ilvl w:val="1"/>
-          <w:numId w:val="1009"/>
-        </w:numPr>
-        <w:pStyle w:val="Compact"/>
-      </w:pPr>
-      <w:r>
-        <w:rPr>
-          <w:b/>
-        </w:rPr>
-        <w:t xml:space="preserve">Managing Information:</w:t>
-      </w:r>
-      <w:r>
-        <w:t xml:space="preserve"> </w:t>
-      </w:r>
-      <w:r>
-        <w:t xml:space="preserve">Students select and communicate information in an appropriate format (e.g., oral, written, graphic, pictorial, multimedia). (Lesson 5.18)</w:t>
-      </w:r>
-    </w:p>
-    <w:p>
-      <w:pPr>
-        <w:numPr>
-          <w:ilvl w:val="1"/>
-          <w:numId w:val="1009"/>
-        </w:numPr>
-        <w:pStyle w:val="Compact"/>
-      </w:pPr>
-      <w:r>
-        <w:rPr>
-          <w:b/>
-        </w:rPr>
-        <w:t xml:space="preserve">Managing Resources:</w:t>
-      </w:r>
-      <w:r>
-        <w:t xml:space="preserve"> </w:t>
-      </w:r>
-      <w:r>
-        <w:t xml:space="preserve">Students understand the material, human, and financial resources needed to accomplish tasks and activities. (Lesson 5.12)</w:t>
-      </w:r>
-    </w:p>
-    <w:p>
-      <w:pPr>
-        <w:pStyle w:val="FirstParagraph"/>
-      </w:pPr>
-      <w:r>
-        <w:t xml:space="preserve">Standard 3b (Career Majors) exists only at Commencement. A grade 6 to 8 course cites 1, 2, and 3a only, which is what all twelve state modules do. The ATPD module PDF prints</w:t>
-      </w:r>
-      <w:r>
-        <w:t xml:space="preserve"> </w:t>
-      </w:r>
-      <w:r>
-        <w:t xml:space="preserve">“</w:t>
-      </w:r>
-      <w:r>
-        <w:t xml:space="preserve">Standards 3a</w:t>
-      </w:r>
-      <w:r>
-        <w:t xml:space="preserve">”</w:t>
-      </w:r>
-      <w:r>
-        <w:t xml:space="preserve"> </w:t>
-      </w:r>
-      <w:r>
-        <w:t xml:space="preserve">instead of</w:t>
-      </w:r>
-      <w:r>
-        <w:t xml:space="preserve"> </w:t>
-      </w:r>
-      <w:r>
-        <w:t xml:space="preserve">“</w:t>
-      </w:r>
-      <w:r>
-        <w:t xml:space="preserve">Standard 3a</w:t>
-      </w:r>
-      <w:r>
-        <w:t xml:space="preserve">”</w:t>
-      </w:r>
-      <w:r>
-        <w:t xml:space="preserve">; cite</w:t>
-      </w:r>
-      <w:r>
-        <w:t xml:space="preserve"> </w:t>
-      </w:r>
-      <w:r>
-        <w:t xml:space="preserve">“</w:t>
-      </w:r>
-      <w:r>
-        <w:t xml:space="preserve">CDOS 3a</w:t>
-      </w:r>
-      <w:r>
-        <w:t xml:space="preserve">”</w:t>
-      </w:r>
-      <w:r>
-        <w:t xml:space="preserve"> </w:t>
-      </w:r>
-      <w:r>
-        <w:t xml:space="preserve">(crosswalk D.4).</w:t>
-      </w:r>
-    </w:p>
-    <w:p>
-      <w:pPr>
-        <w:pStyle w:val="Heading3"/>
-      </w:pPr>
-      <w:bookmarkStart w:id="37" w:name="X39c2d9e7773f5810eb351e85d2c4d4984a20d62"/>
-      <w:r>
-        <w:t xml:space="preserve">National FCS 3.0 (LEAD FCS Education, 2018 to 2028; text verbatim from the 3.0 compilation as quoted in</w:t>
+          <w:numId w:val="1026"/>
+        </w:numPr>
+        <w:pStyle w:val="Compact"/>
+      </w:pPr>
+      <w:r>
+        <w:rPr>
+          <w:b/>
+        </w:rPr>
+        <w:t xml:space="preserve">Topic 5.5:</w:t>
+      </w:r>
+      <w:r>
+        <w:t xml:space="preserve"> </w:t>
+      </w:r>
+      <w:r>
+        <w:t xml:space="preserve">no separate check; assessed inside the unit test.</w:t>
+      </w:r>
+    </w:p>
+    <w:p>
+      <w:pPr>
+        <w:numPr>
+          <w:ilvl w:val="0"/>
+          <w:numId w:val="1025"/>
+        </w:numPr>
+        <w:pStyle w:val="Compact"/>
+      </w:pPr>
+      <w:r>
+        <w:rPr>
+          <w:b/>
+        </w:rPr>
+        <w:t xml:space="preserve">Unit test:</w:t>
       </w:r>
       <w:r>
         <w:t xml:space="preserve"> </w:t>
@@ -4307,743 +5932,19 @@
         <w:rPr>
           <w:rStyle w:val="VerbatimChar"/>
         </w:rPr>
-        <w:t xml:space="preserve">02 Standards/STANDARDS SOURCES - web research.md</w:t>
-      </w:r>
-      <w:r>
-        <w:t xml:space="preserve">)</w:t>
-      </w:r>
-      <w:bookmarkEnd w:id="37"/>
-    </w:p>
-    <w:p>
-      <w:pPr>
-        <w:pStyle w:val="FirstParagraph"/>
-      </w:pPr>
-      <w:r>
-        <w:t xml:space="preserve">The ATPD module’s own Standards Addressed block names Area 16 at the content-standard level only (16.1, 16.2, 16.4) plus 2.1.4. Numbers marked (block) are printed in the ATPD block; numbers marked (ext) are confirmed verbatim in the 3.0 text but not printed in the module block. All twenty competencies below were checked against section 4.16 (and 4.1, 4.2) of the web research file.</w:t>
-      </w:r>
-    </w:p>
-    <w:p>
-      <w:pPr>
-        <w:pStyle w:val="BodyText"/>
-      </w:pPr>
-      <w:r>
-        <w:rPr>
-          <w:b/>
-        </w:rPr>
-        <w:t xml:space="preserve">Area 16, Textiles, Fashion, and Apparel:</w:t>
-      </w:r>
-      <w:r>
-        <w:t xml:space="preserve"> </w:t>
-      </w:r>
-      <w:r>
-        <w:t xml:space="preserve">- 16.2 Evaluate textiles, fashion, and apparel products and materials and their use in diverse settings. (block, content standard) (Lesson 5.1, cited at the standard level because no Area 16 competency covers clothing for roles and activities)</w:t>
-      </w:r>
-      <w:r>
-        <w:t xml:space="preserve"> </w:t>
-      </w:r>
-      <w:r>
-        <w:t xml:space="preserve">- 16.1.1 Explain what people in textiles, fashion, and apparel careers do. (ext; 16.1 in block) (Lesson 5.19)</w:t>
-      </w:r>
-      <w:r>
-        <w:t xml:space="preserve"> </w:t>
-      </w:r>
-      <w:r>
-        <w:t xml:space="preserve">- 16.1.2 Examine openings for jobs and for starting a business. (ext; 16.1 in block) (Lesson 5.19)</w:t>
-      </w:r>
-      <w:r>
-        <w:t xml:space="preserve"> </w:t>
-      </w:r>
-      <w:r>
-        <w:t xml:space="preserve">- 16.1.3 Sum up the education and training that textile, fashion, and apparel career paths require. (ext; 16.1 in block) (Lesson 5.19)</w:t>
-      </w:r>
-      <w:r>
-        <w:t xml:space="preserve"> </w:t>
-      </w:r>
-      <w:r>
-        <w:t xml:space="preserve">- 16.2.1 Use correct terms to identify, compare, and examine the common generic textile fibers and fabrics. (ext; 16.2 in block) (Lesson 5.3)</w:t>
-      </w:r>
-      <w:r>
-        <w:t xml:space="preserve"> </w:t>
-      </w:r>
-      <w:r>
-        <w:t xml:space="preserve">- 16.2.2 Judge how textile fibers and fabrics perform. (ext; 16.2 in block) (Lesson 5.3)</w:t>
-      </w:r>
-      <w:r>
-        <w:t xml:space="preserve"> </w:t>
-      </w:r>
-      <w:r>
-        <w:t xml:space="preserve">- 16.2.3 Examine textile laws, standards, and labeling in a global economy. (ext) (Lesson 5.4)</w:t>
-      </w:r>
-      <w:r>
-        <w:t xml:space="preserve"> </w:t>
-      </w:r>
-      <w:r>
-        <w:t xml:space="preserve">- 16.2.4 Examine how a textile’s components affect its design, construction, care, use, upkeep, and disposal or recycling. (ext) (Lesson 5.3)</w:t>
-      </w:r>
-      <w:r>
-        <w:t xml:space="preserve"> </w:t>
-      </w:r>
-      <w:r>
-        <w:t xml:space="preserve">- 16.2.5 Show the right way to care for textile products and to dispose of or recycle them, keeping local and global needs in mind. (ext) (Lessons 5.4, 5.15, 5.18, and the grade 8 stretch CARE field on the display card)</w:t>
-      </w:r>
-      <w:r>
-        <w:t xml:space="preserve"> </w:t>
-      </w:r>
-      <w:r>
-        <w:t xml:space="preserve">- 16.2.6 Judge fibers and fabrics on sustainability. (ext) (Lesson 5.14)</w:t>
-      </w:r>
-      <w:r>
-        <w:t xml:space="preserve"> </w:t>
-      </w:r>
-      <w:r>
-        <w:t xml:space="preserve">- 16.2.7 Judge the construction quality and fit of textiles, fashion, and apparel. (ext) (Lessons 5.7, 5.11, 5.13)</w:t>
-      </w:r>
-      <w:r>
-        <w:t xml:space="preserve"> </w:t>
-      </w:r>
-      <w:r>
-        <w:t xml:space="preserve">- 16.3.1 Explain how fiber, fabric, texture, pattern, and finish change how a garment looks. (ext) (Lesson 5.2)</w:t>
-      </w:r>
-      <w:r>
-        <w:t xml:space="preserve"> </w:t>
-      </w:r>
-      <w:r>
-        <w:t xml:space="preserve">- 16.3.3 Use the elements and principles of design when designing, making, or altering textiles and apparel. (ext) (Lesson 5.16)</w:t>
-      </w:r>
-      <w:r>
-        <w:t xml:space="preserve"> </w:t>
-      </w:r>
-      <w:r>
-        <w:t xml:space="preserve">- 16.4.1 Work skillfully with traditional and newer equipment, tools, and supplies to construct, alter, repair, and recycle textiles and apparel. (ext; 16.4 in block) (Lessons 5.5, 5.6, 5.10, 5.11, 5.17)</w:t>
-      </w:r>
-      <w:r>
-        <w:t xml:space="preserve"> </w:t>
-      </w:r>
-      <w:r>
-        <w:t xml:space="preserve">- 16.4.3 Use the right industry products and materials to clean, press, and finish textiles and apparel. (ext) (Lesson 5.4)</w:t>
-      </w:r>
-      <w:r>
-        <w:t xml:space="preserve"> </w:t>
-      </w:r>
-      <w:r>
-        <w:t xml:space="preserve">- 16.4.5 Show the basic skills for making, altering, repairing, and recycling textiles and apparel. (ext; 16.4 in block) (Lessons 5.6, 5.7, 5.8, 5.9, 5.10, 5.11, 5.16, 5.17, 5.18)</w:t>
-      </w:r>
-      <w:r>
-        <w:t xml:space="preserve"> </w:t>
-      </w:r>
-      <w:r>
-        <w:t xml:space="preserve">- 16.5.2 Examine what it costs to construct, manufacture, distribute, alter, repair, or recycle textiles, fashion, and apparel. (ext) (Lessons 5.9, 5.12, 5.13)</w:t>
-      </w:r>
-    </w:p>
-    <w:p>
-      <w:pPr>
-        <w:pStyle w:val="BodyText"/>
-      </w:pPr>
-      <w:r>
-        <w:rPr>
-          <w:b/>
-        </w:rPr>
-        <w:t xml:space="preserve">Competencies from other areas the lessons cite:</w:t>
-      </w:r>
-      <w:r>
-        <w:t xml:space="preserve"> </w:t>
-      </w:r>
-      <w:r>
-        <w:t xml:space="preserve">- 1.2.1 Examine possible careers to find what each one requires and offers in knowledge, skills, attitudes, and openings. (ext) (Lesson 5.19)</w:t>
-      </w:r>
-      <w:r>
-        <w:t xml:space="preserve"> </w:t>
-      </w:r>
-      <w:r>
-        <w:t xml:space="preserve">- 1.2.7 Examine what keeps school, work, and community settings safe and healthy. (ext) (Lesson 5.5)</w:t>
-      </w:r>
-      <w:r>
-        <w:t xml:space="preserve"> </w:t>
-      </w:r>
-      <w:r>
-        <w:t xml:space="preserve">- 2.1.4 Use consumer skills when buying and caring for clothing. (block) (Lessons 5.1, 5.8, 5.12)</w:t>
-      </w:r>
-      <w:r>
-        <w:t xml:space="preserve"> </w:t>
-      </w:r>
-      <w:r>
-        <w:t xml:space="preserve">- 2.2.1 Examine the part individuals and families play in current environmental trends and issues. (ext) (Lesson 5.14)</w:t>
-      </w:r>
-      <w:r>
-        <w:t xml:space="preserve"> </w:t>
-      </w:r>
-      <w:r>
-        <w:t xml:space="preserve">- 2.2.3 Practice habits that conserve, reuse, and recycle so resources and the environment last. (ext) (Lesson 5.15,</w:t>
-      </w:r>
-      <w:r>
-        <w:t xml:space="preserve"> </w:t>
-      </w:r>
-      <w:r>
-        <w:rPr>
-          <w:rStyle w:val="VerbatimChar"/>
-        </w:rPr>
-        <w:t xml:space="preserve">Project 05</w:t>
-      </w:r>
-      <w:r>
-        <w:t xml:space="preserve">,</w:t>
-      </w:r>
-      <w:r>
-        <w:t xml:space="preserve"> </w:t>
-      </w:r>
-      <w:r>
-        <w:rPr>
-          <w:rStyle w:val="VerbatimChar"/>
-        </w:rPr>
-        <w:t xml:space="preserve">Rubric 05</w:t>
-      </w:r>
-      <w:r>
-        <w:t xml:space="preserve"> </w:t>
-      </w:r>
-      <w:r>
-        <w:t xml:space="preserve">criterion 1)</w:t>
-      </w:r>
-      <w:r>
-        <w:t xml:space="preserve"> </w:t>
-      </w:r>
-      <w:r>
-        <w:t xml:space="preserve">- 2.6.2 Use sound money management principles in personal and family finances. (ext) (Lesson 5.14, the one-season budget box)</w:t>
-      </w:r>
-    </w:p>
-    <w:p>
-      <w:pPr>
-        <w:pStyle w:val="BodyText"/>
-      </w:pPr>
-      <w:r>
-        <w:rPr>
-          <w:b/>
-        </w:rPr>
-        <w:t xml:space="preserve">Not cited, and why:</w:t>
-      </w:r>
-      <w:r>
-        <w:t xml:space="preserve"> </w:t>
-      </w:r>
-      <w:r>
-        <w:t xml:space="preserve">no Area 16 competency covers clothing and identity, which is what ATPD 1. c) is about, so Lesson 5.2 cites 16.3.1 for the visual-appearance half and lets the state line carry the identity half. 16.2.6 would also fit ATPD 4. d) at unit level. Credit LEAD FCS Education visibly on the site; it is a condition of the non-commercial terms of use.</w:t>
-      </w:r>
-    </w:p>
-    <w:p>
-      <w:pPr>
-        <w:pStyle w:val="Heading3"/>
-      </w:pPr>
-      <w:bookmarkStart w:id="38" w:name="Xaeb2eee6fca18b3c2d434a3869c44604a338e1d"/>
-      <w:r>
-        <w:t xml:space="preserve">Career Ready Practices (as the ATPD module lists them; wording from the extract’s assembled list)</w:t>
-      </w:r>
-      <w:bookmarkEnd w:id="38"/>
-    </w:p>
-    <w:p>
-      <w:pPr>
-        <w:pStyle w:val="FirstParagraph"/>
-      </w:pPr>
-      <w:r>
-        <w:t xml:space="preserve">The ATPD module PDF cites seven of the twelve:</w:t>
-      </w:r>
-      <w:r>
-        <w:t xml:space="preserve"> </w:t>
-      </w:r>
-      <w:r>
-        <w:t xml:space="preserve">- CRP 1. Act as a responsible and contributing citizen and employee</w:t>
-      </w:r>
-      <w:r>
-        <w:t xml:space="preserve"> </w:t>
-      </w:r>
-      <w:r>
-        <w:t xml:space="preserve">- CRP 2. Apply appropriate and academic and technical skills</w:t>
-      </w:r>
-      <w:r>
-        <w:t xml:space="preserve"> </w:t>
-      </w:r>
-      <w:r>
-        <w:t xml:space="preserve">- CRP 3. Attend to personal health and financial well-being</w:t>
-      </w:r>
-      <w:r>
-        <w:t xml:space="preserve"> </w:t>
-      </w:r>
-      <w:r>
-        <w:t xml:space="preserve">- CRP 5. Consider environmental, social, and economic impacts of decisions</w:t>
-      </w:r>
-      <w:r>
-        <w:t xml:space="preserve"> </w:t>
-      </w:r>
-      <w:r>
-        <w:t xml:space="preserve">- CRP 6. Demonstrate creativity and innovation</w:t>
-      </w:r>
-      <w:r>
-        <w:t xml:space="preserve"> </w:t>
-      </w:r>
-      <w:r>
-        <w:t xml:space="preserve">- CRP 11. Use technology to enhance productivity</w:t>
-      </w:r>
-      <w:r>
-        <w:t xml:space="preserve"> </w:t>
-      </w:r>
-      <w:r>
-        <w:t xml:space="preserve">- CRP 12. Work productively in teams while using cultural global competence</w:t>
-      </w:r>
-    </w:p>
-    <w:p>
-      <w:pPr>
-        <w:pStyle w:val="BodyText"/>
-      </w:pPr>
-      <w:r>
-        <w:t xml:space="preserve">CRP 2 is printed</w:t>
-      </w:r>
-      <w:r>
-        <w:t xml:space="preserve"> </w:t>
-      </w:r>
-      <w:r>
-        <w:t xml:space="preserve">“</w:t>
-      </w:r>
-      <w:r>
-        <w:t xml:space="preserve">Apply appropriate and academic and technical skills</w:t>
-      </w:r>
-      <w:r>
-        <w:t xml:space="preserve">”</w:t>
-      </w:r>
-      <w:r>
-        <w:t xml:space="preserve"> </w:t>
-      </w:r>
-      <w:r>
-        <w:t xml:space="preserve">in the ATPD PDF, which is the state’s own typo; the Nutrition and Wellness PDF prints the corrected</w:t>
-      </w:r>
-      <w:r>
-        <w:t xml:space="preserve"> </w:t>
-      </w:r>
-      <w:r>
-        <w:t xml:space="preserve">“</w:t>
-      </w:r>
-      <w:r>
-        <w:t xml:space="preserve">Apply appropriate academic and technical skills.</w:t>
-      </w:r>
-      <w:r>
-        <w:t xml:space="preserve">”</w:t>
-      </w:r>
-      <w:r>
-        <w:t xml:space="preserve"> </w:t>
-      </w:r>
-      <w:r>
-        <w:t xml:space="preserve">The line above is quoted as the ATPD module prints it. No single state PDF prints all twelve practices, so the extract assembles the list from all twelve modules, and Career Ready Practices are a secondary citation on this unit page only. The CCTC source text has not been fetched (crosswalk E.2).</w:t>
-      </w:r>
-      <w:r>
-        <w:t xml:space="preserve"> </w:t>
-      </w:r>
-      <w:r>
-        <w:rPr>
-          <w:b/>
-        </w:rPr>
-        <w:t xml:space="preserve">[Sal: verify the Career Ready Practices text against careertech.org before the full list goes on the site.]</w:t>
-      </w:r>
-    </w:p>
-    <w:p>
-      <w:pPr>
-        <w:pStyle w:val="Heading3"/>
-      </w:pPr>
-      <w:bookmarkStart w:id="39" w:name="X8a5b5a598951dedad8f7e00359d28e0a0d30fc7"/>
-      <w:r>
-        <w:t xml:space="preserve">The coverage note, updated for the machine revision (D19)</w:t>
-      </w:r>
-      <w:bookmarkEnd w:id="39"/>
-    </w:p>
-    <w:p>
-      <w:pPr>
-        <w:pStyle w:val="FirstParagraph"/>
-      </w:pPr>
-      <w:r>
-        <w:rPr>
-          <w:b/>
-        </w:rPr>
-        <w:t xml:space="preserve">Since the 2026-09-14 revision, ATPD 2. c) is met in full, hand and machine.</w:t>
-      </w:r>
-      <w:r>
-        <w:t xml:space="preserve"> </w:t>
-      </w:r>
-      <w:r>
-        <w:t xml:space="preserve">The room has machines for most of the class at once (D19), Lesson 5.10 teaches the machine as three days of parts, safety, threading, and paper drills, and Lesson 5.11 constructs a real machine-sewn bag. The hand half of 2. c) is met nine lessons deep, and the machine half is now demonstrated, not diagrammed.</w:t>
-      </w:r>
-      <w:r>
-        <w:t xml:space="preserve"> </w:t>
-      </w:r>
-      <w:r>
-        <w:rPr>
-          <w:b/>
-        </w:rPr>
-        <w:t xml:space="preserve">The honest note now runs the other way:</w:t>
-      </w:r>
-      <w:r>
-        <w:t xml:space="preserve"> </w:t>
-      </w:r>
-      <w:r>
-        <w:t xml:space="preserve">if this program lands in a room with no working machines, the archived hand-sewn build in</w:t>
-      </w:r>
-      <w:r>
-        <w:t xml:space="preserve"> </w:t>
-      </w:r>
-      <w:r>
-        <w:rPr>
-          <w:rStyle w:val="VerbatimChar"/>
-        </w:rPr>
-        <w:t xml:space="preserve">00 _admin/_archive/2026-09-14 Unit 5 pre-machine revision/</w:t>
-      </w:r>
-      <w:r>
-        <w:t xml:space="preserve"> </w:t>
-      </w:r>
-      <w:r>
-        <w:t xml:space="preserve">replaces Lessons 5.10 and 5.11, the machine half of 2. c) drops back to taught-from-the-diagram, and the website’s Unit 5 page must say so. The machine parts, rules, and threading path are still taught from</w:t>
-      </w:r>
-      <w:r>
-        <w:t xml:space="preserve"> </w:t>
-      </w:r>
-      <w:r>
-        <w:rPr>
-          <w:rStyle w:val="VerbatimChar"/>
-        </w:rPr>
-        <w:t xml:space="preserve">Handout 05.10 - Machine Parts and Threading Guide.md</w:t>
-      </w:r>
-      <w:r>
-        <w:t xml:space="preserve"> </w:t>
-      </w:r>
-      <w:r>
-        <w:t xml:space="preserve">in that fallback, so 2. a) and 2. b) hold either way.</w:t>
-      </w:r>
-    </w:p>
-    <w:p>
-      <w:pPr>
-        <w:pStyle w:val="Heading2"/>
-      </w:pPr>
-      <w:bookmarkStart w:id="40" w:name="project"/>
-      <w:r>
-        <w:t xml:space="preserve">8. Project</w:t>
-      </w:r>
-      <w:bookmarkEnd w:id="40"/>
-    </w:p>
-    <w:p>
-      <w:pPr>
-        <w:pStyle w:val="FirstParagraph"/>
-      </w:pPr>
-      <w:r>
-        <w:rPr>
-          <w:b/>
-        </w:rPr>
-        <w:t xml:space="preserve">Name:</w:t>
-      </w:r>
-      <w:r>
-        <w:t xml:space="preserve"> </w:t>
-      </w:r>
-      <w:r>
-        <w:t xml:space="preserve">Upcycle Challenge. Full sheet in</w:t>
-      </w:r>
-      <w:r>
-        <w:t xml:space="preserve"> </w:t>
-      </w:r>
-      <w:r>
-        <w:rPr>
-          <w:rStyle w:val="VerbatimChar"/>
-        </w:rPr>
-        <w:t xml:space="preserve">Project 05 - Upcycle Challenge.md</w:t>
-      </w:r>
-      <w:r>
-        <w:t xml:space="preserve"> </w:t>
-      </w:r>
-      <w:r>
-        <w:t xml:space="preserve">(handed out in Lesson 5.15 with the rubric); scored on</w:t>
-      </w:r>
-      <w:r>
-        <w:t xml:space="preserve"> </w:t>
-      </w:r>
-      <w:r>
-        <w:rPr>
-          <w:rStyle w:val="VerbatimChar"/>
-        </w:rPr>
-        <w:t xml:space="preserve">Rubric 05 - Upcycle Challenge.md</w:t>
-      </w:r>
-      <w:r>
-        <w:t xml:space="preserve">.</w:t>
-      </w:r>
-    </w:p>
-    <w:p>
-      <w:pPr>
-        <w:pStyle w:val="BodyText"/>
-      </w:pPr>
-      <w:r>
-        <w:rPr>
-          <w:b/>
-        </w:rPr>
-        <w:t xml:space="preserve">The scenario:</w:t>
-      </w:r>
-      <w:r>
-        <w:t xml:space="preserve"> </w:t>
-      </w:r>
-      <w:r>
-        <w:t xml:space="preserve">find a used textile that was headed for the trash, turn it into something a real person will actually use, build it by hand in two class periods with at least two of the four stitches the class already knows, and explain it in 45 seconds to people who were not there while it was made. Individual work at a station of about seven, with a station partner for help and peer review. Six days, days 136 to 141.</w:t>
-      </w:r>
-    </w:p>
-    <w:p>
-      <w:pPr>
-        <w:pStyle w:val="BodyText"/>
-      </w:pPr>
-      <w:r>
-        <w:rPr>
-          <w:b/>
-        </w:rPr>
-        <w:t xml:space="preserve">The four constraints, every path, no exceptions:</w:t>
-      </w:r>
-      <w:r>
-        <w:t xml:space="preserve"> </w:t>
-      </w:r>
-      <w:r>
-        <w:t xml:space="preserve">it starts from a used textile, not new fabric off a roll; it is finished in two build days; it uses at least two of the taught joins, and since D19 a machine seam counts as one of them (fabric glue or hem tape can hold one join, two joins are stitched, by hand or machine); and it is something somebody would actually use, with that person named. The machines are available on both build days for any student whose plan calls for them, with the same rules as Topic 5.2; no plan is required to use one.</w:t>
-      </w:r>
-    </w:p>
-    <w:p>
-      <w:pPr>
-        <w:pStyle w:val="BodyText"/>
-      </w:pPr>
-      <w:r>
-        <w:rPr>
-          <w:b/>
-        </w:rPr>
-        <w:t xml:space="preserve">Deliverables (eight, all named in</w:t>
-      </w:r>
-      <w:r>
-        <w:rPr>
-          <w:b/>
-        </w:rPr>
-        <w:t xml:space="preserve"> </w:t>
-      </w:r>
-      <w:r>
-        <w:rPr>
-          <w:rStyle w:val="VerbatimChar"/>
-          <w:b/>
-        </w:rPr>
-        <w:t xml:space="preserve">Project 05</w:t>
-      </w:r>
-      <w:r>
-        <w:rPr>
-          <w:b/>
-        </w:rPr>
-        <w:t xml:space="preserve">):</w:t>
-      </w:r>
-      <w:r>
-        <w:t xml:space="preserve"> </w:t>
-      </w:r>
-      <w:r>
-        <w:t xml:space="preserve">(1) the design brief, with the starting material’s size and condition, the finished item, the named user, the two stitches, three steps in order, the likeliest failure, and the reduced-scope version; (2) the plan sheet with four or more measurements, finished size and cut size with the seam allowance, the three marks, the numbered order of work, the mock-up of the tricky part, what the mock-up changed, the peer review, and my initials; (3) the finished item; (4) tool safety and the station routine across all four days tools are out; (5) the four-field display card, name on the back only; (6) the four-part 45-second explanation; (7) the five-prompt reflection; (8) the self-assessment row of Rubric 05, filled before I score.</w:t>
-      </w:r>
-    </w:p>
-    <w:p>
-      <w:pPr>
-        <w:pStyle w:val="BodyText"/>
-      </w:pPr>
-      <w:r>
-        <w:rPr>
-          <w:b/>
-        </w:rPr>
-        <w:t xml:space="preserve">Steps by day:</w:t>
-      </w:r>
-      <w:r>
-        <w:t xml:space="preserve"> </w:t>
-      </w:r>
-      <w:r>
-        <w:t xml:space="preserve">Lesson 5.15 (day 136) upcycle against recycle, the ten paths, the four constraints, pick a material, write the brief, rubric goes out. Lesson 5.16 (day 137) plan sheet, mock-up, the approval conversation at my table (nothing is cut before I initial), peer review. Lesson 5.17 Day 1 (day 138) count-out, cut, mark, pin, first full seam, stuck protocol, milestone check, count-in. Lesson 5.17 Day 2 (day 139) finish, reduced-scope call at minute 10 if behind, the seven-line finishing checklist self-checked and initialed. Lesson 5.18 Day 1 (day 140) ten-minute finishing window, display card, the 45-second planner, gallery set up on three tables, two timed practice rounds. Lesson 5.18 Day 2 (day 141) gallery walk with two feedback slips minimum, explanations in rotation, the three-category vote, the reflection, the folder in.</w:t>
-      </w:r>
-    </w:p>
-    <w:p>
-      <w:pPr>
-        <w:pStyle w:val="BodyText"/>
-      </w:pPr>
-      <w:r>
-        <w:rPr>
-          <w:b/>
-        </w:rPr>
-        <w:t xml:space="preserve">Group or individual:</w:t>
-      </w:r>
-      <w:r>
-        <w:t xml:space="preserve"> </w:t>
-      </w:r>
-      <w:r>
-        <w:t xml:space="preserve">individual, at a station of about seven. The only role is Station Manager, and it rotates every sewing day so three different students run a count.</w:t>
-      </w:r>
-    </w:p>
-    <w:p>
-      <w:pPr>
-        <w:pStyle w:val="BodyText"/>
-      </w:pPr>
-      <w:r>
-        <w:rPr>
-          <w:b/>
-        </w:rPr>
-        <w:t xml:space="preserve">Choice built in:</w:t>
-      </w:r>
-      <w:r>
-        <w:t xml:space="preserve"> </w:t>
-      </w:r>
-      <w:r>
-        <w:t xml:space="preserve">the path (ten examples plus design your own), the material (scrap bin, donation drive, or home with a signed note), the user, which two of the four stitches and where, how much to add (a reinforcement, a second row of stitching, a detail, or a second small item), and how to present (a rotation, one partner, or one-on-one with me).</w:t>
-      </w:r>
-    </w:p>
-    <w:p>
-      <w:pPr>
-        <w:pStyle w:val="BodyText"/>
-      </w:pPr>
-      <w:r>
-        <w:rPr>
-          <w:b/>
-        </w:rPr>
-        <w:t xml:space="preserve">ELL and IEP supports:</w:t>
-      </w:r>
-      <w:r>
-        <w:t xml:space="preserve"> </w:t>
-      </w:r>
-      <w:r>
-        <w:t xml:space="preserve">the picture plan template, where the brief and plan are a labeled drawing with number blanks and are scored on the same criterion 1 descriptors; sentence starters in Turkish, Portuguese, and Spanish, all marked</w:t>
-      </w:r>
-      <w:r>
-        <w:t xml:space="preserve"> </w:t>
-      </w:r>
-      <w:r>
-        <w:rPr>
-          <w:rStyle w:val="TeacherNote"/>
-        </w:rPr>
-        <w:t xml:space="preserve">[check with a native speaker];</w:t>
-      </w:r>
-      <w:r>
-        <w:t xml:space="preserve"> </w:t>
-      </w:r>
-      <w:r>
-        <w:t xml:space="preserve">the reduced-scope version written on day 136 so no decision is made under pressure; the reduced-dexterity kit (self-threading needles, large-eye needles with heavier thread, threaders, pre-threaded needles at my table, binder clips instead of pins, a clamp or tape to hold the fabric, felt instead of fraying woven fabric, glue or hem tape on one of the two joins, a larger item with longer stitches), which never appears on a score; pre-measured and pre-marked material on request; the no-presentation option (the card plus a one-on-one 45 seconds, offered privately, scored identically); extended time into the next lesson’s first minutes and the day 140 finishing window; and a written alternative for an absence on a build day. Full list in</w:t>
-      </w:r>
-      <w:r>
-        <w:t xml:space="preserve"> </w:t>
-      </w:r>
-      <w:r>
-        <w:rPr>
-          <w:rStyle w:val="VerbatimChar"/>
-        </w:rPr>
-        <w:t xml:space="preserve">Project 05</w:t>
-      </w:r>
-      <w:r>
-        <w:t xml:space="preserve">, Supports.</w:t>
-      </w:r>
-    </w:p>
-    <w:p>
-      <w:pPr>
-        <w:pStyle w:val="BodyText"/>
-      </w:pPr>
-      <w:r>
-        <w:rPr>
-          <w:b/>
-        </w:rPr>
-        <w:t xml:space="preserve">How it is presented:</w:t>
-      </w:r>
-      <w:r>
-        <w:t xml:space="preserve"> </w:t>
-      </w:r>
-      <w:r>
-        <w:t xml:space="preserve">three tables, items and display cards only, no bodies and no modeling. Nobody wears anything in front of the room unless they ask to. Each maker gives the 45 seconds three or four times to whoever is standing at their item. Three named vote categories keep neatness from winning everything: Most Useful, Most Surprising Material, Best Construction. Every item is photographed with its display card, no faces and no names, and that photo set is the Unit 5 page on the website, the hallway display case, and next year’s Lesson 5.15 slides at once.</w:t>
-      </w:r>
-    </w:p>
-    <w:p>
-      <w:pPr>
-        <w:pStyle w:val="BodyText"/>
-      </w:pPr>
-      <w:r>
-        <w:rPr>
-          <w:b/>
-        </w:rPr>
-        <w:t xml:space="preserve">Full no-machine version:</w:t>
-      </w:r>
-      <w:r>
-        <w:t xml:space="preserve"> </w:t>
-      </w:r>
-      <w:r>
-        <w:t xml:space="preserve">the project runs entirely by hand, exactly as it did before the D19 revision, because a machine is an option here, never a requirement. What does need a stated alternative is dexterity, not machinery, and the reduced-dexterity kit above is required equipment on both build days, not an accommodation to be found on the day.</w:t>
-      </w:r>
-    </w:p>
-    <w:p>
-      <w:pPr>
-        <w:pStyle w:val="Heading2"/>
-      </w:pPr>
-      <w:bookmarkStart w:id="41" w:name="assessment-plan"/>
-      <w:r>
-        <w:t xml:space="preserve">9. Assessment plan</w:t>
-      </w:r>
-      <w:bookmarkEnd w:id="41"/>
-    </w:p>
-    <w:p>
-      <w:pPr>
-        <w:numPr>
-          <w:ilvl w:val="0"/>
-          <w:numId w:val="1010"/>
-        </w:numPr>
-        <w:pStyle w:val="Compact"/>
-      </w:pPr>
-      <w:r>
-        <w:rPr>
-          <w:b/>
-        </w:rPr>
-        <w:t xml:space="preserve">Formative (daily):</w:t>
-      </w:r>
-      <w:r>
-        <w:t xml:space="preserve"> </w:t>
-      </w:r>
-      <w:r>
-        <w:t xml:space="preserve">the do now every day, a named check for understanding in every lesson (a three-box or four-box clipboard walk at the stations, a tug test on a button, a stitch count read aloud, thumbs on a sample row, a cold call for a statistic’s year), an exit card or a one-line share most days, and the station count sheet initialed every day tools are out. All daily work is scored complete, partial, or missing.</w:t>
-      </w:r>
-    </w:p>
-    <w:p>
-      <w:pPr>
-        <w:numPr>
-          <w:ilvl w:val="0"/>
-          <w:numId w:val="1010"/>
-        </w:numPr>
-        <w:pStyle w:val="Compact"/>
-      </w:pPr>
-      <w:r>
-        <w:rPr>
-          <w:b/>
-        </w:rPr>
-        <w:t xml:space="preserve">Formal at the end of each topic:</w:t>
-      </w:r>
-    </w:p>
-    <w:p>
-      <w:pPr>
-        <w:numPr>
-          <w:ilvl w:val="1"/>
-          <w:numId w:val="1011"/>
-        </w:numPr>
-        <w:pStyle w:val="Compact"/>
-      </w:pPr>
-      <w:r>
-        <w:rPr>
-          <w:b/>
-        </w:rPr>
-        <w:t xml:space="preserve">Topic 5.1:</w:t>
-      </w:r>
-      <w:r>
-        <w:t xml:space="preserve"> </w:t>
-      </w:r>
-      <w:r>
-        <w:rPr>
-          <w:rStyle w:val="VerbatimChar"/>
-        </w:rPr>
-        <w:t xml:space="preserve">Assessment 05.1 - Fibers and Care Quiz.md</w:t>
-      </w:r>
-      <w:r>
-        <w:t xml:space="preserve">, 12 items,</w:t>
-      </w:r>
-      <w:r>
-        <w:t xml:space="preserve"> </w:t>
-      </w:r>
-      <w:r>
-        <w:rPr>
-          <w:b/>
-        </w:rPr>
-        <w:t xml:space="preserve">24 points</w:t>
+        <w:t xml:space="preserve">Assessment 05.3 - Unit 5 Test.md</w:t>
+      </w:r>
+      <w:r>
+        <w:t xml:space="preserve">, 20 items,</w:t>
+      </w:r>
+      <w:r>
+        <w:t xml:space="preserve"> </w:t>
+      </w:r>
+      <w:r>
+        <w:rPr>
+          <w:b/>
+        </w:rPr>
+        <w:t xml:space="preserve">50 points plus 2 bonus</w:t>
       </w:r>
       <w:r>
         <w:t xml:space="preserve">, in the</w:t>
@@ -5055,259 +5956,6 @@
         <w:rPr>
           <w:b/>
         </w:rPr>
-        <w:t xml:space="preserve">last 15 minutes of Lesson 5.4 Day 2 (day 120), starting at minute 25</w:t>
-      </w:r>
-      <w:r>
-        <w:t xml:space="preserve">. Matching on fibers, a four-part care symbol item, sorting, two ruined-garment scenarios, and one math item with a calculator allowed. Extended time finishes in the first five minutes of Lesson 5.5, where the do now is a tool sort and nothing is missed.</w:t>
-      </w:r>
-    </w:p>
-    <w:p>
-      <w:pPr>
-        <w:numPr>
-          <w:ilvl w:val="1"/>
-          <w:numId w:val="1011"/>
-        </w:numPr>
-        <w:pStyle w:val="Compact"/>
-      </w:pPr>
-      <w:r>
-        <w:rPr>
-          <w:b/>
-        </w:rPr>
-        <w:t xml:space="preserve">Topic 5.2:</w:t>
-      </w:r>
-      <w:r>
-        <w:t xml:space="preserve"> </w:t>
-      </w:r>
-      <w:r>
-        <w:t xml:space="preserve">two pieces, and they are scored in different categories.</w:t>
-      </w:r>
-      <w:r>
-        <w:t xml:space="preserve"> </w:t>
-      </w:r>
-      <w:r>
-        <w:rPr>
-          <w:rStyle w:val="VerbatimChar"/>
-        </w:rPr>
-        <w:t xml:space="preserve">Assessment 05.2 - Stitch Sampler Performance Check.md</w:t>
-      </w:r>
-      <w:r>
-        <w:t xml:space="preserve">, seven rows scored 1 to 4,</w:t>
-      </w:r>
-      <w:r>
-        <w:t xml:space="preserve"> </w:t>
-      </w:r>
-      <w:r>
-        <w:rPr>
-          <w:b/>
-        </w:rPr>
-        <w:t xml:space="preserve">28 points</w:t>
-      </w:r>
-      <w:r>
-        <w:t xml:space="preserve">, in the</w:t>
-      </w:r>
-      <w:r>
-        <w:t xml:space="preserve"> </w:t>
-      </w:r>
-      <w:r>
-        <w:rPr>
-          <w:b/>
-        </w:rPr>
-        <w:t xml:space="preserve">last 20 minutes of Lesson 5.11 Day 3 (day 131), starting at minute 20</w:t>
-      </w:r>
-      <w:r>
-        <w:t xml:space="preserve">, at the table, out loud, about 40 seconds a student, three tables at a time. That is the topic assessment. The</w:t>
-      </w:r>
-      <w:r>
-        <w:t xml:space="preserve"> </w:t>
-      </w:r>
-      <w:r>
-        <w:rPr>
-          <w:b/>
-        </w:rPr>
-        <w:t xml:space="preserve">Constructed Item rubric, 20 points, five rows, lives inside</w:t>
-      </w:r>
-      <w:r>
-        <w:rPr>
-          <w:b/>
-        </w:rPr>
-        <w:t xml:space="preserve"> </w:t>
-      </w:r>
-      <w:r>
-        <w:rPr>
-          <w:rStyle w:val="VerbatimChar"/>
-          <w:b/>
-        </w:rPr>
-        <w:t xml:space="preserve">Lesson 05.11</w:t>
-      </w:r>
-      <w:r>
-        <w:t xml:space="preserve"> </w:t>
-      </w:r>
-      <w:r>
-        <w:t xml:space="preserve">and is scored live on the clipboard across days 129 to 131 (rows 1 and 5 on Day 1, rows 2 and 5 on Day 2, rows 3, 4, and 5 on Day 3); it is the labs and projects score for the bag or pouch, and it is what the scope and sequence calls the item rubric.</w:t>
-      </w:r>
-    </w:p>
-    <w:p>
-      <w:pPr>
-        <w:numPr>
-          <w:ilvl w:val="1"/>
-          <w:numId w:val="1011"/>
-        </w:numPr>
-        <w:pStyle w:val="Compact"/>
-      </w:pPr>
-      <w:r>
-        <w:rPr>
-          <w:b/>
-        </w:rPr>
-        <w:t xml:space="preserve">Topic 5.3:</w:t>
-      </w:r>
-      <w:r>
-        <w:t xml:space="preserve"> </w:t>
-      </w:r>
-      <w:r>
-        <w:t xml:space="preserve">the</w:t>
-      </w:r>
-      <w:r>
-        <w:t xml:space="preserve"> </w:t>
-      </w:r>
-      <w:r>
-        <w:rPr>
-          <w:b/>
-        </w:rPr>
-        <w:t xml:space="preserve">Consumer Comparison Task, 10 points</w:t>
-      </w:r>
-      <w:r>
-        <w:t xml:space="preserve">, scored on the printed six-line checklist on</w:t>
-      </w:r>
-      <w:r>
-        <w:t xml:space="preserve"> </w:t>
-      </w:r>
-      <w:r>
-        <w:rPr>
-          <w:rStyle w:val="VerbatimChar"/>
-        </w:rPr>
-        <w:t xml:space="preserve">Handout 05.14 - Fast Fashion Facts and Consumer Comparison Task.md</w:t>
-      </w:r>
-      <w:r>
-        <w:t xml:space="preserve">, in the</w:t>
-      </w:r>
-      <w:r>
-        <w:t xml:space="preserve"> </w:t>
-      </w:r>
-      <w:r>
-        <w:rPr>
-          <w:b/>
-        </w:rPr>
-        <w:t xml:space="preserve">last 20 minutes of Lesson 5.14 Day 2 (day 135)</w:t>
-      </w:r>
-      <w:r>
-        <w:t xml:space="preserve">. Three options with price, cost per wear shown as division, one quality check each, one sustainability consideration, and a recommendation with a reason tied to the buyer and the use.</w:t>
-      </w:r>
-    </w:p>
-    <w:p>
-      <w:pPr>
-        <w:numPr>
-          <w:ilvl w:val="1"/>
-          <w:numId w:val="1011"/>
-        </w:numPr>
-        <w:pStyle w:val="Compact"/>
-      </w:pPr>
-      <w:r>
-        <w:rPr>
-          <w:b/>
-        </w:rPr>
-        <w:t xml:space="preserve">Topic 5.4:</w:t>
-      </w:r>
-      <w:r>
-        <w:t xml:space="preserve"> </w:t>
-      </w:r>
-      <w:r>
-        <w:rPr>
-          <w:rStyle w:val="VerbatimChar"/>
-        </w:rPr>
-        <w:t xml:space="preserve">Rubric 05 - Upcycle Challenge.md</w:t>
-      </w:r>
-      <w:r>
-        <w:t xml:space="preserve">, five criteria at four levels,</w:t>
-      </w:r>
-      <w:r>
-        <w:t xml:space="preserve"> </w:t>
-      </w:r>
-      <w:r>
-        <w:rPr>
-          <w:b/>
-        </w:rPr>
-        <w:t xml:space="preserve">20 points</w:t>
-      </w:r>
-      <w:r>
-        <w:t xml:space="preserve">, scored from the folder collected at the end of Lesson 5.18 Day 2 (day 141) and returned with the item at the end of day 143. Criterion 4 is scored across all four days tools are out, from the daily clipboard, not from one observation.</w:t>
-      </w:r>
-    </w:p>
-    <w:p>
-      <w:pPr>
-        <w:numPr>
-          <w:ilvl w:val="1"/>
-          <w:numId w:val="1011"/>
-        </w:numPr>
-        <w:pStyle w:val="Compact"/>
-      </w:pPr>
-      <w:r>
-        <w:rPr>
-          <w:b/>
-        </w:rPr>
-        <w:t xml:space="preserve">Topic 5.5:</w:t>
-      </w:r>
-      <w:r>
-        <w:t xml:space="preserve"> </w:t>
-      </w:r>
-      <w:r>
-        <w:t xml:space="preserve">no separate check; assessed inside the unit test.</w:t>
-      </w:r>
-    </w:p>
-    <w:p>
-      <w:pPr>
-        <w:numPr>
-          <w:ilvl w:val="0"/>
-          <w:numId w:val="1010"/>
-        </w:numPr>
-        <w:pStyle w:val="Compact"/>
-      </w:pPr>
-      <w:r>
-        <w:rPr>
-          <w:b/>
-        </w:rPr>
-        <w:t xml:space="preserve">Unit test:</w:t>
-      </w:r>
-      <w:r>
-        <w:t xml:space="preserve"> </w:t>
-      </w:r>
-      <w:r>
-        <w:rPr>
-          <w:rStyle w:val="VerbatimChar"/>
-        </w:rPr>
-        <w:t xml:space="preserve">Assessment 05.3 - Unit 5 Test.md</w:t>
-      </w:r>
-      <w:r>
-        <w:t xml:space="preserve">, 20 items,</w:t>
-      </w:r>
-      <w:r>
-        <w:t xml:space="preserve"> </w:t>
-      </w:r>
-      <w:r>
-        <w:rPr>
-          <w:b/>
-        </w:rPr>
-        <w:t xml:space="preserve">50 points plus 2 bonus</w:t>
-      </w:r>
-      <w:r>
-        <w:t xml:space="preserve">, in the</w:t>
-      </w:r>
-      <w:r>
-        <w:t xml:space="preserve"> </w:t>
-      </w:r>
-      <w:r>
-        <w:rPr>
-          <w:b/>
-        </w:rPr>
         <w:t xml:space="preserve">last 20 minutes of Lesson 5.19 Day 2 (day 143)</w:t>
       </w:r>
       <w:r>
@@ -5318,7 +5966,7 @@
       <w:pPr>
         <w:numPr>
           <w:ilvl w:val="0"/>
-          <w:numId w:val="1010"/>
+          <w:numId w:val="1025"/>
         </w:numPr>
         <w:pStyle w:val="Compact"/>
       </w:pPr>
@@ -5348,7 +5996,7 @@
       <w:pPr>
         <w:numPr>
           <w:ilvl w:val="0"/>
-          <w:numId w:val="1010"/>
+          <w:numId w:val="1025"/>
         </w:numPr>
         <w:pStyle w:val="Compact"/>
       </w:pPr>
@@ -5369,7 +6017,7 @@
       <w:pPr>
         <w:numPr>
           <w:ilvl w:val="0"/>
-          <w:numId w:val="1010"/>
+          <w:numId w:val="1025"/>
         </w:numPr>
         <w:pStyle w:val="Compact"/>
       </w:pPr>
@@ -8542,15 +9190,15 @@
       <w:r>
         <w:t xml:space="preserve">both are borrowing requests, and if both are refused the high column above covers buying the garments thrifted.</w:t>
       </w:r>
-      <w:r>
-        <w:t xml:space="preserve"> </w:t>
-      </w:r>
-      <w:r>
-        <w:t xml:space="preserve">1.</w:t>
-      </w:r>
-      <w:r>
-        <w:t xml:space="preserve"> </w:t>
-      </w:r>
+    </w:p>
+    <w:p>
+      <w:pPr>
+        <w:numPr>
+          <w:ilvl w:val="0"/>
+          <w:numId w:val="1027"/>
+        </w:numPr>
+        <w:pStyle w:val="Compact"/>
+      </w:pPr>
       <w:r>
         <w:rPr>
           <w:b/>
@@ -8560,15 +9208,15 @@
       <w:r>
         <w:t xml:space="preserve">, one per vendor type: a thin discount-store fleece, a mall brand, a heavy secondhand, and one that arrived in an online order with its shipping bag and packing slip (the packing slip is the part that matters; black out the name, address, and order number). Ask staff, the lost and found with permission, or a thrift run.</w:t>
       </w:r>
-      <w:r>
-        <w:t xml:space="preserve"> </w:t>
-      </w:r>
-      <w:r>
-        <w:t xml:space="preserve">2.</w:t>
-      </w:r>
-      <w:r>
-        <w:t xml:space="preserve"> </w:t>
-      </w:r>
+    </w:p>
+    <w:p>
+      <w:pPr>
+        <w:numPr>
+          <w:ilvl w:val="0"/>
+          <w:numId w:val="1027"/>
+        </w:numPr>
+        <w:pStyle w:val="Compact"/>
+      </w:pPr>
       <w:r>
         <w:rPr>
           <w:b/>
@@ -8581,38 +9229,399 @@
     </w:p>
     <w:p>
       <w:pPr>
+        <w:pStyle w:val="FirstParagraph"/>
+      </w:pPr>
+      <w:r>
+        <w:rPr>
+          <w:b/>
+        </w:rPr>
+        <w:t xml:space="preserve">Handouts (in</w:t>
+      </w:r>
+      <w:r>
+        <w:rPr>
+          <w:b/>
+        </w:rPr>
+        <w:t xml:space="preserve"> </w:t>
+      </w:r>
+      <w:r>
+        <w:rPr>
+          <w:rStyle w:val="VerbatimChar"/>
+          <w:b/>
+        </w:rPr>
+        <w:t xml:space="preserve">05 Materials/Unit 05/</w:t>
+      </w:r>
+      <w:r>
+        <w:rPr>
+          <w:b/>
+        </w:rPr>
+        <w:t xml:space="preserve">, as the lessons name them):</w:t>
+      </w:r>
+    </w:p>
+    <w:p>
+      <w:pPr>
+        <w:numPr>
+          <w:ilvl w:val="0"/>
+          <w:numId w:val="1028"/>
+        </w:numPr>
+        <w:pStyle w:val="Compact"/>
+      </w:pPr>
+      <w:r>
+        <w:t xml:space="preserve">Topic 5.1:</w:t>
+      </w:r>
+      <w:r>
+        <w:t xml:space="preserve"> </w:t>
+      </w:r>
+      <w:r>
+        <w:rPr>
+          <w:rStyle w:val="VerbatimChar"/>
+        </w:rPr>
+        <w:t xml:space="preserve">Handout 05.01 - Match the Clothing to the Situation.md</w:t>
+      </w:r>
+      <w:r>
+        <w:t xml:space="preserve">;</w:t>
+      </w:r>
+      <w:r>
+        <w:t xml:space="preserve"> </w:t>
+      </w:r>
+      <w:r>
+        <w:rPr>
+          <w:rStyle w:val="VerbatimChar"/>
+        </w:rPr>
+        <w:t xml:space="preserve">Handout 05.02 - What Clothing Says and the Class Agreement.md</w:t>
+      </w:r>
+      <w:r>
+        <w:t xml:space="preserve">;</w:t>
+      </w:r>
+      <w:r>
+        <w:t xml:space="preserve"> </w:t>
+      </w:r>
+      <w:r>
+        <w:rPr>
+          <w:rStyle w:val="VerbatimChar"/>
+        </w:rPr>
+        <w:t xml:space="preserve">Handout 05.03 - Fiber Test Station Record.md</w:t>
+      </w:r>
+      <w:r>
+        <w:t xml:space="preserve">;</w:t>
+      </w:r>
+      <w:r>
+        <w:t xml:space="preserve"> </w:t>
+      </w:r>
+      <w:r>
+        <w:rPr>
+          <w:rStyle w:val="VerbatimChar"/>
+        </w:rPr>
+        <w:t xml:space="preserve">Handout 05.04 - Care Symbol Guide and Laundry Sequence.md</w:t>
+      </w:r>
+      <w:r>
+        <w:t xml:space="preserve">;</w:t>
+      </w:r>
+      <w:r>
+        <w:t xml:space="preserve"> </w:t>
+      </w:r>
+      <w:r>
+        <w:rPr>
+          <w:rStyle w:val="VerbatimChar"/>
+        </w:rPr>
+        <w:t xml:space="preserve">Handout 05.04 - Stain Station Record.md</w:t>
+      </w:r>
+    </w:p>
+    <w:p>
+      <w:pPr>
+        <w:numPr>
+          <w:ilvl w:val="0"/>
+          <w:numId w:val="1028"/>
+        </w:numPr>
+        <w:pStyle w:val="Compact"/>
+      </w:pPr>
+      <w:r>
+        <w:t xml:space="preserve">Topic 5.2:</w:t>
+      </w:r>
+      <w:r>
+        <w:t xml:space="preserve"> </w:t>
+      </w:r>
+      <w:r>
+        <w:rPr>
+          <w:rStyle w:val="VerbatimChar"/>
+        </w:rPr>
+        <w:t xml:space="preserve">Handout 05.05 - Tool Kit Guide and Count Sheet.md</w:t>
+      </w:r>
+      <w:r>
+        <w:t xml:space="preserve"> </w:t>
+      </w:r>
+      <w:r>
+        <w:t xml:space="preserve">(the station count sheet, used on all twelve sewing days; the machine close-down routine is printed there and in</w:t>
+      </w:r>
+      <w:r>
+        <w:t xml:space="preserve"> </w:t>
+      </w:r>
+      <w:r>
+        <w:rPr>
+          <w:rStyle w:val="VerbatimChar"/>
+        </w:rPr>
+        <w:t xml:space="preserve">Handout 05.10</w:t>
+      </w:r>
+      <w:r>
+        <w:t xml:space="preserve">, its two canonical places);</w:t>
+      </w:r>
+      <w:r>
+        <w:t xml:space="preserve"> </w:t>
+      </w:r>
+      <w:r>
+        <w:rPr>
+          <w:rStyle w:val="VerbatimChar"/>
+        </w:rPr>
+        <w:t xml:space="preserve">Handout 05.06 - Practice Cloth Guide.md</w:t>
+      </w:r>
+      <w:r>
+        <w:t xml:space="preserve">;</w:t>
+      </w:r>
+      <w:r>
+        <w:t xml:space="preserve"> </w:t>
+      </w:r>
+      <w:r>
+        <w:rPr>
+          <w:rStyle w:val="VerbatimChar"/>
+        </w:rPr>
+        <w:t xml:space="preserve">Handout 05.07 - Backstitch and Whipstitch Steps.md</w:t>
+      </w:r>
+      <w:r>
+        <w:t xml:space="preserve">;</w:t>
+      </w:r>
+      <w:r>
+        <w:t xml:space="preserve"> </w:t>
+      </w:r>
+      <w:r>
+        <w:rPr>
+          <w:rStyle w:val="VerbatimChar"/>
+        </w:rPr>
+        <w:t xml:space="preserve">Handout 05.08 - Button Steps and Portfolio Card.md</w:t>
+      </w:r>
+      <w:r>
+        <w:t xml:space="preserve">;</w:t>
+      </w:r>
+      <w:r>
+        <w:t xml:space="preserve"> </w:t>
+      </w:r>
+      <w:r>
+        <w:rPr>
+          <w:rStyle w:val="VerbatimChar"/>
+        </w:rPr>
+        <w:t xml:space="preserve">Handout 05.09 - Repair Clinic Station Cards.md</w:t>
+      </w:r>
+      <w:r>
+        <w:t xml:space="preserve">;</w:t>
+      </w:r>
+      <w:r>
+        <w:t xml:space="preserve"> </w:t>
+      </w:r>
+      <w:r>
+        <w:rPr>
+          <w:rStyle w:val="VerbatimChar"/>
+        </w:rPr>
+        <w:t xml:space="preserve">Handout 05.10 - Machine Parts and Threading Guide.md</w:t>
+      </w:r>
+      <w:r>
+        <w:t xml:space="preserve"> </w:t>
+      </w:r>
+      <w:r>
+        <w:t xml:space="preserve">(with the drill sheets and the threading license);</w:t>
+      </w:r>
+      <w:r>
+        <w:t xml:space="preserve"> </w:t>
+      </w:r>
+      <w:r>
+        <w:rPr>
+          <w:rStyle w:val="VerbatimChar"/>
+        </w:rPr>
+        <w:t xml:space="preserve">Handout 05.11 - Bag and Pouch Pattern Cut Guide and Seam Quality Checklist.md</w:t>
+      </w:r>
+      <w:r>
+        <w:t xml:space="preserve">;</w:t>
+      </w:r>
+      <w:r>
+        <w:t xml:space="preserve"> </w:t>
+      </w:r>
+      <w:r>
+        <w:rPr>
+          <w:rStyle w:val="VerbatimChar"/>
+        </w:rPr>
+        <w:t xml:space="preserve">Handout 05.11 - Sampler Card.md</w:t>
+      </w:r>
+    </w:p>
+    <w:p>
+      <w:pPr>
+        <w:numPr>
+          <w:ilvl w:val="0"/>
+          <w:numId w:val="1028"/>
+        </w:numPr>
+        <w:pStyle w:val="Compact"/>
+      </w:pPr>
+      <w:r>
+        <w:t xml:space="preserve">Topic 5.3:</w:t>
+      </w:r>
+      <w:r>
+        <w:t xml:space="preserve"> </w:t>
+      </w:r>
+      <w:r>
+        <w:rPr>
+          <w:rStyle w:val="VerbatimChar"/>
+        </w:rPr>
+        <w:t xml:space="preserve">Handout 05.12 - Price and Spec Sheets and Buyer Cards.md</w:t>
+      </w:r>
+      <w:r>
+        <w:t xml:space="preserve">;</w:t>
+      </w:r>
+      <w:r>
+        <w:t xml:space="preserve"> </w:t>
+      </w:r>
+      <w:r>
+        <w:rPr>
+          <w:rStyle w:val="VerbatimChar"/>
+        </w:rPr>
+        <w:t xml:space="preserve">Handout 05.13 - Cost Per Wear Worksheet and Quality Inspection Checklist.md</w:t>
+      </w:r>
+      <w:r>
+        <w:t xml:space="preserve">;</w:t>
+      </w:r>
+      <w:r>
+        <w:t xml:space="preserve"> </w:t>
+      </w:r>
+      <w:r>
+        <w:rPr>
+          <w:rStyle w:val="VerbatimChar"/>
+        </w:rPr>
+        <w:t xml:space="preserve">Handout 05.14 - Fast Fashion Facts and Consumer Comparison Task.md</w:t>
+      </w:r>
+    </w:p>
+    <w:p>
+      <w:pPr>
+        <w:numPr>
+          <w:ilvl w:val="0"/>
+          <w:numId w:val="1028"/>
+        </w:numPr>
+        <w:pStyle w:val="Compact"/>
+      </w:pPr>
+      <w:r>
+        <w:t xml:space="preserve">Topic 5.4:</w:t>
+      </w:r>
+      <w:r>
+        <w:t xml:space="preserve"> </w:t>
+      </w:r>
+      <w:r>
+        <w:rPr>
+          <w:rStyle w:val="VerbatimChar"/>
+        </w:rPr>
+        <w:t xml:space="preserve">Handout 05.15 - Upcycle Design Brief and Idea Menu.md</w:t>
+      </w:r>
+      <w:r>
+        <w:t xml:space="preserve"> </w:t>
+      </w:r>
+      <w:r>
+        <w:t xml:space="preserve">(the permission note for items from home is its last page);</w:t>
+      </w:r>
+      <w:r>
+        <w:t xml:space="preserve"> </w:t>
+      </w:r>
+      <w:r>
+        <w:rPr>
+          <w:rStyle w:val="VerbatimChar"/>
+        </w:rPr>
+        <w:t xml:space="preserve">Handout 05.16 - Plan Sheet and Peer Review.md</w:t>
+      </w:r>
+      <w:r>
+        <w:t xml:space="preserve">;</w:t>
+      </w:r>
+      <w:r>
+        <w:t xml:space="preserve"> </w:t>
+      </w:r>
+      <w:r>
+        <w:rPr>
+          <w:rStyle w:val="VerbatimChar"/>
+        </w:rPr>
+        <w:t xml:space="preserve">Handout 05.17 - Build Milestones and Stuck Protocol.md</w:t>
+      </w:r>
+      <w:r>
+        <w:t xml:space="preserve">;</w:t>
+      </w:r>
+      <w:r>
+        <w:t xml:space="preserve"> </w:t>
+      </w:r>
+      <w:r>
+        <w:rPr>
+          <w:rStyle w:val="VerbatimChar"/>
+        </w:rPr>
+        <w:t xml:space="preserve">Handout 05.18 - Display Card Explanation Planner and Feedback Slip.md</w:t>
+      </w:r>
+    </w:p>
+    <w:p>
+      <w:pPr>
+        <w:numPr>
+          <w:ilvl w:val="0"/>
+          <w:numId w:val="1028"/>
+        </w:numPr>
+        <w:pStyle w:val="Compact"/>
+      </w:pPr>
+      <w:r>
+        <w:t xml:space="preserve">Topic 5.5:</w:t>
+      </w:r>
+      <w:r>
+        <w:t xml:space="preserve"> </w:t>
+      </w:r>
+      <w:r>
+        <w:rPr>
+          <w:rStyle w:val="VerbatimChar"/>
+        </w:rPr>
+        <w:t xml:space="preserve">Handout 05.19 - Textiles and Apparel Careers Cards.md</w:t>
+      </w:r>
+      <w:r>
+        <w:t xml:space="preserve"> </w:t>
+      </w:r>
+      <w:r>
+        <w:t xml:space="preserve">(thirteen cards plus the 42-question review game bank in seven categories)</w:t>
+      </w:r>
+    </w:p>
+    <w:p>
+      <w:pPr>
+        <w:pStyle w:val="FirstParagraph"/>
+      </w:pPr>
+      <w:r>
+        <w:rPr>
+          <w:rStyle w:val="TeacherNote"/>
+        </w:rPr>
+        <w:t xml:space="preserve">[Sal: if a handout name on a lesson page does not match this list, the lesson page wins.]</w:t>
+      </w:r>
+    </w:p>
+    <w:p>
+      <w:pPr>
         <w:pStyle w:val="BodyText"/>
       </w:pPr>
       <w:r>
         <w:rPr>
           <w:b/>
         </w:rPr>
-        <w:t xml:space="preserve">Handouts (in</w:t>
-      </w:r>
-      <w:r>
-        <w:rPr>
-          <w:b/>
-        </w:rPr>
+        <w:t xml:space="preserve">Slides:</w:t>
+      </w:r>
+      <w:r>
+        <w:t xml:space="preserve"> </w:t>
+      </w:r>
+      <w:r>
+        <w:t xml:space="preserve">one outline per lesson,</w:t>
+      </w:r>
+      <w:r>
         <w:t xml:space="preserve"> </w:t>
       </w:r>
       <w:r>
         <w:rPr>
           <w:rStyle w:val="VerbatimChar"/>
-          <w:b/>
-        </w:rPr>
-        <w:t xml:space="preserve">05 Materials/Unit 05/</w:t>
-      </w:r>
-      <w:r>
-        <w:rPr>
-          <w:b/>
-        </w:rPr>
-        <w:t xml:space="preserve">, as the lessons name them):</w:t>
-      </w:r>
-      <w:r>
-        <w:t xml:space="preserve"> </w:t>
-      </w:r>
-      <w:r>
-        <w:t xml:space="preserve">- Topic 5.1:</w:t>
+        </w:rPr>
+        <w:t xml:space="preserve">Slides 05.01</w:t>
+      </w:r>
+      <w:r>
+        <w:t xml:space="preserve"> </w:t>
+      </w:r>
+      <w:r>
+        <w:t xml:space="preserve">through</w:t>
       </w:r>
       <w:r>
         <w:t xml:space="preserve"> </w:t>
@@ -8621,10 +9630,27 @@
         <w:rPr>
           <w:rStyle w:val="VerbatimChar"/>
         </w:rPr>
-        <w:t xml:space="preserve">Handout 05.01 - Match the Clothing to the Situation.md</w:t>
-      </w:r>
-      <w:r>
-        <w:t xml:space="preserve">;</w:t>
+        <w:t xml:space="preserve">Slides 05.19</w:t>
+      </w:r>
+      <w:r>
+        <w:t xml:space="preserve">, in the same folder. The site build renders every outline as an HTML deck.</w:t>
+      </w:r>
+    </w:p>
+    <w:p>
+      <w:pPr>
+        <w:pStyle w:val="BodyText"/>
+      </w:pPr>
+      <w:r>
+        <w:rPr>
+          <w:b/>
+        </w:rPr>
+        <w:t xml:space="preserve">No-machine fallback for the whole unit:</w:t>
+      </w:r>
+      <w:r>
+        <w:t xml:space="preserve"> </w:t>
+      </w:r>
+      <w:r>
+        <w:t xml:space="preserve">if the machines fail the pre-unit test, the archived hand build in</w:t>
       </w:r>
       <w:r>
         <w:t xml:space="preserve"> </w:t>
@@ -8633,10 +9659,737 @@
         <w:rPr>
           <w:rStyle w:val="VerbatimChar"/>
         </w:rPr>
-        <w:t xml:space="preserve">Handout 05.02 - What Clothing Says and the Class Agreement.md</w:t>
-      </w:r>
-      <w:r>
-        <w:t xml:space="preserve">;</w:t>
+        <w:t xml:space="preserve">00 _admin/_archive/2026-09-14 Unit 5 pre-machine revision/</w:t>
+      </w:r>
+      <w:r>
+        <w:t xml:space="preserve"> </w:t>
+      </w:r>
+      <w:r>
+        <w:t xml:space="preserve">replaces Lessons 5.10 and 5.11 wholesale, the sampler runs at six rows instead of seven, and the coverage note in Section 7 applies. Decide before day 116 and tell the class on day 121 so nobody spends a week hoping for machines. The reduced-dexterity kit is required equipment either way.</w:t>
+      </w:r>
+    </w:p>
+    <w:p>
+      <w:pPr>
+        <w:pStyle w:val="Heading2"/>
+      </w:pPr>
+      <w:bookmarkStart w:id="43" w:name="health-and-other-department-coordination"/>
+      <w:r>
+        <w:t xml:space="preserve">11. Health and other-department coordination</w:t>
+      </w:r>
+      <w:bookmarkEnd w:id="43"/>
+    </w:p>
+    <w:p>
+      <w:pPr>
+        <w:pStyle w:val="FirstParagraph"/>
+      </w:pPr>
+      <w:r>
+        <w:rPr>
+          <w:b/>
+        </w:rPr>
+        <w:t xml:space="preserve">Art.</w:t>
+      </w:r>
+      <w:r>
+        <w:t xml:space="preserve"> </w:t>
+      </w:r>
+      <w:r>
+        <w:t xml:space="preserve">Two real overlaps.</w:t>
+      </w:r>
+      <w:r>
+        <w:t xml:space="preserve"> </w:t>
+      </w:r>
+      <w:r>
+        <w:rPr>
+          <w:b/>
+        </w:rPr>
+        <w:t xml:space="preserve">Color, texture, and pattern</w:t>
+      </w:r>
+      <w:r>
+        <w:t xml:space="preserve"> </w:t>
+      </w:r>
+      <w:r>
+        <w:t xml:space="preserve">are the same vocabulary the art teacher uses and the same vocabulary Unit 4 already taught in the Color in the Home work; in this unit they land on fabric instead of walls, in Lesson 5.3’s swatch handling and Lesson 5.16’s design decisions, and Lesson 5.16 cites National FCS 16.3.3 on the elements and principles of design in constructing and altering apparel.</w:t>
+      </w:r>
+      <w:r>
+        <w:t xml:space="preserve"> </w:t>
+      </w:r>
+      <w:r>
+        <w:rPr>
+          <w:b/>
+        </w:rPr>
+        <w:t xml:space="preserve">The running stitch is a drawn line</w:t>
+      </w:r>
+      <w:r>
+        <w:t xml:space="preserve">, and the art teacher’s line-quality words (even, steady, weight) transfer directly to Lesson 5.6’s three criteria. FACS gives art a set of practice cloths and a gallery of twenty-one made objects; art gives FACS its own words for color, texture, and pattern so the two rooms say the same thing, and possibly a hand on the day 140 display setup.</w:t>
+      </w:r>
+      <w:r>
+        <w:t xml:space="preserve"> </w:t>
+      </w:r>
+      <w:r>
+        <w:rPr>
+          <w:rStyle w:val="TeacherNote"/>
+        </w:rPr>
+        <w:t xml:space="preserve">[Sal: ask which grade does color theory and when, so Lesson 5.16 lands after it.]</w:t>
+      </w:r>
+    </w:p>
+    <w:p>
+      <w:pPr>
+        <w:pStyle w:val="BodyText"/>
+      </w:pPr>
+      <w:r>
+        <w:rPr>
+          <w:b/>
+        </w:rPr>
+        <w:t xml:space="preserve">Science.</w:t>
+      </w:r>
+      <w:r>
+        <w:t xml:space="preserve"> </w:t>
+      </w:r>
+      <w:r>
+        <w:t xml:space="preserve">Two places.</w:t>
+      </w:r>
+      <w:r>
+        <w:t xml:space="preserve"> </w:t>
+      </w:r>
+      <w:r>
+        <w:rPr>
+          <w:b/>
+        </w:rPr>
+        <w:t xml:space="preserve">Fibers are materials science</w:t>
+      </w:r>
+      <w:r>
+        <w:t xml:space="preserve">: Lesson 5.3’s six-swatch test is a properties investigation, polyester and nylon are polymers, and the burn demonstration belongs in a fume hood more than in a FACS room.</w:t>
+      </w:r>
+      <w:r>
+        <w:t xml:space="preserve"> </w:t>
+      </w:r>
+      <w:r>
+        <w:rPr>
+          <w:b/>
+        </w:rPr>
+        <w:t xml:space="preserve">Lesson 5.4’s stain station is applied chemistry</w:t>
+      </w:r>
+      <w:r>
+        <w:t xml:space="preserve">: a base for grease, an acid for the juice, a solvent for the ink, three treatments on one stain with everything else held the same. FACS gives science a ready properties lab, a set of labeled swatches, and a class that has already run a three-treatment comparison; science gives FACS the fume hood, its own words for variable and control, and the microfiber content that Lesson 5.14 names.</w:t>
+      </w:r>
+      <w:r>
+        <w:t xml:space="preserve"> </w:t>
+      </w:r>
+      <w:r>
+        <w:rPr>
+          <w:rStyle w:val="TeacherNote"/>
+        </w:rPr>
+        <w:t xml:space="preserve">[Sal: ask the science teacher whether the burn demonstration can run in their room. That solves the open-flame problem and it is a better place for it.]</w:t>
+      </w:r>
+    </w:p>
+    <w:p>
+      <w:pPr>
+        <w:pStyle w:val="BodyText"/>
+      </w:pPr>
+      <w:r>
+        <w:rPr>
+          <w:b/>
+        </w:rPr>
+        <w:t xml:space="preserve">Math.</w:t>
+      </w:r>
+      <w:r>
+        <w:t xml:space="preserve"> </w:t>
+      </w:r>
+      <w:r>
+        <w:t xml:space="preserve">Lesson 5.13 is division with a unit written on the answer, Lesson 5.12 is a total with shipping and tax, Lesson 5.9 is a break-even comparison, and Lessons 5.10 and 5.16 are measurement to the quarter inch, seam allowance, finished size against cut size, and perimeter. Use the math class’s own setup and words: cost per wear as a unit rate, stitches per inch as a rate, the plan sheet as a scale drawing at one square to one inch. FACS gives math four real costing problems with garments on the table and a scale drawing that gets built; math gives FACS students who already divide correctly and, if willing, ten minutes on day 133 to check the cost-per-wear work.</w:t>
+      </w:r>
+      <w:r>
+        <w:t xml:space="preserve"> </w:t>
+      </w:r>
+      <w:r>
+        <w:rPr>
+          <w:rStyle w:val="TeacherNote"/>
+        </w:rPr>
+        <w:t xml:space="preserve">[Sal: ask which grade has unit rate by March.]</w:t>
+      </w:r>
+    </w:p>
+    <w:p>
+      <w:pPr>
+        <w:pStyle w:val="BodyText"/>
+      </w:pPr>
+      <w:r>
+        <w:rPr>
+          <w:b/>
+        </w:rPr>
+        <w:t xml:space="preserve">The school nurse.</w:t>
+      </w:r>
+      <w:r>
+        <w:t xml:space="preserve"> </w:t>
+      </w:r>
+      <w:r>
+        <w:t xml:space="preserve">Notify the nurse</w:t>
+      </w:r>
+      <w:r>
+        <w:t xml:space="preserve"> </w:t>
+      </w:r>
+      <w:r>
+        <w:rPr>
+          <w:b/>
+        </w:rPr>
+        <w:t xml:space="preserve">before day 121, the first day needles come out</w:t>
+      </w:r>
+      <w:r>
+        <w:t xml:space="preserve">, and tell her three things: which fourteen days of the calendar have needles and pins in the room, what the count-out and count-in routine is and that no student is dismissed on a count that does not match, and that there is a hard plastic sharps jar in the room for bent needles and broken pins. Ask her two things: whether any student on the roster has a nickel or latex sensitivity, which decides the thimbles and the pins, and what she wants done for a needle stick, in her words, so the answer is the same in her office and in my room. FACS gives the nurse a written routine and fourteen dated days; the nurse gives FACS a medical protocol and a roster check.</w:t>
+      </w:r>
+      <w:r>
+        <w:t xml:space="preserve"> </w:t>
+      </w:r>
+      <w:r>
+        <w:rPr>
+          <w:b/>
+        </w:rPr>
+        <w:t xml:space="preserve">This is not a courtesy, it is the one conversation in this unit that has to happen before the unit starts.</w:t>
+      </w:r>
+      <w:r>
+        <w:t xml:space="preserve"> </w:t>
+      </w:r>
+      <w:r>
+        <w:rPr>
+          <w:rStyle w:val="TeacherNote"/>
+        </w:rPr>
+        <w:t xml:space="preserve">[Sal: no lesson page names the nurse. Add her to Lesson 5.5’s setup notes when you teach it.]</w:t>
+      </w:r>
+    </w:p>
+    <w:p>
+      <w:pPr>
+        <w:pStyle w:val="BodyText"/>
+      </w:pPr>
+      <w:r>
+        <w:rPr>
+          <w:b/>
+        </w:rPr>
+        <w:t xml:space="preserve">The custodian.</w:t>
+      </w:r>
+      <w:r>
+        <w:t xml:space="preserve"> </w:t>
+      </w:r>
+      <w:r>
+        <w:t xml:space="preserve">Two asks, both small and both early. The</w:t>
+      </w:r>
+      <w:r>
+        <w:t xml:space="preserve"> </w:t>
+      </w:r>
+      <w:r>
+        <w:rPr>
+          <w:b/>
+        </w:rPr>
+        <w:t xml:space="preserve">scrap bin and the donation drive bin</w:t>
+      </w:r>
+      <w:r>
+        <w:t xml:space="preserve"> </w:t>
+      </w:r>
+      <w:r>
+        <w:t xml:space="preserve">sit in the room from day 116 to day 141 and they need to not be emptied as trash, so tell him what they are and put a sign on both. And the</w:t>
+      </w:r>
+      <w:r>
+        <w:t xml:space="preserve"> </w:t>
+      </w:r>
+      <w:r>
+        <w:rPr>
+          <w:b/>
+        </w:rPr>
+        <w:t xml:space="preserve">floor</w:t>
+      </w:r>
+      <w:r>
+        <w:t xml:space="preserve">: sweep the room before day 121 so a needle found later belongs to this unit, and expect thread on the floor for ten teaching days. FACS gives the custodian a room that gets cleaned to a routine by students every sewing day and a class that picks up what it drops; the custodian gives FACS the two bins, a warning before any floor work, and (in Lesson 5.1) the loan of a high-visibility vest and a work glove for the PPE table.</w:t>
+      </w:r>
+      <w:r>
+        <w:t xml:space="preserve"> </w:t>
+      </w:r>
+      <w:r>
+        <w:rPr>
+          <w:rStyle w:val="TeacherNote"/>
+        </w:rPr>
+        <w:t xml:space="preserve">[Sal: ask the custodian first; he is the easiest yes in the building.]</w:t>
+      </w:r>
+    </w:p>
+    <w:p>
+      <w:pPr>
+        <w:pStyle w:val="BodyText"/>
+      </w:pPr>
+      <w:r>
+        <w:rPr>
+          <w:b/>
+        </w:rPr>
+        <w:t xml:space="preserve">Health.</w:t>
+      </w:r>
+      <w:r>
+        <w:t xml:space="preserve"> </w:t>
+      </w:r>
+      <w:r>
+        <w:t xml:space="preserve">The overlap is narrow and it is worth naming: the class agreement in Lesson 5.2 is about what students say to each other about appearance, which touches body image and belonging. Anything a student says about being commented on at home or online is a quiet referral to the counselor, not a class discussion, and the lesson says so. The counselor may want a copy of the agreement; give them one. This unit does not teach body image, dietary guidance, or self-esteem content; the health course owns those.</w:t>
+      </w:r>
+    </w:p>
+    <w:p>
+      <w:pPr>
+        <w:pStyle w:val="BodyText"/>
+      </w:pPr>
+      <w:r>
+        <w:rPr>
+          <w:b/>
+        </w:rPr>
+        <w:t xml:space="preserve">Physical education.</w:t>
+      </w:r>
+      <w:r>
+        <w:t xml:space="preserve"> </w:t>
+      </w:r>
+      <w:r>
+        <w:t xml:space="preserve">The PE teacher already enforces footwear and can co-sign the closed-toe rule in one sentence at the door on day 116, which makes the FACS rule read as a building rule instead of a FACS rule.</w:t>
+      </w:r>
+    </w:p>
+    <w:p>
+      <w:pPr>
+        <w:pStyle w:val="BodyText"/>
+      </w:pPr>
+      <w:r>
+        <w:rPr>
+          <w:b/>
+        </w:rPr>
+        <w:t xml:space="preserve">Technology or makerspace, if the building has one.</w:t>
+      </w:r>
+      <w:r>
+        <w:t xml:space="preserve"> </w:t>
+      </w:r>
+      <w:r>
+        <w:t xml:space="preserve">Their tool rules and their tool count are the same idea as ours. Use the same words in both rooms so a student hears one standard, and ask whether their teacher will open a sewing machine cover for ten minutes on Path A, because a machine is a mechanism with a cam, a linkage, and a feed.</w:t>
+      </w:r>
+    </w:p>
+    <w:p>
+      <w:pPr>
+        <w:pStyle w:val="Heading2"/>
+      </w:pPr>
+      <w:bookmarkStart w:id="44" w:name="connections-in-building-and-community"/>
+      <w:r>
+        <w:t xml:space="preserve">12. Connections (in-building and community)</w:t>
+      </w:r>
+      <w:bookmarkEnd w:id="44"/>
+    </w:p>
+    <w:p>
+      <w:pPr>
+        <w:pStyle w:val="FirstParagraph"/>
+      </w:pPr>
+      <w:r>
+        <w:rPr>
+          <w:b/>
+        </w:rPr>
+        <w:t xml:space="preserve">Inside the building:</w:t>
+      </w:r>
+    </w:p>
+    <w:p>
+      <w:pPr>
+        <w:numPr>
+          <w:ilvl w:val="0"/>
+          <w:numId w:val="1029"/>
+        </w:numPr>
+        <w:pStyle w:val="Compact"/>
+      </w:pPr>
+      <w:r>
+        <w:rPr>
+          <w:b/>
+        </w:rPr>
+        <w:t xml:space="preserve">The art teacher</w:t>
+      </w:r>
+      <w:r>
+        <w:t xml:space="preserve">, for Lessons 5.3, 5.16, and 5.18.</w:t>
+      </w:r>
+      <w:r>
+        <w:t xml:space="preserve"> </w:t>
+      </w:r>
+      <w:r>
+        <w:rPr>
+          <w:b/>
+        </w:rPr>
+        <w:t xml:space="preserve">FACS gives:</w:t>
+      </w:r>
+      <w:r>
+        <w:t xml:space="preserve"> </w:t>
+      </w:r>
+      <w:r>
+        <w:t xml:space="preserve">twenty-one made objects and three display tables the art teacher can point at, a set of labeled fabric swatches for texture and pattern work, and a class that already knows the design vocabulary from Unit 4.</w:t>
+      </w:r>
+      <w:r>
+        <w:t xml:space="preserve"> </w:t>
+      </w:r>
+      <w:r>
+        <w:rPr>
+          <w:b/>
+        </w:rPr>
+        <w:t xml:space="preserve">FACS gets:</w:t>
+      </w:r>
+      <w:r>
+        <w:t xml:space="preserve"> </w:t>
+      </w:r>
+      <w:r>
+        <w:t xml:space="preserve">the department’s own words for color, texture, and pattern, a critique protocol that works with twelve-year-olds, and a second adult in the room on the day the gallery goes up.</w:t>
+      </w:r>
+      <w:r>
+        <w:t xml:space="preserve"> </w:t>
+      </w:r>
+      <w:r>
+        <w:rPr>
+          <w:rStyle w:val="TeacherNote"/>
+        </w:rPr>
+        <w:t xml:space="preserve">[Sal: name the teacher and ask which grade does color theory.]</w:t>
+      </w:r>
+    </w:p>
+    <w:p>
+      <w:pPr>
+        <w:numPr>
+          <w:ilvl w:val="0"/>
+          <w:numId w:val="1029"/>
+        </w:numPr>
+        <w:pStyle w:val="Compact"/>
+      </w:pPr>
+      <w:r>
+        <w:rPr>
+          <w:b/>
+        </w:rPr>
+        <w:t xml:space="preserve">The school nurse</w:t>
+      </w:r>
+      <w:r>
+        <w:t xml:space="preserve">, before day 121 and for all fourteen sewing days.</w:t>
+      </w:r>
+      <w:r>
+        <w:t xml:space="preserve"> </w:t>
+      </w:r>
+      <w:r>
+        <w:rPr>
+          <w:b/>
+        </w:rPr>
+        <w:t xml:space="preserve">FACS gives:</w:t>
+      </w:r>
+      <w:r>
+        <w:t xml:space="preserve"> </w:t>
+      </w:r>
+      <w:r>
+        <w:t xml:space="preserve">a written count-out and count-in routine, the fourteen dated days when needles are in the room, a sharps jar already in place, and students who announce and pick up anything they drop.</w:t>
+      </w:r>
+      <w:r>
+        <w:t xml:space="preserve"> </w:t>
+      </w:r>
+      <w:r>
+        <w:rPr>
+          <w:b/>
+        </w:rPr>
+        <w:t xml:space="preserve">FACS gets:</w:t>
+      </w:r>
+      <w:r>
+        <w:t xml:space="preserve"> </w:t>
+      </w:r>
+      <w:r>
+        <w:t xml:space="preserve">the nickel and latex roster check before thimbles and pins go out, the building’s needle-stick protocol in her own words, and a professional who knows what this room is doing before anything happens rather than after.</w:t>
+      </w:r>
+      <w:r>
+        <w:t xml:space="preserve"> </w:t>
+      </w:r>
+      <w:r>
+        <w:rPr>
+          <w:rStyle w:val="TeacherNote"/>
+        </w:rPr>
+        <w:t xml:space="preserve">[Sal: notify her in writing, keep the copy, and add her to Lesson 5.5’s setup notes.]</w:t>
+      </w:r>
+    </w:p>
+    <w:p>
+      <w:pPr>
+        <w:pStyle w:val="FirstParagraph"/>
+      </w:pPr>
+      <w:r>
+        <w:rPr>
+          <w:b/>
+        </w:rPr>
+        <w:t xml:space="preserve">Community:</w:t>
+      </w:r>
+    </w:p>
+    <w:p>
+      <w:pPr>
+        <w:numPr>
+          <w:ilvl w:val="0"/>
+          <w:numId w:val="1030"/>
+        </w:numPr>
+        <w:pStyle w:val="Compact"/>
+      </w:pPr>
+      <w:r>
+        <w:rPr>
+          <w:b/>
+        </w:rPr>
+        <w:t xml:space="preserve">A local tailor or alterations shop</w:t>
+      </w:r>
+      <w:r>
+        <w:t xml:space="preserve">, for Lessons 5.9, 5.16, and 5.19. This is the best partner in the unit and the call is worth making before Lesson 5.9, not after.</w:t>
+      </w:r>
+      <w:r>
+        <w:t xml:space="preserve"> </w:t>
+      </w:r>
+      <w:r>
+        <w:rPr>
+          <w:b/>
+        </w:rPr>
+        <w:t xml:space="preserve">FACS gives:</w:t>
+      </w:r>
+      <w:r>
+        <w:t xml:space="preserve"> </w:t>
+      </w:r>
+      <w:r>
+        <w:t xml:space="preserve">a thank-you from the class, twenty-one families who now know there is an alterations shop in walking distance and what it charges, and a class that understands why hemming a pair of pants costs money.</w:t>
+      </w:r>
+      <w:r>
+        <w:t xml:space="preserve"> </w:t>
+      </w:r>
+      <w:r>
+        <w:rPr>
+          <w:b/>
+        </w:rPr>
+        <w:t xml:space="preserve">FACS gets:</w:t>
+      </w:r>
+      <w:r>
+        <w:t xml:space="preserve"> </w:t>
+      </w:r>
+      <w:r>
+        <w:t xml:space="preserve">the real local price for a hem, a seam, and a patch (which is the number that makes Lesson 5.9’s repair-or-replace math land), ten minutes on what the job is actually like all day, and the honest answer to</w:t>
+      </w:r>
+      <w:r>
+        <w:t xml:space="preserve"> </w:t>
+      </w:r>
+      <w:r>
+        <w:t xml:space="preserve">“</w:t>
+      </w:r>
+      <w:r>
+        <w:t xml:space="preserve">what would you look at if a sixteen-year-old asked you for work.</w:t>
+      </w:r>
+      <w:r>
+        <w:t xml:space="preserve">”</w:t>
+      </w:r>
+      <w:r>
+        <w:t xml:space="preserve"> </w:t>
+      </w:r>
+      <w:r>
+        <w:rPr>
+          <w:rStyle w:val="TeacherNote"/>
+        </w:rPr>
+        <w:t xml:space="preserve">[Sal: the dry cleaner near the school probably has an alterations tailor on site. Call before Lesson 5.9.]</w:t>
+      </w:r>
+    </w:p>
+    <w:p>
+      <w:pPr>
+        <w:numPr>
+          <w:ilvl w:val="0"/>
+          <w:numId w:val="1030"/>
+        </w:numPr>
+        <w:pStyle w:val="Compact"/>
+      </w:pPr>
+      <w:r>
+        <w:rPr>
+          <w:b/>
+        </w:rPr>
+        <w:t xml:space="preserve">A thrift store, consignment shop, or clothing pantry</w:t>
+      </w:r>
+      <w:r>
+        <w:t xml:space="preserve">, for Lessons 5.8, 5.12, and 5.14.</w:t>
+      </w:r>
+      <w:r>
+        <w:t xml:space="preserve"> </w:t>
+      </w:r>
+      <w:r>
+        <w:rPr>
+          <w:b/>
+        </w:rPr>
+        <w:t xml:space="preserve">FACS gives:</w:t>
+      </w:r>
+      <w:r>
+        <w:t xml:space="preserve"> </w:t>
+      </w:r>
+      <w:r>
+        <w:t xml:space="preserve">a class of customers who can read a fiber content label and count stitches per inch, a thank-you note, and cut-off buttons and usable scraps sorted out of what they cannot sell.</w:t>
+      </w:r>
+      <w:r>
+        <w:t xml:space="preserve"> </w:t>
+      </w:r>
+      <w:r>
+        <w:rPr>
+          <w:b/>
+        </w:rPr>
+        <w:t xml:space="preserve">FACS gets:</w:t>
+      </w:r>
+      <w:r>
+        <w:t xml:space="preserve"> </w:t>
+      </w:r>
+      <w:r>
+        <w:t xml:space="preserve">the answer to</w:t>
+      </w:r>
+      <w:r>
+        <w:t xml:space="preserve"> </w:t>
+      </w:r>
+      <w:r>
+        <w:t xml:space="preserve">“</w:t>
+      </w:r>
+      <w:r>
+        <w:t xml:space="preserve">what makes you price a donated sweatshirt at six dollars instead of two,</w:t>
+      </w:r>
+      <w:r>
+        <w:t xml:space="preserve">”</w:t>
+      </w:r>
+      <w:r>
+        <w:t xml:space="preserve"> </w:t>
+      </w:r>
+      <w:r>
+        <w:t xml:space="preserve">a reject bin the class can cut up for the Repair Clinic and the scrap bin (which is most of this unit’s material budget), and the real story of what arrives and what has to be thrown away.</w:t>
+      </w:r>
+      <w:r>
+        <w:t xml:space="preserve"> </w:t>
+      </w:r>
+      <w:r>
+        <w:rPr>
+          <w:rStyle w:val="TeacherNote"/>
+        </w:rPr>
+        <w:t xml:space="preserve">[Sal: call the clothing pantry before Lesson 5.9 and ask about a reject bin; check their donation rules before promising them anything back.]</w:t>
+      </w:r>
+    </w:p>
+    <w:p>
+      <w:pPr>
+        <w:numPr>
+          <w:ilvl w:val="0"/>
+          <w:numId w:val="1030"/>
+        </w:numPr>
+        <w:pStyle w:val="Compact"/>
+      </w:pPr>
+      <w:r>
+        <w:rPr>
+          <w:b/>
+        </w:rPr>
+        <w:t xml:space="preserve">A quilt guild, a sewing circle, or a senior center sewing group</w:t>
+      </w:r>
+      <w:r>
+        <w:t xml:space="preserve">, for Lessons 5.6, 5.7, and the build days.</w:t>
+      </w:r>
+      <w:r>
+        <w:t xml:space="preserve"> </w:t>
+      </w:r>
+      <w:r>
+        <w:rPr>
+          <w:b/>
+        </w:rPr>
+        <w:t xml:space="preserve">FACS gives:</w:t>
+      </w:r>
+      <w:r>
+        <w:t xml:space="preserve"> </w:t>
+      </w:r>
+      <w:r>
+        <w:t xml:space="preserve">a room of beginners who genuinely want to be taught, a public thank-you, and photographs of what the class made from what people gave.</w:t>
+      </w:r>
+      <w:r>
+        <w:t xml:space="preserve"> </w:t>
+      </w:r>
+      <w:r>
+        <w:rPr>
+          <w:b/>
+        </w:rPr>
+        <w:t xml:space="preserve">FACS gets:</w:t>
+      </w:r>
+      <w:r>
+        <w:t xml:space="preserve"> </w:t>
+      </w:r>
+      <w:r>
+        <w:t xml:space="preserve">extra pairs of hands on the hardest day of the unit, which is threading day, plus donated fabric, thread, and buttons, and sometimes two borrowed machines and a volunteer, which turns Path B into a hybrid where the class hand sews and rotates through two machines for the paper-line practice.</w:t>
+      </w:r>
+      <w:r>
+        <w:t xml:space="preserve"> </w:t>
+      </w:r>
+      <w:r>
+        <w:rPr>
+          <w:rStyle w:val="TeacherNote"/>
+        </w:rPr>
+        <w:t xml:space="preserve">[Sal: a local quilt shop or a senior center is the easiest ask on this list. Threading day, day 122, is the day to ask for.]</w:t>
+      </w:r>
+    </w:p>
+    <w:p>
+      <w:pPr>
+        <w:numPr>
+          <w:ilvl w:val="0"/>
+          <w:numId w:val="1030"/>
+        </w:numPr>
+        <w:pStyle w:val="Compact"/>
+      </w:pPr>
+      <w:r>
+        <w:rPr>
+          <w:b/>
+        </w:rPr>
+        <w:t xml:space="preserve">A BOCES or district CTE fashion, apparel, or design program</w:t>
+      </w:r>
+      <w:r>
+        <w:t xml:space="preserve">, for Lesson 5.19.</w:t>
+      </w:r>
+      <w:r>
+        <w:t xml:space="preserve"> </w:t>
+      </w:r>
+      <w:r>
+        <w:rPr>
+          <w:b/>
+        </w:rPr>
+        <w:t xml:space="preserve">FACS gives:</w:t>
+      </w:r>
+      <w:r>
+        <w:t xml:space="preserve"> </w:t>
+      </w:r>
+      <w:r>
+        <w:t xml:space="preserve">the program a group of eighth graders who have already built something, repaired a garment, inspected four for quality, and started a five-repair portfolio, which is the closest thing to a feeder that a middle school FACS class can be.</w:t>
+      </w:r>
+      <w:r>
+        <w:t xml:space="preserve"> </w:t>
+      </w:r>
+      <w:r>
+        <w:rPr>
+          <w:b/>
+        </w:rPr>
+        <w:t xml:space="preserve">FACS gets:</w:t>
+      </w:r>
+      <w:r>
+        <w:t xml:space="preserve"> </w:t>
+      </w:r>
+      <w:r>
+        <w:t xml:space="preserve">the real program name and its entry requirements for slide 12, one visitor or one recorded answer about what the program does, and a concrete next step to put in front of a student who says</w:t>
+      </w:r>
+      <w:r>
+        <w:t xml:space="preserve"> </w:t>
+      </w:r>
+      <w:r>
+        <w:t xml:space="preserve">“</w:t>
+      </w:r>
+      <w:r>
+        <w:t xml:space="preserve">I like clothes.</w:t>
+      </w:r>
+      <w:r>
+        <w:t xml:space="preserve">”</w:t>
+      </w:r>
+      <w:r>
+        <w:t xml:space="preserve"> </w:t>
+      </w:r>
+      <w:r>
+        <w:rPr>
+          <w:rStyle w:val="TeacherNote"/>
+        </w:rPr>
+        <w:t xml:space="preserve">[Sal: check the BOCES CTE program list for your school’s county and put the real program name on slide 12.]</w:t>
+      </w:r>
+    </w:p>
+    <w:p>
+      <w:pPr>
+        <w:pStyle w:val="Heading2"/>
+      </w:pPr>
+      <w:bookmarkStart w:id="45" w:name="vocabulary-for-translation"/>
+      <w:r>
+        <w:t xml:space="preserve">13. Vocabulary for translation</w:t>
+      </w:r>
+      <w:bookmarkEnd w:id="45"/>
+    </w:p>
+    <w:p>
+      <w:pPr>
+        <w:pStyle w:val="FirstParagraph"/>
+      </w:pPr>
+      <w:r>
+        <w:t xml:space="preserve">See</w:t>
       </w:r>
       <w:r>
         <w:t xml:space="preserve"> </w:t>
@@ -8645,22 +10398,175 @@
         <w:rPr>
           <w:rStyle w:val="VerbatimChar"/>
         </w:rPr>
-        <w:t xml:space="preserve">Handout 05.03 - Fiber Test Station Record.md</w:t>
-      </w:r>
-      <w:r>
-        <w:t xml:space="preserve">;</w:t>
-      </w:r>
-      <w:r>
+        <w:t xml:space="preserve">Vocabulary 05.md</w:t>
+      </w:r>
+      <w:r>
+        <w:t xml:space="preserve">: 56 Tier 3 terms across the five topics with a one-line student definition written for a grade 6 to 7 reader and columns for Turkish, Portuguese, and Spanish, all marked</w:t>
+      </w:r>
+      <w:r>
+        <w:t xml:space="preserve"> </w:t>
+      </w:r>
+      <w:r>
+        <w:rPr>
+          <w:b/>
+        </w:rPr>
+        <w:t xml:space="preserve">[check with a native speaker]</w:t>
+      </w:r>
+      <w:r>
+        <w:t xml:space="preserve"> </w:t>
+      </w:r>
+      <w:r>
+        <w:t xml:space="preserve">until a native speaker, a bilingual colleague, or the ENL teacher checks the whole table. Tool and stitch names are the ones most likely to differ by country, and several have no single everyday word in every language, so the English term stays on every card; a student will see the English word on a real care label, a real pattern, and a real tool. The file also carries sentence starters in all four languages for four things: asking for help at a sewing station, the count-out and count-in routine, giving feedback on a classmate’s item, and the 45-second explanation at the gallery. Each lesson names its own Tier 3 words and its handout carries a word bank pulled from the table. The vocabulary list with translations is allowed as a word bank on the Unit 5 Test.</w:t>
+      </w:r>
+    </w:p>
+    <w:p>
+      <w:pPr>
+        <w:pStyle w:val="Heading2"/>
+      </w:pPr>
+      <w:bookmarkStart w:id="46" w:name="what-sal-should-replace"/>
+      <w:r>
+        <w:t xml:space="preserve">14. What Sal should replace</w:t>
+      </w:r>
+      <w:bookmarkEnd w:id="46"/>
+    </w:p>
+    <w:p>
+      <w:pPr>
+        <w:pStyle w:val="FirstParagraph"/>
+      </w:pPr>
+      <w:r>
+        <w:rPr>
+          <w:b/>
+        </w:rPr>
+        <w:t xml:space="preserve">The six decisions that gate planning. Make all six before day 116.</w:t>
+      </w:r>
+    </w:p>
+    <w:p>
+      <w:pPr>
+        <w:numPr>
+          <w:ilvl w:val="0"/>
+          <w:numId w:val="1031"/>
+        </w:numPr>
+        <w:pStyle w:val="Compact"/>
+      </w:pPr>
+      <w:r>
+        <w:rPr>
+          <w:b/>
+        </w:rPr>
+        <w:t xml:space="preserve">Test the machines and count them.</w:t>
+      </w:r>
+      <w:r>
+        <w:t xml:space="preserve"> </w:t>
+      </w:r>
+      <w:r>
+        <w:t xml:space="preserve">D19 says the room has machines for most of the class at once; this plan is written for that. Every machine gets run with thread on scrap before day 126, every bobbin wound, every machine numbered, and the assignment list written. Machines in a closet for five years are the archived fallback until a technician says otherwise. Write the working count in Section 10.</w:t>
+      </w:r>
+      <w:r>
+        <w:t xml:space="preserve"> </w:t>
+      </w:r>
+      <w:r>
+        <w:rPr>
+          <w:rStyle w:val="TeacherNote"/>
+        </w:rPr>
+        <w:t xml:space="preserve">[Sal: Lesson 5.10 teacher notes, and this section.]</w:t>
+      </w:r>
+    </w:p>
+    <w:p>
+      <w:pPr>
+        <w:numPr>
+          <w:ilvl w:val="0"/>
+          <w:numId w:val="1031"/>
+        </w:numPr>
+        <w:pStyle w:val="Compact"/>
+      </w:pPr>
+      <w:r>
+        <w:rPr>
+          <w:b/>
+        </w:rPr>
+        <w:t xml:space="preserve">Get open flame permission in writing, or run the no-flame version.</w:t>
+      </w:r>
+      <w:r>
+        <w:t xml:space="preserve"> </w:t>
+      </w:r>
+      <w:r>
+        <w:t xml:space="preserve">The burn demonstration in Lesson 5.3 is three snips over a pie pan with the extinguisher in reach. Many buildings say no. The lesson works either way: the no-flame version plays the three burns on video and runs the wrinkle test instead, and it is written into Step 3 as the default until the building says otherwise. Ask the science teacher about their fume hood before you give up on it.</w:t>
+      </w:r>
+      <w:r>
+        <w:t xml:space="preserve"> </w:t>
+      </w:r>
+      <w:r>
+        <w:rPr>
+          <w:rStyle w:val="TeacherNote"/>
+        </w:rPr>
+        <w:t xml:space="preserve">[Sal: Lesson 5.3 materials and</w:t>
+      </w:r>
+      <w:r>
+        <w:rPr>
+          <w:rStyle w:val="TeacherNote"/>
+        </w:rPr>
         <w:t xml:space="preserve"> </w:t>
       </w:r>
       <w:r>
         <w:rPr>
           <w:rStyle w:val="VerbatimChar"/>
         </w:rPr>
-        <w:t xml:space="preserve">Handout 05.04 - Care Symbol Guide and Laundry Sequence.md</w:t>
-      </w:r>
-      <w:r>
-        <w:t xml:space="preserve">;</w:t>
+        <w:t xml:space="preserve">Slides 05.03</w:t>
+      </w:r>
+      <w:r>
+        <w:rPr>
+          <w:rStyle w:val="TeacherNote"/>
+        </w:rPr>
+        <w:t xml:space="preserve">.]</w:t>
+      </w:r>
+    </w:p>
+    <w:p>
+      <w:pPr>
+        <w:numPr>
+          <w:ilvl w:val="0"/>
+          <w:numId w:val="1031"/>
+        </w:numPr>
+        <w:pStyle w:val="Compact"/>
+      </w:pPr>
+      <w:r>
+        <w:rPr>
+          <w:b/>
+        </w:rPr>
+        <w:t xml:space="preserve">Decide whether an iron is in this unit at all.</w:t>
+      </w:r>
+      <w:r>
+        <w:t xml:space="preserve"> </w:t>
+      </w:r>
+      <w:r>
+        <w:t xml:space="preserve">It is optional everywhere except pressing the channel fold in Lesson 5.11, and that fold can be pressed by hand. If the iron is out, say so on the Lesson 5.5 slide and drop needle rule 5 to a general line about heat tools. If it is in, it lives at the front on a table nobody walks past, with one operator, and that operator is me all unit.</w:t>
+      </w:r>
+      <w:r>
+        <w:t xml:space="preserve"> </w:t>
+      </w:r>
+      <w:r>
+        <w:rPr>
+          <w:rStyle w:val="TeacherNote"/>
+        </w:rPr>
+        <w:t xml:space="preserve">[Sal: Lesson 5.5 teacher notes.]</w:t>
+      </w:r>
+    </w:p>
+    <w:p>
+      <w:pPr>
+        <w:numPr>
+          <w:ilvl w:val="0"/>
+          <w:numId w:val="1031"/>
+        </w:numPr>
+        <w:pStyle w:val="Compact"/>
+      </w:pPr>
+      <w:r>
+        <w:rPr>
+          <w:b/>
+        </w:rPr>
+        <w:t xml:space="preserve">Draft the permission note for items brought from home for the Repair Clinic.</w:t>
+      </w:r>
+      <w:r>
+        <w:t xml:space="preserve"> </w:t>
+      </w:r>
+      <w:r>
+        <w:t xml:space="preserve">One paragraph on school letterhead, run past the office once, sent home after Lesson 5.8: a student may bring one item, the student repairs it and I do not, a hand repair is visible and permanent, and nothing valuable, borrowed, or irreplaceable should come in. No signed note, no item, and the practice garments are right there. The project’s version of the same note is the last page of</w:t>
       </w:r>
       <w:r>
         <w:t xml:space="preserve"> </w:t>
@@ -8669,28 +10575,147 @@
         <w:rPr>
           <w:rStyle w:val="VerbatimChar"/>
         </w:rPr>
-        <w:t xml:space="preserve">Handout 05.04 - Stain Station Record.md</w:t>
-      </w:r>
-      <w:r>
-        <w:t xml:space="preserve"> </w:t>
-      </w:r>
-      <w:r>
-        <w:t xml:space="preserve">- Topic 5.2:</w:t>
-      </w:r>
-      <w:r>
+        <w:t xml:space="preserve">Handout 05.15</w:t>
+      </w:r>
+      <w:r>
+        <w:t xml:space="preserve">.</w:t>
+      </w:r>
+      <w:r>
+        <w:t xml:space="preserve"> </w:t>
+      </w:r>
+      <w:r>
+        <w:rPr>
+          <w:rStyle w:val="TeacherNote"/>
+        </w:rPr>
+        <w:t xml:space="preserve">[Sal: Lesson 5.9 materials.]</w:t>
+      </w:r>
+    </w:p>
+    <w:p>
+      <w:pPr>
+        <w:numPr>
+          <w:ilvl w:val="0"/>
+          <w:numId w:val="1031"/>
+        </w:numPr>
+        <w:pStyle w:val="Compact"/>
+      </w:pPr>
+      <w:r>
+        <w:rPr>
+          <w:b/>
+        </w:rPr>
+        <w:t xml:space="preserve">Get the school’s exact dress code wording.</w:t>
+      </w:r>
+      <w:r>
+        <w:t xml:space="preserve"> </w:t>
+      </w:r>
+      <w:r>
+        <w:t xml:space="preserve">Lesson 5.1 asks students to analyze a real dress code rule. Paste the exact wording from the handbook onto the slide. Do not paraphrase a code you are about to ask students to analyze.</w:t>
+      </w:r>
+      <w:r>
+        <w:t xml:space="preserve"> </w:t>
+      </w:r>
+      <w:r>
+        <w:rPr>
+          <w:rStyle w:val="TeacherNote"/>
+        </w:rPr>
+        <w:t xml:space="preserve">[Sal: Lesson 5.1 and</w:t>
+      </w:r>
+      <w:r>
+        <w:rPr>
+          <w:rStyle w:val="TeacherNote"/>
+        </w:rPr>
         <w:t xml:space="preserve"> </w:t>
       </w:r>
       <w:r>
         <w:rPr>
           <w:rStyle w:val="VerbatimChar"/>
         </w:rPr>
-        <w:t xml:space="preserve">Handout 05.05 - Tool Kit Guide and Count Sheet.md</w:t>
-      </w:r>
-      <w:r>
-        <w:t xml:space="preserve"> </w:t>
-      </w:r>
-      <w:r>
-        <w:t xml:space="preserve">(the station count sheet, used on all twelve sewing days; the machine close-down routine is printed there and in</w:t>
+        <w:t xml:space="preserve">Slides 05.01</w:t>
+      </w:r>
+      <w:r>
+        <w:rPr>
+          <w:rStyle w:val="TeacherNote"/>
+        </w:rPr>
+        <w:t xml:space="preserve">.]</w:t>
+      </w:r>
+    </w:p>
+    <w:p>
+      <w:pPr>
+        <w:numPr>
+          <w:ilvl w:val="0"/>
+          <w:numId w:val="1031"/>
+        </w:numPr>
+        <w:pStyle w:val="Compact"/>
+      </w:pPr>
+      <w:r>
+        <w:rPr>
+          <w:b/>
+        </w:rPr>
+        <w:t xml:space="preserve">Notify the nurse and call the local partners before the sewing days begin.</w:t>
+      </w:r>
+      <w:r>
+        <w:t xml:space="preserve"> </w:t>
+      </w:r>
+      <w:r>
+        <w:t xml:space="preserve">The nurse gets the fourteen dated sewing days, the count routine, and the sharps jar, and gives back the nickel and latex roster check and the needle-stick protocol. The tailor or alterations shop gets a call before Lesson 5.9 (day 125) for the real price of a hem. The quilt group or senior center gets asked for threading day (day 122). The thrift shop or clothing pantry gets asked for a reject bin before Lesson 5.9. All four calls happen in the week before day 116.</w:t>
+      </w:r>
+      <w:r>
+        <w:t xml:space="preserve"> </w:t>
+      </w:r>
+      <w:r>
+        <w:rPr>
+          <w:rStyle w:val="TeacherNote"/>
+        </w:rPr>
+        <w:t xml:space="preserve">[Sal: Sections 11 and 12.]</w:t>
+      </w:r>
+    </w:p>
+    <w:p>
+      <w:pPr>
+        <w:pStyle w:val="FirstParagraph"/>
+      </w:pPr>
+      <w:r>
+        <w:rPr>
+          <w:b/>
+        </w:rPr>
+        <w:t xml:space="preserve">Two standards items that were content gaps, not citation problems. Both are now done. Nothing for Sal to do on either; they are recorded here so the fix is traceable.</w:t>
+      </w:r>
+    </w:p>
+    <w:p>
+      <w:pPr>
+        <w:numPr>
+          <w:ilvl w:val="0"/>
+          <w:numId w:val="1032"/>
+        </w:numPr>
+        <w:pStyle w:val="Compact"/>
+      </w:pPr>
+      <w:r>
+        <w:rPr>
+          <w:b/>
+        </w:rPr>
+        <w:t xml:space="preserve">ATPD 4. c) Create a clothing budget: DONE.</w:t>
+      </w:r>
+      <w:r>
+        <w:t xml:space="preserve"> </w:t>
+      </w:r>
+      <w:r>
+        <w:t xml:space="preserve">It was not taught anywhere in the unit as first written. The nearest content was the Consumer Comparison Task, which compares three options for one garment but never builds a budget. The fix is now written in: Lesson 5.14 Day 2 has a new Step 2,</w:t>
+      </w:r>
+      <w:r>
+        <w:t xml:space="preserve"> </w:t>
+      </w:r>
+      <w:r>
+        <w:t xml:space="preserve">“</w:t>
+      </w:r>
+      <w:r>
+        <w:t xml:space="preserve">One season, one budget,</w:t>
+      </w:r>
+      <w:r>
+        <w:t xml:space="preserve">”</w:t>
+      </w:r>
+      <w:r>
+        <w:t xml:space="preserve"> </w:t>
+      </w:r>
+      <w:r>
+        <w:t xml:space="preserve">four minutes, and</w:t>
       </w:r>
       <w:r>
         <w:t xml:space="preserve"> </w:t>
@@ -8699,10 +10724,31 @@
         <w:rPr>
           <w:rStyle w:val="VerbatimChar"/>
         </w:rPr>
-        <w:t xml:space="preserve">Handout 05.10</w:t>
-      </w:r>
-      <w:r>
-        <w:t xml:space="preserve">, its two canonical places);</w:t>
+        <w:t xml:space="preserve">Handout 05.14</w:t>
+      </w:r>
+      <w:r>
+        <w:t xml:space="preserve"> </w:t>
+      </w:r>
+      <w:r>
+        <w:t xml:space="preserve">page 4 carries the matching box under the heading</w:t>
+      </w:r>
+      <w:r>
+        <w:t xml:space="preserve"> </w:t>
+      </w:r>
+      <w:r>
+        <w:t xml:space="preserve">“</w:t>
+      </w:r>
+      <w:r>
+        <w:t xml:space="preserve">One season, one budget.</w:t>
+      </w:r>
+      <w:r>
+        <w:t xml:space="preserve">”</w:t>
+      </w:r>
+      <w:r>
+        <w:t xml:space="preserve"> </w:t>
+      </w:r>
+      <w:r>
+        <w:t xml:space="preserve">A dollar amount, a list of what the student actually needs for the next season with an estimate on every line, a total, and one line naming what came off the list and why. Day 2 now runs 4 plus 9 plus 4 plus 20 plus 3 and still sums to 40; the four minutes came out of the model in Step 1, not out of the protected 20. The lesson cites ATPD 4. c) with CTE FCL 4. Buying Goods and Services c) Develop a spending and savings plan (budget) based on income and expenses, NYS FACS Standard 3 PI C, and National FCS 2.6.2 Apply financial management principles to individual and family financial practices. The box is checked complete, partial, or missing for daily work and is not inside the task’s 10 points.</w:t>
       </w:r>
       <w:r>
         <w:t xml:space="preserve"> </w:t>
@@ -8711,10 +10757,185 @@
         <w:rPr>
           <w:rStyle w:val="VerbatimChar"/>
         </w:rPr>
-        <w:t xml:space="preserve">Handout 05.06 - Practice Cloth Guide.md</w:t>
-      </w:r>
-      <w:r>
-        <w:t xml:space="preserve">;</w:t>
+        <w:t xml:space="preserve">Slides 05.14</w:t>
+      </w:r>
+      <w:r>
+        <w:t xml:space="preserve"> </w:t>
+      </w:r>
+      <w:r>
+        <w:t xml:space="preserve">gained slide 19 for it, so Day 2 now runs slides 14 to 20.</w:t>
+      </w:r>
+    </w:p>
+    <w:p>
+      <w:pPr>
+        <w:numPr>
+          <w:ilvl w:val="0"/>
+          <w:numId w:val="1032"/>
+        </w:numPr>
+        <w:pStyle w:val="Compact"/>
+      </w:pPr>
+      <w:r>
+        <w:rPr>
+          <w:b/>
+        </w:rPr>
+        <w:t xml:space="preserve">ATPD 1. e) Select wardrobe items based on personal clothing values and available resources: DONE.</w:t>
+      </w:r>
+      <w:r>
+        <w:t xml:space="preserve"> </w:t>
+      </w:r>
+      <w:r>
+        <w:t xml:space="preserve">It was taught in Lessons 5.1, 5.12, and 5.13 and printed on none of them. It is now printed in Lesson 5.12’s standards block, next to 1. f), and is cited on objective 3,</w:t>
+      </w:r>
+      <w:r>
+        <w:t xml:space="preserve"> </w:t>
+      </w:r>
+      <w:r>
+        <w:t xml:space="preserve">“</w:t>
+      </w:r>
+      <w:r>
+        <w:t xml:space="preserve">Recommend an item for a stated buyer and defend it,</w:t>
+      </w:r>
+      <w:r>
+        <w:t xml:space="preserve">”</w:t>
+      </w:r>
+      <w:r>
+        <w:t xml:space="preserve"> </w:t>
+      </w:r>
+      <w:r>
+        <w:t xml:space="preserve">which is a selection made against a named buyer’s values and a real price ceiling. Lesson 5.12 was the better home than Lesson 5.1 because 5.1 has the values half and not the resources half.</w:t>
+      </w:r>
+    </w:p>
+    <w:p>
+      <w:pPr>
+        <w:pStyle w:val="FirstParagraph"/>
+      </w:pPr>
+      <w:r>
+        <w:rPr>
+          <w:b/>
+        </w:rPr>
+        <w:t xml:space="preserve">Everything else, by file. The lesson, project, rubric, handout, and assessment files also list their own.</w:t>
+      </w:r>
+    </w:p>
+    <w:p>
+      <w:pPr>
+        <w:pStyle w:val="BodyText"/>
+      </w:pPr>
+      <w:r>
+        <w:t xml:space="preserve">In this unit plan:</w:t>
+      </w:r>
+    </w:p>
+    <w:p>
+      <w:pPr>
+        <w:numPr>
+          <w:ilvl w:val="0"/>
+          <w:numId w:val="1033"/>
+        </w:numPr>
+        <w:pStyle w:val="Compact"/>
+      </w:pPr>
+      <w:r>
+        <w:t xml:space="preserve">Section 7:</w:t>
+      </w:r>
+      <w:r>
+        <w:t xml:space="preserve"> </w:t>
+      </w:r>
+      <w:r>
+        <w:rPr>
+          <w:rStyle w:val="TeacherNote"/>
+        </w:rPr>
+        <w:t xml:space="preserve">[Sal: confirm the Standard 2 and Standard 3 wording and bullet order against the NYSED PDF; see crosswalk E.4.]</w:t>
+      </w:r>
+      <w:r>
+        <w:t xml:space="preserve"> </w:t>
+      </w:r>
+      <w:r>
+        <w:t xml:space="preserve">Twelve lesson pages carry the same note and one check clears all of them.</w:t>
+      </w:r>
+    </w:p>
+    <w:p>
+      <w:pPr>
+        <w:numPr>
+          <w:ilvl w:val="0"/>
+          <w:numId w:val="1033"/>
+        </w:numPr>
+        <w:pStyle w:val="Compact"/>
+      </w:pPr>
+      <w:r>
+        <w:t xml:space="preserve">Section 7:</w:t>
+      </w:r>
+      <w:r>
+        <w:t xml:space="preserve"> </w:t>
+      </w:r>
+      <w:r>
+        <w:rPr>
+          <w:rStyle w:val="TeacherNote"/>
+        </w:rPr>
+        <w:t xml:space="preserve">[Sal: verify the Career Ready Practices text against careertech.org before the full list goes on the site.]</w:t>
+      </w:r>
+    </w:p>
+    <w:p>
+      <w:pPr>
+        <w:numPr>
+          <w:ilvl w:val="0"/>
+          <w:numId w:val="1033"/>
+        </w:numPr>
+        <w:pStyle w:val="Compact"/>
+      </w:pPr>
+      <w:r>
+        <w:t xml:space="preserve">Section 10: every price is an estimate marked</w:t>
+      </w:r>
+      <w:r>
+        <w:t xml:space="preserve"> </w:t>
+      </w:r>
+      <w:r>
+        <w:rPr>
+          <w:rStyle w:val="TeacherNote"/>
+        </w:rPr>
+        <w:t xml:space="preserve">[update]</w:t>
+      </w:r>
+      <w:r>
+        <w:t xml:space="preserve"> </w:t>
+      </w:r>
+      <w:r>
+        <w:t xml:space="preserve">in the lessons. Put your school’s real supply budget against the $300 to $345 one-time line. If it will only fund half, the version that still works is one pair of shears and one seam ripper per station instead of two, thrifted stock only, and the donation drive started a month early, for about $150. Going down to one pair of shears per station is the cut that costs the least teaching, because the shears are only in hands on cutting days and the teacher holds them until a plan is signed anyway.</w:t>
+      </w:r>
+    </w:p>
+    <w:p>
+      <w:pPr>
+        <w:numPr>
+          <w:ilvl w:val="0"/>
+          <w:numId w:val="1033"/>
+        </w:numPr>
+        <w:pStyle w:val="Compact"/>
+      </w:pPr>
+      <w:r>
+        <w:t xml:space="preserve">Section 10: the two non-purchase asks (four sample sweatshirts for Lesson 5.12, four inspection garments for Lesson 5.13).</w:t>
+      </w:r>
+    </w:p>
+    <w:p>
+      <w:pPr>
+        <w:numPr>
+          <w:ilvl w:val="0"/>
+          <w:numId w:val="1033"/>
+        </w:numPr>
+        <w:pStyle w:val="Compact"/>
+      </w:pPr>
+      <w:r>
+        <w:t xml:space="preserve">Section 10 and Lesson 5.5:</w:t>
+      </w:r>
+      <w:r>
+        <w:t xml:space="preserve"> </w:t>
+      </w:r>
+      <w:r>
+        <w:rPr>
+          <w:b/>
+        </w:rPr>
+        <w:t xml:space="preserve">DONE, nothing for Sal to do.</w:t>
+      </w:r>
+      <w:r>
+        <w:t xml:space="preserve"> </w:t>
+      </w:r>
+      <w:r>
+        <w:t xml:space="preserve">The station kit table in Lesson 5.5 and the station lists in Lessons 5.16 and 5.17 used to disagree on quantities. Lesson 5.5 is the tool lesson and owns the spec, so its numbers stand: per station, two fabric shears, three small snips, two seam rippers, four thimbles, four needle threaders, two measuring tapes, two pin cushions, ten needles, and thirty pins. Lessons 5.16 and 5.17 now print those numbers,</w:t>
       </w:r>
       <w:r>
         <w:t xml:space="preserve"> </w:t>
@@ -8723,1865 +10944,478 @@
         <w:rPr>
           <w:rStyle w:val="VerbatimChar"/>
         </w:rPr>
-        <w:t xml:space="preserve">Handout 05.07 - Backstitch and Whipstitch Steps.md</w:t>
-      </w:r>
-      <w:r>
-        <w:t xml:space="preserve">;</w:t>
-      </w:r>
-      <w:r>
-        <w:t xml:space="preserve"> </w:t>
-      </w:r>
+        <w:t xml:space="preserve">Handout 05.05</w:t>
+      </w:r>
+      <w:r>
+        <w:t xml:space="preserve"> </w:t>
+      </w:r>
+      <w:r>
+        <w:t xml:space="preserve">counts them, and the budget table above is costed at them, which raised the shears line from three pairs to six and the one-time subtotal by $36.</w:t>
+      </w:r>
+    </w:p>
+    <w:p>
+      <w:pPr>
+        <w:numPr>
+          <w:ilvl w:val="0"/>
+          <w:numId w:val="1033"/>
+        </w:numPr>
+        <w:pStyle w:val="Compact"/>
+      </w:pPr>
+      <w:r>
+        <w:rPr>
+          <w:b/>
+        </w:rPr>
+        <w:t xml:space="preserve">The sewing-day count, revised by D19 (2026-09-14).</w:t>
+      </w:r>
+      <w:r>
+        <w:t xml:space="preserve"> </w:t>
+      </w:r>
+      <w:r>
+        <w:t xml:space="preserve">Topic 5.2 now has</w:t>
+      </w:r>
+      <w:r>
+        <w:t xml:space="preserve"> </w:t>
+      </w:r>
+      <w:r>
+        <w:rPr>
+          <w:b/>
+        </w:rPr>
+        <w:t xml:space="preserve">eight</w:t>
+      </w:r>
+      <w:r>
+        <w:t xml:space="preserve"> </w:t>
+      </w:r>
+      <w:r>
+        <w:t xml:space="preserve">days with needles and pins out (121 to 125 and 129 to 131),</w:t>
+      </w:r>
+      <w:r>
+        <w:t xml:space="preserve"> </w:t>
+      </w:r>
+      <w:r>
+        <w:rPr>
+          <w:b/>
+        </w:rPr>
+        <w:t xml:space="preserve">six</w:t>
+      </w:r>
+      <w:r>
+        <w:t xml:space="preserve"> </w:t>
+      </w:r>
+      <w:r>
+        <w:t xml:space="preserve">machine days (126 to 131, the first three with no fabric or thread), and the unit has</w:t>
+      </w:r>
+      <w:r>
+        <w:t xml:space="preserve"> </w:t>
+      </w:r>
+      <w:r>
+        <w:rPr>
+          <w:b/>
+        </w:rPr>
+        <w:t xml:space="preserve">twelve</w:t>
+      </w:r>
+      <w:r>
+        <w:t xml:space="preserve"> </w:t>
+      </w:r>
+      <w:r>
+        <w:t xml:space="preserve">SEW days (121 to 125, 129 to 131, 137 to 140). The old ten-and-fourteen counts appear nowhere current; the pre-revision files are archived.</w:t>
+      </w:r>
+    </w:p>
+    <w:p>
+      <w:pPr>
+        <w:numPr>
+          <w:ilvl w:val="0"/>
+          <w:numId w:val="1033"/>
+        </w:numPr>
+        <w:pStyle w:val="Compact"/>
+      </w:pPr>
+      <w:r>
+        <w:t xml:space="preserve">Section 11:</w:t>
+      </w:r>
+      <w:r>
+        <w:t xml:space="preserve"> </w:t>
+      </w:r>
+      <w:r>
+        <w:rPr>
+          <w:rStyle w:val="TeacherNote"/>
+        </w:rPr>
+        <w:t xml:space="preserve">[Sal: no lesson page names the school nurse. Add her to Lesson 5.5’s setup notes when you teach it.]</w:t>
+      </w:r>
+    </w:p>
+    <w:p>
+      <w:pPr>
+        <w:numPr>
+          <w:ilvl w:val="0"/>
+          <w:numId w:val="1033"/>
+        </w:numPr>
+        <w:pStyle w:val="Compact"/>
+      </w:pPr>
+      <w:r>
+        <w:t xml:space="preserve">Section 12: name the art teacher, the nurse, the tailor or alterations shop, the thrift store or clothing pantry, the quilt group or senior center, and the BOCES program once you know the building and the neighborhood.</w:t>
+      </w:r>
+    </w:p>
+    <w:p>
+      <w:pPr>
+        <w:numPr>
+          <w:ilvl w:val="0"/>
+          <w:numId w:val="1033"/>
+        </w:numPr>
+        <w:pStyle w:val="Compact"/>
+      </w:pPr>
       <w:r>
         <w:rPr>
           <w:rStyle w:val="VerbatimChar"/>
         </w:rPr>
-        <w:t xml:space="preserve">Handout 05.08 - Button Steps and Portfolio Card.md</w:t>
-      </w:r>
-      <w:r>
-        <w:t xml:space="preserve">;</w:t>
-      </w:r>
-      <w:r>
-        <w:t xml:space="preserve"> </w:t>
-      </w:r>
+        <w:t xml:space="preserve">Calendar 05.md</w:t>
+      </w:r>
+      <w:r>
+        <w:t xml:space="preserve">:</w:t>
+      </w:r>
+      <w:r>
+        <w:t xml:space="preserve"> </w:t>
+      </w:r>
+      <w:r>
+        <w:rPr>
+          <w:rStyle w:val="TeacherNote"/>
+        </w:rPr>
+        <w:t xml:space="preserve">[Sal: the calendar is in day numbers; map them onto your school’s calendar.]</w:t>
+      </w:r>
+    </w:p>
+    <w:p>
+      <w:pPr>
+        <w:numPr>
+          <w:ilvl w:val="0"/>
+          <w:numId w:val="1033"/>
+        </w:numPr>
+        <w:pStyle w:val="Compact"/>
+      </w:pPr>
       <w:r>
         <w:rPr>
           <w:rStyle w:val="VerbatimChar"/>
         </w:rPr>
-        <w:t xml:space="preserve">Handout 05.09 - Repair Clinic Station Cards.md</w:t>
-      </w:r>
-      <w:r>
-        <w:t xml:space="preserve">;</w:t>
-      </w:r>
-      <w:r>
-        <w:t xml:space="preserve"> </w:t>
-      </w:r>
+        <w:t xml:space="preserve">Vocabulary 05.md</w:t>
+      </w:r>
+      <w:r>
+        <w:t xml:space="preserve">:</w:t>
+      </w:r>
+      <w:r>
+        <w:t xml:space="preserve"> </w:t>
+      </w:r>
+      <w:r>
+        <w:rPr>
+          <w:rStyle w:val="TeacherNote"/>
+        </w:rPr>
+        <w:t xml:space="preserve">[check with a native speaker]</w:t>
+      </w:r>
+      <w:r>
+        <w:t xml:space="preserve"> </w:t>
+      </w:r>
+      <w:r>
+        <w:t xml:space="preserve">on the whole table, and</w:t>
+      </w:r>
+      <w:r>
+        <w:t xml:space="preserve"> </w:t>
+      </w:r>
+      <w:r>
+        <w:rPr>
+          <w:rStyle w:val="TeacherNote"/>
+        </w:rPr>
+        <w:t xml:space="preserve">[Sal: swap in the Turkish and Portuguese starters you already use at Brentwood if they read better than these.]</w:t>
+      </w:r>
+    </w:p>
+    <w:p>
+      <w:pPr>
+        <w:numPr>
+          <w:ilvl w:val="0"/>
+          <w:numId w:val="1033"/>
+        </w:numPr>
+        <w:pStyle w:val="Compact"/>
+      </w:pPr>
+      <w:r>
+        <w:t xml:space="preserve">Lesson 5.1: pull the PPE box from your own room and the custodian’s closet; photograph your own apron and mitt once and the slides are permanent; save the 80s Day story for Lesson 5.2.</w:t>
+      </w:r>
+    </w:p>
+    <w:p>
+      <w:pPr>
+        <w:numPr>
+          <w:ilvl w:val="0"/>
+          <w:numId w:val="1033"/>
+        </w:numPr>
+        <w:pStyle w:val="Compact"/>
+      </w:pPr>
+      <w:r>
+        <w:t xml:space="preserve">Lesson 5.2: bring one of your own shirts; tell the 80s Day story in first person in about 45 seconds with no names; either cite a specific study for the first-impression number on the slide or drop the number and say</w:t>
+      </w:r>
+      <w:r>
+        <w:t xml:space="preserve"> </w:t>
+      </w:r>
+      <w:r>
+        <w:t xml:space="preserve">“</w:t>
+      </w:r>
+      <w:r>
+        <w:t xml:space="preserve">almost instantly</w:t>
+      </w:r>
+      <w:r>
+        <w:t xml:space="preserve">”</w:t>
+      </w:r>
+      <w:r>
+        <w:t xml:space="preserve">; give the counselor a copy of the agreement.</w:t>
+      </w:r>
+    </w:p>
+    <w:p>
+      <w:pPr>
+        <w:numPr>
+          <w:ilvl w:val="0"/>
+          <w:numId w:val="1033"/>
+        </w:numPr>
+        <w:pStyle w:val="Compact"/>
+      </w:pPr>
+      <w:r>
+        <w:t xml:space="preserve">Lesson 5.3: cut the swatch sets once from thrifted garments and keep a master set in the Unit 5 bin; ask the dry cleaner near the school for free scraps; put one sourced fiber burn chart on the slide (a university extension chart is the cleanest citation).</w:t>
+      </w:r>
+    </w:p>
+    <w:p>
+      <w:pPr>
+        <w:numPr>
+          <w:ilvl w:val="0"/>
+          <w:numId w:val="1033"/>
+        </w:numPr>
+        <w:pStyle w:val="Compact"/>
+      </w:pPr>
+      <w:r>
+        <w:t xml:space="preserve">Lesson 5.4: your basket, your prices on the ruin and stain slides, the laundromat or the building’s own machines for the laundry conversation, and the FTC care labeling page checked before the site goes public.</w:t>
+      </w:r>
+    </w:p>
+    <w:p>
+      <w:pPr>
+        <w:numPr>
+          <w:ilvl w:val="0"/>
+          <w:numId w:val="1033"/>
+        </w:numPr>
+        <w:pStyle w:val="Compact"/>
+      </w:pPr>
+      <w:r>
+        <w:t xml:space="preserve">Lesson 5.6: one thrifted flat sheet cuts sixty practice cloths; use yesterday’s students who have sewn before as station helpers and tell them out loud that they teach and do not touch somebody else’s needle.</w:t>
+      </w:r>
+    </w:p>
+    <w:p>
+      <w:pPr>
+        <w:numPr>
+          <w:ilvl w:val="0"/>
+          <w:numId w:val="1033"/>
+        </w:numPr>
+        <w:pStyle w:val="Compact"/>
+      </w:pPr>
+      <w:r>
+        <w:t xml:space="preserve">Lesson 5.7: if a guest can only come one day, pick Lesson 5.9; if the class is shaky on the backstitch, swap Lessons 5.8 and 5.9.</w:t>
+      </w:r>
+    </w:p>
+    <w:p>
+      <w:pPr>
+        <w:numPr>
+          <w:ilvl w:val="0"/>
+          <w:numId w:val="1033"/>
+        </w:numPr>
+        <w:pStyle w:val="Compact"/>
+      </w:pPr>
+      <w:r>
+        <w:t xml:space="preserve">Lesson 5.8: your prices on the cost slide; the thrifted button-down with a missing button, sewn shut in front of the class in ninety seconds.</w:t>
+      </w:r>
+    </w:p>
+    <w:p>
+      <w:pPr>
+        <w:numPr>
+          <w:ilvl w:val="0"/>
+          <w:numId w:val="1033"/>
+        </w:numPr>
+        <w:pStyle w:val="Compact"/>
+      </w:pPr>
+      <w:r>
+        <w:t xml:space="preserve">Lesson 5.9: your prices in Step 4 and your local tailor’s actual hemming price. Call one; it takes two minutes.</w:t>
+      </w:r>
+    </w:p>
+    <w:p>
+      <w:pPr>
+        <w:numPr>
+          <w:ilvl w:val="0"/>
+          <w:numId w:val="1033"/>
+        </w:numPr>
+        <w:pStyle w:val="Compact"/>
+      </w:pPr>
+      <w:r>
+        <w:t xml:space="preserve">Lesson 5.10: test every machine with thread on scrap the week before; wind every bobbin; number the machines and write the assignment list; print the drill sheets.</w:t>
+      </w:r>
+    </w:p>
+    <w:p>
+      <w:pPr>
+        <w:numPr>
+          <w:ilvl w:val="0"/>
+          <w:numId w:val="1033"/>
+        </w:numPr>
+        <w:pStyle w:val="Compact"/>
+      </w:pPr>
+      <w:r>
+        <w:t xml:space="preserve">Lesson 5.11: make all three examples yourself before the unit, including the deliberately bad bag; pre-thread every machine the morning of Day 1; your prices; ask the donation partner before Day 1 if the class wants to donate what it makes.</w:t>
+      </w:r>
+    </w:p>
+    <w:p>
+      <w:pPr>
+        <w:numPr>
+          <w:ilvl w:val="0"/>
+          <w:numId w:val="1033"/>
+        </w:numPr>
+        <w:pStyle w:val="Compact"/>
+      </w:pPr>
+      <w:r>
+        <w:t xml:space="preserve">Lesson 5.12: your four sweatshirts (the online one matters most because of the packing slip); your four real prices and vendor types on the slide; name the thrift shop you would ask; say out loud that this is Unit 1’s unit price and Unit 2’s budget applied to a hoodie.</w:t>
+      </w:r>
+    </w:p>
+    <w:p>
+      <w:pPr>
+        <w:numPr>
+          <w:ilvl w:val="0"/>
+          <w:numId w:val="1033"/>
+        </w:numPr>
+        <w:pStyle w:val="Compact"/>
+      </w:pPr>
+      <w:r>
+        <w:t xml:space="preserve">Lesson 5.13: your four inspection garments (the bad one teaches more than the good one); name the Skittles game and ClassroomStreet out loud when you get to true cost.</w:t>
+      </w:r>
+    </w:p>
+    <w:p>
+      <w:pPr>
+        <w:numPr>
+          <w:ilvl w:val="0"/>
+          <w:numId w:val="1033"/>
+        </w:numPr>
+        <w:pStyle w:val="Compact"/>
+      </w:pPr>
+      <w:r>
+        <w:t xml:space="preserve">Lesson 5.14: use the school’s own donation bin if there is one; check the EPA textile figure for a newer data year before printing; verify the water-use and wears-per-garment estimates against their original publications before the numbers go on the website.</w:t>
+      </w:r>
+    </w:p>
+    <w:p>
+      <w:pPr>
+        <w:numPr>
+          <w:ilvl w:val="0"/>
+          <w:numId w:val="1033"/>
+        </w:numPr>
+        <w:pStyle w:val="Compact"/>
+      </w:pPr>
+      <w:r>
+        <w:t xml:space="preserve">Lesson 5.15: start the scrap bin on day 116 with a sign on it; name the fabric store you would ask for remnants; push every brief past</w:t>
+      </w:r>
+      <w:r>
+        <w:t xml:space="preserve"> </w:t>
+      </w:r>
+      <w:r>
+        <w:t xml:space="preserve">“</w:t>
+      </w:r>
+      <w:r>
+        <w:t xml:space="preserve">for me</w:t>
+      </w:r>
+      <w:r>
+        <w:t xml:space="preserve">”</w:t>
+      </w:r>
+      <w:r>
+        <w:t xml:space="preserve"> </w:t>
+      </w:r>
+      <w:r>
+        <w:t xml:space="preserve">to a named person.</w:t>
+      </w:r>
+    </w:p>
+    <w:p>
+      <w:pPr>
+        <w:numPr>
+          <w:ilvl w:val="0"/>
+          <w:numId w:val="1033"/>
+        </w:numPr>
+        <w:pStyle w:val="Compact"/>
+      </w:pPr>
+      <w:r>
+        <w:t xml:space="preserve">Lesson 5.16: the dry cleaner near the school probably has a tailor on site; the approval table is the airplane-crash simulation move, quietly, so ask the same five questions every time.</w:t>
+      </w:r>
+    </w:p>
+    <w:p>
+      <w:pPr>
+        <w:numPr>
+          <w:ilvl w:val="0"/>
+          <w:numId w:val="1033"/>
+        </w:numPr>
+        <w:pStyle w:val="Compact"/>
+      </w:pPr>
+      <w:r>
+        <w:t xml:space="preserve">Lesson 5.17: ask the occupational therapist what they use, because a weighted hoop and a tabletop clamp change what a student can do; Station Manager rotates daily so three different students run a count.</w:t>
+      </w:r>
+    </w:p>
+    <w:p>
+      <w:pPr>
+        <w:numPr>
+          <w:ilvl w:val="0"/>
+          <w:numId w:val="1033"/>
+        </w:numPr>
+        <w:pStyle w:val="Compact"/>
+      </w:pPr>
+      <w:r>
+        <w:t xml:space="preserve">Lesson 5.18: ask for the hallway display case for the week after day 141; photograph every item with its card before anything moves; say the numbers out loud on day 141, twenty-one items, nine days, one dollar of thread, nothing bought new.</w:t>
+      </w:r>
+    </w:p>
+    <w:p>
+      <w:pPr>
+        <w:numPr>
+          <w:ilvl w:val="0"/>
+          <w:numId w:val="1033"/>
+        </w:numPr>
+        <w:pStyle w:val="Compact"/>
+      </w:pPr>
+      <w:r>
+        <w:t xml:space="preserve">Lesson 5.19: put the real BOCES or district CTE program name on slide 12; pull wage and outlook figures from the Bureau of Labor Statistics the week you teach it and write the year on the card if you want them at all; tell your own path in thirty seconds, Penn State, Oracle, hospitality, a business you built, and now a classroom.</w:t>
+      </w:r>
+    </w:p>
+    <w:p>
+      <w:pPr>
+        <w:numPr>
+          <w:ilvl w:val="0"/>
+          <w:numId w:val="1033"/>
+        </w:numPr>
+        <w:pStyle w:val="Compact"/>
+      </w:pPr>
       <w:r>
         <w:rPr>
           <w:rStyle w:val="VerbatimChar"/>
         </w:rPr>
-        <w:t xml:space="preserve">Handout 05.10 - Machine Parts and Threading Guide.md</w:t>
-      </w:r>
-      <w:r>
-        <w:t xml:space="preserve"> </w:t>
-      </w:r>
-      <w:r>
-        <w:t xml:space="preserve">(with the drill sheets and the threading license);</w:t>
-      </w:r>
-      <w:r>
-        <w:t xml:space="preserve"> </w:t>
-      </w:r>
+        <w:t xml:space="preserve">Assessment 05.2</w:t>
+      </w:r>
+      <w:r>
+        <w:t xml:space="preserve">: the 40-seconds-per-student pace assumes three stations of about seven, 21 students; at 28 run a fourth station, start the check at minute 18, and finish the mounting in the Lesson 5.12 do now.</w:t>
+      </w:r>
+    </w:p>
+    <w:p>
+      <w:pPr>
+        <w:numPr>
+          <w:ilvl w:val="0"/>
+          <w:numId w:val="1033"/>
+        </w:numPr>
+        <w:pStyle w:val="Compact"/>
+      </w:pPr>
       <w:r>
         <w:rPr>
           <w:rStyle w:val="VerbatimChar"/>
         </w:rPr>
-        <w:t xml:space="preserve">Handout 05.11 - Bag and Pouch Pattern Cut Guide and Seam Quality Checklist.md</w:t>
-      </w:r>
-      <w:r>
-        <w:t xml:space="preserve">;</w:t>
-      </w:r>
-      <w:r>
-        <w:t xml:space="preserve"> </w:t>
-      </w:r>
-      <w:r>
-        <w:rPr>
-          <w:rStyle w:val="VerbatimChar"/>
-        </w:rPr>
-        <w:t xml:space="preserve">Handout 05.11 - Sampler Card.md</w:t>
-      </w:r>
-      <w:r>
-        <w:t xml:space="preserve"> </w:t>
-      </w:r>
-      <w:r>
-        <w:t xml:space="preserve">- Topic 5.3:</w:t>
-      </w:r>
-      <w:r>
-        <w:t xml:space="preserve"> </w:t>
-      </w:r>
-      <w:r>
-        <w:rPr>
-          <w:rStyle w:val="VerbatimChar"/>
-        </w:rPr>
-        <w:t xml:space="preserve">Handout 05.12 - Price and Spec Sheets and Buyer Cards.md</w:t>
-      </w:r>
-      <w:r>
-        <w:t xml:space="preserve">;</w:t>
-      </w:r>
-      <w:r>
-        <w:t xml:space="preserve"> </w:t>
-      </w:r>
-      <w:r>
-        <w:rPr>
-          <w:rStyle w:val="VerbatimChar"/>
-        </w:rPr>
-        <w:t xml:space="preserve">Handout 05.13 - Cost Per Wear Worksheet and Quality Inspection Checklist.md</w:t>
-      </w:r>
-      <w:r>
-        <w:t xml:space="preserve">;</w:t>
-      </w:r>
-      <w:r>
-        <w:t xml:space="preserve"> </w:t>
-      </w:r>
-      <w:r>
-        <w:rPr>
-          <w:rStyle w:val="VerbatimChar"/>
-        </w:rPr>
-        <w:t xml:space="preserve">Handout 05.14 - Fast Fashion Facts and Consumer Comparison Task.md</w:t>
-      </w:r>
-      <w:r>
-        <w:t xml:space="preserve"> </w:t>
-      </w:r>
-      <w:r>
-        <w:t xml:space="preserve">- Topic 5.4:</w:t>
-      </w:r>
-      <w:r>
-        <w:t xml:space="preserve"> </w:t>
-      </w:r>
-      <w:r>
-        <w:rPr>
-          <w:rStyle w:val="VerbatimChar"/>
-        </w:rPr>
-        <w:t xml:space="preserve">Handout 05.15 - Upcycle Design Brief and Idea Menu.md</w:t>
-      </w:r>
-      <w:r>
-        <w:t xml:space="preserve"> </w:t>
-      </w:r>
-      <w:r>
-        <w:t xml:space="preserve">(the permission note for items from home is its last page);</w:t>
-      </w:r>
-      <w:r>
-        <w:t xml:space="preserve"> </w:t>
-      </w:r>
-      <w:r>
-        <w:rPr>
-          <w:rStyle w:val="VerbatimChar"/>
-        </w:rPr>
-        <w:t xml:space="preserve">Handout 05.16 - Plan Sheet and Peer Review.md</w:t>
-      </w:r>
-      <w:r>
-        <w:t xml:space="preserve">;</w:t>
-      </w:r>
-      <w:r>
-        <w:t xml:space="preserve"> </w:t>
-      </w:r>
-      <w:r>
-        <w:rPr>
-          <w:rStyle w:val="VerbatimChar"/>
-        </w:rPr>
-        <w:t xml:space="preserve">Handout 05.17 - Build Milestones and Stuck Protocol.md</w:t>
-      </w:r>
-      <w:r>
-        <w:t xml:space="preserve">;</w:t>
-      </w:r>
-      <w:r>
-        <w:t xml:space="preserve"> </w:t>
-      </w:r>
-      <w:r>
-        <w:rPr>
-          <w:rStyle w:val="VerbatimChar"/>
-        </w:rPr>
-        <w:t xml:space="preserve">Handout 05.18 - Display Card Explanation Planner and Feedback Slip.md</w:t>
-      </w:r>
-      <w:r>
-        <w:t xml:space="preserve"> </w:t>
-      </w:r>
-      <w:r>
-        <w:t xml:space="preserve">- Topic 5.5:</w:t>
-      </w:r>
-      <w:r>
-        <w:t xml:space="preserve"> </w:t>
-      </w:r>
-      <w:r>
-        <w:rPr>
-          <w:rStyle w:val="VerbatimChar"/>
-        </w:rPr>
-        <w:t xml:space="preserve">Handout 05.19 - Textiles and Apparel Careers Cards.md</w:t>
-      </w:r>
-      <w:r>
-        <w:t xml:space="preserve"> </w:t>
-      </w:r>
-      <w:r>
-        <w:t xml:space="preserve">(thirteen cards plus the 42-question review game bank in seven categories)</w:t>
-      </w:r>
-    </w:p>
-    <w:p>
-      <w:pPr>
-        <w:pStyle w:val="BodyText"/>
-      </w:pPr>
-      <w:r>
-        <w:rPr>
-          <w:rStyle w:val="TeacherNote"/>
-        </w:rPr>
-        <w:t xml:space="preserve">[Sal: if a handout name on a lesson page does not match this list, the lesson page wins.]</w:t>
-      </w:r>
-    </w:p>
-    <w:p>
-      <w:pPr>
-        <w:pStyle w:val="BodyText"/>
-      </w:pPr>
-      <w:r>
-        <w:rPr>
-          <w:b/>
-        </w:rPr>
-        <w:t xml:space="preserve">Slides:</w:t>
-      </w:r>
-      <w:r>
-        <w:t xml:space="preserve"> </w:t>
-      </w:r>
-      <w:r>
-        <w:t xml:space="preserve">one outline per lesson,</w:t>
-      </w:r>
-      <w:r>
-        <w:t xml:space="preserve"> </w:t>
-      </w:r>
-      <w:r>
-        <w:rPr>
-          <w:rStyle w:val="VerbatimChar"/>
-        </w:rPr>
-        <w:t xml:space="preserve">Slides 05.01</w:t>
-      </w:r>
-      <w:r>
-        <w:t xml:space="preserve"> </w:t>
-      </w:r>
-      <w:r>
-        <w:t xml:space="preserve">through</w:t>
-      </w:r>
-      <w:r>
-        <w:t xml:space="preserve"> </w:t>
-      </w:r>
-      <w:r>
-        <w:rPr>
-          <w:rStyle w:val="VerbatimChar"/>
-        </w:rPr>
-        <w:t xml:space="preserve">Slides 05.19</w:t>
-      </w:r>
-      <w:r>
-        <w:t xml:space="preserve">, in the same folder. The site build renders every outline as an HTML deck.</w:t>
-      </w:r>
-    </w:p>
-    <w:p>
-      <w:pPr>
-        <w:pStyle w:val="BodyText"/>
-      </w:pPr>
-      <w:r>
-        <w:rPr>
-          <w:b/>
-        </w:rPr>
-        <w:t xml:space="preserve">No-machine fallback for the whole unit:</w:t>
-      </w:r>
-      <w:r>
-        <w:t xml:space="preserve"> </w:t>
-      </w:r>
-      <w:r>
-        <w:t xml:space="preserve">if the machines fail the pre-unit test, the archived hand build in</w:t>
-      </w:r>
-      <w:r>
-        <w:t xml:space="preserve"> </w:t>
-      </w:r>
-      <w:r>
-        <w:rPr>
-          <w:rStyle w:val="VerbatimChar"/>
-        </w:rPr>
-        <w:t xml:space="preserve">00 _admin/_archive/2026-09-14 Unit 5 pre-machine revision/</w:t>
-      </w:r>
-      <w:r>
-        <w:t xml:space="preserve"> </w:t>
-      </w:r>
-      <w:r>
-        <w:t xml:space="preserve">replaces Lessons 5.10 and 5.11 wholesale, the sampler runs at six rows instead of seven, and the coverage note in Section 7 applies. Decide before day 116 and tell the class on day 121 so nobody spends a week hoping for machines. The reduced-dexterity kit is required equipment either way.</w:t>
-      </w:r>
-    </w:p>
-    <w:p>
-      <w:pPr>
-        <w:pStyle w:val="Heading2"/>
-      </w:pPr>
-      <w:bookmarkStart w:id="43" w:name="health-and-other-department-coordination"/>
-      <w:r>
-        <w:t xml:space="preserve">11. Health and other-department coordination</w:t>
-      </w:r>
-      <w:bookmarkEnd w:id="43"/>
-    </w:p>
-    <w:p>
-      <w:pPr>
-        <w:pStyle w:val="FirstParagraph"/>
-      </w:pPr>
-      <w:r>
-        <w:rPr>
-          <w:b/>
-        </w:rPr>
-        <w:t xml:space="preserve">Art.</w:t>
-      </w:r>
-      <w:r>
-        <w:t xml:space="preserve"> </w:t>
-      </w:r>
-      <w:r>
-        <w:t xml:space="preserve">Two real overlaps.</w:t>
-      </w:r>
-      <w:r>
-        <w:t xml:space="preserve"> </w:t>
-      </w:r>
-      <w:r>
-        <w:rPr>
-          <w:b/>
-        </w:rPr>
-        <w:t xml:space="preserve">Color, texture, and pattern</w:t>
-      </w:r>
-      <w:r>
-        <w:t xml:space="preserve"> </w:t>
-      </w:r>
-      <w:r>
-        <w:t xml:space="preserve">are the same vocabulary the art teacher uses and the same vocabulary Unit 4 already taught in the Color in the Home work; in this unit they land on fabric instead of walls, in Lesson 5.3’s swatch handling and Lesson 5.16’s design decisions, and Lesson 5.16 cites National FCS 16.3.3 on the elements and principles of design in constructing and altering apparel.</w:t>
-      </w:r>
-      <w:r>
-        <w:t xml:space="preserve"> </w:t>
-      </w:r>
-      <w:r>
-        <w:rPr>
-          <w:b/>
-        </w:rPr>
-        <w:t xml:space="preserve">The running stitch is a drawn line</w:t>
-      </w:r>
-      <w:r>
-        <w:t xml:space="preserve">, and the art teacher’s line-quality words (even, steady, weight) transfer directly to Lesson 5.6’s three criteria. FACS gives art a set of practice cloths and a gallery of twenty-one made objects; art gives FACS its own words for color, texture, and pattern so the two rooms say the same thing, and possibly a hand on the day 140 display setup.</w:t>
-      </w:r>
-      <w:r>
-        <w:t xml:space="preserve"> </w:t>
-      </w:r>
-      <w:r>
-        <w:rPr>
-          <w:rStyle w:val="TeacherNote"/>
-        </w:rPr>
-        <w:t xml:space="preserve">[Sal: ask which grade does color theory and when, so Lesson 5.16 lands after it.]</w:t>
-      </w:r>
-    </w:p>
-    <w:p>
-      <w:pPr>
-        <w:pStyle w:val="BodyText"/>
-      </w:pPr>
-      <w:r>
-        <w:rPr>
-          <w:b/>
-        </w:rPr>
-        <w:t xml:space="preserve">Science.</w:t>
-      </w:r>
-      <w:r>
-        <w:t xml:space="preserve"> </w:t>
-      </w:r>
-      <w:r>
-        <w:t xml:space="preserve">Two places.</w:t>
-      </w:r>
-      <w:r>
-        <w:t xml:space="preserve"> </w:t>
-      </w:r>
-      <w:r>
-        <w:rPr>
-          <w:b/>
-        </w:rPr>
-        <w:t xml:space="preserve">Fibers are materials science</w:t>
-      </w:r>
-      <w:r>
-        <w:t xml:space="preserve">: Lesson 5.3’s six-swatch test is a properties investigation, polyester and nylon are polymers, and the burn demonstration belongs in a fume hood more than in a FACS room.</w:t>
-      </w:r>
-      <w:r>
-        <w:t xml:space="preserve"> </w:t>
-      </w:r>
-      <w:r>
-        <w:rPr>
-          <w:b/>
-        </w:rPr>
-        <w:t xml:space="preserve">Lesson 5.4’s stain station is applied chemistry</w:t>
-      </w:r>
-      <w:r>
-        <w:t xml:space="preserve">: a base for grease, an acid for the juice, a solvent for the ink, three treatments on one stain with everything else held the same. FACS gives science a ready properties lab, a set of labeled swatches, and a class that has already run a three-treatment comparison; science gives FACS the fume hood, its own words for variable and control, and the microfiber content that Lesson 5.14 names.</w:t>
-      </w:r>
-      <w:r>
-        <w:t xml:space="preserve"> </w:t>
-      </w:r>
-      <w:r>
-        <w:rPr>
-          <w:rStyle w:val="TeacherNote"/>
-        </w:rPr>
-        <w:t xml:space="preserve">[Sal: ask the science teacher whether the burn demonstration can run in their room. That solves the open-flame problem and it is a better place for it.]</w:t>
-      </w:r>
-    </w:p>
-    <w:p>
-      <w:pPr>
-        <w:pStyle w:val="BodyText"/>
-      </w:pPr>
-      <w:r>
-        <w:rPr>
-          <w:b/>
-        </w:rPr>
-        <w:t xml:space="preserve">Math.</w:t>
-      </w:r>
-      <w:r>
-        <w:t xml:space="preserve"> </w:t>
-      </w:r>
-      <w:r>
-        <w:t xml:space="preserve">Lesson 5.13 is division with a unit written on the answer, Lesson 5.12 is a total with shipping and tax, Lesson 5.9 is a break-even comparison, and Lessons 5.10 and 5.16 are measurement to the quarter inch, seam allowance, finished size against cut size, and perimeter. Use the math class’s own setup and words: cost per wear as a unit rate, stitches per inch as a rate, the plan sheet as a scale drawing at one square to one inch. FACS gives math four real costing problems with garments on the table and a scale drawing that gets built; math gives FACS students who already divide correctly and, if willing, ten minutes on day 133 to check the cost-per-wear work.</w:t>
-      </w:r>
-      <w:r>
-        <w:t xml:space="preserve"> </w:t>
-      </w:r>
-      <w:r>
-        <w:rPr>
-          <w:rStyle w:val="TeacherNote"/>
-        </w:rPr>
-        <w:t xml:space="preserve">[Sal: ask which grade has unit rate by March.]</w:t>
-      </w:r>
-    </w:p>
-    <w:p>
-      <w:pPr>
-        <w:pStyle w:val="BodyText"/>
-      </w:pPr>
-      <w:r>
-        <w:rPr>
-          <w:b/>
-        </w:rPr>
-        <w:t xml:space="preserve">The school nurse.</w:t>
-      </w:r>
-      <w:r>
-        <w:t xml:space="preserve"> </w:t>
-      </w:r>
-      <w:r>
-        <w:t xml:space="preserve">Notify the nurse</w:t>
-      </w:r>
-      <w:r>
-        <w:t xml:space="preserve"> </w:t>
-      </w:r>
-      <w:r>
-        <w:rPr>
-          <w:b/>
-        </w:rPr>
-        <w:t xml:space="preserve">before day 121, the first day needles come out</w:t>
-      </w:r>
-      <w:r>
-        <w:t xml:space="preserve">, and tell her three things: which fourteen days of the calendar have needles and pins in the room, what the count-out and count-in routine is and that no student is dismissed on a count that does not match, and that there is a hard plastic sharps jar in the room for bent needles and broken pins. Ask her two things: whether any student on the roster has a nickel or latex sensitivity, which decides the thimbles and the pins, and what she wants done for a needle stick, in her words, so the answer is the same in her office and in my room. FACS gives the nurse a written routine and fourteen dated days; the nurse gives FACS a medical protocol and a roster check.</w:t>
-      </w:r>
-      <w:r>
-        <w:t xml:space="preserve"> </w:t>
-      </w:r>
-      <w:r>
-        <w:rPr>
-          <w:b/>
-        </w:rPr>
-        <w:t xml:space="preserve">This is not a courtesy, it is the one conversation in this unit that has to happen before the unit starts.</w:t>
-      </w:r>
-      <w:r>
-        <w:t xml:space="preserve"> </w:t>
-      </w:r>
-      <w:r>
-        <w:rPr>
-          <w:rStyle w:val="TeacherNote"/>
-        </w:rPr>
-        <w:t xml:space="preserve">[Sal: no lesson page names the nurse. Add her to Lesson 5.5’s setup notes when you teach it.]</w:t>
-      </w:r>
-    </w:p>
-    <w:p>
-      <w:pPr>
-        <w:pStyle w:val="BodyText"/>
-      </w:pPr>
-      <w:r>
-        <w:rPr>
-          <w:b/>
-        </w:rPr>
-        <w:t xml:space="preserve">The custodian.</w:t>
-      </w:r>
-      <w:r>
-        <w:t xml:space="preserve"> </w:t>
-      </w:r>
-      <w:r>
-        <w:t xml:space="preserve">Two asks, both small and both early. The</w:t>
-      </w:r>
-      <w:r>
-        <w:t xml:space="preserve"> </w:t>
-      </w:r>
-      <w:r>
-        <w:rPr>
-          <w:b/>
-        </w:rPr>
-        <w:t xml:space="preserve">scrap bin and the donation drive bin</w:t>
-      </w:r>
-      <w:r>
-        <w:t xml:space="preserve"> </w:t>
-      </w:r>
-      <w:r>
-        <w:t xml:space="preserve">sit in the room from day 116 to day 141 and they need to not be emptied as trash, so tell him what they are and put a sign on both. And the</w:t>
-      </w:r>
-      <w:r>
-        <w:t xml:space="preserve"> </w:t>
-      </w:r>
-      <w:r>
-        <w:rPr>
-          <w:b/>
-        </w:rPr>
-        <w:t xml:space="preserve">floor</w:t>
-      </w:r>
-      <w:r>
-        <w:t xml:space="preserve">: sweep the room before day 121 so a needle found later belongs to this unit, and expect thread on the floor for ten teaching days. FACS gives the custodian a room that gets cleaned to a routine by students every sewing day and a class that picks up what it drops; the custodian gives FACS the two bins, a warning before any floor work, and (in Lesson 5.1) the loan of a high-visibility vest and a work glove for the PPE table.</w:t>
-      </w:r>
-      <w:r>
-        <w:t xml:space="preserve"> </w:t>
-      </w:r>
-      <w:r>
-        <w:rPr>
-          <w:rStyle w:val="TeacherNote"/>
-        </w:rPr>
-        <w:t xml:space="preserve">[Sal: ask the custodian first; he is the easiest yes in the building.]</w:t>
-      </w:r>
-    </w:p>
-    <w:p>
-      <w:pPr>
-        <w:pStyle w:val="BodyText"/>
-      </w:pPr>
-      <w:r>
-        <w:rPr>
-          <w:b/>
-        </w:rPr>
-        <w:t xml:space="preserve">Health.</w:t>
-      </w:r>
-      <w:r>
-        <w:t xml:space="preserve"> </w:t>
-      </w:r>
-      <w:r>
-        <w:t xml:space="preserve">The overlap is narrow and it is worth naming: the class agreement in Lesson 5.2 is about what students say to each other about appearance, which touches body image and belonging. Anything a student says about being commented on at home or online is a quiet referral to the counselor, not a class discussion, and the lesson says so. The counselor may want a copy of the agreement; give them one. This unit does not teach body image, dietary guidance, or self-esteem content; the health course owns those.</w:t>
-      </w:r>
-    </w:p>
-    <w:p>
-      <w:pPr>
-        <w:pStyle w:val="BodyText"/>
-      </w:pPr>
-      <w:r>
-        <w:rPr>
-          <w:b/>
-        </w:rPr>
-        <w:t xml:space="preserve">Physical education.</w:t>
-      </w:r>
-      <w:r>
-        <w:t xml:space="preserve"> </w:t>
-      </w:r>
-      <w:r>
-        <w:t xml:space="preserve">The PE teacher already enforces footwear and can co-sign the closed-toe rule in one sentence at the door on day 116, which makes the FACS rule read as a building rule instead of a FACS rule.</w:t>
-      </w:r>
-    </w:p>
-    <w:p>
-      <w:pPr>
-        <w:pStyle w:val="BodyText"/>
-      </w:pPr>
-      <w:r>
-        <w:rPr>
-          <w:b/>
-        </w:rPr>
-        <w:t xml:space="preserve">Technology or makerspace, if the building has one.</w:t>
-      </w:r>
-      <w:r>
-        <w:t xml:space="preserve"> </w:t>
-      </w:r>
-      <w:r>
-        <w:t xml:space="preserve">Their tool rules and their tool count are the same idea as ours. Use the same words in both rooms so a student hears one standard, and ask whether their teacher will open a sewing machine cover for ten minutes on Path A, because a machine is a mechanism with a cam, a linkage, and a feed.</w:t>
-      </w:r>
-    </w:p>
-    <w:p>
-      <w:pPr>
-        <w:pStyle w:val="Heading2"/>
-      </w:pPr>
-      <w:bookmarkStart w:id="44" w:name="connections-in-building-and-community"/>
-      <w:r>
-        <w:t xml:space="preserve">12. Connections (in-building and community)</w:t>
-      </w:r>
-      <w:bookmarkEnd w:id="44"/>
-    </w:p>
-    <w:p>
-      <w:pPr>
-        <w:pStyle w:val="FirstParagraph"/>
-      </w:pPr>
-      <w:r>
-        <w:rPr>
-          <w:b/>
-        </w:rPr>
-        <w:t xml:space="preserve">Inside the building:</w:t>
-      </w:r>
-      <w:r>
-        <w:t xml:space="preserve"> </w:t>
-      </w:r>
-      <w:r>
-        <w:t xml:space="preserve">-</w:t>
-      </w:r>
-      <w:r>
-        <w:t xml:space="preserve"> </w:t>
-      </w:r>
-      <w:r>
-        <w:rPr>
-          <w:b/>
-        </w:rPr>
-        <w:t xml:space="preserve">The art teacher</w:t>
-      </w:r>
-      <w:r>
-        <w:t xml:space="preserve">, for Lessons 5.3, 5.16, and 5.18.</w:t>
-      </w:r>
-      <w:r>
-        <w:t xml:space="preserve"> </w:t>
-      </w:r>
-      <w:r>
-        <w:rPr>
-          <w:b/>
-        </w:rPr>
-        <w:t xml:space="preserve">FACS gives:</w:t>
-      </w:r>
-      <w:r>
-        <w:t xml:space="preserve"> </w:t>
-      </w:r>
-      <w:r>
-        <w:t xml:space="preserve">twenty-one made objects and three display tables the art teacher can point at, a set of labeled fabric swatches for texture and pattern work, and a class that already knows the design vocabulary from Unit 4.</w:t>
-      </w:r>
-      <w:r>
-        <w:t xml:space="preserve"> </w:t>
-      </w:r>
-      <w:r>
-        <w:rPr>
-          <w:b/>
-        </w:rPr>
-        <w:t xml:space="preserve">FACS gets:</w:t>
-      </w:r>
-      <w:r>
-        <w:t xml:space="preserve"> </w:t>
-      </w:r>
-      <w:r>
-        <w:t xml:space="preserve">the department’s own words for color, texture, and pattern, a critique protocol that works with twelve-year-olds, and a second adult in the room on the day the gallery goes up.</w:t>
-      </w:r>
-      <w:r>
-        <w:t xml:space="preserve"> </w:t>
-      </w:r>
-      <w:r>
-        <w:rPr>
-          <w:rStyle w:val="TeacherNote"/>
-        </w:rPr>
-        <w:t xml:space="preserve">[Sal: name the teacher and ask which grade does color theory.]</w:t>
-      </w:r>
-      <w:r>
-        <w:t xml:space="preserve"> </w:t>
-      </w:r>
-      <w:r>
-        <w:t xml:space="preserve">-</w:t>
-      </w:r>
-      <w:r>
-        <w:t xml:space="preserve"> </w:t>
-      </w:r>
-      <w:r>
-        <w:rPr>
-          <w:b/>
-        </w:rPr>
-        <w:t xml:space="preserve">The school nurse</w:t>
-      </w:r>
-      <w:r>
-        <w:t xml:space="preserve">, before day 121 and for all fourteen sewing days.</w:t>
-      </w:r>
-      <w:r>
-        <w:t xml:space="preserve"> </w:t>
-      </w:r>
-      <w:r>
-        <w:rPr>
-          <w:b/>
-        </w:rPr>
-        <w:t xml:space="preserve">FACS gives:</w:t>
-      </w:r>
-      <w:r>
-        <w:t xml:space="preserve"> </w:t>
-      </w:r>
-      <w:r>
-        <w:t xml:space="preserve">a written count-out and count-in routine, the fourteen dated days when needles are in the room, a sharps jar already in place, and students who announce and pick up anything they drop.</w:t>
-      </w:r>
-      <w:r>
-        <w:t xml:space="preserve"> </w:t>
-      </w:r>
-      <w:r>
-        <w:rPr>
-          <w:b/>
-        </w:rPr>
-        <w:t xml:space="preserve">FACS gets:</w:t>
-      </w:r>
-      <w:r>
-        <w:t xml:space="preserve"> </w:t>
-      </w:r>
-      <w:r>
-        <w:t xml:space="preserve">the nickel and latex roster check before thimbles and pins go out, the building’s needle-stick protocol in her own words, and a professional who knows what this room is doing before anything happens rather than after.</w:t>
-      </w:r>
-      <w:r>
-        <w:t xml:space="preserve"> </w:t>
-      </w:r>
-      <w:r>
-        <w:rPr>
-          <w:rStyle w:val="TeacherNote"/>
-        </w:rPr>
-        <w:t xml:space="preserve">[Sal: notify her in writing, keep the copy, and add her to Lesson 5.5’s setup notes.]</w:t>
-      </w:r>
-    </w:p>
-    <w:p>
-      <w:pPr>
-        <w:pStyle w:val="BodyText"/>
-      </w:pPr>
-      <w:r>
-        <w:rPr>
-          <w:b/>
-        </w:rPr>
-        <w:t xml:space="preserve">Community:</w:t>
-      </w:r>
-      <w:r>
-        <w:t xml:space="preserve"> </w:t>
-      </w:r>
-      <w:r>
-        <w:t xml:space="preserve">-</w:t>
-      </w:r>
-      <w:r>
-        <w:t xml:space="preserve"> </w:t>
-      </w:r>
-      <w:r>
-        <w:rPr>
-          <w:b/>
-        </w:rPr>
-        <w:t xml:space="preserve">A local tailor or alterations shop</w:t>
-      </w:r>
-      <w:r>
-        <w:t xml:space="preserve">, for Lessons 5.9, 5.16, and 5.19. This is the best partner in the unit and the call is worth making before Lesson 5.9, not after.</w:t>
-      </w:r>
-      <w:r>
-        <w:t xml:space="preserve"> </w:t>
-      </w:r>
-      <w:r>
-        <w:rPr>
-          <w:b/>
-        </w:rPr>
-        <w:t xml:space="preserve">FACS gives:</w:t>
-      </w:r>
-      <w:r>
-        <w:t xml:space="preserve"> </w:t>
-      </w:r>
-      <w:r>
-        <w:t xml:space="preserve">a thank-you from the class, twenty-one families who now know there is an alterations shop in walking distance and what it charges, and a class that understands why hemming a pair of pants costs money.</w:t>
-      </w:r>
-      <w:r>
-        <w:t xml:space="preserve"> </w:t>
-      </w:r>
-      <w:r>
-        <w:rPr>
-          <w:b/>
-        </w:rPr>
-        <w:t xml:space="preserve">FACS gets:</w:t>
-      </w:r>
-      <w:r>
-        <w:t xml:space="preserve"> </w:t>
-      </w:r>
-      <w:r>
-        <w:t xml:space="preserve">the real local price for a hem, a seam, and a patch (which is the number that makes Lesson 5.9’s repair-or-replace math land), ten minutes on what the job is actually like all day, and the honest answer to</w:t>
-      </w:r>
-      <w:r>
-        <w:t xml:space="preserve"> </w:t>
-      </w:r>
-      <w:r>
-        <w:t xml:space="preserve">“</w:t>
-      </w:r>
-      <w:r>
-        <w:t xml:space="preserve">what would you look at if a sixteen-year-old asked you for work.</w:t>
-      </w:r>
-      <w:r>
-        <w:t xml:space="preserve">”</w:t>
-      </w:r>
-      <w:r>
-        <w:t xml:space="preserve"> </w:t>
-      </w:r>
-      <w:r>
-        <w:rPr>
-          <w:rStyle w:val="TeacherNote"/>
-        </w:rPr>
-        <w:t xml:space="preserve">[Sal: the dry cleaner near the school probably has an alterations tailor on site. Call before Lesson 5.9.]</w:t>
-      </w:r>
-      <w:r>
-        <w:t xml:space="preserve"> </w:t>
-      </w:r>
-      <w:r>
-        <w:t xml:space="preserve">-</w:t>
-      </w:r>
-      <w:r>
-        <w:t xml:space="preserve"> </w:t>
-      </w:r>
-      <w:r>
-        <w:rPr>
-          <w:b/>
-        </w:rPr>
-        <w:t xml:space="preserve">A thrift store, consignment shop, or clothing pantry</w:t>
-      </w:r>
-      <w:r>
-        <w:t xml:space="preserve">, for Lessons 5.8, 5.12, and 5.14.</w:t>
-      </w:r>
-      <w:r>
-        <w:t xml:space="preserve"> </w:t>
-      </w:r>
-      <w:r>
-        <w:rPr>
-          <w:b/>
-        </w:rPr>
-        <w:t xml:space="preserve">FACS gives:</w:t>
-      </w:r>
-      <w:r>
-        <w:t xml:space="preserve"> </w:t>
-      </w:r>
-      <w:r>
-        <w:t xml:space="preserve">a class of customers who can read a fiber content label and count stitches per inch, a thank-you note, and cut-off buttons and usable scraps sorted out of what they cannot sell.</w:t>
-      </w:r>
-      <w:r>
-        <w:t xml:space="preserve"> </w:t>
-      </w:r>
-      <w:r>
-        <w:rPr>
-          <w:b/>
-        </w:rPr>
-        <w:t xml:space="preserve">FACS gets:</w:t>
-      </w:r>
-      <w:r>
-        <w:t xml:space="preserve"> </w:t>
-      </w:r>
-      <w:r>
-        <w:t xml:space="preserve">the answer to</w:t>
-      </w:r>
-      <w:r>
-        <w:t xml:space="preserve"> </w:t>
-      </w:r>
-      <w:r>
-        <w:t xml:space="preserve">“</w:t>
-      </w:r>
-      <w:r>
-        <w:t xml:space="preserve">what makes you price a donated sweatshirt at six dollars instead of two,</w:t>
-      </w:r>
-      <w:r>
-        <w:t xml:space="preserve">”</w:t>
-      </w:r>
-      <w:r>
-        <w:t xml:space="preserve"> </w:t>
-      </w:r>
-      <w:r>
-        <w:t xml:space="preserve">a reject bin the class can cut up for the Repair Clinic and the scrap bin (which is most of this unit’s material budget), and the real story of what arrives and what has to be thrown away.</w:t>
-      </w:r>
-      <w:r>
-        <w:t xml:space="preserve"> </w:t>
-      </w:r>
-      <w:r>
-        <w:rPr>
-          <w:rStyle w:val="TeacherNote"/>
-        </w:rPr>
-        <w:t xml:space="preserve">[Sal: call the clothing pantry before Lesson 5.9 and ask about a reject bin; check their donation rules before promising them anything back.]</w:t>
-      </w:r>
-      <w:r>
-        <w:t xml:space="preserve"> </w:t>
-      </w:r>
-      <w:r>
-        <w:t xml:space="preserve">-</w:t>
-      </w:r>
-      <w:r>
-        <w:t xml:space="preserve"> </w:t>
-      </w:r>
-      <w:r>
-        <w:rPr>
-          <w:b/>
-        </w:rPr>
-        <w:t xml:space="preserve">A quilt guild, a sewing circle, or a senior center sewing group</w:t>
-      </w:r>
-      <w:r>
-        <w:t xml:space="preserve">, for Lessons 5.6, 5.7, and the build days.</w:t>
-      </w:r>
-      <w:r>
-        <w:t xml:space="preserve"> </w:t>
-      </w:r>
-      <w:r>
-        <w:rPr>
-          <w:b/>
-        </w:rPr>
-        <w:t xml:space="preserve">FACS gives:</w:t>
-      </w:r>
-      <w:r>
-        <w:t xml:space="preserve"> </w:t>
-      </w:r>
-      <w:r>
-        <w:t xml:space="preserve">a room of beginners who genuinely want to be taught, a public thank-you, and photographs of what the class made from what people gave.</w:t>
-      </w:r>
-      <w:r>
-        <w:t xml:space="preserve"> </w:t>
-      </w:r>
-      <w:r>
-        <w:rPr>
-          <w:b/>
-        </w:rPr>
-        <w:t xml:space="preserve">FACS gets:</w:t>
-      </w:r>
-      <w:r>
-        <w:t xml:space="preserve"> </w:t>
-      </w:r>
-      <w:r>
-        <w:t xml:space="preserve">extra pairs of hands on the hardest day of the unit, which is threading day, plus donated fabric, thread, and buttons, and sometimes two borrowed machines and a volunteer, which turns Path B into a hybrid where the class hand sews and rotates through two machines for the paper-line practice.</w:t>
-      </w:r>
-      <w:r>
-        <w:t xml:space="preserve"> </w:t>
-      </w:r>
-      <w:r>
-        <w:rPr>
-          <w:rStyle w:val="TeacherNote"/>
-        </w:rPr>
-        <w:t xml:space="preserve">[Sal: a local quilt shop or a senior center is the easiest ask on this list. Threading day, day 122, is the day to ask for.]</w:t>
-      </w:r>
-      <w:r>
-        <w:t xml:space="preserve"> </w:t>
-      </w:r>
-      <w:r>
-        <w:t xml:space="preserve">-</w:t>
-      </w:r>
-      <w:r>
-        <w:t xml:space="preserve"> </w:t>
-      </w:r>
-      <w:r>
-        <w:rPr>
-          <w:b/>
-        </w:rPr>
-        <w:t xml:space="preserve">A BOCES or district CTE fashion, apparel, or design program</w:t>
-      </w:r>
-      <w:r>
-        <w:t xml:space="preserve">, for Lesson 5.19.</w:t>
-      </w:r>
-      <w:r>
-        <w:t xml:space="preserve"> </w:t>
-      </w:r>
-      <w:r>
-        <w:rPr>
-          <w:b/>
-        </w:rPr>
-        <w:t xml:space="preserve">FACS gives:</w:t>
-      </w:r>
-      <w:r>
-        <w:t xml:space="preserve"> </w:t>
-      </w:r>
-      <w:r>
-        <w:t xml:space="preserve">the program a group of eighth graders who have already built something, repaired a garment, inspected four for quality, and started a five-repair portfolio, which is the closest thing to a feeder that a middle school FACS class can be.</w:t>
-      </w:r>
-      <w:r>
-        <w:t xml:space="preserve"> </w:t>
-      </w:r>
-      <w:r>
-        <w:rPr>
-          <w:b/>
-        </w:rPr>
-        <w:t xml:space="preserve">FACS gets:</w:t>
-      </w:r>
-      <w:r>
-        <w:t xml:space="preserve"> </w:t>
-      </w:r>
-      <w:r>
-        <w:t xml:space="preserve">the real program name and its entry requirements for slide 12, one visitor or one recorded answer about what the program does, and a concrete next step to put in front of a student who says</w:t>
-      </w:r>
-      <w:r>
-        <w:t xml:space="preserve"> </w:t>
-      </w:r>
-      <w:r>
-        <w:t xml:space="preserve">“</w:t>
-      </w:r>
-      <w:r>
-        <w:t xml:space="preserve">I like clothes.</w:t>
-      </w:r>
-      <w:r>
-        <w:t xml:space="preserve">”</w:t>
-      </w:r>
-      <w:r>
-        <w:t xml:space="preserve"> </w:t>
-      </w:r>
-      <w:r>
-        <w:rPr>
-          <w:rStyle w:val="TeacherNote"/>
-        </w:rPr>
-        <w:t xml:space="preserve">[Sal: check the BOCES CTE program list for your school’s county and put the real program name on slide 12.]</w:t>
-      </w:r>
-    </w:p>
-    <w:p>
-      <w:pPr>
-        <w:pStyle w:val="Heading2"/>
-      </w:pPr>
-      <w:bookmarkStart w:id="45" w:name="vocabulary-for-translation"/>
-      <w:r>
-        <w:t xml:space="preserve">13. Vocabulary for translation</w:t>
-      </w:r>
-      <w:bookmarkEnd w:id="45"/>
-    </w:p>
-    <w:p>
-      <w:pPr>
-        <w:pStyle w:val="FirstParagraph"/>
-      </w:pPr>
-      <w:r>
-        <w:t xml:space="preserve">See</w:t>
-      </w:r>
-      <w:r>
-        <w:t xml:space="preserve"> </w:t>
-      </w:r>
-      <w:r>
-        <w:rPr>
-          <w:rStyle w:val="VerbatimChar"/>
-        </w:rPr>
-        <w:t xml:space="preserve">Vocabulary 05.md</w:t>
-      </w:r>
-      <w:r>
-        <w:t xml:space="preserve">: 56 Tier 3 terms across the five topics with a one-line student definition written for a grade 6 to 7 reader and columns for Turkish, Portuguese, and Spanish, all marked</w:t>
-      </w:r>
-      <w:r>
-        <w:t xml:space="preserve"> </w:t>
-      </w:r>
-      <w:r>
-        <w:rPr>
-          <w:b/>
-        </w:rPr>
-        <w:t xml:space="preserve">[check with a native speaker]</w:t>
-      </w:r>
-      <w:r>
-        <w:t xml:space="preserve"> </w:t>
-      </w:r>
-      <w:r>
-        <w:t xml:space="preserve">until a native speaker, a bilingual colleague, or the ENL teacher checks the whole table. Tool and stitch names are the ones most likely to differ by country, and several have no single everyday word in every language, so the English term stays on every card; a student will see the English word on a real care label, a real pattern, and a real tool. The file also carries sentence starters in all four languages for four things: asking for help at a sewing station, the count-out and count-in routine, giving feedback on a classmate’s item, and the 45-second explanation at the gallery. Each lesson names its own Tier 3 words and its handout carries a word bank pulled from the table. The vocabulary list with translations is allowed as a word bank on the Unit 5 Test.</w:t>
-      </w:r>
-    </w:p>
-    <w:p>
-      <w:pPr>
-        <w:pStyle w:val="Heading2"/>
-      </w:pPr>
-      <w:bookmarkStart w:id="46" w:name="what-sal-should-replace"/>
-      <w:r>
-        <w:t xml:space="preserve">14. What Sal should replace</w:t>
-      </w:r>
-      <w:bookmarkEnd w:id="46"/>
-    </w:p>
-    <w:p>
-      <w:pPr>
-        <w:pStyle w:val="FirstParagraph"/>
-      </w:pPr>
-      <w:r>
-        <w:rPr>
-          <w:b/>
-        </w:rPr>
-        <w:t xml:space="preserve">The six decisions that gate planning. Make all six before day 116.</w:t>
-      </w:r>
-    </w:p>
-    <w:p>
-      <w:pPr>
-        <w:numPr>
-          <w:ilvl w:val="0"/>
-          <w:numId w:val="1012"/>
-        </w:numPr>
-        <w:pStyle w:val="Compact"/>
-      </w:pPr>
-      <w:r>
-        <w:rPr>
-          <w:b/>
-        </w:rPr>
-        <w:t xml:space="preserve">Test the machines and count them.</w:t>
-      </w:r>
-      <w:r>
-        <w:t xml:space="preserve"> </w:t>
-      </w:r>
-      <w:r>
-        <w:t xml:space="preserve">D19 says the room has machines for most of the class at once; this plan is written for that. Every machine gets run with thread on scrap before day 126, every bobbin wound, every machine numbered, and the assignment list written. Machines in a closet for five years are the archived fallback until a technician says otherwise. Write the working count in Section 10.</w:t>
-      </w:r>
-      <w:r>
-        <w:t xml:space="preserve"> </w:t>
-      </w:r>
-      <w:r>
-        <w:rPr>
-          <w:rStyle w:val="TeacherNote"/>
-        </w:rPr>
-        <w:t xml:space="preserve">[Sal: Lesson 5.10 teacher notes, and this section.]</w:t>
-      </w:r>
-    </w:p>
-    <w:p>
-      <w:pPr>
-        <w:numPr>
-          <w:ilvl w:val="0"/>
-          <w:numId w:val="1012"/>
-        </w:numPr>
-        <w:pStyle w:val="Compact"/>
-      </w:pPr>
-      <w:r>
-        <w:rPr>
-          <w:b/>
-        </w:rPr>
-        <w:t xml:space="preserve">Get open flame permission in writing, or run the no-flame version.</w:t>
-      </w:r>
-      <w:r>
-        <w:t xml:space="preserve"> </w:t>
-      </w:r>
-      <w:r>
-        <w:t xml:space="preserve">The burn demonstration in Lesson 5.3 is three snips over a pie pan with the extinguisher in reach. Many buildings say no. The lesson works either way: the no-flame version plays the three burns on video and runs the wrinkle test instead, and it is written into Step 3 as the default until the building says otherwise. Ask the science teacher about their fume hood before you give up on it.</w:t>
-      </w:r>
-      <w:r>
-        <w:t xml:space="preserve"> </w:t>
-      </w:r>
-      <w:r>
-        <w:rPr>
-          <w:rStyle w:val="TeacherNote"/>
-        </w:rPr>
-        <w:t xml:space="preserve">[Sal: Lesson 5.3 materials and</w:t>
-      </w:r>
-      <w:r>
-        <w:rPr>
-          <w:rStyle w:val="TeacherNote"/>
-        </w:rPr>
-        <w:t xml:space="preserve"> </w:t>
-      </w:r>
-      <w:r>
-        <w:rPr>
-          <w:rStyle w:val="VerbatimChar"/>
-        </w:rPr>
-        <w:t xml:space="preserve">Slides 05.03</w:t>
-      </w:r>
-      <w:r>
-        <w:rPr>
-          <w:rStyle w:val="TeacherNote"/>
-        </w:rPr>
-        <w:t xml:space="preserve">.]</w:t>
-      </w:r>
-    </w:p>
-    <w:p>
-      <w:pPr>
-        <w:numPr>
-          <w:ilvl w:val="0"/>
-          <w:numId w:val="1012"/>
-        </w:numPr>
-        <w:pStyle w:val="Compact"/>
-      </w:pPr>
-      <w:r>
-        <w:rPr>
-          <w:b/>
-        </w:rPr>
-        <w:t xml:space="preserve">Decide whether an iron is in this unit at all.</w:t>
-      </w:r>
-      <w:r>
-        <w:t xml:space="preserve"> </w:t>
-      </w:r>
-      <w:r>
-        <w:t xml:space="preserve">It is optional everywhere except pressing the channel fold in Lesson 5.11, and that fold can be pressed by hand. If the iron is out, say so on the Lesson 5.5 slide and drop needle rule 5 to a general line about heat tools. If it is in, it lives at the front on a table nobody walks past, with one operator, and that operator is me all unit.</w:t>
-      </w:r>
-      <w:r>
-        <w:t xml:space="preserve"> </w:t>
-      </w:r>
-      <w:r>
-        <w:rPr>
-          <w:rStyle w:val="TeacherNote"/>
-        </w:rPr>
-        <w:t xml:space="preserve">[Sal: Lesson 5.5 teacher notes.]</w:t>
-      </w:r>
-    </w:p>
-    <w:p>
-      <w:pPr>
-        <w:numPr>
-          <w:ilvl w:val="0"/>
-          <w:numId w:val="1012"/>
-        </w:numPr>
-        <w:pStyle w:val="Compact"/>
-      </w:pPr>
-      <w:r>
-        <w:rPr>
-          <w:b/>
-        </w:rPr>
-        <w:t xml:space="preserve">Draft the permission note for items brought from home for the Repair Clinic.</w:t>
-      </w:r>
-      <w:r>
-        <w:t xml:space="preserve"> </w:t>
-      </w:r>
-      <w:r>
-        <w:t xml:space="preserve">One paragraph on school letterhead, run past the office once, sent home after Lesson 5.8: a student may bring one item, the student repairs it and I do not, a hand repair is visible and permanent, and nothing valuable, borrowed, or irreplaceable should come in. No signed note, no item, and the practice garments are right there. The project’s version of the same note is the last page of</w:t>
-      </w:r>
-      <w:r>
-        <w:t xml:space="preserve"> </w:t>
-      </w:r>
-      <w:r>
-        <w:rPr>
-          <w:rStyle w:val="VerbatimChar"/>
-        </w:rPr>
-        <w:t xml:space="preserve">Handout 05.15</w:t>
-      </w:r>
-      <w:r>
-        <w:t xml:space="preserve">.</w:t>
-      </w:r>
-      <w:r>
-        <w:t xml:space="preserve"> </w:t>
-      </w:r>
-      <w:r>
-        <w:rPr>
-          <w:rStyle w:val="TeacherNote"/>
-        </w:rPr>
-        <w:t xml:space="preserve">[Sal: Lesson 5.9 materials.]</w:t>
-      </w:r>
-    </w:p>
-    <w:p>
-      <w:pPr>
-        <w:numPr>
-          <w:ilvl w:val="0"/>
-          <w:numId w:val="1012"/>
-        </w:numPr>
-        <w:pStyle w:val="Compact"/>
-      </w:pPr>
-      <w:r>
-        <w:rPr>
-          <w:b/>
-        </w:rPr>
-        <w:t xml:space="preserve">Get the school’s exact dress code wording.</w:t>
-      </w:r>
-      <w:r>
-        <w:t xml:space="preserve"> </w:t>
-      </w:r>
-      <w:r>
-        <w:t xml:space="preserve">Lesson 5.1 asks students to analyze a real dress code rule. Paste the exact wording from the handbook onto the slide. Do not paraphrase a code you are about to ask students to analyze.</w:t>
-      </w:r>
-      <w:r>
-        <w:t xml:space="preserve"> </w:t>
-      </w:r>
-      <w:r>
-        <w:rPr>
-          <w:rStyle w:val="TeacherNote"/>
-        </w:rPr>
-        <w:t xml:space="preserve">[Sal: Lesson 5.1 and</w:t>
-      </w:r>
-      <w:r>
-        <w:rPr>
-          <w:rStyle w:val="TeacherNote"/>
-        </w:rPr>
-        <w:t xml:space="preserve"> </w:t>
-      </w:r>
-      <w:r>
-        <w:rPr>
-          <w:rStyle w:val="VerbatimChar"/>
-        </w:rPr>
-        <w:t xml:space="preserve">Slides 05.01</w:t>
-      </w:r>
-      <w:r>
-        <w:rPr>
-          <w:rStyle w:val="TeacherNote"/>
-        </w:rPr>
-        <w:t xml:space="preserve">.]</w:t>
-      </w:r>
-    </w:p>
-    <w:p>
-      <w:pPr>
-        <w:numPr>
-          <w:ilvl w:val="0"/>
-          <w:numId w:val="1012"/>
-        </w:numPr>
-        <w:pStyle w:val="Compact"/>
-      </w:pPr>
-      <w:r>
-        <w:rPr>
-          <w:b/>
-        </w:rPr>
-        <w:t xml:space="preserve">Notify the nurse and call the local partners before the sewing days begin.</w:t>
-      </w:r>
-      <w:r>
-        <w:t xml:space="preserve"> </w:t>
-      </w:r>
-      <w:r>
-        <w:t xml:space="preserve">The nurse gets the fourteen dated sewing days, the count routine, and the sharps jar, and gives back the nickel and latex roster check and the needle-stick protocol. The tailor or alterations shop gets a call before Lesson 5.9 (day 125) for the real price of a hem. The quilt group or senior center gets asked for threading day (day 122). The thrift shop or clothing pantry gets asked for a reject bin before Lesson 5.9. All four calls happen in the week before day 116.</w:t>
-      </w:r>
-      <w:r>
-        <w:t xml:space="preserve"> </w:t>
-      </w:r>
-      <w:r>
-        <w:rPr>
-          <w:rStyle w:val="TeacherNote"/>
-        </w:rPr>
-        <w:t xml:space="preserve">[Sal: Sections 11 and 12.]</w:t>
-      </w:r>
-    </w:p>
-    <w:p>
-      <w:pPr>
-        <w:pStyle w:val="FirstParagraph"/>
-      </w:pPr>
-      <w:r>
-        <w:rPr>
-          <w:b/>
-        </w:rPr>
-        <w:t xml:space="preserve">Two standards items that were content gaps, not citation problems. Both are now done. Nothing for Sal to do on either; they are recorded here so the fix is traceable.</w:t>
-      </w:r>
-    </w:p>
-    <w:p>
-      <w:pPr>
-        <w:numPr>
-          <w:ilvl w:val="0"/>
-          <w:numId w:val="1013"/>
-        </w:numPr>
-        <w:pStyle w:val="Compact"/>
-      </w:pPr>
-      <w:r>
-        <w:rPr>
-          <w:b/>
-        </w:rPr>
-        <w:t xml:space="preserve">ATPD 4. c) Create a clothing budget: DONE.</w:t>
-      </w:r>
-      <w:r>
-        <w:t xml:space="preserve"> </w:t>
-      </w:r>
-      <w:r>
-        <w:t xml:space="preserve">It was not taught anywhere in the unit as first written. The nearest content was the Consumer Comparison Task, which compares three options for one garment but never builds a budget. The fix is now written in: Lesson 5.14 Day 2 has a new Step 2,</w:t>
-      </w:r>
-      <w:r>
-        <w:t xml:space="preserve"> </w:t>
-      </w:r>
-      <w:r>
-        <w:t xml:space="preserve">“</w:t>
-      </w:r>
-      <w:r>
-        <w:t xml:space="preserve">One season, one budget,</w:t>
-      </w:r>
-      <w:r>
-        <w:t xml:space="preserve">”</w:t>
-      </w:r>
-      <w:r>
-        <w:t xml:space="preserve"> </w:t>
-      </w:r>
-      <w:r>
-        <w:t xml:space="preserve">four minutes, and</w:t>
-      </w:r>
-      <w:r>
-        <w:t xml:space="preserve"> </w:t>
-      </w:r>
-      <w:r>
-        <w:rPr>
-          <w:rStyle w:val="VerbatimChar"/>
-        </w:rPr>
-        <w:t xml:space="preserve">Handout 05.14</w:t>
-      </w:r>
-      <w:r>
-        <w:t xml:space="preserve"> </w:t>
-      </w:r>
-      <w:r>
-        <w:t xml:space="preserve">page 4 carries the matching box under the heading</w:t>
-      </w:r>
-      <w:r>
-        <w:t xml:space="preserve"> </w:t>
-      </w:r>
-      <w:r>
-        <w:t xml:space="preserve">“</w:t>
-      </w:r>
-      <w:r>
-        <w:t xml:space="preserve">One season, one budget.</w:t>
-      </w:r>
-      <w:r>
-        <w:t xml:space="preserve">”</w:t>
-      </w:r>
-      <w:r>
-        <w:t xml:space="preserve"> </w:t>
-      </w:r>
-      <w:r>
-        <w:t xml:space="preserve">A dollar amount, a list of what the student actually needs for the next season with an estimate on every line, a total, and one line naming what came off the list and why. Day 2 now runs 4 plus 9 plus 4 plus 20 plus 3 and still sums to 40; the four minutes came out of the model in Step 1, not out of the protected 20. The lesson cites ATPD 4. c) with CTE FCL 4. Buying Goods and Services c) Develop a spending and savings plan (budget) based on income and expenses, NYS FACS Standard 3 PI C, and National FCS 2.6.2 Apply financial management principles to individual and family financial practices. The box is checked complete, partial, or missing for daily work and is not inside the task’s 10 points.</w:t>
-      </w:r>
-      <w:r>
-        <w:t xml:space="preserve"> </w:t>
-      </w:r>
-      <w:r>
-        <w:rPr>
-          <w:rStyle w:val="VerbatimChar"/>
-        </w:rPr>
-        <w:t xml:space="preserve">Slides 05.14</w:t>
-      </w:r>
-      <w:r>
-        <w:t xml:space="preserve"> </w:t>
-      </w:r>
-      <w:r>
-        <w:t xml:space="preserve">gained slide 19 for it, so Day 2 now runs slides 14 to 20.</w:t>
-      </w:r>
-    </w:p>
-    <w:p>
-      <w:pPr>
-        <w:numPr>
-          <w:ilvl w:val="0"/>
-          <w:numId w:val="1013"/>
-        </w:numPr>
-        <w:pStyle w:val="Compact"/>
-      </w:pPr>
-      <w:r>
-        <w:rPr>
-          <w:b/>
-        </w:rPr>
-        <w:t xml:space="preserve">ATPD 1. e) Select wardrobe items based on personal clothing values and available resources: DONE.</w:t>
-      </w:r>
-      <w:r>
-        <w:t xml:space="preserve"> </w:t>
-      </w:r>
-      <w:r>
-        <w:t xml:space="preserve">It was taught in Lessons 5.1, 5.12, and 5.13 and printed on none of them. It is now printed in Lesson 5.12’s standards block, next to 1. f), and is cited on objective 3,</w:t>
-      </w:r>
-      <w:r>
-        <w:t xml:space="preserve"> </w:t>
-      </w:r>
-      <w:r>
-        <w:t xml:space="preserve">“</w:t>
-      </w:r>
-      <w:r>
-        <w:t xml:space="preserve">Recommend an item for a stated buyer and defend it,</w:t>
-      </w:r>
-      <w:r>
-        <w:t xml:space="preserve">”</w:t>
-      </w:r>
-      <w:r>
-        <w:t xml:space="preserve"> </w:t>
-      </w:r>
-      <w:r>
-        <w:t xml:space="preserve">which is a selection made against a named buyer’s values and a real price ceiling. Lesson 5.12 was the better home than Lesson 5.1 because 5.1 has the values half and not the resources half.</w:t>
-      </w:r>
-    </w:p>
-    <w:p>
-      <w:pPr>
-        <w:pStyle w:val="FirstParagraph"/>
-      </w:pPr>
-      <w:r>
-        <w:rPr>
-          <w:b/>
-        </w:rPr>
-        <w:t xml:space="preserve">Everything else, by file. The lesson, project, rubric, handout, and assessment files also list their own.</w:t>
-      </w:r>
-    </w:p>
-    <w:p>
-      <w:pPr>
-        <w:pStyle w:val="BodyText"/>
-      </w:pPr>
-      <w:r>
-        <w:t xml:space="preserve">In this unit plan:</w:t>
-      </w:r>
-      <w:r>
-        <w:t xml:space="preserve"> </w:t>
-      </w:r>
-      <w:r>
-        <w:t xml:space="preserve">9. Section 7:</w:t>
-      </w:r>
-      <w:r>
-        <w:t xml:space="preserve"> </w:t>
-      </w:r>
-      <w:r>
-        <w:rPr>
-          <w:rStyle w:val="TeacherNote"/>
-        </w:rPr>
-        <w:t xml:space="preserve">[Sal: confirm the Standard 2 and Standard 3 wording and bullet order against the NYSED PDF; see crosswalk E.4.]</w:t>
-      </w:r>
-      <w:r>
-        <w:t xml:space="preserve"> </w:t>
-      </w:r>
-      <w:r>
-        <w:t xml:space="preserve">Twelve lesson pages carry the same note and one check clears all of them.</w:t>
-      </w:r>
-      <w:r>
-        <w:t xml:space="preserve"> </w:t>
-      </w:r>
-      <w:r>
-        <w:t xml:space="preserve">10. Section 7:</w:t>
-      </w:r>
-      <w:r>
-        <w:t xml:space="preserve"> </w:t>
-      </w:r>
-      <w:r>
-        <w:rPr>
-          <w:rStyle w:val="TeacherNote"/>
-        </w:rPr>
-        <w:t xml:space="preserve">[Sal: verify the Career Ready Practices text against careertech.org before the full list goes on the site.]</w:t>
-      </w:r>
-      <w:r>
-        <w:t xml:space="preserve"> </w:t>
-      </w:r>
-      <w:r>
-        <w:t xml:space="preserve">11. Section 10: every price is an estimate marked</w:t>
-      </w:r>
-      <w:r>
-        <w:t xml:space="preserve"> </w:t>
-      </w:r>
-      <w:r>
-        <w:rPr>
-          <w:rStyle w:val="TeacherNote"/>
-        </w:rPr>
-        <w:t xml:space="preserve">[update]</w:t>
-      </w:r>
-      <w:r>
-        <w:t xml:space="preserve"> </w:t>
-      </w:r>
-      <w:r>
-        <w:t xml:space="preserve">in the lessons. Put your school’s real supply budget against the $300 to $345 one-time line. If it will only fund half, the version that still works is one pair of shears and one seam ripper per station instead of two, thrifted stock only, and the donation drive started a month early, for about $150. Going down to one pair of shears per station is the cut that costs the least teaching, because the shears are only in hands on cutting days and the teacher holds them until a plan is signed anyway.</w:t>
-      </w:r>
-      <w:r>
-        <w:t xml:space="preserve"> </w:t>
-      </w:r>
-      <w:r>
-        <w:t xml:space="preserve">12. Section 10: the two non-purchase asks (four sample sweatshirts for Lesson 5.12, four inspection garments for Lesson 5.13).</w:t>
-      </w:r>
-      <w:r>
-        <w:t xml:space="preserve"> </w:t>
-      </w:r>
-      <w:r>
-        <w:t xml:space="preserve">13. Section 10 and Lesson 5.5:</w:t>
-      </w:r>
-      <w:r>
-        <w:t xml:space="preserve"> </w:t>
-      </w:r>
-      <w:r>
-        <w:rPr>
-          <w:b/>
-        </w:rPr>
-        <w:t xml:space="preserve">DONE, nothing for Sal to do.</w:t>
-      </w:r>
-      <w:r>
-        <w:t xml:space="preserve"> </w:t>
-      </w:r>
-      <w:r>
-        <w:t xml:space="preserve">The station kit table in Lesson 5.5 and the station lists in Lessons 5.16 and 5.17 used to disagree on quantities. Lesson 5.5 is the tool lesson and owns the spec, so its numbers stand: per station, two fabric shears, three small snips, two seam rippers, four thimbles, four needle threaders, two measuring tapes, two pin cushions, ten needles, and thirty pins. Lessons 5.16 and 5.17 now print those numbers,</w:t>
-      </w:r>
-      <w:r>
-        <w:t xml:space="preserve"> </w:t>
-      </w:r>
-      <w:r>
-        <w:rPr>
-          <w:rStyle w:val="VerbatimChar"/>
-        </w:rPr>
-        <w:t xml:space="preserve">Handout 05.05</w:t>
-      </w:r>
-      <w:r>
-        <w:t xml:space="preserve"> </w:t>
-      </w:r>
-      <w:r>
-        <w:t xml:space="preserve">counts them, and the budget table above is costed at them, which raised the shears line from three pairs to six and the one-time subtotal by $36.</w:t>
-      </w:r>
-      <w:r>
-        <w:t xml:space="preserve"> </w:t>
-      </w:r>
-      <w:r>
-        <w:t xml:space="preserve">14.</w:t>
-      </w:r>
-      <w:r>
-        <w:t xml:space="preserve"> </w:t>
-      </w:r>
-      <w:r>
-        <w:rPr>
-          <w:b/>
-        </w:rPr>
-        <w:t xml:space="preserve">The sewing-day count, revised by D19 (2026-09-14).</w:t>
-      </w:r>
-      <w:r>
-        <w:t xml:space="preserve"> </w:t>
-      </w:r>
-      <w:r>
-        <w:t xml:space="preserve">Topic 5.2 now has</w:t>
-      </w:r>
-      <w:r>
-        <w:t xml:space="preserve"> </w:t>
-      </w:r>
-      <w:r>
-        <w:rPr>
-          <w:b/>
-        </w:rPr>
-        <w:t xml:space="preserve">eight</w:t>
-      </w:r>
-      <w:r>
-        <w:t xml:space="preserve"> </w:t>
-      </w:r>
-      <w:r>
-        <w:t xml:space="preserve">days with needles and pins out (121 to 125 and 129 to 131),</w:t>
-      </w:r>
-      <w:r>
-        <w:t xml:space="preserve"> </w:t>
-      </w:r>
-      <w:r>
-        <w:rPr>
-          <w:b/>
-        </w:rPr>
-        <w:t xml:space="preserve">six</w:t>
-      </w:r>
-      <w:r>
-        <w:t xml:space="preserve"> </w:t>
-      </w:r>
-      <w:r>
-        <w:t xml:space="preserve">machine days (126 to 131, the first three with no fabric or thread), and the unit has</w:t>
-      </w:r>
-      <w:r>
-        <w:t xml:space="preserve"> </w:t>
-      </w:r>
-      <w:r>
-        <w:rPr>
-          <w:b/>
-        </w:rPr>
-        <w:t xml:space="preserve">twelve</w:t>
-      </w:r>
-      <w:r>
-        <w:t xml:space="preserve"> </w:t>
-      </w:r>
-      <w:r>
-        <w:t xml:space="preserve">SEW days (121 to 125, 129 to 131, 137 to 140). The old ten-and-fourteen counts appear nowhere current; the pre-revision files are archived.</w:t>
-      </w:r>
-      <w:r>
-        <w:t xml:space="preserve"> </w:t>
-      </w:r>
-      <w:r>
-        <w:t xml:space="preserve">15. Section 11:</w:t>
-      </w:r>
-      <w:r>
-        <w:t xml:space="preserve"> </w:t>
-      </w:r>
-      <w:r>
-        <w:rPr>
-          <w:rStyle w:val="TeacherNote"/>
-        </w:rPr>
-        <w:t xml:space="preserve">[Sal: no lesson page names the school nurse. Add her to Lesson 5.5’s setup notes when you teach it.]</w:t>
-      </w:r>
-      <w:r>
-        <w:t xml:space="preserve"> </w:t>
-      </w:r>
-      <w:r>
-        <w:t xml:space="preserve">16. Section 12: name the art teacher, the nurse, the tailor or alterations shop, the thrift store or clothing pantry, the quilt group or senior center, and the BOCES program once you know the building and the neighborhood.</w:t>
-      </w:r>
-      <w:r>
-        <w:t xml:space="preserve"> </w:t>
-      </w:r>
-      <w:r>
-        <w:t xml:space="preserve">17.</w:t>
-      </w:r>
-      <w:r>
-        <w:t xml:space="preserve"> </w:t>
-      </w:r>
-      <w:r>
-        <w:rPr>
-          <w:rStyle w:val="VerbatimChar"/>
-        </w:rPr>
-        <w:t xml:space="preserve">Calendar 05.md</w:t>
-      </w:r>
-      <w:r>
-        <w:t xml:space="preserve">:</w:t>
-      </w:r>
-      <w:r>
-        <w:t xml:space="preserve"> </w:t>
-      </w:r>
-      <w:r>
-        <w:rPr>
-          <w:rStyle w:val="TeacherNote"/>
-        </w:rPr>
-        <w:t xml:space="preserve">[Sal: the calendar is in day numbers; map them onto your school’s calendar.]</w:t>
-      </w:r>
-      <w:r>
-        <w:t xml:space="preserve"> </w:t>
-      </w:r>
-      <w:r>
-        <w:t xml:space="preserve">18.</w:t>
-      </w:r>
-      <w:r>
-        <w:t xml:space="preserve"> </w:t>
-      </w:r>
-      <w:r>
-        <w:rPr>
-          <w:rStyle w:val="VerbatimChar"/>
-        </w:rPr>
-        <w:t xml:space="preserve">Vocabulary 05.md</w:t>
-      </w:r>
-      <w:r>
-        <w:t xml:space="preserve">:</w:t>
-      </w:r>
-      <w:r>
-        <w:t xml:space="preserve"> </w:t>
-      </w:r>
-      <w:r>
-        <w:rPr>
-          <w:rStyle w:val="TeacherNote"/>
-        </w:rPr>
-        <w:t xml:space="preserve">[check with a native speaker]</w:t>
-      </w:r>
-      <w:r>
-        <w:t xml:space="preserve"> </w:t>
-      </w:r>
-      <w:r>
-        <w:t xml:space="preserve">on the whole table, and</w:t>
-      </w:r>
-      <w:r>
-        <w:t xml:space="preserve"> </w:t>
-      </w:r>
-      <w:r>
-        <w:rPr>
-          <w:rStyle w:val="TeacherNote"/>
-        </w:rPr>
-        <w:t xml:space="preserve">[Sal: swap in the Turkish and Portuguese starters you already use at Brentwood if they read better than these.]</w:t>
-      </w:r>
-      <w:r>
-        <w:t xml:space="preserve"> </w:t>
-      </w:r>
-      <w:r>
-        <w:t xml:space="preserve">19. Lesson 5.1: pull the PPE box from your own room and the custodian’s closet; photograph your own apron and mitt once and the slides are permanent; save the 80s Day story for Lesson 5.2.</w:t>
-      </w:r>
-      <w:r>
-        <w:t xml:space="preserve"> </w:t>
-      </w:r>
-      <w:r>
-        <w:t xml:space="preserve">20. Lesson 5.2: bring one of your own shirts; tell the 80s Day story in first person in about 45 seconds with no names; either cite a specific study for the first-impression number on the slide or drop the number and say</w:t>
-      </w:r>
-      <w:r>
-        <w:t xml:space="preserve"> </w:t>
-      </w:r>
-      <w:r>
-        <w:t xml:space="preserve">“</w:t>
-      </w:r>
-      <w:r>
-        <w:t xml:space="preserve">almost instantly</w:t>
-      </w:r>
-      <w:r>
-        <w:t xml:space="preserve">”</w:t>
-      </w:r>
-      <w:r>
-        <w:t xml:space="preserve">; give the counselor a copy of the agreement.</w:t>
-      </w:r>
-      <w:r>
-        <w:t xml:space="preserve"> </w:t>
-      </w:r>
-      <w:r>
-        <w:t xml:space="preserve">21. Lesson 5.3: cut the swatch sets once from thrifted garments and keep a master set in the Unit 5 bin; ask the dry cleaner near the school for free scraps; put one sourced fiber burn chart on the slide (a university extension chart is the cleanest citation).</w:t>
-      </w:r>
-      <w:r>
-        <w:t xml:space="preserve"> </w:t>
-      </w:r>
-      <w:r>
-        <w:t xml:space="preserve">22. Lesson 5.4: your basket, your prices on the ruin and stain slides, the laundromat or the building’s own machines for the laundry conversation, and the FTC care labeling page checked before the site goes public.</w:t>
-      </w:r>
-      <w:r>
-        <w:t xml:space="preserve"> </w:t>
-      </w:r>
-      <w:r>
-        <w:t xml:space="preserve">23. Lesson 5.6: one thrifted flat sheet cuts sixty practice cloths; use yesterday’s students who have sewn before as station helpers and tell them out loud that they teach and do not touch somebody else’s needle.</w:t>
-      </w:r>
-      <w:r>
-        <w:t xml:space="preserve"> </w:t>
-      </w:r>
-      <w:r>
-        <w:t xml:space="preserve">24. Lesson 5.7: if a guest can only come one day, pick Lesson 5.9; if the class is shaky on the backstitch, swap Lessons 5.8 and 5.9.</w:t>
-      </w:r>
-      <w:r>
-        <w:t xml:space="preserve"> </w:t>
-      </w:r>
-      <w:r>
-        <w:t xml:space="preserve">25. Lesson 5.8: your prices on the cost slide; the thrifted button-down with a missing button, sewn shut in front of the class in ninety seconds.</w:t>
-      </w:r>
-      <w:r>
-        <w:t xml:space="preserve"> </w:t>
-      </w:r>
-      <w:r>
-        <w:t xml:space="preserve">26. Lesson 5.9: your prices in Step 4 and your local tailor’s actual hemming price. Call one; it takes two minutes.</w:t>
-      </w:r>
-      <w:r>
-        <w:t xml:space="preserve"> </w:t>
-      </w:r>
-      <w:r>
-        <w:t xml:space="preserve">27. Lesson 5.10: test every machine with thread on scrap the week before; wind every bobbin; number the machines and write the assignment list; print the drill sheets.</w:t>
-      </w:r>
-      <w:r>
-        <w:t xml:space="preserve"> </w:t>
-      </w:r>
-      <w:r>
-        <w:t xml:space="preserve">28. Lesson 5.11: make all three examples yourself before the unit, including the deliberately bad bag; pre-thread every machine the morning of Day 1; your prices; ask the donation partner before Day 1 if the class wants to donate what it makes.</w:t>
-      </w:r>
-      <w:r>
-        <w:t xml:space="preserve"> </w:t>
-      </w:r>
-      <w:r>
-        <w:t xml:space="preserve">29. Lesson 5.12: your four sweatshirts (the online one matters most because of the packing slip); your four real prices and vendor types on the slide; name the thrift shop you would ask; say out loud that this is Unit 1’s unit price and Unit 2’s budget applied to a hoodie.</w:t>
-      </w:r>
-      <w:r>
-        <w:t xml:space="preserve"> </w:t>
-      </w:r>
-      <w:r>
-        <w:t xml:space="preserve">30. Lesson 5.13: your four inspection garments (the bad one teaches more than the good one); name the Skittles game and ClassroomStreet out loud when you get to true cost.</w:t>
-      </w:r>
-      <w:r>
-        <w:t xml:space="preserve"> </w:t>
-      </w:r>
-      <w:r>
-        <w:t xml:space="preserve">31. Lesson 5.14: use the school’s own donation bin if there is one; check the EPA textile figure for a newer data year before printing; verify the water-use and wears-per-garment estimates against their original publications before the numbers go on the website.</w:t>
-      </w:r>
-      <w:r>
-        <w:t xml:space="preserve"> </w:t>
-      </w:r>
-      <w:r>
-        <w:t xml:space="preserve">32. Lesson 5.15: start the scrap bin on day 116 with a sign on it; name the fabric store you would ask for remnants; push every brief past</w:t>
-      </w:r>
-      <w:r>
-        <w:t xml:space="preserve"> </w:t>
-      </w:r>
-      <w:r>
-        <w:t xml:space="preserve">“</w:t>
-      </w:r>
-      <w:r>
-        <w:t xml:space="preserve">for me</w:t>
-      </w:r>
-      <w:r>
-        <w:t xml:space="preserve">”</w:t>
-      </w:r>
-      <w:r>
-        <w:t xml:space="preserve"> </w:t>
-      </w:r>
-      <w:r>
-        <w:t xml:space="preserve">to a named person.</w:t>
-      </w:r>
-      <w:r>
-        <w:t xml:space="preserve"> </w:t>
-      </w:r>
-      <w:r>
-        <w:t xml:space="preserve">33. Lesson 5.16: the dry cleaner near the school probably has a tailor on site; the approval table is the airplane-crash simulation move, quietly, so ask the same five questions every time.</w:t>
-      </w:r>
-      <w:r>
-        <w:t xml:space="preserve"> </w:t>
-      </w:r>
-      <w:r>
-        <w:t xml:space="preserve">34. Lesson 5.17: ask the occupational therapist what they use, because a weighted hoop and a tabletop clamp change what a student can do; Station Manager rotates daily so three different students run a count.</w:t>
-      </w:r>
-      <w:r>
-        <w:t xml:space="preserve"> </w:t>
-      </w:r>
-      <w:r>
-        <w:t xml:space="preserve">35. Lesson 5.18: ask for the hallway display case for the week after day 141; photograph every item with its card before anything moves; say the numbers out loud on day 141, twenty-one items, nine days, one dollar of thread, nothing bought new.</w:t>
-      </w:r>
-      <w:r>
-        <w:t xml:space="preserve"> </w:t>
-      </w:r>
-      <w:r>
-        <w:t xml:space="preserve">36. Lesson 5.19: put the real BOCES or district CTE program name on slide 12; pull wage and outlook figures from the Bureau of Labor Statistics the week you teach it and write the year on the card if you want them at all; tell your own path in thirty seconds, Penn State, Oracle, hospitality, a business you built, and now a classroom.</w:t>
-      </w:r>
-      <w:r>
-        <w:t xml:space="preserve"> </w:t>
-      </w:r>
-      <w:r>
-        <w:t xml:space="preserve">37.</w:t>
-      </w:r>
-      <w:r>
-        <w:t xml:space="preserve"> </w:t>
-      </w:r>
-      <w:r>
-        <w:rPr>
-          <w:rStyle w:val="VerbatimChar"/>
-        </w:rPr>
-        <w:t xml:space="preserve">Assessment 05.2</w:t>
-      </w:r>
-      <w:r>
-        <w:t xml:space="preserve">: the 40-seconds-per-student pace assumes three stations of about seven, 21 students; at 28 run a fourth station, start the check at minute 18, and finish the mounting in the Lesson 5.12 do now.</w:t>
-      </w:r>
-      <w:r>
-        <w:t xml:space="preserve"> </w:t>
-      </w:r>
-      <w:r>
-        <w:t xml:space="preserve">38.</w:t>
-      </w:r>
-      <w:r>
-        <w:t xml:space="preserve"> </w:t>
-      </w:r>
-      <w:r>
-        <w:rPr>
-          <w:rStyle w:val="VerbatimChar"/>
-        </w:rPr>
         <w:t xml:space="preserve">Assessment 05.3</w:t>
       </w:r>
       <w:r>
         <w:t xml:space="preserve">: check item 3 against the care symbol chart you actually hand out; check the school’s testing accommodation rule; the alternate-version number swaps are printed in the teacher key.</w:t>
       </w:r>
-      <w:r>
-        <w:t xml:space="preserve"> </w:t>
-      </w:r>
-      <w:r>
-        <w:t xml:space="preserve">39. Class size:</w:t>
+    </w:p>
+    <w:p>
+      <w:pPr>
+        <w:numPr>
+          <w:ilvl w:val="0"/>
+          <w:numId w:val="1033"/>
+        </w:numPr>
+        <w:pStyle w:val="Compact"/>
+      </w:pPr>
+      <w:r>
+        <w:t xml:space="preserve">Class size:</w:t>
       </w:r>
       <w:r>
         <w:t xml:space="preserve"> </w:t>
@@ -11118,6 +11952,118 @@
     </w:lvl>
     <w:lvl w:ilvl="8">
       <w:start w:val="7"/>
+      <w:numFmt w:val="decimal"/>
+      <w:lvlText w:val="%9."/>
+      <w:lvlJc w:val="left"/>
+      <w:pPr>
+        <w:tabs>
+          <w:tab w:val="num" w:pos="5760"/>
+        </w:tabs>
+        <w:ind w:left="6240" w:hanging="480"/>
+      </w:pPr>
+    </w:lvl>
+  </w:abstractNum>
+  <w:abstractNum w:abstractNumId="99419">
+    <w:nsid w:val="b3cbbdee"/>
+    <w:multiLevelType w:val="multilevel"/>
+    <w:lvl w:ilvl="0">
+      <w:start w:val="9"/>
+      <w:numFmt w:val="decimal"/>
+      <w:lvlText w:val="%1."/>
+      <w:lvlJc w:val="left"/>
+      <w:pPr>
+        <w:tabs>
+          <w:tab w:val="num" w:pos="0"/>
+        </w:tabs>
+        <w:ind w:left="480" w:hanging="480"/>
+      </w:pPr>
+    </w:lvl>
+    <w:lvl w:ilvl="1">
+      <w:start w:val="9"/>
+      <w:numFmt w:val="decimal"/>
+      <w:lvlText w:val="%2."/>
+      <w:lvlJc w:val="left"/>
+      <w:pPr>
+        <w:tabs>
+          <w:tab w:val="num" w:pos="720"/>
+        </w:tabs>
+        <w:ind w:left="1200" w:hanging="480"/>
+      </w:pPr>
+    </w:lvl>
+    <w:lvl w:ilvl="2">
+      <w:start w:val="9"/>
+      <w:numFmt w:val="decimal"/>
+      <w:lvlText w:val="%3."/>
+      <w:lvlJc w:val="left"/>
+      <w:pPr>
+        <w:tabs>
+          <w:tab w:val="num" w:pos="1440"/>
+        </w:tabs>
+        <w:ind w:left="1920" w:hanging="480"/>
+      </w:pPr>
+    </w:lvl>
+    <w:lvl w:ilvl="3">
+      <w:start w:val="9"/>
+      <w:numFmt w:val="decimal"/>
+      <w:lvlText w:val="%4."/>
+      <w:lvlJc w:val="left"/>
+      <w:pPr>
+        <w:tabs>
+          <w:tab w:val="num" w:pos="2160"/>
+        </w:tabs>
+        <w:ind w:left="2640" w:hanging="480"/>
+      </w:pPr>
+    </w:lvl>
+    <w:lvl w:ilvl="4">
+      <w:start w:val="9"/>
+      <w:numFmt w:val="decimal"/>
+      <w:lvlText w:val="%5."/>
+      <w:lvlJc w:val="left"/>
+      <w:pPr>
+        <w:tabs>
+          <w:tab w:val="num" w:pos="2880"/>
+        </w:tabs>
+        <w:ind w:left="3360" w:hanging="480"/>
+      </w:pPr>
+    </w:lvl>
+    <w:lvl w:ilvl="5">
+      <w:start w:val="9"/>
+      <w:numFmt w:val="decimal"/>
+      <w:lvlText w:val="%6."/>
+      <w:lvlJc w:val="left"/>
+      <w:pPr>
+        <w:tabs>
+          <w:tab w:val="num" w:pos="3600"/>
+        </w:tabs>
+        <w:ind w:left="4080" w:hanging="480"/>
+      </w:pPr>
+    </w:lvl>
+    <w:lvl w:ilvl="6">
+      <w:start w:val="9"/>
+      <w:numFmt w:val="decimal"/>
+      <w:lvlText w:val="%7."/>
+      <w:lvlJc w:val="left"/>
+      <w:pPr>
+        <w:tabs>
+          <w:tab w:val="num" w:pos="4320"/>
+        </w:tabs>
+        <w:ind w:left="4800" w:hanging="480"/>
+      </w:pPr>
+    </w:lvl>
+    <w:lvl w:ilvl="7">
+      <w:start w:val="9"/>
+      <w:numFmt w:val="decimal"/>
+      <w:lvlText w:val="%8."/>
+      <w:lvlJc w:val="left"/>
+      <w:pPr>
+        <w:tabs>
+          <w:tab w:val="num" w:pos="5040"/>
+        </w:tabs>
+        <w:ind w:left="5520" w:hanging="480"/>
+      </w:pPr>
+    </w:lvl>
+    <w:lvl w:ilvl="8">
+      <w:start w:val="9"/>
       <w:numFmt w:val="decimal"/>
       <w:lvlText w:val="%9."/>
       <w:lvlJc w:val="left"/>
@@ -11241,12 +12187,6 @@
     <w:abstractNumId w:val="991"/>
   </w:num>
   <w:num w:numId="1010">
-    <w:abstractNumId w:val="991"/>
-  </w:num>
-  <w:num w:numId="1011">
-    <w:abstractNumId w:val="991"/>
-  </w:num>
-  <w:num w:numId="1012">
     <w:abstractNumId w:val="99411"/>
     <w:lvlOverride w:ilvl="0">
       <w:startOverride w:val="1"/>
@@ -11276,7 +12216,124 @@
       <w:startOverride w:val="1"/>
     </w:lvlOverride>
   </w:num>
+  <w:num w:numId="1011">
+    <w:abstractNumId w:val="991"/>
+  </w:num>
+  <w:num w:numId="1012">
+    <w:abstractNumId w:val="991"/>
+  </w:num>
   <w:num w:numId="1013">
+    <w:abstractNumId w:val="991"/>
+  </w:num>
+  <w:num w:numId="1014">
+    <w:abstractNumId w:val="991"/>
+  </w:num>
+  <w:num w:numId="1015">
+    <w:abstractNumId w:val="991"/>
+  </w:num>
+  <w:num w:numId="1016">
+    <w:abstractNumId w:val="991"/>
+  </w:num>
+  <w:num w:numId="1017">
+    <w:abstractNumId w:val="991"/>
+  </w:num>
+  <w:num w:numId="1018">
+    <w:abstractNumId w:val="991"/>
+  </w:num>
+  <w:num w:numId="1019">
+    <w:abstractNumId w:val="991"/>
+  </w:num>
+  <w:num w:numId="1020">
+    <w:abstractNumId w:val="991"/>
+  </w:num>
+  <w:num w:numId="1021">
+    <w:abstractNumId w:val="991"/>
+  </w:num>
+  <w:num w:numId="1022">
+    <w:abstractNumId w:val="991"/>
+  </w:num>
+  <w:num w:numId="1023">
+    <w:abstractNumId w:val="991"/>
+  </w:num>
+  <w:num w:numId="1024">
+    <w:abstractNumId w:val="991"/>
+  </w:num>
+  <w:num w:numId="1025">
+    <w:abstractNumId w:val="991"/>
+  </w:num>
+  <w:num w:numId="1026">
+    <w:abstractNumId w:val="991"/>
+  </w:num>
+  <w:num w:numId="1027">
+    <w:abstractNumId w:val="99411"/>
+    <w:lvlOverride w:ilvl="0">
+      <w:startOverride w:val="1"/>
+    </w:lvlOverride>
+    <w:lvlOverride w:ilvl="1">
+      <w:startOverride w:val="1"/>
+    </w:lvlOverride>
+    <w:lvlOverride w:ilvl="2">
+      <w:startOverride w:val="1"/>
+    </w:lvlOverride>
+    <w:lvlOverride w:ilvl="3">
+      <w:startOverride w:val="1"/>
+    </w:lvlOverride>
+    <w:lvlOverride w:ilvl="4">
+      <w:startOverride w:val="1"/>
+    </w:lvlOverride>
+    <w:lvlOverride w:ilvl="5">
+      <w:startOverride w:val="1"/>
+    </w:lvlOverride>
+    <w:lvlOverride w:ilvl="6">
+      <w:startOverride w:val="1"/>
+    </w:lvlOverride>
+    <w:lvlOverride w:ilvl="7">
+      <w:startOverride w:val="1"/>
+    </w:lvlOverride>
+    <w:lvlOverride w:ilvl="8">
+      <w:startOverride w:val="1"/>
+    </w:lvlOverride>
+  </w:num>
+  <w:num w:numId="1028">
+    <w:abstractNumId w:val="991"/>
+  </w:num>
+  <w:num w:numId="1029">
+    <w:abstractNumId w:val="991"/>
+  </w:num>
+  <w:num w:numId="1030">
+    <w:abstractNumId w:val="991"/>
+  </w:num>
+  <w:num w:numId="1031">
+    <w:abstractNumId w:val="99411"/>
+    <w:lvlOverride w:ilvl="0">
+      <w:startOverride w:val="1"/>
+    </w:lvlOverride>
+    <w:lvlOverride w:ilvl="1">
+      <w:startOverride w:val="1"/>
+    </w:lvlOverride>
+    <w:lvlOverride w:ilvl="2">
+      <w:startOverride w:val="1"/>
+    </w:lvlOverride>
+    <w:lvlOverride w:ilvl="3">
+      <w:startOverride w:val="1"/>
+    </w:lvlOverride>
+    <w:lvlOverride w:ilvl="4">
+      <w:startOverride w:val="1"/>
+    </w:lvlOverride>
+    <w:lvlOverride w:ilvl="5">
+      <w:startOverride w:val="1"/>
+    </w:lvlOverride>
+    <w:lvlOverride w:ilvl="6">
+      <w:startOverride w:val="1"/>
+    </w:lvlOverride>
+    <w:lvlOverride w:ilvl="7">
+      <w:startOverride w:val="1"/>
+    </w:lvlOverride>
+    <w:lvlOverride w:ilvl="8">
+      <w:startOverride w:val="1"/>
+    </w:lvlOverride>
+  </w:num>
+  <w:num w:numId="1032">
     <w:abstractNumId w:val="99417"/>
     <w:lvlOverride w:ilvl="0">
       <w:startOverride w:val="7"/>
@@ -11304,6 +12361,36 @@
     </w:lvlOverride>
     <w:lvlOverride w:ilvl="8">
       <w:startOverride w:val="7"/>
+    </w:lvlOverride>
+  </w:num>
+  <w:num w:numId="1033">
+    <w:abstractNumId w:val="99419"/>
+    <w:lvlOverride w:ilvl="0">
+      <w:startOverride w:val="9"/>
+    </w:lvlOverride>
+    <w:lvlOverride w:ilvl="1">
+      <w:startOverride w:val="9"/>
+    </w:lvlOverride>
+    <w:lvlOverride w:ilvl="2">
+      <w:startOverride w:val="9"/>
+    </w:lvlOverride>
+    <w:lvlOverride w:ilvl="3">
+      <w:startOverride w:val="9"/>
+    </w:lvlOverride>
+    <w:lvlOverride w:ilvl="4">
+      <w:startOverride w:val="9"/>
+    </w:lvlOverride>
+    <w:lvlOverride w:ilvl="5">
+      <w:startOverride w:val="9"/>
+    </w:lvlOverride>
+    <w:lvlOverride w:ilvl="6">
+      <w:startOverride w:val="9"/>
+    </w:lvlOverride>
+    <w:lvlOverride w:ilvl="7">
+      <w:startOverride w:val="9"/>
+    </w:lvlOverride>
+    <w:lvlOverride w:ilvl="8">
+      <w:startOverride w:val="9"/>
     </w:lvlOverride>
   </w:num>
 </w:numbering>

--- a/downloads/teacher/04 Units/Unit 05 - Apparel and Textile Production and Design - Make It, Mend It, Wear It/Unit 05 - Apparel and Textile Production and Design - Make It, Mend It, Wear It.docx
+++ b/downloads/teacher/04 Units/Unit 05 - Apparel and Textile Production and Design - Make It, Mend It, Wear It/Unit 05 - Apparel and Textile Production and Design - Make It, Mend It, Wear It.docx
@@ -167,7 +167,7 @@
         <w:t xml:space="preserve"> </w:t>
       </w:r>
       <w:r>
-        <w:t xml:space="preserve">(given inside Lesson 5.11 Day 2),</w:t>
+        <w:t xml:space="preserve">(given inside Lesson 5.11 Day 3),</w:t>
       </w:r>
       <w:r>
         <w:t xml:space="preserve"> </w:t>
@@ -221,9 +221,9 @@
       <w:pPr>
         <w:pStyle w:val="Heading2"/>
       </w:pPr>
-      <w:bookmarkStart w:id="21" w:name="why-this-unit-rationale-in-sals-voice"/>
-      <w:r>
-        <w:t xml:space="preserve">1. Why this unit (rationale, in Sal’s voice)</w:t>
+      <w:bookmarkStart w:id="21" w:name="why-this-unit"/>
+      <w:r>
+        <w:t xml:space="preserve">1. Why this unit</w:t>
       </w:r>
       <w:bookmarkEnd w:id="21"/>
     </w:p>
@@ -232,7 +232,7 @@
         <w:pStyle w:val="FirstParagraph"/>
       </w:pPr>
       <w:r>
-        <w:t xml:space="preserve">I took a course at Queens College called The Meanings of Dress, and the thing I wrote about was dress as communication and identity: that clothing says something to other people whether or not you meant it to. Then Spirit Week happened at Brentwood. After 80s Day the hallway comments got mean, and a colleague and I stopped the lesson we had planned and built a class segment on what is and is not okay to say about what somebody is wearing. That segment is Lesson 5.2 in this unit, and it is the reason the unit opens with what clothing communicates instead of with a needle.</w:t>
+        <w:t xml:space="preserve">I took a graduate course called The Meanings of Dress, and the thing I wrote about was dress as communication and identity: that clothing says something to other people whether or not you meant it to. Then Spirit Week happened. After 80s Day the hallway comments got mean, and a colleague and I stopped the lesson we had planned and built a class segment on what is and is not okay to say about what somebody is wearing. That segment is Lesson 5.2 in this unit, and it is the reason the unit opens with what clothing communicates instead of with a needle.</w:t>
       </w:r>
     </w:p>
     <w:p>
@@ -248,7 +248,7 @@
         <w:pStyle w:val="BodyText"/>
       </w:pPr>
       <w:r>
-        <w:t xml:space="preserve">Here is what I am honest about. I had not taught sewing before I built this unit. I observed a colleague’s sewing labs at Brentwood South and I analyzed one of them for a course, so I have watched a room of twelve-year-olds hold needles, but I had never run it myself. So the hand sewing progression in Topic 5.2 is written step by step, one skill a day, with a demonstration rig for the back row, the six needle rules, and a count-out and count-in routine that runs every single day tools are out. It is written that way so it can be taught from the page, and taught well, by me in my first year of it and by whoever follows me.</w:t>
+        <w:t xml:space="preserve">Here is what I am honest about. I had not taught sewing before I built this unit. I observed a colleague’s sewing labs and I analyzed one of them for a course, so I have watched a room of twelve-year-olds hold needles, but I had never run it myself. So the hand sewing progression in Topic 5.2 is written step by step, one skill a day, with a demonstration rig for the back row, the six needle rules, and a count-out and count-in routine that runs every single day tools are out. It is written that way so it can be taught from the page, and taught well, by me in my first year of it and by whoever follows me.</w:t>
       </w:r>
     </w:p>
     <w:p>
@@ -1137,7 +1137,7 @@
         <w:t xml:space="preserve"> </w:t>
       </w:r>
       <w:r>
-        <w:t xml:space="preserve">PSI 2. Design Process (Proactive) a) runs across the project, one sub-line at a time: defining the problem, the criteria, and the constraints in Lesson 5.15, selecting and prototyping in Lesson 5.16, testing against the criteria in Lesson 5.10 and again in Lesson 5.18, and evaluating their own use of the process in the Lesson 5.18 reflection. PSI 3. Troubleshooting Process (Reactive) a) is the diagnosis step in the Repair Clinic and the stuck protocol on both build days.</w:t>
+        <w:t xml:space="preserve">PSI 2. Design Process (Proactive) a) runs across the project, one sub-line at a time: defining the problem, the criteria, and the constraints in Lesson 5.15, selecting and prototyping in Lesson 5.16, testing against the criteria in Lesson 5.11 and again in Lesson 5.18, and evaluating their own use of the process in the Lesson 5.18 reflection. PSI 3. Troubleshooting Process (Reactive) a) is the diagnosis step in the Repair Clinic and the stuck protocol on both build days.</w:t>
       </w:r>
     </w:p>
     <w:p>
@@ -1158,7 +1158,7 @@
         <w:t xml:space="preserve"> </w:t>
       </w:r>
       <w:r>
-        <w:t xml:space="preserve">HSW 4. Classroom and Workplace Safety is the thread that is never cut. Four of its nine lines are taught: a) in Lesson 5.3 before the burn demonstration, c) on every day a tool is in a hand, d) in Lesson 5.1 with the real protective gear on the front table, e) in the housekeeping routine that ends every station day, and i) in Lesson 5.11 where fourteen days of the count routine is finally scored.</w:t>
+        <w:t xml:space="preserve">HSW 4. Classroom and Workplace Safety is the thread that is never cut. Five of its nine lines are taught: a) in Lesson 5.3 before the burn demonstration, c) on every day a tool is in a hand, d) in Lesson 5.1 with the real protective gear on the front table, e) in the housekeeping routine that ends every station day, and i) in Lesson 5.11 where eleven days of the count routine is finally scored.</w:t>
       </w:r>
     </w:p>
     <w:p>
@@ -2203,7 +2203,7 @@
         <w:t xml:space="preserve"> </w:t>
       </w:r>
       <w:r>
-        <w:t xml:space="preserve">Students will demonstrate and evaluate four hand sewing techniques and a full station safety routine by producing a five-part stitch sampler, two completed repairs, and one finished hand-sewn item judged against a stitch quality checklist.</w:t>
+        <w:t xml:space="preserve">Students will demonstrate and evaluate four hand sewing techniques and a full station safety routine by producing a six-part stitch sampler, two completed repairs, and one finished hand-sewn item judged against a stitch quality checklist.</w:t>
       </w:r>
     </w:p>
     <w:p>
@@ -2736,7 +2736,7 @@
         <w:pStyle w:val="BodyText"/>
       </w:pPr>
       <w:r>
-        <w:t xml:space="preserve">Day counts: 5 + 10 + 5 + 6 + 2 = 28. The day-by-day placement is in</w:t>
+        <w:t xml:space="preserve">Day counts: 5 + 11 + 4 + 6 + 2 = 28. The day-by-day placement is in</w:t>
       </w:r>
       <w:r>
         <w:t xml:space="preserve"> </w:t>
@@ -4082,7 +4082,7 @@
         <w:pStyle w:val="Compact"/>
       </w:pPr>
       <w:r>
-        <w:t xml:space="preserve">CTE PSI 2. Design Process (Proactive) a) b. Defining criteria that must be met through the finished design; f. Developing and constructing a prototype or model of the selected design; g. Testing and evaluating the prototype and model against the design criteria and constraints : Lesson 5.10</w:t>
+        <w:t xml:space="preserve">CTE PSI 2. Design Process (Proactive) a) b. Defining criteria that must be met through the finished design; f. Developing and constructing a prototype or model of the selected design; g. Testing and evaluating the prototype and model against the design criteria and constraints : Lesson 5.11</w:t>
       </w:r>
     </w:p>
     <w:p>
@@ -4470,15 +4470,6 @@
       </w:pPr>
       <w:r>
         <w:t xml:space="preserve">The PI letters are NYLearns codes; the NYSED print document lists the indicators as bullets, and the wording above comes from NYLearns because the 1996 NYSED PDF is blocked to automated fetch.</w:t>
-      </w:r>
-      <w:r>
-        <w:t xml:space="preserve"> </w:t>
-      </w:r>
-      <w:r>
-        <w:rPr>
-          <w:b/>
-        </w:rPr>
-        <w:t xml:space="preserve">[Sal: confirm the Standard 2 and Standard 3 wording and the bullet order against the NYSED PDF before the standards map page goes live; see crosswalk E.4. Twelve lesson pages in this unit carry the same [Sal: confirm against the NYSED PDF] note in their Sources block, and one check clears all of them.]</w:t>
       </w:r>
     </w:p>
     <w:p>
@@ -5277,15 +5268,6 @@
       <w:r>
         <w:t xml:space="preserve">The line above is quoted as the ATPD module prints it. No single state PDF prints all twelve practices, so the extract assembles the list from all twelve modules, and Career Ready Practices are a secondary citation on this unit page only. The CCTC source text has not been fetched (crosswalk E.2).</w:t>
       </w:r>
-      <w:r>
-        <w:t xml:space="preserve"> </w:t>
-      </w:r>
-      <w:r>
-        <w:rPr>
-          <w:b/>
-        </w:rPr>
-        <w:t xml:space="preserve">[Sal: verify the Career Ready Practices text against careertech.org before the full list goes on the site.]</w:t>
-      </w:r>
     </w:p>
     <w:p>
       <w:pPr>
@@ -5326,7 +5308,7 @@
         <w:t xml:space="preserve"> </w:t>
       </w:r>
       <w:r>
-        <w:t xml:space="preserve">if this program lands in a room with no working machines, the archived hand-sewn build in</w:t>
+        <w:t xml:space="preserve">if this program lands in a room with no working machines, the archived hand-sewn build replaces Lessons 5.10 and 5.11, the machine half of 2. c) drops back to taught-from-the-diagram, and the website’s Unit 5 page must say so. The machine parts, rules, and threading path are still taught from</w:t>
       </w:r>
       <w:r>
         <w:t xml:space="preserve"> </w:t>
@@ -5335,13 +5317,40 @@
         <w:rPr>
           <w:rStyle w:val="VerbatimChar"/>
         </w:rPr>
-        <w:t xml:space="preserve">00 _admin/_archive/2026-09-14 Unit 5 pre-machine revision/</w:t>
-      </w:r>
-      <w:r>
-        <w:t xml:space="preserve"> </w:t>
-      </w:r>
-      <w:r>
-        <w:t xml:space="preserve">replaces Lessons 5.10 and 5.11, the machine half of 2. c) drops back to taught-from-the-diagram, and the website’s Unit 5 page must say so. The machine parts, rules, and threading path are still taught from</w:t>
+        <w:t xml:space="preserve">Handout 05.10 - Machine Parts and Threading Guide.md</w:t>
+      </w:r>
+      <w:r>
+        <w:t xml:space="preserve"> </w:t>
+      </w:r>
+      <w:r>
+        <w:t xml:space="preserve">in that fallback, so 2. a) and 2. b) hold either way.</w:t>
+      </w:r>
+    </w:p>
+    <w:p>
+      <w:pPr>
+        <w:pStyle w:val="Heading2"/>
+      </w:pPr>
+      <w:bookmarkStart w:id="40" w:name="project"/>
+      <w:r>
+        <w:t xml:space="preserve">8. Project</w:t>
+      </w:r>
+      <w:bookmarkEnd w:id="40"/>
+    </w:p>
+    <w:p>
+      <w:pPr>
+        <w:pStyle w:val="FirstParagraph"/>
+      </w:pPr>
+      <w:r>
+        <w:rPr>
+          <w:b/>
+        </w:rPr>
+        <w:t xml:space="preserve">Name:</w:t>
+      </w:r>
+      <w:r>
+        <w:t xml:space="preserve"> </w:t>
+      </w:r>
+      <w:r>
+        <w:t xml:space="preserve">Upcycle Challenge. Full sheet in</w:t>
       </w:r>
       <w:r>
         <w:t xml:space="preserve"> </w:t>
@@ -5350,40 +5359,13 @@
         <w:rPr>
           <w:rStyle w:val="VerbatimChar"/>
         </w:rPr>
-        <w:t xml:space="preserve">Handout 05.10 - Machine Parts and Threading Guide.md</w:t>
-      </w:r>
-      <w:r>
-        <w:t xml:space="preserve"> </w:t>
-      </w:r>
-      <w:r>
-        <w:t xml:space="preserve">in that fallback, so 2. a) and 2. b) hold either way.</w:t>
-      </w:r>
-    </w:p>
-    <w:p>
-      <w:pPr>
-        <w:pStyle w:val="Heading2"/>
-      </w:pPr>
-      <w:bookmarkStart w:id="40" w:name="project"/>
-      <w:r>
-        <w:t xml:space="preserve">8. Project</w:t>
-      </w:r>
-      <w:bookmarkEnd w:id="40"/>
-    </w:p>
-    <w:p>
-      <w:pPr>
-        <w:pStyle w:val="FirstParagraph"/>
-      </w:pPr>
-      <w:r>
-        <w:rPr>
-          <w:b/>
-        </w:rPr>
-        <w:t xml:space="preserve">Name:</w:t>
-      </w:r>
-      <w:r>
-        <w:t xml:space="preserve"> </w:t>
-      </w:r>
-      <w:r>
-        <w:t xml:space="preserve">Upcycle Challenge. Full sheet in</w:t>
+        <w:t xml:space="preserve">Project 05 - Upcycle Challenge.md</w:t>
+      </w:r>
+      <w:r>
+        <w:t xml:space="preserve"> </w:t>
+      </w:r>
+      <w:r>
+        <w:t xml:space="preserve">(handed out in Lesson 5.15 with the rubric); scored on</w:t>
       </w:r>
       <w:r>
         <w:t xml:space="preserve"> </w:t>
@@ -5392,25 +5374,80 @@
         <w:rPr>
           <w:rStyle w:val="VerbatimChar"/>
         </w:rPr>
-        <w:t xml:space="preserve">Project 05 - Upcycle Challenge.md</w:t>
-      </w:r>
-      <w:r>
-        <w:t xml:space="preserve"> </w:t>
-      </w:r>
-      <w:r>
-        <w:t xml:space="preserve">(handed out in Lesson 5.15 with the rubric); scored on</w:t>
-      </w:r>
-      <w:r>
+        <w:t xml:space="preserve">Rubric 05 - Upcycle Challenge.md</w:t>
+      </w:r>
+      <w:r>
+        <w:t xml:space="preserve">.</w:t>
+      </w:r>
+    </w:p>
+    <w:p>
+      <w:pPr>
+        <w:pStyle w:val="BodyText"/>
+      </w:pPr>
+      <w:r>
+        <w:rPr>
+          <w:b/>
+        </w:rPr>
+        <w:t xml:space="preserve">The scenario:</w:t>
+      </w:r>
+      <w:r>
+        <w:t xml:space="preserve"> </w:t>
+      </w:r>
+      <w:r>
+        <w:t xml:space="preserve">find a used textile that was headed for the trash, turn it into something a real person will actually use, build it by hand in two class periods with at least two of the four stitches the class already knows, and explain it in 45 seconds to people who were not there while it was made. Individual work at a station of about seven, with a station partner for help and peer review. Six days, days 136 to 141.</w:t>
+      </w:r>
+    </w:p>
+    <w:p>
+      <w:pPr>
+        <w:pStyle w:val="BodyText"/>
+      </w:pPr>
+      <w:r>
+        <w:rPr>
+          <w:b/>
+        </w:rPr>
+        <w:t xml:space="preserve">The four constraints, every path, no exceptions:</w:t>
+      </w:r>
+      <w:r>
+        <w:t xml:space="preserve"> </w:t>
+      </w:r>
+      <w:r>
+        <w:t xml:space="preserve">it starts from a used textile, not new fabric off a roll; it is finished in two build days; it uses at least two of the taught joins, and since D19 a machine seam counts as one of them (fabric glue or hem tape can hold one join, two joins are stitched, by hand or machine); and it is something somebody would actually use, with that person named. The machines are available on both build days for any student whose plan calls for them, with the same rules as Topic 5.2; no plan is required to use one.</w:t>
+      </w:r>
+    </w:p>
+    <w:p>
+      <w:pPr>
+        <w:pStyle w:val="BodyText"/>
+      </w:pPr>
+      <w:r>
+        <w:rPr>
+          <w:b/>
+        </w:rPr>
+        <w:t xml:space="preserve">Deliverables (eight, all named in</w:t>
+      </w:r>
+      <w:r>
+        <w:rPr>
+          <w:b/>
+        </w:rPr>
         <w:t xml:space="preserve"> </w:t>
       </w:r>
       <w:r>
         <w:rPr>
           <w:rStyle w:val="VerbatimChar"/>
-        </w:rPr>
-        <w:t xml:space="preserve">Rubric 05 - Upcycle Challenge.md</w:t>
-      </w:r>
-      <w:r>
-        <w:t xml:space="preserve">.</w:t>
+          <w:b/>
+        </w:rPr>
+        <w:t xml:space="preserve">Project 05</w:t>
+      </w:r>
+      <w:r>
+        <w:rPr>
+          <w:b/>
+        </w:rPr>
+        <w:t xml:space="preserve">):</w:t>
+      </w:r>
+      <w:r>
+        <w:t xml:space="preserve"> </w:t>
+      </w:r>
+      <w:r>
+        <w:t xml:space="preserve">(1) the design brief, with the starting material’s size and condition, the finished item, the named user, the two stitches, three steps in order, the likeliest failure, and the reduced-scope version; (2) the plan sheet with four or more measurements, finished size and cut size with the seam allowance, the three marks, the numbered order of work, the mock-up of the tricky part, what the mock-up changed, the peer review, and my initials; (3) the finished item; (4) tool safety and the station routine across all four days tools are out; (5) the four-field display card, name on the back only; (6) the four-part 45-second explanation; (7) the five-prompt reflection; (8) the self-assessment row of Rubric 05, filled before I score.</w:t>
       </w:r>
     </w:p>
     <w:p>
@@ -5421,13 +5458,13 @@
         <w:rPr>
           <w:b/>
         </w:rPr>
-        <w:t xml:space="preserve">The scenario:</w:t>
-      </w:r>
-      <w:r>
-        <w:t xml:space="preserve"> </w:t>
-      </w:r>
-      <w:r>
-        <w:t xml:space="preserve">find a used textile that was headed for the trash, turn it into something a real person will actually use, build it by hand in two class periods with at least two of the four stitches the class already knows, and explain it in 45 seconds to people who were not there while it was made. Individual work at a station of about seven, with a station partner for help and peer review. Six days, days 136 to 141.</w:t>
+        <w:t xml:space="preserve">Steps by day:</w:t>
+      </w:r>
+      <w:r>
+        <w:t xml:space="preserve"> </w:t>
+      </w:r>
+      <w:r>
+        <w:t xml:space="preserve">Lesson 5.15 (day 136) upcycle against recycle, the ten paths, the four constraints, pick a material, write the brief, rubric goes out. Lesson 5.16 (day 137) plan sheet, mock-up, the approval conversation at my table (nothing is cut before I initial), peer review. Lesson 5.17 Day 1 (day 138) count-out, cut, mark, pin, first full seam, stuck protocol, milestone check, count-in. Lesson 5.17 Day 2 (day 139) finish, reduced-scope call at minute 10 if behind, the seven-line finishing checklist self-checked and initialed. Lesson 5.18 Day 1 (day 140) ten-minute finishing window, display card, the 45-second planner, gallery set up on three tables, two timed practice rounds. Lesson 5.18 Day 2 (day 141) gallery walk with two feedback slips minimum, explanations in rotation, the three-category vote, the reflection, the folder in.</w:t>
       </w:r>
     </w:p>
     <w:p>
@@ -5438,13 +5475,13 @@
         <w:rPr>
           <w:b/>
         </w:rPr>
-        <w:t xml:space="preserve">The four constraints, every path, no exceptions:</w:t>
-      </w:r>
-      <w:r>
-        <w:t xml:space="preserve"> </w:t>
-      </w:r>
-      <w:r>
-        <w:t xml:space="preserve">it starts from a used textile, not new fabric off a roll; it is finished in two build days; it uses at least two of the taught joins, and since D19 a machine seam counts as one of them (fabric glue or hem tape can hold one join, two joins are stitched, by hand or machine); and it is something somebody would actually use, with that person named. The machines are available on both build days for any student whose plan calls for them, with the same rules as Topic 5.2; no plan is required to use one.</w:t>
+        <w:t xml:space="preserve">Group or individual:</w:t>
+      </w:r>
+      <w:r>
+        <w:t xml:space="preserve"> </w:t>
+      </w:r>
+      <w:r>
+        <w:t xml:space="preserve">individual, at a station of about seven. The only role is Station Manager, and it rotates every sewing day so three different students run a count.</w:t>
       </w:r>
     </w:p>
     <w:p>
@@ -5455,32 +5492,13 @@
         <w:rPr>
           <w:b/>
         </w:rPr>
-        <w:t xml:space="preserve">Deliverables (eight, all named in</w:t>
-      </w:r>
-      <w:r>
-        <w:rPr>
-          <w:b/>
-        </w:rPr>
-        <w:t xml:space="preserve"> </w:t>
-      </w:r>
-      <w:r>
-        <w:rPr>
-          <w:rStyle w:val="VerbatimChar"/>
-          <w:b/>
-        </w:rPr>
-        <w:t xml:space="preserve">Project 05</w:t>
-      </w:r>
-      <w:r>
-        <w:rPr>
-          <w:b/>
-        </w:rPr>
-        <w:t xml:space="preserve">):</w:t>
-      </w:r>
-      <w:r>
-        <w:t xml:space="preserve"> </w:t>
-      </w:r>
-      <w:r>
-        <w:t xml:space="preserve">(1) the design brief, with the starting material’s size and condition, the finished item, the named user, the two stitches, three steps in order, the likeliest failure, and the reduced-scope version; (2) the plan sheet with four or more measurements, finished size and cut size with the seam allowance, the three marks, the numbered order of work, the mock-up of the tricky part, what the mock-up changed, the peer review, and my initials; (3) the finished item; (4) tool safety and the station routine across all four days tools are out; (5) the four-field display card, name on the back only; (6) the four-part 45-second explanation; (7) the five-prompt reflection; (8) the self-assessment row of Rubric 05, filled before I score.</w:t>
+        <w:t xml:space="preserve">Choice built in:</w:t>
+      </w:r>
+      <w:r>
+        <w:t xml:space="preserve"> </w:t>
+      </w:r>
+      <w:r>
+        <w:t xml:space="preserve">the path (ten examples plus design your own), the material (scrap bin, donation drive, or home with a signed note), the user, which two of the four stitches and where, how much to add (a reinforcement, a second row of stitching, a detail, or a second small item), and how to present (a rotation, one partner, or one-on-one with me).</w:t>
       </w:r>
     </w:p>
     <w:p>
@@ -5491,79 +5509,13 @@
         <w:rPr>
           <w:b/>
         </w:rPr>
-        <w:t xml:space="preserve">Steps by day:</w:t>
-      </w:r>
-      <w:r>
-        <w:t xml:space="preserve"> </w:t>
-      </w:r>
-      <w:r>
-        <w:t xml:space="preserve">Lesson 5.15 (day 136) upcycle against recycle, the ten paths, the four constraints, pick a material, write the brief, rubric goes out. Lesson 5.16 (day 137) plan sheet, mock-up, the approval conversation at my table (nothing is cut before I initial), peer review. Lesson 5.17 Day 1 (day 138) count-out, cut, mark, pin, first full seam, stuck protocol, milestone check, count-in. Lesson 5.17 Day 2 (day 139) finish, reduced-scope call at minute 10 if behind, the seven-line finishing checklist self-checked and initialed. Lesson 5.18 Day 1 (day 140) ten-minute finishing window, display card, the 45-second planner, gallery set up on three tables, two timed practice rounds. Lesson 5.18 Day 2 (day 141) gallery walk with two feedback slips minimum, explanations in rotation, the three-category vote, the reflection, the folder in.</w:t>
-      </w:r>
-    </w:p>
-    <w:p>
-      <w:pPr>
-        <w:pStyle w:val="BodyText"/>
-      </w:pPr>
-      <w:r>
-        <w:rPr>
-          <w:b/>
-        </w:rPr>
-        <w:t xml:space="preserve">Group or individual:</w:t>
-      </w:r>
-      <w:r>
-        <w:t xml:space="preserve"> </w:t>
-      </w:r>
-      <w:r>
-        <w:t xml:space="preserve">individual, at a station of about seven. The only role is Station Manager, and it rotates every sewing day so three different students run a count.</w:t>
-      </w:r>
-    </w:p>
-    <w:p>
-      <w:pPr>
-        <w:pStyle w:val="BodyText"/>
-      </w:pPr>
-      <w:r>
-        <w:rPr>
-          <w:b/>
-        </w:rPr>
-        <w:t xml:space="preserve">Choice built in:</w:t>
-      </w:r>
-      <w:r>
-        <w:t xml:space="preserve"> </w:t>
-      </w:r>
-      <w:r>
-        <w:t xml:space="preserve">the path (ten examples plus design your own), the material (scrap bin, donation drive, or home with a signed note), the user, which two of the four stitches and where, how much to add (a reinforcement, a second row of stitching, a detail, or a second small item), and how to present (a rotation, one partner, or one-on-one with me).</w:t>
-      </w:r>
-    </w:p>
-    <w:p>
-      <w:pPr>
-        <w:pStyle w:val="BodyText"/>
-      </w:pPr>
-      <w:r>
-        <w:rPr>
-          <w:b/>
-        </w:rPr>
         <w:t xml:space="preserve">ELL and IEP supports:</w:t>
       </w:r>
       <w:r>
         <w:t xml:space="preserve"> </w:t>
       </w:r>
       <w:r>
-        <w:t xml:space="preserve">the picture plan template, where the brief and plan are a labeled drawing with number blanks and are scored on the same criterion 1 descriptors; sentence starters in Turkish, Portuguese, and Spanish, all marked</w:t>
-      </w:r>
-      <w:r>
-        <w:t xml:space="preserve"> </w:t>
-      </w:r>
-      <w:r>
-        <w:rPr>
-          <w:rStyle w:val="TeacherNote"/>
-        </w:rPr>
-        <w:t xml:space="preserve">[check with a native speaker];</w:t>
-      </w:r>
-      <w:r>
-        <w:t xml:space="preserve"> </w:t>
-      </w:r>
-      <w:r>
-        <w:t xml:space="preserve">the reduced-scope version written on day 136 so no decision is made under pressure; the reduced-dexterity kit (self-threading needles, large-eye needles with heavier thread, threaders, pre-threaded needles at my table, binder clips instead of pins, a clamp or tape to hold the fabric, felt instead of fraying woven fabric, glue or hem tape on one of the two joins, a larger item with longer stitches), which never appears on a score; pre-measured and pre-marked material on request; the no-presentation option (the card plus a one-on-one 45 seconds, offered privately, scored identically); extended time into the next lesson’s first minutes and the day 140 finishing window; and a written alternative for an absence on a build day. Full list in</w:t>
+        <w:t xml:space="preserve">the picture plan template, where the brief and plan are a labeled drawing with number blanks and are scored on the same criterion 1 descriptors; sentence starters in Turkish, Portuguese, and Spanish, all to be verified by a native speaker; the reduced-scope version written on day 136 so no decision is made under pressure; the reduced-dexterity kit (self-threading needles, large-eye needles with heavier thread, threaders, pre-threaded needles at my table, binder clips instead of pins, a clamp or tape to hold the fabric, felt instead of fraying woven fabric, glue or hem tape on one of the two joins, a larger item with longer stitches), which never appears on a score; pre-measured and pre-marked material on request; the no-presentation option (the card plus a one-on-one 45 seconds, offered privately, scored identically); extended time into the next lesson’s first minutes and the day 140 finishing window; and a written alternative for an absence on a build day. Full list in</w:t>
       </w:r>
       <w:r>
         <w:t xml:space="preserve"> </w:t>
@@ -6010,7 +5962,7 @@
         <w:t xml:space="preserve"> </w:t>
       </w:r>
       <w:r>
-        <w:t xml:space="preserve">days 116 to 135 are in marking period 3 and days 136 to 143 are in marking period 4. The Fibers and Care Quiz, the Constructed Item rubric, the Stitch Sampler Performance Check, and the Consumer Comparison Task land in MP3. Rubric 05 and the unit test land in MP4. That split matters when the MP3 grade closes on day 135: the project has not started yet, so MP3’s labs and projects weight rests entirely on the Hand-Sewn Item rubric.</w:t>
+        <w:t xml:space="preserve">days 116 to 135 are in marking period 3 and days 136 to 143 are in marking period 4. The Fibers and Care Quiz, the Constructed Item rubric, the Stitch Sampler Performance Check, and the Consumer Comparison Task land in MP3. Rubric 05 and the unit test land in MP4. That split matters when the MP3 grade closes on day 135: the project has not started yet, so MP3’s labs and projects weight rests entirely on the Constructed Item rubric.</w:t>
       </w:r>
     </w:p>
     <w:p>
@@ -6097,22 +6049,7 @@
         <w:t xml:space="preserve"> </w:t>
       </w:r>
       <w:r>
-        <w:t xml:space="preserve">a FACS room with three station tables seating about seven each, chairs at a height that lets an elbow rest on the table (most dropped needles come from a bad working height), wall space for the six needle rules at every station plus the class agreement from Lesson 5.2 and the finishing checklist during the build, a projector, a document camera if one exists, a sink, and a floor that has been swept before the unit starts so a needle found on day 130 is a needle from this unit. Sewing machines are standard equipment in this unit since the D19 revision: numbered machines for most of the class at once, one or two tested spares, and the hand station.</w:t>
-      </w:r>
-      <w:r>
-        <w:t xml:space="preserve"> </w:t>
-      </w:r>
-      <w:r>
-        <w:rPr>
-          <w:rStyle w:val="TeacherNote"/>
-        </w:rPr>
-        <w:t xml:space="preserve">[Sal: write the real machine count here.]</w:t>
-      </w:r>
-      <w:r>
-        <w:t xml:space="preserve"> </w:t>
-      </w:r>
-      <w:r>
-        <w:t xml:space="preserve">The whole unit still runs without them via the archived fallback (Section 7’s coverage note). An iron is optional everywhere except pressing the channel fold in Lesson 5.11, and that fold can be pressed by hand.</w:t>
+        <w:t xml:space="preserve">a FACS room with three station tables seating about seven each, chairs at a height that lets an elbow rest on the table (most dropped needles come from a bad working height), wall space for the six needle rules at every station plus the class agreement from Lesson 5.2 and the finishing checklist during the build, a projector, a document camera if one exists, a sink, and a floor that has been swept before the unit starts so a needle found on day 130 is a needle from this unit. Sewing machines are standard equipment in this unit since the D19 revision: numbered machines for most of the class at once, one or two tested spares, and the hand station. The whole unit still runs without them via the archived fallback (Section 7’s coverage note). An iron is optional everywhere except pressing the channel fold in Lesson 5.11, and that fold can be pressed by hand.</w:t>
       </w:r>
     </w:p>
     <w:p>
@@ -6129,22 +6066,7 @@
         <w:t xml:space="preserve"> </w:t>
       </w:r>
       <w:r>
-        <w:t xml:space="preserve">The D19 machine line: spare machine needles (a box of ten universal 80/12), one spare bobbin per machine, a small screwdriver, red card stock for the machine doctor tags, and taped-down power strips run about $25 one time; machine servicing is the building’s line, not this budget’s. Every price is marked</w:t>
-      </w:r>
-      <w:r>
-        <w:t xml:space="preserve"> </w:t>
-      </w:r>
-      <w:r>
-        <w:rPr>
-          <w:rStyle w:val="TeacherNote"/>
-        </w:rPr>
-        <w:t xml:space="preserve">[update]</w:t>
-      </w:r>
-      <w:r>
-        <w:t xml:space="preserve"> </w:t>
-      </w:r>
-      <w:r>
-        <w:t xml:space="preserve">in the lessons and every one of them is an estimate at 2027 prices. Most of the textile stock in this unit is free: the scrap bin and the donation drive supply the project, and thrifted garments do the rest at about two dollars each.</w:t>
+        <w:t xml:space="preserve">The D19 machine line: spare machine needles (a box of ten universal 80/12), one spare bobbin per machine, a small screwdriver, red card stock for the machine doctor tags, and taped-down power strips run about $25 one time; machine servicing is the building’s line, not this budget’s. Every price in the lessons is an estimate at 2027 prices. Most of the textile stock in this unit is free: the scrap bin and the donation drive supply the project, and thrifted garments do the rest at about two dollars each.</w:t>
       </w:r>
     </w:p>
     <w:tbl>
@@ -9038,7 +8960,7 @@
         <w:rPr>
           <w:b/>
         </w:rPr>
-        <w:t xml:space="preserve">First-year total: about $391 to $457.</w:t>
+        <w:t xml:space="preserve">First-year total: about $401 to $457.</w:t>
       </w:r>
       <w:r>
         <w:t xml:space="preserve"> </w:t>
@@ -9587,9 +9509,42 @@
       </w:pPr>
       <w:r>
         <w:rPr>
-          <w:rStyle w:val="TeacherNote"/>
-        </w:rPr>
-        <w:t xml:space="preserve">[Sal: if a handout name on a lesson page does not match this list, the lesson page wins.]</w:t>
+          <w:b/>
+        </w:rPr>
+        <w:t xml:space="preserve">Slides:</w:t>
+      </w:r>
+      <w:r>
+        <w:t xml:space="preserve"> </w:t>
+      </w:r>
+      <w:r>
+        <w:t xml:space="preserve">one outline per lesson,</w:t>
+      </w:r>
+      <w:r>
+        <w:t xml:space="preserve"> </w:t>
+      </w:r>
+      <w:r>
+        <w:rPr>
+          <w:rStyle w:val="VerbatimChar"/>
+        </w:rPr>
+        <w:t xml:space="preserve">Slides 05.01</w:t>
+      </w:r>
+      <w:r>
+        <w:t xml:space="preserve"> </w:t>
+      </w:r>
+      <w:r>
+        <w:t xml:space="preserve">through</w:t>
+      </w:r>
+      <w:r>
+        <w:t xml:space="preserve"> </w:t>
+      </w:r>
+      <w:r>
+        <w:rPr>
+          <w:rStyle w:val="VerbatimChar"/>
+        </w:rPr>
+        <w:t xml:space="preserve">Slides 05.19</w:t>
+      </w:r>
+      <w:r>
+        <w:t xml:space="preserve">, in the same folder. The site build renders every outline as an HTML deck.</w:t>
       </w:r>
     </w:p>
     <w:p>
@@ -9600,13 +9555,638 @@
         <w:rPr>
           <w:b/>
         </w:rPr>
-        <w:t xml:space="preserve">Slides:</w:t>
-      </w:r>
-      <w:r>
-        <w:t xml:space="preserve"> </w:t>
-      </w:r>
-      <w:r>
-        <w:t xml:space="preserve">one outline per lesson,</w:t>
+        <w:t xml:space="preserve">No-machine fallback for the whole unit:</w:t>
+      </w:r>
+      <w:r>
+        <w:t xml:space="preserve"> </w:t>
+      </w:r>
+      <w:r>
+        <w:t xml:space="preserve">if the machines fail the pre-unit test, the archived hand build replaces Lessons 5.10 and 5.11 wholesale, the sampler runs at six rows instead of seven, and the coverage note in Section 7 applies. Decide before day 116 and tell the class on day 121 so nobody spends a week hoping for machines. The reduced-dexterity kit is required equipment either way.</w:t>
+      </w:r>
+    </w:p>
+    <w:p>
+      <w:pPr>
+        <w:pStyle w:val="Heading2"/>
+      </w:pPr>
+      <w:bookmarkStart w:id="43" w:name="health-and-other-department-coordination"/>
+      <w:r>
+        <w:t xml:space="preserve">11. Health and other-department coordination</w:t>
+      </w:r>
+      <w:bookmarkEnd w:id="43"/>
+    </w:p>
+    <w:p>
+      <w:pPr>
+        <w:pStyle w:val="FirstParagraph"/>
+      </w:pPr>
+      <w:r>
+        <w:rPr>
+          <w:b/>
+        </w:rPr>
+        <w:t xml:space="preserve">Art.</w:t>
+      </w:r>
+      <w:r>
+        <w:t xml:space="preserve"> </w:t>
+      </w:r>
+      <w:r>
+        <w:t xml:space="preserve">Two real overlaps.</w:t>
+      </w:r>
+      <w:r>
+        <w:t xml:space="preserve"> </w:t>
+      </w:r>
+      <w:r>
+        <w:rPr>
+          <w:b/>
+        </w:rPr>
+        <w:t xml:space="preserve">Color, texture, and pattern</w:t>
+      </w:r>
+      <w:r>
+        <w:t xml:space="preserve"> </w:t>
+      </w:r>
+      <w:r>
+        <w:t xml:space="preserve">are the same vocabulary the art teacher uses and the same vocabulary Unit 4 already taught in the Color in the Home work; in this unit they land on fabric instead of walls, in Lesson 5.3’s swatch handling and Lesson 5.16’s design decisions, and Lesson 5.16 cites National FCS 16.3.3 on the elements and principles of design in constructing and altering apparel.</w:t>
+      </w:r>
+      <w:r>
+        <w:t xml:space="preserve"> </w:t>
+      </w:r>
+      <w:r>
+        <w:rPr>
+          <w:b/>
+        </w:rPr>
+        <w:t xml:space="preserve">The running stitch is a drawn line</w:t>
+      </w:r>
+      <w:r>
+        <w:t xml:space="preserve">, and the art teacher’s line-quality words (even, steady, weight) transfer directly to Lesson 5.6’s three criteria. FACS gives art a set of practice cloths and a gallery of twenty-one made objects; art gives FACS its own words for color, texture, and pattern so the two rooms say the same thing, and possibly a hand on the day 140 display setup.</w:t>
+      </w:r>
+    </w:p>
+    <w:p>
+      <w:pPr>
+        <w:pStyle w:val="BodyText"/>
+      </w:pPr>
+      <w:r>
+        <w:rPr>
+          <w:b/>
+        </w:rPr>
+        <w:t xml:space="preserve">Science.</w:t>
+      </w:r>
+      <w:r>
+        <w:t xml:space="preserve"> </w:t>
+      </w:r>
+      <w:r>
+        <w:t xml:space="preserve">Two places.</w:t>
+      </w:r>
+      <w:r>
+        <w:t xml:space="preserve"> </w:t>
+      </w:r>
+      <w:r>
+        <w:rPr>
+          <w:b/>
+        </w:rPr>
+        <w:t xml:space="preserve">Fibers are materials science</w:t>
+      </w:r>
+      <w:r>
+        <w:t xml:space="preserve">: Lesson 5.3’s six-swatch test is a properties investigation, polyester and nylon are polymers, and the burn demonstration belongs in a fume hood more than in a FACS room.</w:t>
+      </w:r>
+      <w:r>
+        <w:t xml:space="preserve"> </w:t>
+      </w:r>
+      <w:r>
+        <w:rPr>
+          <w:b/>
+        </w:rPr>
+        <w:t xml:space="preserve">Lesson 5.4’s stain station is applied chemistry</w:t>
+      </w:r>
+      <w:r>
+        <w:t xml:space="preserve">: a base for grease, an acid for the juice, a solvent for the ink, three treatments on one stain with everything else held the same. FACS gives science a ready properties lab, a set of labeled swatches, and a class that has already run a three-treatment comparison; science gives FACS the fume hood, its own words for variable and control, and the microfiber content that Lesson 5.14 names.</w:t>
+      </w:r>
+    </w:p>
+    <w:p>
+      <w:pPr>
+        <w:pStyle w:val="BodyText"/>
+      </w:pPr>
+      <w:r>
+        <w:rPr>
+          <w:b/>
+        </w:rPr>
+        <w:t xml:space="preserve">Math.</w:t>
+      </w:r>
+      <w:r>
+        <w:t xml:space="preserve"> </w:t>
+      </w:r>
+      <w:r>
+        <w:t xml:space="preserve">Lesson 5.13 is division with a unit written on the answer, Lesson 5.12 is a total with shipping and tax, Lesson 5.9 is a break-even comparison, and Lessons 5.10 and 5.16 are measurement to the quarter inch, seam allowance, finished size against cut size, and perimeter. Use the math class’s own setup and words: cost per wear as a unit rate, stitches per inch as a rate, the plan sheet as a scale drawing at one square to one inch. FACS gives math four real costing problems with garments on the table and a scale drawing that gets built; math gives FACS students who already divide correctly and, if willing, ten minutes on day 133 to check the cost-per-wear work.</w:t>
+      </w:r>
+    </w:p>
+    <w:p>
+      <w:pPr>
+        <w:pStyle w:val="BodyText"/>
+      </w:pPr>
+      <w:r>
+        <w:rPr>
+          <w:b/>
+        </w:rPr>
+        <w:t xml:space="preserve">The school nurse.</w:t>
+      </w:r>
+      <w:r>
+        <w:t xml:space="preserve"> </w:t>
+      </w:r>
+      <w:r>
+        <w:t xml:space="preserve">Notify the nurse</w:t>
+      </w:r>
+      <w:r>
+        <w:t xml:space="preserve"> </w:t>
+      </w:r>
+      <w:r>
+        <w:rPr>
+          <w:b/>
+        </w:rPr>
+        <w:t xml:space="preserve">before day 121, the first day needles come out</w:t>
+      </w:r>
+      <w:r>
+        <w:t xml:space="preserve">, and tell her three things: which twelve days of the calendar have needles and pins in the room, what the count-out and count-in routine is and that no student is dismissed on a count that does not match, and that there is a hard plastic sharps jar in the room for bent needles and broken pins. Ask her two things: whether any student on the roster has a nickel or latex sensitivity, which decides the thimbles and the pins, and what she wants done for a needle stick, in her words, so the answer is the same in her office and in my room. FACS gives the nurse a written routine and twelve dated days; the nurse gives FACS a medical protocol and a roster check.</w:t>
+      </w:r>
+      <w:r>
+        <w:t xml:space="preserve"> </w:t>
+      </w:r>
+      <w:r>
+        <w:rPr>
+          <w:b/>
+        </w:rPr>
+        <w:t xml:space="preserve">This is not a courtesy, it is the one conversation in this unit that has to happen before the unit starts.</w:t>
+      </w:r>
+    </w:p>
+    <w:p>
+      <w:pPr>
+        <w:pStyle w:val="BodyText"/>
+      </w:pPr>
+      <w:r>
+        <w:rPr>
+          <w:b/>
+        </w:rPr>
+        <w:t xml:space="preserve">The custodian.</w:t>
+      </w:r>
+      <w:r>
+        <w:t xml:space="preserve"> </w:t>
+      </w:r>
+      <w:r>
+        <w:t xml:space="preserve">Two asks, both small and both early. The</w:t>
+      </w:r>
+      <w:r>
+        <w:t xml:space="preserve"> </w:t>
+      </w:r>
+      <w:r>
+        <w:rPr>
+          <w:b/>
+        </w:rPr>
+        <w:t xml:space="preserve">scrap bin and the donation drive bin</w:t>
+      </w:r>
+      <w:r>
+        <w:t xml:space="preserve"> </w:t>
+      </w:r>
+      <w:r>
+        <w:t xml:space="preserve">sit in the room from day 116 to day 141 and they need to not be emptied as trash, so tell him what they are and put a sign on both. And the</w:t>
+      </w:r>
+      <w:r>
+        <w:t xml:space="preserve"> </w:t>
+      </w:r>
+      <w:r>
+        <w:rPr>
+          <w:b/>
+        </w:rPr>
+        <w:t xml:space="preserve">floor</w:t>
+      </w:r>
+      <w:r>
+        <w:t xml:space="preserve">: sweep the room before day 121 so a needle found later belongs to this unit, and expect thread on the floor for ten teaching days. FACS gives the custodian a room that gets cleaned to a routine by students every sewing day and a class that picks up what it drops; the custodian gives FACS the two bins, a warning before any floor work, and (in Lesson 5.1) the loan of a high-visibility vest and a work glove for the PPE table.</w:t>
+      </w:r>
+    </w:p>
+    <w:p>
+      <w:pPr>
+        <w:pStyle w:val="BodyText"/>
+      </w:pPr>
+      <w:r>
+        <w:rPr>
+          <w:b/>
+        </w:rPr>
+        <w:t xml:space="preserve">Health.</w:t>
+      </w:r>
+      <w:r>
+        <w:t xml:space="preserve"> </w:t>
+      </w:r>
+      <w:r>
+        <w:t xml:space="preserve">The overlap is narrow and it is worth naming: the class agreement in Lesson 5.2 is about what students say to each other about appearance, which touches body image and belonging. Anything a student says about being commented on at home or online is a quiet referral to the counselor, not a class discussion, and the lesson says so. The counselor may want a copy of the agreement; give them one. This unit does not teach body image, dietary guidance, or self-esteem content; the health course owns those.</w:t>
+      </w:r>
+    </w:p>
+    <w:p>
+      <w:pPr>
+        <w:pStyle w:val="BodyText"/>
+      </w:pPr>
+      <w:r>
+        <w:rPr>
+          <w:b/>
+        </w:rPr>
+        <w:t xml:space="preserve">Physical education.</w:t>
+      </w:r>
+      <w:r>
+        <w:t xml:space="preserve"> </w:t>
+      </w:r>
+      <w:r>
+        <w:t xml:space="preserve">The PE teacher already enforces footwear and can co-sign the closed-toe rule in one sentence at the door on day 116, which makes the FACS rule read as a building rule instead of a FACS rule.</w:t>
+      </w:r>
+    </w:p>
+    <w:p>
+      <w:pPr>
+        <w:pStyle w:val="BodyText"/>
+      </w:pPr>
+      <w:r>
+        <w:rPr>
+          <w:b/>
+        </w:rPr>
+        <w:t xml:space="preserve">Technology or makerspace, if the building has one.</w:t>
+      </w:r>
+      <w:r>
+        <w:t xml:space="preserve"> </w:t>
+      </w:r>
+      <w:r>
+        <w:t xml:space="preserve">Their tool rules and their tool count are the same idea as ours. Use the same words in both rooms so a student hears one standard, and ask whether their teacher will open a sewing machine cover for ten minutes on Path A, because a machine is a mechanism with a cam, a linkage, and a feed.</w:t>
+      </w:r>
+    </w:p>
+    <w:p>
+      <w:pPr>
+        <w:pStyle w:val="Heading2"/>
+      </w:pPr>
+      <w:bookmarkStart w:id="44" w:name="connections-in-building-and-community"/>
+      <w:r>
+        <w:t xml:space="preserve">12. Connections (in-building and community)</w:t>
+      </w:r>
+      <w:bookmarkEnd w:id="44"/>
+    </w:p>
+    <w:p>
+      <w:pPr>
+        <w:pStyle w:val="FirstParagraph"/>
+      </w:pPr>
+      <w:r>
+        <w:rPr>
+          <w:b/>
+        </w:rPr>
+        <w:t xml:space="preserve">Inside the building:</w:t>
+      </w:r>
+    </w:p>
+    <w:p>
+      <w:pPr>
+        <w:numPr>
+          <w:ilvl w:val="0"/>
+          <w:numId w:val="1029"/>
+        </w:numPr>
+        <w:pStyle w:val="Compact"/>
+      </w:pPr>
+      <w:r>
+        <w:rPr>
+          <w:b/>
+        </w:rPr>
+        <w:t xml:space="preserve">The art teacher</w:t>
+      </w:r>
+      <w:r>
+        <w:t xml:space="preserve">, for Lessons 5.3, 5.16, and 5.18.</w:t>
+      </w:r>
+      <w:r>
+        <w:t xml:space="preserve"> </w:t>
+      </w:r>
+      <w:r>
+        <w:rPr>
+          <w:b/>
+        </w:rPr>
+        <w:t xml:space="preserve">FACS gives:</w:t>
+      </w:r>
+      <w:r>
+        <w:t xml:space="preserve"> </w:t>
+      </w:r>
+      <w:r>
+        <w:t xml:space="preserve">twenty-one made objects and three display tables the art teacher can point at, a set of labeled fabric swatches for texture and pattern work, and a class that already knows the design vocabulary from Unit 4.</w:t>
+      </w:r>
+      <w:r>
+        <w:t xml:space="preserve"> </w:t>
+      </w:r>
+      <w:r>
+        <w:rPr>
+          <w:b/>
+        </w:rPr>
+        <w:t xml:space="preserve">FACS gets:</w:t>
+      </w:r>
+      <w:r>
+        <w:t xml:space="preserve"> </w:t>
+      </w:r>
+      <w:r>
+        <w:t xml:space="preserve">the department’s own words for color, texture, and pattern, a critique protocol that works with twelve-year-olds, and a second adult in the room on the day the gallery goes up.</w:t>
+      </w:r>
+    </w:p>
+    <w:p>
+      <w:pPr>
+        <w:numPr>
+          <w:ilvl w:val="0"/>
+          <w:numId w:val="1029"/>
+        </w:numPr>
+        <w:pStyle w:val="Compact"/>
+      </w:pPr>
+      <w:r>
+        <w:rPr>
+          <w:b/>
+        </w:rPr>
+        <w:t xml:space="preserve">The school nurse</w:t>
+      </w:r>
+      <w:r>
+        <w:t xml:space="preserve">, before day 121 and for all twelve sewing days.</w:t>
+      </w:r>
+      <w:r>
+        <w:t xml:space="preserve"> </w:t>
+      </w:r>
+      <w:r>
+        <w:rPr>
+          <w:b/>
+        </w:rPr>
+        <w:t xml:space="preserve">FACS gives:</w:t>
+      </w:r>
+      <w:r>
+        <w:t xml:space="preserve"> </w:t>
+      </w:r>
+      <w:r>
+        <w:t xml:space="preserve">a written count-out and count-in routine, the twelve dated days when needles are in the room, a sharps jar already in place, and students who announce and pick up anything they drop.</w:t>
+      </w:r>
+      <w:r>
+        <w:t xml:space="preserve"> </w:t>
+      </w:r>
+      <w:r>
+        <w:rPr>
+          <w:b/>
+        </w:rPr>
+        <w:t xml:space="preserve">FACS gets:</w:t>
+      </w:r>
+      <w:r>
+        <w:t xml:space="preserve"> </w:t>
+      </w:r>
+      <w:r>
+        <w:t xml:space="preserve">the nickel and latex roster check before thimbles and pins go out, the building’s needle-stick protocol in her own words, and a professional who knows what this room is doing before anything happens rather than after.</w:t>
+      </w:r>
+    </w:p>
+    <w:p>
+      <w:pPr>
+        <w:pStyle w:val="FirstParagraph"/>
+      </w:pPr>
+      <w:r>
+        <w:rPr>
+          <w:b/>
+        </w:rPr>
+        <w:t xml:space="preserve">Community:</w:t>
+      </w:r>
+    </w:p>
+    <w:p>
+      <w:pPr>
+        <w:numPr>
+          <w:ilvl w:val="0"/>
+          <w:numId w:val="1030"/>
+        </w:numPr>
+        <w:pStyle w:val="Compact"/>
+      </w:pPr>
+      <w:r>
+        <w:rPr>
+          <w:b/>
+        </w:rPr>
+        <w:t xml:space="preserve">A local tailor or alterations shop</w:t>
+      </w:r>
+      <w:r>
+        <w:t xml:space="preserve">, for Lessons 5.9, 5.16, and 5.19. This is the best partner in the unit and the call is worth making before Lesson 5.9, not after.</w:t>
+      </w:r>
+      <w:r>
+        <w:t xml:space="preserve"> </w:t>
+      </w:r>
+      <w:r>
+        <w:rPr>
+          <w:b/>
+        </w:rPr>
+        <w:t xml:space="preserve">FACS gives:</w:t>
+      </w:r>
+      <w:r>
+        <w:t xml:space="preserve"> </w:t>
+      </w:r>
+      <w:r>
+        <w:t xml:space="preserve">a thank-you from the class, twenty-one families who now know there is an alterations shop in walking distance and what it charges, and a class that understands why hemming a pair of pants costs money.</w:t>
+      </w:r>
+      <w:r>
+        <w:t xml:space="preserve"> </w:t>
+      </w:r>
+      <w:r>
+        <w:rPr>
+          <w:b/>
+        </w:rPr>
+        <w:t xml:space="preserve">FACS gets:</w:t>
+      </w:r>
+      <w:r>
+        <w:t xml:space="preserve"> </w:t>
+      </w:r>
+      <w:r>
+        <w:t xml:space="preserve">the real local price for a hem, a seam, and a patch (which is the number that makes Lesson 5.9’s repair-or-replace math land), ten minutes on what the job is actually like all day, and the honest answer to</w:t>
+      </w:r>
+      <w:r>
+        <w:t xml:space="preserve"> </w:t>
+      </w:r>
+      <w:r>
+        <w:t xml:space="preserve">“</w:t>
+      </w:r>
+      <w:r>
+        <w:t xml:space="preserve">what would you look at if a sixteen-year-old asked you for work.</w:t>
+      </w:r>
+      <w:r>
+        <w:t xml:space="preserve">”</w:t>
+      </w:r>
+    </w:p>
+    <w:p>
+      <w:pPr>
+        <w:numPr>
+          <w:ilvl w:val="0"/>
+          <w:numId w:val="1030"/>
+        </w:numPr>
+        <w:pStyle w:val="Compact"/>
+      </w:pPr>
+      <w:r>
+        <w:rPr>
+          <w:b/>
+        </w:rPr>
+        <w:t xml:space="preserve">A thrift store, consignment shop, or clothing pantry</w:t>
+      </w:r>
+      <w:r>
+        <w:t xml:space="preserve">, for Lessons 5.8, 5.12, and 5.14.</w:t>
+      </w:r>
+      <w:r>
+        <w:t xml:space="preserve"> </w:t>
+      </w:r>
+      <w:r>
+        <w:rPr>
+          <w:b/>
+        </w:rPr>
+        <w:t xml:space="preserve">FACS gives:</w:t>
+      </w:r>
+      <w:r>
+        <w:t xml:space="preserve"> </w:t>
+      </w:r>
+      <w:r>
+        <w:t xml:space="preserve">a class of customers who can read a fiber content label and count stitches per inch, a thank-you note, and cut-off buttons and usable scraps sorted out of what they cannot sell.</w:t>
+      </w:r>
+      <w:r>
+        <w:t xml:space="preserve"> </w:t>
+      </w:r>
+      <w:r>
+        <w:rPr>
+          <w:b/>
+        </w:rPr>
+        <w:t xml:space="preserve">FACS gets:</w:t>
+      </w:r>
+      <w:r>
+        <w:t xml:space="preserve"> </w:t>
+      </w:r>
+      <w:r>
+        <w:t xml:space="preserve">the answer to</w:t>
+      </w:r>
+      <w:r>
+        <w:t xml:space="preserve"> </w:t>
+      </w:r>
+      <w:r>
+        <w:t xml:space="preserve">“</w:t>
+      </w:r>
+      <w:r>
+        <w:t xml:space="preserve">what makes you price a donated sweatshirt at six dollars instead of two,</w:t>
+      </w:r>
+      <w:r>
+        <w:t xml:space="preserve">”</w:t>
+      </w:r>
+      <w:r>
+        <w:t xml:space="preserve"> </w:t>
+      </w:r>
+      <w:r>
+        <w:t xml:space="preserve">a reject bin the class can cut up for the Repair Clinic and the scrap bin (which is most of this unit’s material budget), and the real story of what arrives and what has to be thrown away.</w:t>
+      </w:r>
+    </w:p>
+    <w:p>
+      <w:pPr>
+        <w:numPr>
+          <w:ilvl w:val="0"/>
+          <w:numId w:val="1030"/>
+        </w:numPr>
+        <w:pStyle w:val="Compact"/>
+      </w:pPr>
+      <w:r>
+        <w:rPr>
+          <w:b/>
+        </w:rPr>
+        <w:t xml:space="preserve">A quilt guild, a sewing circle, or a senior center sewing group</w:t>
+      </w:r>
+      <w:r>
+        <w:t xml:space="preserve">, for Lessons 5.6, 5.7, and the build days.</w:t>
+      </w:r>
+      <w:r>
+        <w:t xml:space="preserve"> </w:t>
+      </w:r>
+      <w:r>
+        <w:rPr>
+          <w:b/>
+        </w:rPr>
+        <w:t xml:space="preserve">FACS gives:</w:t>
+      </w:r>
+      <w:r>
+        <w:t xml:space="preserve"> </w:t>
+      </w:r>
+      <w:r>
+        <w:t xml:space="preserve">a room of beginners who genuinely want to be taught, a public thank-you, and photographs of what the class made from what people gave.</w:t>
+      </w:r>
+      <w:r>
+        <w:t xml:space="preserve"> </w:t>
+      </w:r>
+      <w:r>
+        <w:rPr>
+          <w:b/>
+        </w:rPr>
+        <w:t xml:space="preserve">FACS gets:</w:t>
+      </w:r>
+      <w:r>
+        <w:t xml:space="preserve"> </w:t>
+      </w:r>
+      <w:r>
+        <w:t xml:space="preserve">extra pairs of hands on the hardest day of the unit, which is threading day, plus donated fabric, thread, and buttons, and sometimes two borrowed machines and a volunteer, which turns Path B into a hybrid where the class hand sews and rotates through two machines for the paper-line practice.</w:t>
+      </w:r>
+    </w:p>
+    <w:p>
+      <w:pPr>
+        <w:numPr>
+          <w:ilvl w:val="0"/>
+          <w:numId w:val="1030"/>
+        </w:numPr>
+        <w:pStyle w:val="Compact"/>
+      </w:pPr>
+      <w:r>
+        <w:rPr>
+          <w:b/>
+        </w:rPr>
+        <w:t xml:space="preserve">A BOCES or district CTE fashion, apparel, or design program</w:t>
+      </w:r>
+      <w:r>
+        <w:t xml:space="preserve">, for Lesson 5.19.</w:t>
+      </w:r>
+      <w:r>
+        <w:t xml:space="preserve"> </w:t>
+      </w:r>
+      <w:r>
+        <w:rPr>
+          <w:b/>
+        </w:rPr>
+        <w:t xml:space="preserve">FACS gives:</w:t>
+      </w:r>
+      <w:r>
+        <w:t xml:space="preserve"> </w:t>
+      </w:r>
+      <w:r>
+        <w:t xml:space="preserve">the program a group of eighth graders who have already built something, repaired a garment, inspected four for quality, and started a five-repair portfolio, which is the closest thing to a feeder that a middle school FACS class can be.</w:t>
+      </w:r>
+      <w:r>
+        <w:t xml:space="preserve"> </w:t>
+      </w:r>
+      <w:r>
+        <w:rPr>
+          <w:b/>
+        </w:rPr>
+        <w:t xml:space="preserve">FACS gets:</w:t>
+      </w:r>
+      <w:r>
+        <w:t xml:space="preserve"> </w:t>
+      </w:r>
+      <w:r>
+        <w:t xml:space="preserve">the real program name and its entry requirements for slide 12, one visitor or one recorded answer about what the program does, and a concrete next step to put in front of a student who says</w:t>
+      </w:r>
+      <w:r>
+        <w:t xml:space="preserve"> </w:t>
+      </w:r>
+      <w:r>
+        <w:t xml:space="preserve">“</w:t>
+      </w:r>
+      <w:r>
+        <w:t xml:space="preserve">I like clothes.</w:t>
+      </w:r>
+      <w:r>
+        <w:t xml:space="preserve">”</w:t>
+      </w:r>
+    </w:p>
+    <w:p>
+      <w:pPr>
+        <w:pStyle w:val="Heading2"/>
+      </w:pPr>
+      <w:bookmarkStart w:id="45" w:name="vocabulary-for-translation"/>
+      <w:r>
+        <w:t xml:space="preserve">13. Vocabulary for translation</w:t>
+      </w:r>
+      <w:bookmarkEnd w:id="45"/>
+    </w:p>
+    <w:p>
+      <w:pPr>
+        <w:pStyle w:val="FirstParagraph"/>
+      </w:pPr>
+      <w:r>
+        <w:t xml:space="preserve">See</w:t>
       </w:r>
       <w:r>
         <w:t xml:space="preserve"> </w:t>
@@ -9615,1843 +10195,10 @@
         <w:rPr>
           <w:rStyle w:val="VerbatimChar"/>
         </w:rPr>
-        <w:t xml:space="preserve">Slides 05.01</w:t>
-      </w:r>
-      <w:r>
-        <w:t xml:space="preserve"> </w:t>
-      </w:r>
-      <w:r>
-        <w:t xml:space="preserve">through</w:t>
-      </w:r>
-      <w:r>
-        <w:t xml:space="preserve"> </w:t>
-      </w:r>
-      <w:r>
-        <w:rPr>
-          <w:rStyle w:val="VerbatimChar"/>
-        </w:rPr>
-        <w:t xml:space="preserve">Slides 05.19</w:t>
-      </w:r>
-      <w:r>
-        <w:t xml:space="preserve">, in the same folder. The site build renders every outline as an HTML deck.</w:t>
-      </w:r>
-    </w:p>
-    <w:p>
-      <w:pPr>
-        <w:pStyle w:val="BodyText"/>
-      </w:pPr>
-      <w:r>
-        <w:rPr>
-          <w:b/>
-        </w:rPr>
-        <w:t xml:space="preserve">No-machine fallback for the whole unit:</w:t>
-      </w:r>
-      <w:r>
-        <w:t xml:space="preserve"> </w:t>
-      </w:r>
-      <w:r>
-        <w:t xml:space="preserve">if the machines fail the pre-unit test, the archived hand build in</w:t>
-      </w:r>
-      <w:r>
-        <w:t xml:space="preserve"> </w:t>
-      </w:r>
-      <w:r>
-        <w:rPr>
-          <w:rStyle w:val="VerbatimChar"/>
-        </w:rPr>
-        <w:t xml:space="preserve">00 _admin/_archive/2026-09-14 Unit 5 pre-machine revision/</w:t>
-      </w:r>
-      <w:r>
-        <w:t xml:space="preserve"> </w:t>
-      </w:r>
-      <w:r>
-        <w:t xml:space="preserve">replaces Lessons 5.10 and 5.11 wholesale, the sampler runs at six rows instead of seven, and the coverage note in Section 7 applies. Decide before day 116 and tell the class on day 121 so nobody spends a week hoping for machines. The reduced-dexterity kit is required equipment either way.</w:t>
-      </w:r>
-    </w:p>
-    <w:p>
-      <w:pPr>
-        <w:pStyle w:val="Heading2"/>
-      </w:pPr>
-      <w:bookmarkStart w:id="43" w:name="health-and-other-department-coordination"/>
-      <w:r>
-        <w:t xml:space="preserve">11. Health and other-department coordination</w:t>
-      </w:r>
-      <w:bookmarkEnd w:id="43"/>
-    </w:p>
-    <w:p>
-      <w:pPr>
-        <w:pStyle w:val="FirstParagraph"/>
-      </w:pPr>
-      <w:r>
-        <w:rPr>
-          <w:b/>
-        </w:rPr>
-        <w:t xml:space="preserve">Art.</w:t>
-      </w:r>
-      <w:r>
-        <w:t xml:space="preserve"> </w:t>
-      </w:r>
-      <w:r>
-        <w:t xml:space="preserve">Two real overlaps.</w:t>
-      </w:r>
-      <w:r>
-        <w:t xml:space="preserve"> </w:t>
-      </w:r>
-      <w:r>
-        <w:rPr>
-          <w:b/>
-        </w:rPr>
-        <w:t xml:space="preserve">Color, texture, and pattern</w:t>
-      </w:r>
-      <w:r>
-        <w:t xml:space="preserve"> </w:t>
-      </w:r>
-      <w:r>
-        <w:t xml:space="preserve">are the same vocabulary the art teacher uses and the same vocabulary Unit 4 already taught in the Color in the Home work; in this unit they land on fabric instead of walls, in Lesson 5.3’s swatch handling and Lesson 5.16’s design decisions, and Lesson 5.16 cites National FCS 16.3.3 on the elements and principles of design in constructing and altering apparel.</w:t>
-      </w:r>
-      <w:r>
-        <w:t xml:space="preserve"> </w:t>
-      </w:r>
-      <w:r>
-        <w:rPr>
-          <w:b/>
-        </w:rPr>
-        <w:t xml:space="preserve">The running stitch is a drawn line</w:t>
-      </w:r>
-      <w:r>
-        <w:t xml:space="preserve">, and the art teacher’s line-quality words (even, steady, weight) transfer directly to Lesson 5.6’s three criteria. FACS gives art a set of practice cloths and a gallery of twenty-one made objects; art gives FACS its own words for color, texture, and pattern so the two rooms say the same thing, and possibly a hand on the day 140 display setup.</w:t>
-      </w:r>
-      <w:r>
-        <w:t xml:space="preserve"> </w:t>
-      </w:r>
-      <w:r>
-        <w:rPr>
-          <w:rStyle w:val="TeacherNote"/>
-        </w:rPr>
-        <w:t xml:space="preserve">[Sal: ask which grade does color theory and when, so Lesson 5.16 lands after it.]</w:t>
-      </w:r>
-    </w:p>
-    <w:p>
-      <w:pPr>
-        <w:pStyle w:val="BodyText"/>
-      </w:pPr>
-      <w:r>
-        <w:rPr>
-          <w:b/>
-        </w:rPr>
-        <w:t xml:space="preserve">Science.</w:t>
-      </w:r>
-      <w:r>
-        <w:t xml:space="preserve"> </w:t>
-      </w:r>
-      <w:r>
-        <w:t xml:space="preserve">Two places.</w:t>
-      </w:r>
-      <w:r>
-        <w:t xml:space="preserve"> </w:t>
-      </w:r>
-      <w:r>
-        <w:rPr>
-          <w:b/>
-        </w:rPr>
-        <w:t xml:space="preserve">Fibers are materials science</w:t>
-      </w:r>
-      <w:r>
-        <w:t xml:space="preserve">: Lesson 5.3’s six-swatch test is a properties investigation, polyester and nylon are polymers, and the burn demonstration belongs in a fume hood more than in a FACS room.</w:t>
-      </w:r>
-      <w:r>
-        <w:t xml:space="preserve"> </w:t>
-      </w:r>
-      <w:r>
-        <w:rPr>
-          <w:b/>
-        </w:rPr>
-        <w:t xml:space="preserve">Lesson 5.4’s stain station is applied chemistry</w:t>
-      </w:r>
-      <w:r>
-        <w:t xml:space="preserve">: a base for grease, an acid for the juice, a solvent for the ink, three treatments on one stain with everything else held the same. FACS gives science a ready properties lab, a set of labeled swatches, and a class that has already run a three-treatment comparison; science gives FACS the fume hood, its own words for variable and control, and the microfiber content that Lesson 5.14 names.</w:t>
-      </w:r>
-      <w:r>
-        <w:t xml:space="preserve"> </w:t>
-      </w:r>
-      <w:r>
-        <w:rPr>
-          <w:rStyle w:val="TeacherNote"/>
-        </w:rPr>
-        <w:t xml:space="preserve">[Sal: ask the science teacher whether the burn demonstration can run in their room. That solves the open-flame problem and it is a better place for it.]</w:t>
-      </w:r>
-    </w:p>
-    <w:p>
-      <w:pPr>
-        <w:pStyle w:val="BodyText"/>
-      </w:pPr>
-      <w:r>
-        <w:rPr>
-          <w:b/>
-        </w:rPr>
-        <w:t xml:space="preserve">Math.</w:t>
-      </w:r>
-      <w:r>
-        <w:t xml:space="preserve"> </w:t>
-      </w:r>
-      <w:r>
-        <w:t xml:space="preserve">Lesson 5.13 is division with a unit written on the answer, Lesson 5.12 is a total with shipping and tax, Lesson 5.9 is a break-even comparison, and Lessons 5.10 and 5.16 are measurement to the quarter inch, seam allowance, finished size against cut size, and perimeter. Use the math class’s own setup and words: cost per wear as a unit rate, stitches per inch as a rate, the plan sheet as a scale drawing at one square to one inch. FACS gives math four real costing problems with garments on the table and a scale drawing that gets built; math gives FACS students who already divide correctly and, if willing, ten minutes on day 133 to check the cost-per-wear work.</w:t>
-      </w:r>
-      <w:r>
-        <w:t xml:space="preserve"> </w:t>
-      </w:r>
-      <w:r>
-        <w:rPr>
-          <w:rStyle w:val="TeacherNote"/>
-        </w:rPr>
-        <w:t xml:space="preserve">[Sal: ask which grade has unit rate by March.]</w:t>
-      </w:r>
-    </w:p>
-    <w:p>
-      <w:pPr>
-        <w:pStyle w:val="BodyText"/>
-      </w:pPr>
-      <w:r>
-        <w:rPr>
-          <w:b/>
-        </w:rPr>
-        <w:t xml:space="preserve">The school nurse.</w:t>
-      </w:r>
-      <w:r>
-        <w:t xml:space="preserve"> </w:t>
-      </w:r>
-      <w:r>
-        <w:t xml:space="preserve">Notify the nurse</w:t>
-      </w:r>
-      <w:r>
-        <w:t xml:space="preserve"> </w:t>
-      </w:r>
-      <w:r>
-        <w:rPr>
-          <w:b/>
-        </w:rPr>
-        <w:t xml:space="preserve">before day 121, the first day needles come out</w:t>
-      </w:r>
-      <w:r>
-        <w:t xml:space="preserve">, and tell her three things: which fourteen days of the calendar have needles and pins in the room, what the count-out and count-in routine is and that no student is dismissed on a count that does not match, and that there is a hard plastic sharps jar in the room for bent needles and broken pins. Ask her two things: whether any student on the roster has a nickel or latex sensitivity, which decides the thimbles and the pins, and what she wants done for a needle stick, in her words, so the answer is the same in her office and in my room. FACS gives the nurse a written routine and fourteen dated days; the nurse gives FACS a medical protocol and a roster check.</w:t>
-      </w:r>
-      <w:r>
-        <w:t xml:space="preserve"> </w:t>
-      </w:r>
-      <w:r>
-        <w:rPr>
-          <w:b/>
-        </w:rPr>
-        <w:t xml:space="preserve">This is not a courtesy, it is the one conversation in this unit that has to happen before the unit starts.</w:t>
-      </w:r>
-      <w:r>
-        <w:t xml:space="preserve"> </w:t>
-      </w:r>
-      <w:r>
-        <w:rPr>
-          <w:rStyle w:val="TeacherNote"/>
-        </w:rPr>
-        <w:t xml:space="preserve">[Sal: no lesson page names the nurse. Add her to Lesson 5.5’s setup notes when you teach it.]</w:t>
-      </w:r>
-    </w:p>
-    <w:p>
-      <w:pPr>
-        <w:pStyle w:val="BodyText"/>
-      </w:pPr>
-      <w:r>
-        <w:rPr>
-          <w:b/>
-        </w:rPr>
-        <w:t xml:space="preserve">The custodian.</w:t>
-      </w:r>
-      <w:r>
-        <w:t xml:space="preserve"> </w:t>
-      </w:r>
-      <w:r>
-        <w:t xml:space="preserve">Two asks, both small and both early. The</w:t>
-      </w:r>
-      <w:r>
-        <w:t xml:space="preserve"> </w:t>
-      </w:r>
-      <w:r>
-        <w:rPr>
-          <w:b/>
-        </w:rPr>
-        <w:t xml:space="preserve">scrap bin and the donation drive bin</w:t>
-      </w:r>
-      <w:r>
-        <w:t xml:space="preserve"> </w:t>
-      </w:r>
-      <w:r>
-        <w:t xml:space="preserve">sit in the room from day 116 to day 141 and they need to not be emptied as trash, so tell him what they are and put a sign on both. And the</w:t>
-      </w:r>
-      <w:r>
-        <w:t xml:space="preserve"> </w:t>
-      </w:r>
-      <w:r>
-        <w:rPr>
-          <w:b/>
-        </w:rPr>
-        <w:t xml:space="preserve">floor</w:t>
-      </w:r>
-      <w:r>
-        <w:t xml:space="preserve">: sweep the room before day 121 so a needle found later belongs to this unit, and expect thread on the floor for ten teaching days. FACS gives the custodian a room that gets cleaned to a routine by students every sewing day and a class that picks up what it drops; the custodian gives FACS the two bins, a warning before any floor work, and (in Lesson 5.1) the loan of a high-visibility vest and a work glove for the PPE table.</w:t>
-      </w:r>
-      <w:r>
-        <w:t xml:space="preserve"> </w:t>
-      </w:r>
-      <w:r>
-        <w:rPr>
-          <w:rStyle w:val="TeacherNote"/>
-        </w:rPr>
-        <w:t xml:space="preserve">[Sal: ask the custodian first; he is the easiest yes in the building.]</w:t>
-      </w:r>
-    </w:p>
-    <w:p>
-      <w:pPr>
-        <w:pStyle w:val="BodyText"/>
-      </w:pPr>
-      <w:r>
-        <w:rPr>
-          <w:b/>
-        </w:rPr>
-        <w:t xml:space="preserve">Health.</w:t>
-      </w:r>
-      <w:r>
-        <w:t xml:space="preserve"> </w:t>
-      </w:r>
-      <w:r>
-        <w:t xml:space="preserve">The overlap is narrow and it is worth naming: the class agreement in Lesson 5.2 is about what students say to each other about appearance, which touches body image and belonging. Anything a student says about being commented on at home or online is a quiet referral to the counselor, not a class discussion, and the lesson says so. The counselor may want a copy of the agreement; give them one. This unit does not teach body image, dietary guidance, or self-esteem content; the health course owns those.</w:t>
-      </w:r>
-    </w:p>
-    <w:p>
-      <w:pPr>
-        <w:pStyle w:val="BodyText"/>
-      </w:pPr>
-      <w:r>
-        <w:rPr>
-          <w:b/>
-        </w:rPr>
-        <w:t xml:space="preserve">Physical education.</w:t>
-      </w:r>
-      <w:r>
-        <w:t xml:space="preserve"> </w:t>
-      </w:r>
-      <w:r>
-        <w:t xml:space="preserve">The PE teacher already enforces footwear and can co-sign the closed-toe rule in one sentence at the door on day 116, which makes the FACS rule read as a building rule instead of a FACS rule.</w:t>
-      </w:r>
-    </w:p>
-    <w:p>
-      <w:pPr>
-        <w:pStyle w:val="BodyText"/>
-      </w:pPr>
-      <w:r>
-        <w:rPr>
-          <w:b/>
-        </w:rPr>
-        <w:t xml:space="preserve">Technology or makerspace, if the building has one.</w:t>
-      </w:r>
-      <w:r>
-        <w:t xml:space="preserve"> </w:t>
-      </w:r>
-      <w:r>
-        <w:t xml:space="preserve">Their tool rules and their tool count are the same idea as ours. Use the same words in both rooms so a student hears one standard, and ask whether their teacher will open a sewing machine cover for ten minutes on Path A, because a machine is a mechanism with a cam, a linkage, and a feed.</w:t>
-      </w:r>
-    </w:p>
-    <w:p>
-      <w:pPr>
-        <w:pStyle w:val="Heading2"/>
-      </w:pPr>
-      <w:bookmarkStart w:id="44" w:name="connections-in-building-and-community"/>
-      <w:r>
-        <w:t xml:space="preserve">12. Connections (in-building and community)</w:t>
-      </w:r>
-      <w:bookmarkEnd w:id="44"/>
-    </w:p>
-    <w:p>
-      <w:pPr>
-        <w:pStyle w:val="FirstParagraph"/>
-      </w:pPr>
-      <w:r>
-        <w:rPr>
-          <w:b/>
-        </w:rPr>
-        <w:t xml:space="preserve">Inside the building:</w:t>
-      </w:r>
-    </w:p>
-    <w:p>
-      <w:pPr>
-        <w:numPr>
-          <w:ilvl w:val="0"/>
-          <w:numId w:val="1029"/>
-        </w:numPr>
-        <w:pStyle w:val="Compact"/>
-      </w:pPr>
-      <w:r>
-        <w:rPr>
-          <w:b/>
-        </w:rPr>
-        <w:t xml:space="preserve">The art teacher</w:t>
-      </w:r>
-      <w:r>
-        <w:t xml:space="preserve">, for Lessons 5.3, 5.16, and 5.18.</w:t>
-      </w:r>
-      <w:r>
-        <w:t xml:space="preserve"> </w:t>
-      </w:r>
-      <w:r>
-        <w:rPr>
-          <w:b/>
-        </w:rPr>
-        <w:t xml:space="preserve">FACS gives:</w:t>
-      </w:r>
-      <w:r>
-        <w:t xml:space="preserve"> </w:t>
-      </w:r>
-      <w:r>
-        <w:t xml:space="preserve">twenty-one made objects and three display tables the art teacher can point at, a set of labeled fabric swatches for texture and pattern work, and a class that already knows the design vocabulary from Unit 4.</w:t>
-      </w:r>
-      <w:r>
-        <w:t xml:space="preserve"> </w:t>
-      </w:r>
-      <w:r>
-        <w:rPr>
-          <w:b/>
-        </w:rPr>
-        <w:t xml:space="preserve">FACS gets:</w:t>
-      </w:r>
-      <w:r>
-        <w:t xml:space="preserve"> </w:t>
-      </w:r>
-      <w:r>
-        <w:t xml:space="preserve">the department’s own words for color, texture, and pattern, a critique protocol that works with twelve-year-olds, and a second adult in the room on the day the gallery goes up.</w:t>
-      </w:r>
-      <w:r>
-        <w:t xml:space="preserve"> </w:t>
-      </w:r>
-      <w:r>
-        <w:rPr>
-          <w:rStyle w:val="TeacherNote"/>
-        </w:rPr>
-        <w:t xml:space="preserve">[Sal: name the teacher and ask which grade does color theory.]</w:t>
-      </w:r>
-    </w:p>
-    <w:p>
-      <w:pPr>
-        <w:numPr>
-          <w:ilvl w:val="0"/>
-          <w:numId w:val="1029"/>
-        </w:numPr>
-        <w:pStyle w:val="Compact"/>
-      </w:pPr>
-      <w:r>
-        <w:rPr>
-          <w:b/>
-        </w:rPr>
-        <w:t xml:space="preserve">The school nurse</w:t>
-      </w:r>
-      <w:r>
-        <w:t xml:space="preserve">, before day 121 and for all fourteen sewing days.</w:t>
-      </w:r>
-      <w:r>
-        <w:t xml:space="preserve"> </w:t>
-      </w:r>
-      <w:r>
-        <w:rPr>
-          <w:b/>
-        </w:rPr>
-        <w:t xml:space="preserve">FACS gives:</w:t>
-      </w:r>
-      <w:r>
-        <w:t xml:space="preserve"> </w:t>
-      </w:r>
-      <w:r>
-        <w:t xml:space="preserve">a written count-out and count-in routine, the fourteen dated days when needles are in the room, a sharps jar already in place, and students who announce and pick up anything they drop.</w:t>
-      </w:r>
-      <w:r>
-        <w:t xml:space="preserve"> </w:t>
-      </w:r>
-      <w:r>
-        <w:rPr>
-          <w:b/>
-        </w:rPr>
-        <w:t xml:space="preserve">FACS gets:</w:t>
-      </w:r>
-      <w:r>
-        <w:t xml:space="preserve"> </w:t>
-      </w:r>
-      <w:r>
-        <w:t xml:space="preserve">the nickel and latex roster check before thimbles and pins go out, the building’s needle-stick protocol in her own words, and a professional who knows what this room is doing before anything happens rather than after.</w:t>
-      </w:r>
-      <w:r>
-        <w:t xml:space="preserve"> </w:t>
-      </w:r>
-      <w:r>
-        <w:rPr>
-          <w:rStyle w:val="TeacherNote"/>
-        </w:rPr>
-        <w:t xml:space="preserve">[Sal: notify her in writing, keep the copy, and add her to Lesson 5.5’s setup notes.]</w:t>
-      </w:r>
-    </w:p>
-    <w:p>
-      <w:pPr>
-        <w:pStyle w:val="FirstParagraph"/>
-      </w:pPr>
-      <w:r>
-        <w:rPr>
-          <w:b/>
-        </w:rPr>
-        <w:t xml:space="preserve">Community:</w:t>
-      </w:r>
-    </w:p>
-    <w:p>
-      <w:pPr>
-        <w:numPr>
-          <w:ilvl w:val="0"/>
-          <w:numId w:val="1030"/>
-        </w:numPr>
-        <w:pStyle w:val="Compact"/>
-      </w:pPr>
-      <w:r>
-        <w:rPr>
-          <w:b/>
-        </w:rPr>
-        <w:t xml:space="preserve">A local tailor or alterations shop</w:t>
-      </w:r>
-      <w:r>
-        <w:t xml:space="preserve">, for Lessons 5.9, 5.16, and 5.19. This is the best partner in the unit and the call is worth making before Lesson 5.9, not after.</w:t>
-      </w:r>
-      <w:r>
-        <w:t xml:space="preserve"> </w:t>
-      </w:r>
-      <w:r>
-        <w:rPr>
-          <w:b/>
-        </w:rPr>
-        <w:t xml:space="preserve">FACS gives:</w:t>
-      </w:r>
-      <w:r>
-        <w:t xml:space="preserve"> </w:t>
-      </w:r>
-      <w:r>
-        <w:t xml:space="preserve">a thank-you from the class, twenty-one families who now know there is an alterations shop in walking distance and what it charges, and a class that understands why hemming a pair of pants costs money.</w:t>
-      </w:r>
-      <w:r>
-        <w:t xml:space="preserve"> </w:t>
-      </w:r>
-      <w:r>
-        <w:rPr>
-          <w:b/>
-        </w:rPr>
-        <w:t xml:space="preserve">FACS gets:</w:t>
-      </w:r>
-      <w:r>
-        <w:t xml:space="preserve"> </w:t>
-      </w:r>
-      <w:r>
-        <w:t xml:space="preserve">the real local price for a hem, a seam, and a patch (which is the number that makes Lesson 5.9’s repair-or-replace math land), ten minutes on what the job is actually like all day, and the honest answer to</w:t>
-      </w:r>
-      <w:r>
-        <w:t xml:space="preserve"> </w:t>
-      </w:r>
-      <w:r>
-        <w:t xml:space="preserve">“</w:t>
-      </w:r>
-      <w:r>
-        <w:t xml:space="preserve">what would you look at if a sixteen-year-old asked you for work.</w:t>
-      </w:r>
-      <w:r>
-        <w:t xml:space="preserve">”</w:t>
-      </w:r>
-      <w:r>
-        <w:t xml:space="preserve"> </w:t>
-      </w:r>
-      <w:r>
-        <w:rPr>
-          <w:rStyle w:val="TeacherNote"/>
-        </w:rPr>
-        <w:t xml:space="preserve">[Sal: the dry cleaner near the school probably has an alterations tailor on site. Call before Lesson 5.9.]</w:t>
-      </w:r>
-    </w:p>
-    <w:p>
-      <w:pPr>
-        <w:numPr>
-          <w:ilvl w:val="0"/>
-          <w:numId w:val="1030"/>
-        </w:numPr>
-        <w:pStyle w:val="Compact"/>
-      </w:pPr>
-      <w:r>
-        <w:rPr>
-          <w:b/>
-        </w:rPr>
-        <w:t xml:space="preserve">A thrift store, consignment shop, or clothing pantry</w:t>
-      </w:r>
-      <w:r>
-        <w:t xml:space="preserve">, for Lessons 5.8, 5.12, and 5.14.</w:t>
-      </w:r>
-      <w:r>
-        <w:t xml:space="preserve"> </w:t>
-      </w:r>
-      <w:r>
-        <w:rPr>
-          <w:b/>
-        </w:rPr>
-        <w:t xml:space="preserve">FACS gives:</w:t>
-      </w:r>
-      <w:r>
-        <w:t xml:space="preserve"> </w:t>
-      </w:r>
-      <w:r>
-        <w:t xml:space="preserve">a class of customers who can read a fiber content label and count stitches per inch, a thank-you note, and cut-off buttons and usable scraps sorted out of what they cannot sell.</w:t>
-      </w:r>
-      <w:r>
-        <w:t xml:space="preserve"> </w:t>
-      </w:r>
-      <w:r>
-        <w:rPr>
-          <w:b/>
-        </w:rPr>
-        <w:t xml:space="preserve">FACS gets:</w:t>
-      </w:r>
-      <w:r>
-        <w:t xml:space="preserve"> </w:t>
-      </w:r>
-      <w:r>
-        <w:t xml:space="preserve">the answer to</w:t>
-      </w:r>
-      <w:r>
-        <w:t xml:space="preserve"> </w:t>
-      </w:r>
-      <w:r>
-        <w:t xml:space="preserve">“</w:t>
-      </w:r>
-      <w:r>
-        <w:t xml:space="preserve">what makes you price a donated sweatshirt at six dollars instead of two,</w:t>
-      </w:r>
-      <w:r>
-        <w:t xml:space="preserve">”</w:t>
-      </w:r>
-      <w:r>
-        <w:t xml:space="preserve"> </w:t>
-      </w:r>
-      <w:r>
-        <w:t xml:space="preserve">a reject bin the class can cut up for the Repair Clinic and the scrap bin (which is most of this unit’s material budget), and the real story of what arrives and what has to be thrown away.</w:t>
-      </w:r>
-      <w:r>
-        <w:t xml:space="preserve"> </w:t>
-      </w:r>
-      <w:r>
-        <w:rPr>
-          <w:rStyle w:val="TeacherNote"/>
-        </w:rPr>
-        <w:t xml:space="preserve">[Sal: call the clothing pantry before Lesson 5.9 and ask about a reject bin; check their donation rules before promising them anything back.]</w:t>
-      </w:r>
-    </w:p>
-    <w:p>
-      <w:pPr>
-        <w:numPr>
-          <w:ilvl w:val="0"/>
-          <w:numId w:val="1030"/>
-        </w:numPr>
-        <w:pStyle w:val="Compact"/>
-      </w:pPr>
-      <w:r>
-        <w:rPr>
-          <w:b/>
-        </w:rPr>
-        <w:t xml:space="preserve">A quilt guild, a sewing circle, or a senior center sewing group</w:t>
-      </w:r>
-      <w:r>
-        <w:t xml:space="preserve">, for Lessons 5.6, 5.7, and the build days.</w:t>
-      </w:r>
-      <w:r>
-        <w:t xml:space="preserve"> </w:t>
-      </w:r>
-      <w:r>
-        <w:rPr>
-          <w:b/>
-        </w:rPr>
-        <w:t xml:space="preserve">FACS gives:</w:t>
-      </w:r>
-      <w:r>
-        <w:t xml:space="preserve"> </w:t>
-      </w:r>
-      <w:r>
-        <w:t xml:space="preserve">a room of beginners who genuinely want to be taught, a public thank-you, and photographs of what the class made from what people gave.</w:t>
-      </w:r>
-      <w:r>
-        <w:t xml:space="preserve"> </w:t>
-      </w:r>
-      <w:r>
-        <w:rPr>
-          <w:b/>
-        </w:rPr>
-        <w:t xml:space="preserve">FACS gets:</w:t>
-      </w:r>
-      <w:r>
-        <w:t xml:space="preserve"> </w:t>
-      </w:r>
-      <w:r>
-        <w:t xml:space="preserve">extra pairs of hands on the hardest day of the unit, which is threading day, plus donated fabric, thread, and buttons, and sometimes two borrowed machines and a volunteer, which turns Path B into a hybrid where the class hand sews and rotates through two machines for the paper-line practice.</w:t>
-      </w:r>
-      <w:r>
-        <w:t xml:space="preserve"> </w:t>
-      </w:r>
-      <w:r>
-        <w:rPr>
-          <w:rStyle w:val="TeacherNote"/>
-        </w:rPr>
-        <w:t xml:space="preserve">[Sal: a local quilt shop or a senior center is the easiest ask on this list. Threading day, day 122, is the day to ask for.]</w:t>
-      </w:r>
-    </w:p>
-    <w:p>
-      <w:pPr>
-        <w:numPr>
-          <w:ilvl w:val="0"/>
-          <w:numId w:val="1030"/>
-        </w:numPr>
-        <w:pStyle w:val="Compact"/>
-      </w:pPr>
-      <w:r>
-        <w:rPr>
-          <w:b/>
-        </w:rPr>
-        <w:t xml:space="preserve">A BOCES or district CTE fashion, apparel, or design program</w:t>
-      </w:r>
-      <w:r>
-        <w:t xml:space="preserve">, for Lesson 5.19.</w:t>
-      </w:r>
-      <w:r>
-        <w:t xml:space="preserve"> </w:t>
-      </w:r>
-      <w:r>
-        <w:rPr>
-          <w:b/>
-        </w:rPr>
-        <w:t xml:space="preserve">FACS gives:</w:t>
-      </w:r>
-      <w:r>
-        <w:t xml:space="preserve"> </w:t>
-      </w:r>
-      <w:r>
-        <w:t xml:space="preserve">the program a group of eighth graders who have already built something, repaired a garment, inspected four for quality, and started a five-repair portfolio, which is the closest thing to a feeder that a middle school FACS class can be.</w:t>
-      </w:r>
-      <w:r>
-        <w:t xml:space="preserve"> </w:t>
-      </w:r>
-      <w:r>
-        <w:rPr>
-          <w:b/>
-        </w:rPr>
-        <w:t xml:space="preserve">FACS gets:</w:t>
-      </w:r>
-      <w:r>
-        <w:t xml:space="preserve"> </w:t>
-      </w:r>
-      <w:r>
-        <w:t xml:space="preserve">the real program name and its entry requirements for slide 12, one visitor or one recorded answer about what the program does, and a concrete next step to put in front of a student who says</w:t>
-      </w:r>
-      <w:r>
-        <w:t xml:space="preserve"> </w:t>
-      </w:r>
-      <w:r>
-        <w:t xml:space="preserve">“</w:t>
-      </w:r>
-      <w:r>
-        <w:t xml:space="preserve">I like clothes.</w:t>
-      </w:r>
-      <w:r>
-        <w:t xml:space="preserve">”</w:t>
-      </w:r>
-      <w:r>
-        <w:t xml:space="preserve"> </w:t>
-      </w:r>
-      <w:r>
-        <w:rPr>
-          <w:rStyle w:val="TeacherNote"/>
-        </w:rPr>
-        <w:t xml:space="preserve">[Sal: check the BOCES CTE program list for your school’s county and put the real program name on slide 12.]</w:t>
-      </w:r>
-    </w:p>
-    <w:p>
-      <w:pPr>
-        <w:pStyle w:val="Heading2"/>
-      </w:pPr>
-      <w:bookmarkStart w:id="45" w:name="vocabulary-for-translation"/>
-      <w:r>
-        <w:t xml:space="preserve">13. Vocabulary for translation</w:t>
-      </w:r>
-      <w:bookmarkEnd w:id="45"/>
-    </w:p>
-    <w:p>
-      <w:pPr>
-        <w:pStyle w:val="FirstParagraph"/>
-      </w:pPr>
-      <w:r>
-        <w:t xml:space="preserve">See</w:t>
-      </w:r>
-      <w:r>
-        <w:t xml:space="preserve"> </w:t>
-      </w:r>
-      <w:r>
-        <w:rPr>
-          <w:rStyle w:val="VerbatimChar"/>
-        </w:rPr>
         <w:t xml:space="preserve">Vocabulary 05.md</w:t>
       </w:r>
       <w:r>
-        <w:t xml:space="preserve">: 56 Tier 3 terms across the five topics with a one-line student definition written for a grade 6 to 7 reader and columns for Turkish, Portuguese, and Spanish, all marked</w:t>
-      </w:r>
-      <w:r>
-        <w:t xml:space="preserve"> </w:t>
-      </w:r>
-      <w:r>
-        <w:rPr>
-          <w:b/>
-        </w:rPr>
-        <w:t xml:space="preserve">[check with a native speaker]</w:t>
-      </w:r>
-      <w:r>
-        <w:t xml:space="preserve"> </w:t>
-      </w:r>
-      <w:r>
-        <w:t xml:space="preserve">until a native speaker, a bilingual colleague, or the ENL teacher checks the whole table. Tool and stitch names are the ones most likely to differ by country, and several have no single everyday word in every language, so the English term stays on every card; a student will see the English word on a real care label, a real pattern, and a real tool. The file also carries sentence starters in all four languages for four things: asking for help at a sewing station, the count-out and count-in routine, giving feedback on a classmate’s item, and the 45-second explanation at the gallery. Each lesson names its own Tier 3 words and its handout carries a word bank pulled from the table. The vocabulary list with translations is allowed as a word bank on the Unit 5 Test.</w:t>
-      </w:r>
-    </w:p>
-    <w:p>
-      <w:pPr>
-        <w:pStyle w:val="Heading2"/>
-      </w:pPr>
-      <w:bookmarkStart w:id="46" w:name="what-sal-should-replace"/>
-      <w:r>
-        <w:t xml:space="preserve">14. What Sal should replace</w:t>
-      </w:r>
-      <w:bookmarkEnd w:id="46"/>
-    </w:p>
-    <w:p>
-      <w:pPr>
-        <w:pStyle w:val="FirstParagraph"/>
-      </w:pPr>
-      <w:r>
-        <w:rPr>
-          <w:b/>
-        </w:rPr>
-        <w:t xml:space="preserve">The six decisions that gate planning. Make all six before day 116.</w:t>
-      </w:r>
-    </w:p>
-    <w:p>
-      <w:pPr>
-        <w:numPr>
-          <w:ilvl w:val="0"/>
-          <w:numId w:val="1031"/>
-        </w:numPr>
-        <w:pStyle w:val="Compact"/>
-      </w:pPr>
-      <w:r>
-        <w:rPr>
-          <w:b/>
-        </w:rPr>
-        <w:t xml:space="preserve">Test the machines and count them.</w:t>
-      </w:r>
-      <w:r>
-        <w:t xml:space="preserve"> </w:t>
-      </w:r>
-      <w:r>
-        <w:t xml:space="preserve">D19 says the room has machines for most of the class at once; this plan is written for that. Every machine gets run with thread on scrap before day 126, every bobbin wound, every machine numbered, and the assignment list written. Machines in a closet for five years are the archived fallback until a technician says otherwise. Write the working count in Section 10.</w:t>
-      </w:r>
-      <w:r>
-        <w:t xml:space="preserve"> </w:t>
-      </w:r>
-      <w:r>
-        <w:rPr>
-          <w:rStyle w:val="TeacherNote"/>
-        </w:rPr>
-        <w:t xml:space="preserve">[Sal: Lesson 5.10 teacher notes, and this section.]</w:t>
-      </w:r>
-    </w:p>
-    <w:p>
-      <w:pPr>
-        <w:numPr>
-          <w:ilvl w:val="0"/>
-          <w:numId w:val="1031"/>
-        </w:numPr>
-        <w:pStyle w:val="Compact"/>
-      </w:pPr>
-      <w:r>
-        <w:rPr>
-          <w:b/>
-        </w:rPr>
-        <w:t xml:space="preserve">Get open flame permission in writing, or run the no-flame version.</w:t>
-      </w:r>
-      <w:r>
-        <w:t xml:space="preserve"> </w:t>
-      </w:r>
-      <w:r>
-        <w:t xml:space="preserve">The burn demonstration in Lesson 5.3 is three snips over a pie pan with the extinguisher in reach. Many buildings say no. The lesson works either way: the no-flame version plays the three burns on video and runs the wrinkle test instead, and it is written into Step 3 as the default until the building says otherwise. Ask the science teacher about their fume hood before you give up on it.</w:t>
-      </w:r>
-      <w:r>
-        <w:t xml:space="preserve"> </w:t>
-      </w:r>
-      <w:r>
-        <w:rPr>
-          <w:rStyle w:val="TeacherNote"/>
-        </w:rPr>
-        <w:t xml:space="preserve">[Sal: Lesson 5.3 materials and</w:t>
-      </w:r>
-      <w:r>
-        <w:rPr>
-          <w:rStyle w:val="TeacherNote"/>
-        </w:rPr>
-        <w:t xml:space="preserve"> </w:t>
-      </w:r>
-      <w:r>
-        <w:rPr>
-          <w:rStyle w:val="VerbatimChar"/>
-        </w:rPr>
-        <w:t xml:space="preserve">Slides 05.03</w:t>
-      </w:r>
-      <w:r>
-        <w:rPr>
-          <w:rStyle w:val="TeacherNote"/>
-        </w:rPr>
-        <w:t xml:space="preserve">.]</w:t>
-      </w:r>
-    </w:p>
-    <w:p>
-      <w:pPr>
-        <w:numPr>
-          <w:ilvl w:val="0"/>
-          <w:numId w:val="1031"/>
-        </w:numPr>
-        <w:pStyle w:val="Compact"/>
-      </w:pPr>
-      <w:r>
-        <w:rPr>
-          <w:b/>
-        </w:rPr>
-        <w:t xml:space="preserve">Decide whether an iron is in this unit at all.</w:t>
-      </w:r>
-      <w:r>
-        <w:t xml:space="preserve"> </w:t>
-      </w:r>
-      <w:r>
-        <w:t xml:space="preserve">It is optional everywhere except pressing the channel fold in Lesson 5.11, and that fold can be pressed by hand. If the iron is out, say so on the Lesson 5.5 slide and drop needle rule 5 to a general line about heat tools. If it is in, it lives at the front on a table nobody walks past, with one operator, and that operator is me all unit.</w:t>
-      </w:r>
-      <w:r>
-        <w:t xml:space="preserve"> </w:t>
-      </w:r>
-      <w:r>
-        <w:rPr>
-          <w:rStyle w:val="TeacherNote"/>
-        </w:rPr>
-        <w:t xml:space="preserve">[Sal: Lesson 5.5 teacher notes.]</w:t>
-      </w:r>
-    </w:p>
-    <w:p>
-      <w:pPr>
-        <w:numPr>
-          <w:ilvl w:val="0"/>
-          <w:numId w:val="1031"/>
-        </w:numPr>
-        <w:pStyle w:val="Compact"/>
-      </w:pPr>
-      <w:r>
-        <w:rPr>
-          <w:b/>
-        </w:rPr>
-        <w:t xml:space="preserve">Draft the permission note for items brought from home for the Repair Clinic.</w:t>
-      </w:r>
-      <w:r>
-        <w:t xml:space="preserve"> </w:t>
-      </w:r>
-      <w:r>
-        <w:t xml:space="preserve">One paragraph on school letterhead, run past the office once, sent home after Lesson 5.8: a student may bring one item, the student repairs it and I do not, a hand repair is visible and permanent, and nothing valuable, borrowed, or irreplaceable should come in. No signed note, no item, and the practice garments are right there. The project’s version of the same note is the last page of</w:t>
-      </w:r>
-      <w:r>
-        <w:t xml:space="preserve"> </w:t>
-      </w:r>
-      <w:r>
-        <w:rPr>
-          <w:rStyle w:val="VerbatimChar"/>
-        </w:rPr>
-        <w:t xml:space="preserve">Handout 05.15</w:t>
-      </w:r>
-      <w:r>
-        <w:t xml:space="preserve">.</w:t>
-      </w:r>
-      <w:r>
-        <w:t xml:space="preserve"> </w:t>
-      </w:r>
-      <w:r>
-        <w:rPr>
-          <w:rStyle w:val="TeacherNote"/>
-        </w:rPr>
-        <w:t xml:space="preserve">[Sal: Lesson 5.9 materials.]</w:t>
-      </w:r>
-    </w:p>
-    <w:p>
-      <w:pPr>
-        <w:numPr>
-          <w:ilvl w:val="0"/>
-          <w:numId w:val="1031"/>
-        </w:numPr>
-        <w:pStyle w:val="Compact"/>
-      </w:pPr>
-      <w:r>
-        <w:rPr>
-          <w:b/>
-        </w:rPr>
-        <w:t xml:space="preserve">Get the school’s exact dress code wording.</w:t>
-      </w:r>
-      <w:r>
-        <w:t xml:space="preserve"> </w:t>
-      </w:r>
-      <w:r>
-        <w:t xml:space="preserve">Lesson 5.1 asks students to analyze a real dress code rule. Paste the exact wording from the handbook onto the slide. Do not paraphrase a code you are about to ask students to analyze.</w:t>
-      </w:r>
-      <w:r>
-        <w:t xml:space="preserve"> </w:t>
-      </w:r>
-      <w:r>
-        <w:rPr>
-          <w:rStyle w:val="TeacherNote"/>
-        </w:rPr>
-        <w:t xml:space="preserve">[Sal: Lesson 5.1 and</w:t>
-      </w:r>
-      <w:r>
-        <w:rPr>
-          <w:rStyle w:val="TeacherNote"/>
-        </w:rPr>
-        <w:t xml:space="preserve"> </w:t>
-      </w:r>
-      <w:r>
-        <w:rPr>
-          <w:rStyle w:val="VerbatimChar"/>
-        </w:rPr>
-        <w:t xml:space="preserve">Slides 05.01</w:t>
-      </w:r>
-      <w:r>
-        <w:rPr>
-          <w:rStyle w:val="TeacherNote"/>
-        </w:rPr>
-        <w:t xml:space="preserve">.]</w:t>
-      </w:r>
-    </w:p>
-    <w:p>
-      <w:pPr>
-        <w:numPr>
-          <w:ilvl w:val="0"/>
-          <w:numId w:val="1031"/>
-        </w:numPr>
-        <w:pStyle w:val="Compact"/>
-      </w:pPr>
-      <w:r>
-        <w:rPr>
-          <w:b/>
-        </w:rPr>
-        <w:t xml:space="preserve">Notify the nurse and call the local partners before the sewing days begin.</w:t>
-      </w:r>
-      <w:r>
-        <w:t xml:space="preserve"> </w:t>
-      </w:r>
-      <w:r>
-        <w:t xml:space="preserve">The nurse gets the fourteen dated sewing days, the count routine, and the sharps jar, and gives back the nickel and latex roster check and the needle-stick protocol. The tailor or alterations shop gets a call before Lesson 5.9 (day 125) for the real price of a hem. The quilt group or senior center gets asked for threading day (day 122). The thrift shop or clothing pantry gets asked for a reject bin before Lesson 5.9. All four calls happen in the week before day 116.</w:t>
-      </w:r>
-      <w:r>
-        <w:t xml:space="preserve"> </w:t>
-      </w:r>
-      <w:r>
-        <w:rPr>
-          <w:rStyle w:val="TeacherNote"/>
-        </w:rPr>
-        <w:t xml:space="preserve">[Sal: Sections 11 and 12.]</w:t>
-      </w:r>
-    </w:p>
-    <w:p>
-      <w:pPr>
-        <w:pStyle w:val="FirstParagraph"/>
-      </w:pPr>
-      <w:r>
-        <w:rPr>
-          <w:b/>
-        </w:rPr>
-        <w:t xml:space="preserve">Two standards items that were content gaps, not citation problems. Both are now done. Nothing for Sal to do on either; they are recorded here so the fix is traceable.</w:t>
-      </w:r>
-    </w:p>
-    <w:p>
-      <w:pPr>
-        <w:numPr>
-          <w:ilvl w:val="0"/>
-          <w:numId w:val="1032"/>
-        </w:numPr>
-        <w:pStyle w:val="Compact"/>
-      </w:pPr>
-      <w:r>
-        <w:rPr>
-          <w:b/>
-        </w:rPr>
-        <w:t xml:space="preserve">ATPD 4. c) Create a clothing budget: DONE.</w:t>
-      </w:r>
-      <w:r>
-        <w:t xml:space="preserve"> </w:t>
-      </w:r>
-      <w:r>
-        <w:t xml:space="preserve">It was not taught anywhere in the unit as first written. The nearest content was the Consumer Comparison Task, which compares three options for one garment but never builds a budget. The fix is now written in: Lesson 5.14 Day 2 has a new Step 2,</w:t>
-      </w:r>
-      <w:r>
-        <w:t xml:space="preserve"> </w:t>
-      </w:r>
-      <w:r>
-        <w:t xml:space="preserve">“</w:t>
-      </w:r>
-      <w:r>
-        <w:t xml:space="preserve">One season, one budget,</w:t>
-      </w:r>
-      <w:r>
-        <w:t xml:space="preserve">”</w:t>
-      </w:r>
-      <w:r>
-        <w:t xml:space="preserve"> </w:t>
-      </w:r>
-      <w:r>
-        <w:t xml:space="preserve">four minutes, and</w:t>
-      </w:r>
-      <w:r>
-        <w:t xml:space="preserve"> </w:t>
-      </w:r>
-      <w:r>
-        <w:rPr>
-          <w:rStyle w:val="VerbatimChar"/>
-        </w:rPr>
-        <w:t xml:space="preserve">Handout 05.14</w:t>
-      </w:r>
-      <w:r>
-        <w:t xml:space="preserve"> </w:t>
-      </w:r>
-      <w:r>
-        <w:t xml:space="preserve">page 4 carries the matching box under the heading</w:t>
-      </w:r>
-      <w:r>
-        <w:t xml:space="preserve"> </w:t>
-      </w:r>
-      <w:r>
-        <w:t xml:space="preserve">“</w:t>
-      </w:r>
-      <w:r>
-        <w:t xml:space="preserve">One season, one budget.</w:t>
-      </w:r>
-      <w:r>
-        <w:t xml:space="preserve">”</w:t>
-      </w:r>
-      <w:r>
-        <w:t xml:space="preserve"> </w:t>
-      </w:r>
-      <w:r>
-        <w:t xml:space="preserve">A dollar amount, a list of what the student actually needs for the next season with an estimate on every line, a total, and one line naming what came off the list and why. Day 2 now runs 4 plus 9 plus 4 plus 20 plus 3 and still sums to 40; the four minutes came out of the model in Step 1, not out of the protected 20. The lesson cites ATPD 4. c) with CTE FCL 4. Buying Goods and Services c) Develop a spending and savings plan (budget) based on income and expenses, NYS FACS Standard 3 PI C, and National FCS 2.6.2 Apply financial management principles to individual and family financial practices. The box is checked complete, partial, or missing for daily work and is not inside the task’s 10 points.</w:t>
-      </w:r>
-      <w:r>
-        <w:t xml:space="preserve"> </w:t>
-      </w:r>
-      <w:r>
-        <w:rPr>
-          <w:rStyle w:val="VerbatimChar"/>
-        </w:rPr>
-        <w:t xml:space="preserve">Slides 05.14</w:t>
-      </w:r>
-      <w:r>
-        <w:t xml:space="preserve"> </w:t>
-      </w:r>
-      <w:r>
-        <w:t xml:space="preserve">gained slide 19 for it, so Day 2 now runs slides 14 to 20.</w:t>
-      </w:r>
-    </w:p>
-    <w:p>
-      <w:pPr>
-        <w:numPr>
-          <w:ilvl w:val="0"/>
-          <w:numId w:val="1032"/>
-        </w:numPr>
-        <w:pStyle w:val="Compact"/>
-      </w:pPr>
-      <w:r>
-        <w:rPr>
-          <w:b/>
-        </w:rPr>
-        <w:t xml:space="preserve">ATPD 1. e) Select wardrobe items based on personal clothing values and available resources: DONE.</w:t>
-      </w:r>
-      <w:r>
-        <w:t xml:space="preserve"> </w:t>
-      </w:r>
-      <w:r>
-        <w:t xml:space="preserve">It was taught in Lessons 5.1, 5.12, and 5.13 and printed on none of them. It is now printed in Lesson 5.12’s standards block, next to 1. f), and is cited on objective 3,</w:t>
-      </w:r>
-      <w:r>
-        <w:t xml:space="preserve"> </w:t>
-      </w:r>
-      <w:r>
-        <w:t xml:space="preserve">“</w:t>
-      </w:r>
-      <w:r>
-        <w:t xml:space="preserve">Recommend an item for a stated buyer and defend it,</w:t>
-      </w:r>
-      <w:r>
-        <w:t xml:space="preserve">”</w:t>
-      </w:r>
-      <w:r>
-        <w:t xml:space="preserve"> </w:t>
-      </w:r>
-      <w:r>
-        <w:t xml:space="preserve">which is a selection made against a named buyer’s values and a real price ceiling. Lesson 5.12 was the better home than Lesson 5.1 because 5.1 has the values half and not the resources half.</w:t>
-      </w:r>
-    </w:p>
-    <w:p>
-      <w:pPr>
-        <w:pStyle w:val="FirstParagraph"/>
-      </w:pPr>
-      <w:r>
-        <w:rPr>
-          <w:b/>
-        </w:rPr>
-        <w:t xml:space="preserve">Everything else, by file. The lesson, project, rubric, handout, and assessment files also list their own.</w:t>
-      </w:r>
-    </w:p>
-    <w:p>
-      <w:pPr>
-        <w:pStyle w:val="BodyText"/>
-      </w:pPr>
-      <w:r>
-        <w:t xml:space="preserve">In this unit plan:</w:t>
-      </w:r>
-    </w:p>
-    <w:p>
-      <w:pPr>
-        <w:numPr>
-          <w:ilvl w:val="0"/>
-          <w:numId w:val="1033"/>
-        </w:numPr>
-        <w:pStyle w:val="Compact"/>
-      </w:pPr>
-      <w:r>
-        <w:t xml:space="preserve">Section 7:</w:t>
-      </w:r>
-      <w:r>
-        <w:t xml:space="preserve"> </w:t>
-      </w:r>
-      <w:r>
-        <w:rPr>
-          <w:rStyle w:val="TeacherNote"/>
-        </w:rPr>
-        <w:t xml:space="preserve">[Sal: confirm the Standard 2 and Standard 3 wording and bullet order against the NYSED PDF; see crosswalk E.4.]</w:t>
-      </w:r>
-      <w:r>
-        <w:t xml:space="preserve"> </w:t>
-      </w:r>
-      <w:r>
-        <w:t xml:space="preserve">Twelve lesson pages carry the same note and one check clears all of them.</w:t>
-      </w:r>
-    </w:p>
-    <w:p>
-      <w:pPr>
-        <w:numPr>
-          <w:ilvl w:val="0"/>
-          <w:numId w:val="1033"/>
-        </w:numPr>
-        <w:pStyle w:val="Compact"/>
-      </w:pPr>
-      <w:r>
-        <w:t xml:space="preserve">Section 7:</w:t>
-      </w:r>
-      <w:r>
-        <w:t xml:space="preserve"> </w:t>
-      </w:r>
-      <w:r>
-        <w:rPr>
-          <w:rStyle w:val="TeacherNote"/>
-        </w:rPr>
-        <w:t xml:space="preserve">[Sal: verify the Career Ready Practices text against careertech.org before the full list goes on the site.]</w:t>
-      </w:r>
-    </w:p>
-    <w:p>
-      <w:pPr>
-        <w:numPr>
-          <w:ilvl w:val="0"/>
-          <w:numId w:val="1033"/>
-        </w:numPr>
-        <w:pStyle w:val="Compact"/>
-      </w:pPr>
-      <w:r>
-        <w:t xml:space="preserve">Section 10: every price is an estimate marked</w:t>
-      </w:r>
-      <w:r>
-        <w:t xml:space="preserve"> </w:t>
-      </w:r>
-      <w:r>
-        <w:rPr>
-          <w:rStyle w:val="TeacherNote"/>
-        </w:rPr>
-        <w:t xml:space="preserve">[update]</w:t>
-      </w:r>
-      <w:r>
-        <w:t xml:space="preserve"> </w:t>
-      </w:r>
-      <w:r>
-        <w:t xml:space="preserve">in the lessons. Put your school’s real supply budget against the $300 to $345 one-time line. If it will only fund half, the version that still works is one pair of shears and one seam ripper per station instead of two, thrifted stock only, and the donation drive started a month early, for about $150. Going down to one pair of shears per station is the cut that costs the least teaching, because the shears are only in hands on cutting days and the teacher holds them until a plan is signed anyway.</w:t>
-      </w:r>
-    </w:p>
-    <w:p>
-      <w:pPr>
-        <w:numPr>
-          <w:ilvl w:val="0"/>
-          <w:numId w:val="1033"/>
-        </w:numPr>
-        <w:pStyle w:val="Compact"/>
-      </w:pPr>
-      <w:r>
-        <w:t xml:space="preserve">Section 10: the two non-purchase asks (four sample sweatshirts for Lesson 5.12, four inspection garments for Lesson 5.13).</w:t>
-      </w:r>
-    </w:p>
-    <w:p>
-      <w:pPr>
-        <w:numPr>
-          <w:ilvl w:val="0"/>
-          <w:numId w:val="1033"/>
-        </w:numPr>
-        <w:pStyle w:val="Compact"/>
-      </w:pPr>
-      <w:r>
-        <w:t xml:space="preserve">Section 10 and Lesson 5.5:</w:t>
-      </w:r>
-      <w:r>
-        <w:t xml:space="preserve"> </w:t>
-      </w:r>
-      <w:r>
-        <w:rPr>
-          <w:b/>
-        </w:rPr>
-        <w:t xml:space="preserve">DONE, nothing for Sal to do.</w:t>
-      </w:r>
-      <w:r>
-        <w:t xml:space="preserve"> </w:t>
-      </w:r>
-      <w:r>
-        <w:t xml:space="preserve">The station kit table in Lesson 5.5 and the station lists in Lessons 5.16 and 5.17 used to disagree on quantities. Lesson 5.5 is the tool lesson and owns the spec, so its numbers stand: per station, two fabric shears, three small snips, two seam rippers, four thimbles, four needle threaders, two measuring tapes, two pin cushions, ten needles, and thirty pins. Lessons 5.16 and 5.17 now print those numbers,</w:t>
-      </w:r>
-      <w:r>
-        <w:t xml:space="preserve"> </w:t>
-      </w:r>
-      <w:r>
-        <w:rPr>
-          <w:rStyle w:val="VerbatimChar"/>
-        </w:rPr>
-        <w:t xml:space="preserve">Handout 05.05</w:t>
-      </w:r>
-      <w:r>
-        <w:t xml:space="preserve"> </w:t>
-      </w:r>
-      <w:r>
-        <w:t xml:space="preserve">counts them, and the budget table above is costed at them, which raised the shears line from three pairs to six and the one-time subtotal by $36.</w:t>
-      </w:r>
-    </w:p>
-    <w:p>
-      <w:pPr>
-        <w:numPr>
-          <w:ilvl w:val="0"/>
-          <w:numId w:val="1033"/>
-        </w:numPr>
-        <w:pStyle w:val="Compact"/>
-      </w:pPr>
-      <w:r>
-        <w:rPr>
-          <w:b/>
-        </w:rPr>
-        <w:t xml:space="preserve">The sewing-day count, revised by D19 (2026-09-14).</w:t>
-      </w:r>
-      <w:r>
-        <w:t xml:space="preserve"> </w:t>
-      </w:r>
-      <w:r>
-        <w:t xml:space="preserve">Topic 5.2 now has</w:t>
-      </w:r>
-      <w:r>
-        <w:t xml:space="preserve"> </w:t>
-      </w:r>
-      <w:r>
-        <w:rPr>
-          <w:b/>
-        </w:rPr>
-        <w:t xml:space="preserve">eight</w:t>
-      </w:r>
-      <w:r>
-        <w:t xml:space="preserve"> </w:t>
-      </w:r>
-      <w:r>
-        <w:t xml:space="preserve">days with needles and pins out (121 to 125 and 129 to 131),</w:t>
-      </w:r>
-      <w:r>
-        <w:t xml:space="preserve"> </w:t>
-      </w:r>
-      <w:r>
-        <w:rPr>
-          <w:b/>
-        </w:rPr>
-        <w:t xml:space="preserve">six</w:t>
-      </w:r>
-      <w:r>
-        <w:t xml:space="preserve"> </w:t>
-      </w:r>
-      <w:r>
-        <w:t xml:space="preserve">machine days (126 to 131, the first three with no fabric or thread), and the unit has</w:t>
-      </w:r>
-      <w:r>
-        <w:t xml:space="preserve"> </w:t>
-      </w:r>
-      <w:r>
-        <w:rPr>
-          <w:b/>
-        </w:rPr>
-        <w:t xml:space="preserve">twelve</w:t>
-      </w:r>
-      <w:r>
-        <w:t xml:space="preserve"> </w:t>
-      </w:r>
-      <w:r>
-        <w:t xml:space="preserve">SEW days (121 to 125, 129 to 131, 137 to 140). The old ten-and-fourteen counts appear nowhere current; the pre-revision files are archived.</w:t>
-      </w:r>
-    </w:p>
-    <w:p>
-      <w:pPr>
-        <w:numPr>
-          <w:ilvl w:val="0"/>
-          <w:numId w:val="1033"/>
-        </w:numPr>
-        <w:pStyle w:val="Compact"/>
-      </w:pPr>
-      <w:r>
-        <w:t xml:space="preserve">Section 11:</w:t>
-      </w:r>
-      <w:r>
-        <w:t xml:space="preserve"> </w:t>
-      </w:r>
-      <w:r>
-        <w:rPr>
-          <w:rStyle w:val="TeacherNote"/>
-        </w:rPr>
-        <w:t xml:space="preserve">[Sal: no lesson page names the school nurse. Add her to Lesson 5.5’s setup notes when you teach it.]</w:t>
-      </w:r>
-    </w:p>
-    <w:p>
-      <w:pPr>
-        <w:numPr>
-          <w:ilvl w:val="0"/>
-          <w:numId w:val="1033"/>
-        </w:numPr>
-        <w:pStyle w:val="Compact"/>
-      </w:pPr>
-      <w:r>
-        <w:t xml:space="preserve">Section 12: name the art teacher, the nurse, the tailor or alterations shop, the thrift store or clothing pantry, the quilt group or senior center, and the BOCES program once you know the building and the neighborhood.</w:t>
-      </w:r>
-    </w:p>
-    <w:p>
-      <w:pPr>
-        <w:numPr>
-          <w:ilvl w:val="0"/>
-          <w:numId w:val="1033"/>
-        </w:numPr>
-        <w:pStyle w:val="Compact"/>
-      </w:pPr>
-      <w:r>
-        <w:rPr>
-          <w:rStyle w:val="VerbatimChar"/>
-        </w:rPr>
-        <w:t xml:space="preserve">Calendar 05.md</w:t>
-      </w:r>
-      <w:r>
-        <w:t xml:space="preserve">:</w:t>
-      </w:r>
-      <w:r>
-        <w:t xml:space="preserve"> </w:t>
-      </w:r>
-      <w:r>
-        <w:rPr>
-          <w:rStyle w:val="TeacherNote"/>
-        </w:rPr>
-        <w:t xml:space="preserve">[Sal: the calendar is in day numbers; map them onto your school’s calendar.]</w:t>
-      </w:r>
-    </w:p>
-    <w:p>
-      <w:pPr>
-        <w:numPr>
-          <w:ilvl w:val="0"/>
-          <w:numId w:val="1033"/>
-        </w:numPr>
-        <w:pStyle w:val="Compact"/>
-      </w:pPr>
-      <w:r>
-        <w:rPr>
-          <w:rStyle w:val="VerbatimChar"/>
-        </w:rPr>
-        <w:t xml:space="preserve">Vocabulary 05.md</w:t>
-      </w:r>
-      <w:r>
-        <w:t xml:space="preserve">:</w:t>
-      </w:r>
-      <w:r>
-        <w:t xml:space="preserve"> </w:t>
-      </w:r>
-      <w:r>
-        <w:rPr>
-          <w:rStyle w:val="TeacherNote"/>
-        </w:rPr>
-        <w:t xml:space="preserve">[check with a native speaker]</w:t>
-      </w:r>
-      <w:r>
-        <w:t xml:space="preserve"> </w:t>
-      </w:r>
-      <w:r>
-        <w:t xml:space="preserve">on the whole table, and</w:t>
-      </w:r>
-      <w:r>
-        <w:t xml:space="preserve"> </w:t>
-      </w:r>
-      <w:r>
-        <w:rPr>
-          <w:rStyle w:val="TeacherNote"/>
-        </w:rPr>
-        <w:t xml:space="preserve">[Sal: swap in the Turkish and Portuguese starters you already use at Brentwood if they read better than these.]</w:t>
-      </w:r>
-    </w:p>
-    <w:p>
-      <w:pPr>
-        <w:numPr>
-          <w:ilvl w:val="0"/>
-          <w:numId w:val="1033"/>
-        </w:numPr>
-        <w:pStyle w:val="Compact"/>
-      </w:pPr>
-      <w:r>
-        <w:t xml:space="preserve">Lesson 5.1: pull the PPE box from your own room and the custodian’s closet; photograph your own apron and mitt once and the slides are permanent; save the 80s Day story for Lesson 5.2.</w:t>
-      </w:r>
-    </w:p>
-    <w:p>
-      <w:pPr>
-        <w:numPr>
-          <w:ilvl w:val="0"/>
-          <w:numId w:val="1033"/>
-        </w:numPr>
-        <w:pStyle w:val="Compact"/>
-      </w:pPr>
-      <w:r>
-        <w:t xml:space="preserve">Lesson 5.2: bring one of your own shirts; tell the 80s Day story in first person in about 45 seconds with no names; either cite a specific study for the first-impression number on the slide or drop the number and say</w:t>
-      </w:r>
-      <w:r>
-        <w:t xml:space="preserve"> </w:t>
-      </w:r>
-      <w:r>
-        <w:t xml:space="preserve">“</w:t>
-      </w:r>
-      <w:r>
-        <w:t xml:space="preserve">almost instantly</w:t>
-      </w:r>
-      <w:r>
-        <w:t xml:space="preserve">”</w:t>
-      </w:r>
-      <w:r>
-        <w:t xml:space="preserve">; give the counselor a copy of the agreement.</w:t>
-      </w:r>
-    </w:p>
-    <w:p>
-      <w:pPr>
-        <w:numPr>
-          <w:ilvl w:val="0"/>
-          <w:numId w:val="1033"/>
-        </w:numPr>
-        <w:pStyle w:val="Compact"/>
-      </w:pPr>
-      <w:r>
-        <w:t xml:space="preserve">Lesson 5.3: cut the swatch sets once from thrifted garments and keep a master set in the Unit 5 bin; ask the dry cleaner near the school for free scraps; put one sourced fiber burn chart on the slide (a university extension chart is the cleanest citation).</w:t>
-      </w:r>
-    </w:p>
-    <w:p>
-      <w:pPr>
-        <w:numPr>
-          <w:ilvl w:val="0"/>
-          <w:numId w:val="1033"/>
-        </w:numPr>
-        <w:pStyle w:val="Compact"/>
-      </w:pPr>
-      <w:r>
-        <w:t xml:space="preserve">Lesson 5.4: your basket, your prices on the ruin and stain slides, the laundromat or the building’s own machines for the laundry conversation, and the FTC care labeling page checked before the site goes public.</w:t>
-      </w:r>
-    </w:p>
-    <w:p>
-      <w:pPr>
-        <w:numPr>
-          <w:ilvl w:val="0"/>
-          <w:numId w:val="1033"/>
-        </w:numPr>
-        <w:pStyle w:val="Compact"/>
-      </w:pPr>
-      <w:r>
-        <w:t xml:space="preserve">Lesson 5.6: one thrifted flat sheet cuts sixty practice cloths; use yesterday’s students who have sewn before as station helpers and tell them out loud that they teach and do not touch somebody else’s needle.</w:t>
-      </w:r>
-    </w:p>
-    <w:p>
-      <w:pPr>
-        <w:numPr>
-          <w:ilvl w:val="0"/>
-          <w:numId w:val="1033"/>
-        </w:numPr>
-        <w:pStyle w:val="Compact"/>
-      </w:pPr>
-      <w:r>
-        <w:t xml:space="preserve">Lesson 5.7: if a guest can only come one day, pick Lesson 5.9; if the class is shaky on the backstitch, swap Lessons 5.8 and 5.9.</w:t>
-      </w:r>
-    </w:p>
-    <w:p>
-      <w:pPr>
-        <w:numPr>
-          <w:ilvl w:val="0"/>
-          <w:numId w:val="1033"/>
-        </w:numPr>
-        <w:pStyle w:val="Compact"/>
-      </w:pPr>
-      <w:r>
-        <w:t xml:space="preserve">Lesson 5.8: your prices on the cost slide; the thrifted button-down with a missing button, sewn shut in front of the class in ninety seconds.</w:t>
-      </w:r>
-    </w:p>
-    <w:p>
-      <w:pPr>
-        <w:numPr>
-          <w:ilvl w:val="0"/>
-          <w:numId w:val="1033"/>
-        </w:numPr>
-        <w:pStyle w:val="Compact"/>
-      </w:pPr>
-      <w:r>
-        <w:t xml:space="preserve">Lesson 5.9: your prices in Step 4 and your local tailor’s actual hemming price. Call one; it takes two minutes.</w:t>
-      </w:r>
-    </w:p>
-    <w:p>
-      <w:pPr>
-        <w:numPr>
-          <w:ilvl w:val="0"/>
-          <w:numId w:val="1033"/>
-        </w:numPr>
-        <w:pStyle w:val="Compact"/>
-      </w:pPr>
-      <w:r>
-        <w:t xml:space="preserve">Lesson 5.10: test every machine with thread on scrap the week before; wind every bobbin; number the machines and write the assignment list; print the drill sheets.</w:t>
-      </w:r>
-    </w:p>
-    <w:p>
-      <w:pPr>
-        <w:numPr>
-          <w:ilvl w:val="0"/>
-          <w:numId w:val="1033"/>
-        </w:numPr>
-        <w:pStyle w:val="Compact"/>
-      </w:pPr>
-      <w:r>
-        <w:t xml:space="preserve">Lesson 5.11: make all three examples yourself before the unit, including the deliberately bad bag; pre-thread every machine the morning of Day 1; your prices; ask the donation partner before Day 1 if the class wants to donate what it makes.</w:t>
-      </w:r>
-    </w:p>
-    <w:p>
-      <w:pPr>
-        <w:numPr>
-          <w:ilvl w:val="0"/>
-          <w:numId w:val="1033"/>
-        </w:numPr>
-        <w:pStyle w:val="Compact"/>
-      </w:pPr>
-      <w:r>
-        <w:t xml:space="preserve">Lesson 5.12: your four sweatshirts (the online one matters most because of the packing slip); your four real prices and vendor types on the slide; name the thrift shop you would ask; say out loud that this is Unit 1’s unit price and Unit 2’s budget applied to a hoodie.</w:t>
-      </w:r>
-    </w:p>
-    <w:p>
-      <w:pPr>
-        <w:numPr>
-          <w:ilvl w:val="0"/>
-          <w:numId w:val="1033"/>
-        </w:numPr>
-        <w:pStyle w:val="Compact"/>
-      </w:pPr>
-      <w:r>
-        <w:t xml:space="preserve">Lesson 5.13: your four inspection garments (the bad one teaches more than the good one); name the Skittles game and ClassroomStreet out loud when you get to true cost.</w:t>
-      </w:r>
-    </w:p>
-    <w:p>
-      <w:pPr>
-        <w:numPr>
-          <w:ilvl w:val="0"/>
-          <w:numId w:val="1033"/>
-        </w:numPr>
-        <w:pStyle w:val="Compact"/>
-      </w:pPr>
-      <w:r>
-        <w:t xml:space="preserve">Lesson 5.14: use the school’s own donation bin if there is one; check the EPA textile figure for a newer data year before printing; verify the water-use and wears-per-garment estimates against their original publications before the numbers go on the website.</w:t>
-      </w:r>
-    </w:p>
-    <w:p>
-      <w:pPr>
-        <w:numPr>
-          <w:ilvl w:val="0"/>
-          <w:numId w:val="1033"/>
-        </w:numPr>
-        <w:pStyle w:val="Compact"/>
-      </w:pPr>
-      <w:r>
-        <w:t xml:space="preserve">Lesson 5.15: start the scrap bin on day 116 with a sign on it; name the fabric store you would ask for remnants; push every brief past</w:t>
-      </w:r>
-      <w:r>
-        <w:t xml:space="preserve"> </w:t>
-      </w:r>
-      <w:r>
-        <w:t xml:space="preserve">“</w:t>
-      </w:r>
-      <w:r>
-        <w:t xml:space="preserve">for me</w:t>
-      </w:r>
-      <w:r>
-        <w:t xml:space="preserve">”</w:t>
-      </w:r>
-      <w:r>
-        <w:t xml:space="preserve"> </w:t>
-      </w:r>
-      <w:r>
-        <w:t xml:space="preserve">to a named person.</w:t>
-      </w:r>
-    </w:p>
-    <w:p>
-      <w:pPr>
-        <w:numPr>
-          <w:ilvl w:val="0"/>
-          <w:numId w:val="1033"/>
-        </w:numPr>
-        <w:pStyle w:val="Compact"/>
-      </w:pPr>
-      <w:r>
-        <w:t xml:space="preserve">Lesson 5.16: the dry cleaner near the school probably has a tailor on site; the approval table is the airplane-crash simulation move, quietly, so ask the same five questions every time.</w:t>
-      </w:r>
-    </w:p>
-    <w:p>
-      <w:pPr>
-        <w:numPr>
-          <w:ilvl w:val="0"/>
-          <w:numId w:val="1033"/>
-        </w:numPr>
-        <w:pStyle w:val="Compact"/>
-      </w:pPr>
-      <w:r>
-        <w:t xml:space="preserve">Lesson 5.17: ask the occupational therapist what they use, because a weighted hoop and a tabletop clamp change what a student can do; Station Manager rotates daily so three different students run a count.</w:t>
-      </w:r>
-    </w:p>
-    <w:p>
-      <w:pPr>
-        <w:numPr>
-          <w:ilvl w:val="0"/>
-          <w:numId w:val="1033"/>
-        </w:numPr>
-        <w:pStyle w:val="Compact"/>
-      </w:pPr>
-      <w:r>
-        <w:t xml:space="preserve">Lesson 5.18: ask for the hallway display case for the week after day 141; photograph every item with its card before anything moves; say the numbers out loud on day 141, twenty-one items, nine days, one dollar of thread, nothing bought new.</w:t>
-      </w:r>
-    </w:p>
-    <w:p>
-      <w:pPr>
-        <w:numPr>
-          <w:ilvl w:val="0"/>
-          <w:numId w:val="1033"/>
-        </w:numPr>
-        <w:pStyle w:val="Compact"/>
-      </w:pPr>
-      <w:r>
-        <w:t xml:space="preserve">Lesson 5.19: put the real BOCES or district CTE program name on slide 12; pull wage and outlook figures from the Bureau of Labor Statistics the week you teach it and write the year on the card if you want them at all; tell your own path in thirty seconds, Penn State, Oracle, hospitality, a business you built, and now a classroom.</w:t>
-      </w:r>
-    </w:p>
-    <w:p>
-      <w:pPr>
-        <w:numPr>
-          <w:ilvl w:val="0"/>
-          <w:numId w:val="1033"/>
-        </w:numPr>
-        <w:pStyle w:val="Compact"/>
-      </w:pPr>
-      <w:r>
-        <w:rPr>
-          <w:rStyle w:val="VerbatimChar"/>
-        </w:rPr>
-        <w:t xml:space="preserve">Assessment 05.2</w:t>
-      </w:r>
-      <w:r>
-        <w:t xml:space="preserve">: the 40-seconds-per-student pace assumes three stations of about seven, 21 students; at 28 run a fourth station, start the check at minute 18, and finish the mounting in the Lesson 5.12 do now.</w:t>
-      </w:r>
-    </w:p>
-    <w:p>
-      <w:pPr>
-        <w:numPr>
-          <w:ilvl w:val="0"/>
-          <w:numId w:val="1033"/>
-        </w:numPr>
-        <w:pStyle w:val="Compact"/>
-      </w:pPr>
-      <w:r>
-        <w:rPr>
-          <w:rStyle w:val="VerbatimChar"/>
-        </w:rPr>
-        <w:t xml:space="preserve">Assessment 05.3</w:t>
-      </w:r>
-      <w:r>
-        <w:t xml:space="preserve">: check item 3 against the care symbol chart you actually hand out; check the school’s testing accommodation rule; the alternate-version number swaps are printed in the teacher key.</w:t>
-      </w:r>
-    </w:p>
-    <w:p>
-      <w:pPr>
-        <w:numPr>
-          <w:ilvl w:val="0"/>
-          <w:numId w:val="1033"/>
-        </w:numPr>
-        <w:pStyle w:val="Compact"/>
-      </w:pPr>
-      <w:r>
-        <w:t xml:space="preserve">Class size:</w:t>
-      </w:r>
-      <w:r>
-        <w:t xml:space="preserve"> </w:t>
-      </w:r>
-      <w:r>
-        <w:rPr>
-          <w:b/>
-        </w:rPr>
-        <w:t xml:space="preserve">the whole unit is standardized on three stations of about seven, 21 students, with a fourth station at 28.</w:t>
-      </w:r>
-      <w:r>
-        <w:t xml:space="preserve"> </w:t>
-      </w:r>
-      <w:r>
-        <w:t xml:space="preserve">That is the same assumption Unit 1 and Unit 6 make, and it now reads the same way everywhere: the kit table in Lesson 5.5, the material costings in Lessons 5.6 and 5.10, the scoring grid and the pacing note in</w:t>
-      </w:r>
-      <w:r>
-        <w:t xml:space="preserve"> </w:t>
-      </w:r>
-      <w:r>
-        <w:rPr>
-          <w:rStyle w:val="VerbatimChar"/>
-        </w:rPr>
-        <w:t xml:space="preserve">Assessment 05.2</w:t>
-      </w:r>
-      <w:r>
-        <w:t xml:space="preserve">, and the budget table in Section 10. At 28 the unit runs four stations of seven, which needs a fourth kit (about $60 more in the one-time column, and the shears line goes from six pairs to eight), adds about four minutes to the Lesson 5.11 sampler check, and takes a second thrifted flat sheet for practice cloths.</w:t>
-      </w:r>
-      <w:r>
-        <w:t xml:space="preserve"> </w:t>
-      </w:r>
-      <w:r>
-        <w:rPr>
-          <w:rStyle w:val="TeacherNote"/>
-        </w:rPr>
-        <w:t xml:space="preserve">[Sal: tell me your real section size once and the four-station note is the only thing that changes.]</w:t>
+        <w:t xml:space="preserve">: 66 Tier 3 terms across the five topics with a one-line student definition written for a grade 6 to 7 reader and columns for Turkish, Portuguese, and Spanish, to be checked by a native speaker, a bilingual colleague, or the ENL teacher. Tool and stitch names are the ones most likely to differ by country, and several have no single everyday word in every language, so the English term stays on every card; a student will see the English word on a real care label, a real pattern, and a real tool. The file also carries sentence starters in all four languages for four things: asking for help at a sewing station, the count-out and count-in routine, giving feedback on a classmate’s item, and the 45-second explanation at the gallery. Each lesson names its own Tier 3 words and its handout carries a word bank pulled from the table. The vocabulary list with translations is allowed as a word bank on the Unit 5 Test.</w:t>
       </w:r>
     </w:p>
     <w:sectPr>
@@ -11840,230 +10587,6 @@
     </w:lvl>
     <w:lvl w:ilvl="8">
       <w:start w:val="1"/>
-      <w:numFmt w:val="decimal"/>
-      <w:lvlText w:val="%9."/>
-      <w:lvlJc w:val="left"/>
-      <w:pPr>
-        <w:tabs>
-          <w:tab w:val="num" w:pos="5760"/>
-        </w:tabs>
-        <w:ind w:left="6240" w:hanging="480"/>
-      </w:pPr>
-    </w:lvl>
-  </w:abstractNum>
-  <w:abstractNum w:abstractNumId="99417">
-    <w:nsid w:val="47261bad"/>
-    <w:multiLevelType w:val="multilevel"/>
-    <w:lvl w:ilvl="0">
-      <w:start w:val="7"/>
-      <w:numFmt w:val="decimal"/>
-      <w:lvlText w:val="%1."/>
-      <w:lvlJc w:val="left"/>
-      <w:pPr>
-        <w:tabs>
-          <w:tab w:val="num" w:pos="0"/>
-        </w:tabs>
-        <w:ind w:left="480" w:hanging="480"/>
-      </w:pPr>
-    </w:lvl>
-    <w:lvl w:ilvl="1">
-      <w:start w:val="7"/>
-      <w:numFmt w:val="decimal"/>
-      <w:lvlText w:val="%2."/>
-      <w:lvlJc w:val="left"/>
-      <w:pPr>
-        <w:tabs>
-          <w:tab w:val="num" w:pos="720"/>
-        </w:tabs>
-        <w:ind w:left="1200" w:hanging="480"/>
-      </w:pPr>
-    </w:lvl>
-    <w:lvl w:ilvl="2">
-      <w:start w:val="7"/>
-      <w:numFmt w:val="decimal"/>
-      <w:lvlText w:val="%3."/>
-      <w:lvlJc w:val="left"/>
-      <w:pPr>
-        <w:tabs>
-          <w:tab w:val="num" w:pos="1440"/>
-        </w:tabs>
-        <w:ind w:left="1920" w:hanging="480"/>
-      </w:pPr>
-    </w:lvl>
-    <w:lvl w:ilvl="3">
-      <w:start w:val="7"/>
-      <w:numFmt w:val="decimal"/>
-      <w:lvlText w:val="%4."/>
-      <w:lvlJc w:val="left"/>
-      <w:pPr>
-        <w:tabs>
-          <w:tab w:val="num" w:pos="2160"/>
-        </w:tabs>
-        <w:ind w:left="2640" w:hanging="480"/>
-      </w:pPr>
-    </w:lvl>
-    <w:lvl w:ilvl="4">
-      <w:start w:val="7"/>
-      <w:numFmt w:val="decimal"/>
-      <w:lvlText w:val="%5."/>
-      <w:lvlJc w:val="left"/>
-      <w:pPr>
-        <w:tabs>
-          <w:tab w:val="num" w:pos="2880"/>
-        </w:tabs>
-        <w:ind w:left="3360" w:hanging="480"/>
-      </w:pPr>
-    </w:lvl>
-    <w:lvl w:ilvl="5">
-      <w:start w:val="7"/>
-      <w:numFmt w:val="decimal"/>
-      <w:lvlText w:val="%6."/>
-      <w:lvlJc w:val="left"/>
-      <w:pPr>
-        <w:tabs>
-          <w:tab w:val="num" w:pos="3600"/>
-        </w:tabs>
-        <w:ind w:left="4080" w:hanging="480"/>
-      </w:pPr>
-    </w:lvl>
-    <w:lvl w:ilvl="6">
-      <w:start w:val="7"/>
-      <w:numFmt w:val="decimal"/>
-      <w:lvlText w:val="%7."/>
-      <w:lvlJc w:val="left"/>
-      <w:pPr>
-        <w:tabs>
-          <w:tab w:val="num" w:pos="4320"/>
-        </w:tabs>
-        <w:ind w:left="4800" w:hanging="480"/>
-      </w:pPr>
-    </w:lvl>
-    <w:lvl w:ilvl="7">
-      <w:start w:val="7"/>
-      <w:numFmt w:val="decimal"/>
-      <w:lvlText w:val="%8."/>
-      <w:lvlJc w:val="left"/>
-      <w:pPr>
-        <w:tabs>
-          <w:tab w:val="num" w:pos="5040"/>
-        </w:tabs>
-        <w:ind w:left="5520" w:hanging="480"/>
-      </w:pPr>
-    </w:lvl>
-    <w:lvl w:ilvl="8">
-      <w:start w:val="7"/>
-      <w:numFmt w:val="decimal"/>
-      <w:lvlText w:val="%9."/>
-      <w:lvlJc w:val="left"/>
-      <w:pPr>
-        <w:tabs>
-          <w:tab w:val="num" w:pos="5760"/>
-        </w:tabs>
-        <w:ind w:left="6240" w:hanging="480"/>
-      </w:pPr>
-    </w:lvl>
-  </w:abstractNum>
-  <w:abstractNum w:abstractNumId="99419">
-    <w:nsid w:val="b3cbbdee"/>
-    <w:multiLevelType w:val="multilevel"/>
-    <w:lvl w:ilvl="0">
-      <w:start w:val="9"/>
-      <w:numFmt w:val="decimal"/>
-      <w:lvlText w:val="%1."/>
-      <w:lvlJc w:val="left"/>
-      <w:pPr>
-        <w:tabs>
-          <w:tab w:val="num" w:pos="0"/>
-        </w:tabs>
-        <w:ind w:left="480" w:hanging="480"/>
-      </w:pPr>
-    </w:lvl>
-    <w:lvl w:ilvl="1">
-      <w:start w:val="9"/>
-      <w:numFmt w:val="decimal"/>
-      <w:lvlText w:val="%2."/>
-      <w:lvlJc w:val="left"/>
-      <w:pPr>
-        <w:tabs>
-          <w:tab w:val="num" w:pos="720"/>
-        </w:tabs>
-        <w:ind w:left="1200" w:hanging="480"/>
-      </w:pPr>
-    </w:lvl>
-    <w:lvl w:ilvl="2">
-      <w:start w:val="9"/>
-      <w:numFmt w:val="decimal"/>
-      <w:lvlText w:val="%3."/>
-      <w:lvlJc w:val="left"/>
-      <w:pPr>
-        <w:tabs>
-          <w:tab w:val="num" w:pos="1440"/>
-        </w:tabs>
-        <w:ind w:left="1920" w:hanging="480"/>
-      </w:pPr>
-    </w:lvl>
-    <w:lvl w:ilvl="3">
-      <w:start w:val="9"/>
-      <w:numFmt w:val="decimal"/>
-      <w:lvlText w:val="%4."/>
-      <w:lvlJc w:val="left"/>
-      <w:pPr>
-        <w:tabs>
-          <w:tab w:val="num" w:pos="2160"/>
-        </w:tabs>
-        <w:ind w:left="2640" w:hanging="480"/>
-      </w:pPr>
-    </w:lvl>
-    <w:lvl w:ilvl="4">
-      <w:start w:val="9"/>
-      <w:numFmt w:val="decimal"/>
-      <w:lvlText w:val="%5."/>
-      <w:lvlJc w:val="left"/>
-      <w:pPr>
-        <w:tabs>
-          <w:tab w:val="num" w:pos="2880"/>
-        </w:tabs>
-        <w:ind w:left="3360" w:hanging="480"/>
-      </w:pPr>
-    </w:lvl>
-    <w:lvl w:ilvl="5">
-      <w:start w:val="9"/>
-      <w:numFmt w:val="decimal"/>
-      <w:lvlText w:val="%6."/>
-      <w:lvlJc w:val="left"/>
-      <w:pPr>
-        <w:tabs>
-          <w:tab w:val="num" w:pos="3600"/>
-        </w:tabs>
-        <w:ind w:left="4080" w:hanging="480"/>
-      </w:pPr>
-    </w:lvl>
-    <w:lvl w:ilvl="6">
-      <w:start w:val="9"/>
-      <w:numFmt w:val="decimal"/>
-      <w:lvlText w:val="%7."/>
-      <w:lvlJc w:val="left"/>
-      <w:pPr>
-        <w:tabs>
-          <w:tab w:val="num" w:pos="4320"/>
-        </w:tabs>
-        <w:ind w:left="4800" w:hanging="480"/>
-      </w:pPr>
-    </w:lvl>
-    <w:lvl w:ilvl="7">
-      <w:start w:val="9"/>
-      <w:numFmt w:val="decimal"/>
-      <w:lvlText w:val="%8."/>
-      <w:lvlJc w:val="left"/>
-      <w:pPr>
-        <w:tabs>
-          <w:tab w:val="num" w:pos="5040"/>
-        </w:tabs>
-        <w:ind w:left="5520" w:hanging="480"/>
-      </w:pPr>
-    </w:lvl>
-    <w:lvl w:ilvl="8">
-      <w:start w:val="9"/>
       <w:numFmt w:val="decimal"/>
       <w:lvlText w:val="%9."/>
       <w:lvlJc w:val="left"/>
@@ -12302,96 +10825,6 @@
   </w:num>
   <w:num w:numId="1030">
     <w:abstractNumId w:val="991"/>
-  </w:num>
-  <w:num w:numId="1031">
-    <w:abstractNumId w:val="99411"/>
-    <w:lvlOverride w:ilvl="0">
-      <w:startOverride w:val="1"/>
-    </w:lvlOverride>
-    <w:lvlOverride w:ilvl="1">
-      <w:startOverride w:val="1"/>
-    </w:lvlOverride>
-    <w:lvlOverride w:ilvl="2">
-      <w:startOverride w:val="1"/>
-    </w:lvlOverride>
-    <w:lvlOverride w:ilvl="3">
-      <w:startOverride w:val="1"/>
-    </w:lvlOverride>
-    <w:lvlOverride w:ilvl="4">
-      <w:startOverride w:val="1"/>
-    </w:lvlOverride>
-    <w:lvlOverride w:ilvl="5">
-      <w:startOverride w:val="1"/>
-    </w:lvlOverride>
-    <w:lvlOverride w:ilvl="6">
-      <w:startOverride w:val="1"/>
-    </w:lvlOverride>
-    <w:lvlOverride w:ilvl="7">
-      <w:startOverride w:val="1"/>
-    </w:lvlOverride>
-    <w:lvlOverride w:ilvl="8">
-      <w:startOverride w:val="1"/>
-    </w:lvlOverride>
-  </w:num>
-  <w:num w:numId="1032">
-    <w:abstractNumId w:val="99417"/>
-    <w:lvlOverride w:ilvl="0">
-      <w:startOverride w:val="7"/>
-    </w:lvlOverride>
-    <w:lvlOverride w:ilvl="1">
-      <w:startOverride w:val="7"/>
-    </w:lvlOverride>
-    <w:lvlOverride w:ilvl="2">
-      <w:startOverride w:val="7"/>
-    </w:lvlOverride>
-    <w:lvlOverride w:ilvl="3">
-      <w:startOverride w:val="7"/>
-    </w:lvlOverride>
-    <w:lvlOverride w:ilvl="4">
-      <w:startOverride w:val="7"/>
-    </w:lvlOverride>
-    <w:lvlOverride w:ilvl="5">
-      <w:startOverride w:val="7"/>
-    </w:lvlOverride>
-    <w:lvlOverride w:ilvl="6">
-      <w:startOverride w:val="7"/>
-    </w:lvlOverride>
-    <w:lvlOverride w:ilvl="7">
-      <w:startOverride w:val="7"/>
-    </w:lvlOverride>
-    <w:lvlOverride w:ilvl="8">
-      <w:startOverride w:val="7"/>
-    </w:lvlOverride>
-  </w:num>
-  <w:num w:numId="1033">
-    <w:abstractNumId w:val="99419"/>
-    <w:lvlOverride w:ilvl="0">
-      <w:startOverride w:val="9"/>
-    </w:lvlOverride>
-    <w:lvlOverride w:ilvl="1">
-      <w:startOverride w:val="9"/>
-    </w:lvlOverride>
-    <w:lvlOverride w:ilvl="2">
-      <w:startOverride w:val="9"/>
-    </w:lvlOverride>
-    <w:lvlOverride w:ilvl="3">
-      <w:startOverride w:val="9"/>
-    </w:lvlOverride>
-    <w:lvlOverride w:ilvl="4">
-      <w:startOverride w:val="9"/>
-    </w:lvlOverride>
-    <w:lvlOverride w:ilvl="5">
-      <w:startOverride w:val="9"/>
-    </w:lvlOverride>
-    <w:lvlOverride w:ilvl="6">
-      <w:startOverride w:val="9"/>
-    </w:lvlOverride>
-    <w:lvlOverride w:ilvl="7">
-      <w:startOverride w:val="9"/>
-    </w:lvlOverride>
-    <w:lvlOverride w:ilvl="8">
-      <w:startOverride w:val="9"/>
-    </w:lvlOverride>
   </w:num>
 </w:numbering>
 </file>
